--- a/TaxonomyFramework/XBRL_GL_Next_Taxonomy_Framework_Part_4_Aligned_pool_for_extension.docx
+++ b/TaxonomyFramework/XBRL_GL_Next_Taxonomy_Framework_Part_4_Aligned_pool_for_extension.docx
@@ -1,32 +1,58 @@
 
 <file path=word/document.xml><?xml version="1.0" encoding="utf-8"?>
-<w:document xmlns:wpc="http://schemas.microsoft.com/office/word/2010/wordprocessingCanvas" xmlns:cx="http://schemas.microsoft.com/office/drawing/2014/chartex" xmlns:cx1="http://schemas.microsoft.com/office/drawing/2015/9/8/chartex" xmlns:cx2="http://schemas.microsoft.com/office/drawing/2015/10/21/chartex" xmlns:cx3="http://schemas.microsoft.com/office/drawing/2016/5/9/chartex" xmlns:cx4="http://schemas.microsoft.com/office/drawing/2016/5/10/chartex" xmlns:cx5="http://schemas.microsoft.com/office/drawing/2016/5/11/chartex" xmlns:cx6="http://schemas.microsoft.com/office/drawing/2016/5/12/chartex" xmlns:cx7="http://schemas.microsoft.com/office/drawing/2016/5/13/chartex" xmlns:cx8="http://schemas.microsoft.com/office/drawing/2016/5/14/chartex" xmlns:mc="http://schemas.openxmlformats.org/markup-compatibility/2006" xmlns:aink="http://schemas.microsoft.com/office/drawing/2016/ink" xmlns:am3d="http://schemas.microsoft.com/office/drawing/2017/model3d" xmlns:o="urn:schemas-microsoft-com:office:office" xmlns:oel="http://schemas.microsoft.com/office/2019/extlst" xmlns:r="http://schemas.openxmlformats.org/officeDocument/2006/relationships" xmlns:m="http://schemas.openxmlformats.org/officeDocument/2006/math" xmlns:v="urn:schemas-microsoft-com:vml" xmlns:wp14="http://schemas.microsoft.com/office/word/2010/wordprocessingDrawing" xmlns:wp="http://schemas.openxmlformats.org/drawingml/2006/wordprocessingDrawing" xmlns:w10="urn:schemas-microsoft-com:office:word" xmlns:w="http://schemas.openxmlformats.org/wordprocessingml/2006/main" xmlns:w14="http://schemas.microsoft.com/office/word/2010/wordml" xmlns:w15="http://schemas.microsoft.com/office/word/2012/wordml" xmlns:w16cei="http://schemas.microsoft.com/office/word/2026/wordml/cei" xmlns:w16cex="http://schemas.microsoft.com/office/word/2018/wordml/cex" xmlns:w16cid="http://schemas.microsoft.com/office/word/2016/wordml/cid" xmlns:w16="http://schemas.microsoft.com/office/word/2018/wordml" xmlns:w16du="http://schemas.microsoft.com/office/word/2023/wordml/word16du" xmlns:w16sdtdh="http://schemas.microsoft.com/office/word/2020/wordml/sdtdatahash" xmlns:w16sdtfl="http://schemas.microsoft.com/office/word/2024/wordml/sdtformatlock" xmlns:w16se="http://schemas.microsoft.com/office/word/2015/wordml/symex" xmlns:wpg="http://schemas.microsoft.com/office/word/2010/wordprocessingGroup" xmlns:wpi="http://schemas.microsoft.com/office/word/2010/wordprocessingInk" xmlns:wne="http://schemas.microsoft.com/office/word/2006/wordml" xmlns:wps="http://schemas.microsoft.com/office/word/2010/wordprocessingShape" mc:Ignorable="w14 w15 w16se w16cid w16 w16cex w16sdtdh w16sdtfl w16du wp14">
+<w:document xmlns:wpc="http://schemas.microsoft.com/office/word/2010/wordprocessingCanvas" xmlns:cx="http://schemas.microsoft.com/office/drawing/2014/chartex" xmlns:cx1="http://schemas.microsoft.com/office/drawing/2015/9/8/chartex" xmlns:cx2="http://schemas.microsoft.com/office/drawing/2015/10/21/chartex" xmlns:cx3="http://schemas.microsoft.com/office/drawing/2016/5/9/chartex" xmlns:cx4="http://schemas.microsoft.com/office/drawing/2016/5/10/chartex" xmlns:cx5="http://schemas.microsoft.com/office/drawing/2016/5/11/chartex" xmlns:cx6="http://schemas.microsoft.com/office/drawing/2016/5/12/chartex" xmlns:cx7="http://schemas.microsoft.com/office/drawing/2016/5/13/chartex" xmlns:cx8="http://schemas.microsoft.com/office/drawing/2016/5/14/chartex" xmlns:mc="http://schemas.openxmlformats.org/markup-compatibility/2006" xmlns:aink="http://schemas.microsoft.com/office/drawing/2016/ink" xmlns:am3d="http://schemas.microsoft.com/office/drawing/2017/model3d" xmlns:o="urn:schemas-microsoft-com:office:office" xmlns:oel="http://schemas.microsoft.com/office/2019/extlst" xmlns:r="http://schemas.openxmlformats.org/officeDocument/2006/relationships" xmlns:m="http://schemas.openxmlformats.org/officeDocument/2006/math" xmlns:v="urn:schemas-microsoft-com:vml" xmlns:wp14="http://schemas.microsoft.com/office/word/2010/wordprocessingDrawing" xmlns:wp="http://schemas.openxmlformats.org/drawingml/2006/wordprocessingDrawing" xmlns:w10="urn:schemas-microsoft-com:office:word" xmlns:w="http://schemas.openxmlformats.org/wordprocessingml/2006/main" xmlns:w14="http://schemas.microsoft.com/office/word/2010/wordml" xmlns:w15="http://schemas.microsoft.com/office/word/2012/wordml" xmlns:w16cex="http://schemas.microsoft.com/office/word/2018/wordml/cex" xmlns:w16cid="http://schemas.microsoft.com/office/word/2016/wordml/cid" xmlns:w16="http://schemas.microsoft.com/office/word/2018/wordml" xmlns:w16du="http://schemas.microsoft.com/office/word/2023/wordml/word16du" xmlns:w16sdtdh="http://schemas.microsoft.com/office/word/2020/wordml/sdtdatahash" xmlns:w16sdtfl="http://schemas.microsoft.com/office/word/2024/wordml/sdtformatlock" xmlns:w16se="http://schemas.microsoft.com/office/word/2015/wordml/symex" xmlns:wpg="http://schemas.microsoft.com/office/word/2010/wordprocessingGroup" xmlns:wpi="http://schemas.microsoft.com/office/word/2010/wordprocessingInk" xmlns:wne="http://schemas.microsoft.com/office/word/2006/wordml" xmlns:wps="http://schemas.microsoft.com/office/word/2010/wordprocessingShape" mc:Ignorable="w14 w15 w16se w16cid w16 w16cex w16sdtdh w16sdtfl w16du wp14">
   <w:body>
     <w:p>
       <w:pPr>
         <w:pStyle w:val="aa"/>
+        <w:rPr>
+          <w:sz w:val="44"/>
+          <w:szCs w:val="40"/>
+        </w:rPr>
       </w:pPr>
       <w:r>
+        <w:rPr>
+          <w:sz w:val="44"/>
+          <w:szCs w:val="40"/>
+        </w:rPr>
         <w:t>XBRL GL Next Taxonomy Framework</w:t>
       </w:r>
     </w:p>
     <w:p>
       <w:pPr>
         <w:pStyle w:val="aa"/>
+        <w:rPr>
+          <w:sz w:val="44"/>
+          <w:szCs w:val="40"/>
+        </w:rPr>
       </w:pPr>
       <w:r>
+        <w:rPr>
+          <w:sz w:val="44"/>
+          <w:szCs w:val="40"/>
+        </w:rPr>
         <w:t xml:space="preserve"> — Part</w:t>
       </w:r>
       <w:r>
         <w:rPr>
           <w:rFonts w:hint="eastAsia"/>
+          <w:sz w:val="44"/>
+          <w:szCs w:val="40"/>
         </w:rPr>
         <w:t xml:space="preserve"> 4</w:t>
       </w:r>
       <w:r>
+        <w:rPr>
+          <w:sz w:val="44"/>
+          <w:szCs w:val="40"/>
+        </w:rPr>
         <w:t xml:space="preserve">: </w:t>
       </w:r>
       <w:r>
+        <w:rPr>
+          <w:sz w:val="44"/>
+          <w:szCs w:val="40"/>
+        </w:rPr>
         <w:t>Aligned Pool and extension governance</w:t>
       </w:r>
     </w:p>
@@ -52,59 +78,88 @@
       <w:r>
         <w:rPr>
           <w:rFonts w:hint="eastAsia"/>
-          <w:bCs/>
+          <w:b/>
         </w:rPr>
-        <w:t>Date: 2026-08</w:t>
+        <w:t>Date</w:t>
       </w:r>
       <w:r>
         <w:rPr>
           <w:rFonts w:hint="eastAsia"/>
           <w:bCs/>
         </w:rPr>
-        <w:t>-10</w:t>
-      </w:r>
-    </w:p>
-    <w:p>
-      <w:r>
-        <w:t>Author: Nobuyuki SAMBUICHI</w:t>
-      </w:r>
-    </w:p>
-    <w:p>
-      <w:r>
-        <w:t>Role: Advisor to XBRL Japan</w:t>
-      </w:r>
-    </w:p>
-    <w:p>
-      <w:r>
-        <w:t>Project: XBRL GL Next</w:t>
-      </w:r>
-    </w:p>
-    <w:p>
-      <w:r>
-        <w:t>Distribution: Private project repository — invited participants only</w:t>
+        <w:t>: 2026-09-15</w:t>
       </w:r>
     </w:p>
     <w:p>
       <w:r>
         <w:rPr>
-          <w:i/>
+          <w:b/>
+          <w:bCs/>
         </w:rPr>
-        <w:t>This document is a draft under development by Nobuyuki SAMBUICHI, Advisor to XBRL Japan, for collaborative review within the XBRL GL Next project. It is shared through a private GitHub repository with invited project participants. It has not been approved or endorsed as an official specification by XBRL Japan, XBRL Europe, XBRL International, or any other organization.</w:t>
+        <w:t>Author</w:t>
+      </w:r>
+      <w:r>
+        <w:t>: Nobuyuki SAMBUICHI</w:t>
       </w:r>
     </w:p>
     <w:p>
       <w:r>
-        <w:t>Copyright and license terms under review.</w:t>
+        <w:rPr>
+          <w:b/>
+          <w:bCs/>
+        </w:rPr>
+        <w:t>Role</w:t>
+      </w:r>
+      <w:r>
+        <w:t>: Advisor to XBRL Japan</w:t>
       </w:r>
     </w:p>
     <w:p>
       <w:r>
-        <w:t>Repository version: private collaborative review draft.</w:t>
+        <w:rPr>
+          <w:b/>
+          <w:bCs/>
+        </w:rPr>
+        <w:t>Project</w:t>
+      </w:r>
+      <w:r>
+        <w:t>: XBRL GL Next</w:t>
       </w:r>
     </w:p>
     <w:p>
       <w:r>
-        <w:t xml:space="preserve">Editors: </w:t>
+        <w:rPr>
+          <w:b/>
+          <w:bCs/>
+        </w:rPr>
+        <w:t>Distribution</w:t>
+      </w:r>
+      <w:r>
+        <w:t>: Private project repository — invited participants only</w:t>
+      </w:r>
+    </w:p>
+    <w:p>
+      <w:r>
+        <w:rPr>
+          <w:b/>
+          <w:bCs/>
+        </w:rPr>
+        <w:t>Repository version</w:t>
+      </w:r>
+      <w:r>
+        <w:t>: private collaborative review draft.</w:t>
+      </w:r>
+    </w:p>
+    <w:p>
+      <w:r>
+        <w:rPr>
+          <w:b/>
+          <w:bCs/>
+        </w:rPr>
+        <w:t>Editors</w:t>
+      </w:r>
+      <w:r>
+        <w:t xml:space="preserve">: </w:t>
       </w:r>
       <w:r>
         <w:t>SAMBUICHI, Nobuyuki</w:t>
@@ -112,7 +167,30 @@
     </w:p>
     <w:p>
       <w:r>
-        <w:t>Contributors: invited project participants (individual names not yet confirmed for publication).</w:t>
+        <w:rPr>
+          <w:b/>
+          <w:bCs/>
+        </w:rPr>
+        <w:t>Contributors</w:t>
+      </w:r>
+      <w:r>
+        <w:t>: invited project participants (individual names not yet confirmed for publication).</w:t>
+      </w:r>
+    </w:p>
+    <w:p>
+      <w:bookmarkStart w:id="0" w:name="_Toc240442430"/>
+      <w:r>
+        <w:rPr>
+          <w:i/>
+        </w:rPr>
+        <w:t>This document is a draft under development by Nobuyuki SAMBUICHI, Advisor to XBRL Japan, for collaborative review within the XBRL GL Next project. It is shared through a GitHub repository with invited project participants.</w:t>
+      </w:r>
+      <w:r>
+        <w:rPr>
+          <w:i/>
+          <w:iCs/>
+        </w:rPr>
+        <w:t xml:space="preserve"> Copyright and license terms under review.</w:t>
       </w:r>
     </w:p>
     <w:p>
@@ -125,7 +203,6 @@
           <w:szCs w:val="28"/>
         </w:rPr>
       </w:pPr>
-      <w:bookmarkStart w:id="0" w:name="_Toc237268383"/>
       <w:r>
         <w:t>Status</w:t>
       </w:r>
@@ -141,7 +218,7 @@
         <w:pStyle w:val="10"/>
         <w:pageBreakBefore w:val="0"/>
       </w:pPr>
-      <w:bookmarkStart w:id="1" w:name="_Toc237268384"/>
+      <w:bookmarkStart w:id="1" w:name="_Toc240442431"/>
       <w:r>
         <w:t>Abstract</w:t>
       </w:r>
@@ -156,6 +233,8 @@
       <w:sdtPr>
         <w:rPr>
           <w:rFonts w:eastAsiaTheme="minorEastAsia" w:cs="Times New Roman"/>
+          <w:b/>
+          <w:bCs/>
           <w:sz w:val="22"/>
           <w:szCs w:val="22"/>
           <w:lang w:eastAsia="ja-JP"/>
@@ -166,26 +245,31 @@
           <w:docPartUnique/>
         </w:docPartObj>
       </w:sdtPr>
-      <w:sdtEndPr>
-        <w:rPr>
-          <w:b/>
-          <w:bCs/>
-        </w:rPr>
-      </w:sdtEndPr>
+      <w:sdtEndPr/>
       <w:sdtContent>
         <w:p>
           <w:pPr>
             <w:pStyle w:val="aff8"/>
             <w:jc w:val="center"/>
+            <w:rPr>
+              <w:b/>
+              <w:bCs/>
+            </w:rPr>
           </w:pPr>
           <w:r>
             <w:rPr>
               <w:rFonts w:hint="eastAsia"/>
+              <w:b/>
+              <w:bCs/>
               <w:lang w:eastAsia="ja-JP"/>
             </w:rPr>
             <w:t xml:space="preserve">Table of </w:t>
           </w:r>
           <w:r>
+            <w:rPr>
+              <w:b/>
+              <w:bCs/>
+            </w:rPr>
             <w:t>Contents</w:t>
           </w:r>
         </w:p>
@@ -195,10 +279,11 @@
             <w:rPr>
               <w:rFonts w:asciiTheme="minorHAnsi" w:hAnsiTheme="minorHAnsi" w:cstheme="minorBidi"/>
               <w:b w:val="0"/>
+              <w:noProof/>
               <w:kern w:val="2"/>
-              <w:sz w:val="24"/>
+              <w:sz w:val="21"/>
               <w:szCs w:val="24"/>
-              <w:lang w:eastAsia="ja-JP"/>
+              <w:lang w:val="en-US" w:eastAsia="ja-JP"/>
               <w14:ligatures w14:val="standardContextual"/>
             </w:rPr>
           </w:pPr>
@@ -211,57 +296,65 @@
           <w:r>
             <w:fldChar w:fldCharType="separate"/>
           </w:r>
-          <w:hyperlink w:anchor="_Toc237268383" w:history="1">
+          <w:hyperlink w:anchor="_Toc240442430" w:history="1">
             <w:r>
               <w:rPr>
                 <w:rStyle w:val="af8"/>
-                <w:lang w:val="en-GB"/>
+                <w:noProof/>
               </w:rPr>
               <w:t>Status</w:t>
             </w:r>
             <w:r>
               <w:rPr>
+                <w:noProof/>
                 <w:webHidden/>
               </w:rPr>
               <w:tab/>
             </w:r>
             <w:r>
               <w:rPr>
+                <w:noProof/>
                 <w:webHidden/>
               </w:rPr>
               <w:tab/>
             </w:r>
             <w:r>
               <w:rPr>
+                <w:noProof/>
                 <w:webHidden/>
               </w:rPr>
               <w:fldChar w:fldCharType="begin"/>
             </w:r>
             <w:r>
               <w:rPr>
-                <w:webHidden/>
-              </w:rPr>
-              <w:instrText xml:space="preserve"> PAGEREF _Toc237268383 \h </w:instrText>
-            </w:r>
-            <w:r>
-              <w:rPr>
-                <w:webHidden/>
-              </w:rPr>
-            </w:r>
-            <w:r>
-              <w:rPr>
+                <w:noProof/>
+                <w:webHidden/>
+              </w:rPr>
+              <w:instrText xml:space="preserve"> PAGEREF _Toc240442430 \h </w:instrText>
+            </w:r>
+            <w:r>
+              <w:rPr>
+                <w:noProof/>
+                <w:webHidden/>
+              </w:rPr>
+            </w:r>
+            <w:r>
+              <w:rPr>
+                <w:noProof/>
                 <w:webHidden/>
               </w:rPr>
               <w:fldChar w:fldCharType="separate"/>
             </w:r>
             <w:r>
               <w:rPr>
+                <w:noProof/>
                 <w:webHidden/>
               </w:rPr>
               <w:t>1</w:t>
             </w:r>
             <w:r>
               <w:rPr>
+                <w:noProof/>
                 <w:webHidden/>
               </w:rPr>
               <w:fldChar w:fldCharType="end"/>
@@ -274,58 +367,66 @@
             <w:rPr>
               <w:rFonts w:asciiTheme="minorHAnsi" w:hAnsiTheme="minorHAnsi" w:cstheme="minorBidi"/>
               <w:b w:val="0"/>
+              <w:noProof/>
               <w:kern w:val="2"/>
-              <w:sz w:val="24"/>
+              <w:sz w:val="21"/>
               <w:szCs w:val="24"/>
-              <w:lang w:eastAsia="ja-JP"/>
+              <w:lang w:val="en-US" w:eastAsia="ja-JP"/>
               <w14:ligatures w14:val="standardContextual"/>
             </w:rPr>
           </w:pPr>
-          <w:hyperlink w:anchor="_Toc237268384" w:history="1">
+          <w:hyperlink w:anchor="_Toc240442431" w:history="1">
             <w:r>
               <w:rPr>
                 <w:rStyle w:val="af8"/>
-                <w:lang w:val="en-GB"/>
+                <w:noProof/>
               </w:rPr>
               <w:t>Abstract</w:t>
             </w:r>
             <w:r>
               <w:rPr>
+                <w:noProof/>
                 <w:webHidden/>
               </w:rPr>
               <w:tab/>
             </w:r>
             <w:r>
               <w:rPr>
+                <w:noProof/>
                 <w:webHidden/>
               </w:rPr>
               <w:fldChar w:fldCharType="begin"/>
             </w:r>
             <w:r>
               <w:rPr>
-                <w:webHidden/>
-              </w:rPr>
-              <w:instrText xml:space="preserve"> PAGEREF _Toc237268384 \h </w:instrText>
-            </w:r>
-            <w:r>
-              <w:rPr>
-                <w:webHidden/>
-              </w:rPr>
-            </w:r>
-            <w:r>
-              <w:rPr>
+                <w:noProof/>
+                <w:webHidden/>
+              </w:rPr>
+              <w:instrText xml:space="preserve"> PAGEREF _Toc240442431 \h </w:instrText>
+            </w:r>
+            <w:r>
+              <w:rPr>
+                <w:noProof/>
+                <w:webHidden/>
+              </w:rPr>
+            </w:r>
+            <w:r>
+              <w:rPr>
+                <w:noProof/>
                 <w:webHidden/>
               </w:rPr>
               <w:fldChar w:fldCharType="separate"/>
             </w:r>
             <w:r>
               <w:rPr>
+                <w:noProof/>
                 <w:webHidden/>
               </w:rPr>
               <w:t>1</w:t>
             </w:r>
             <w:r>
               <w:rPr>
+                <w:noProof/>
                 <w:webHidden/>
               </w:rPr>
               <w:fldChar w:fldCharType="end"/>
@@ -338,58 +439,66 @@
             <w:rPr>
               <w:rFonts w:asciiTheme="minorHAnsi" w:hAnsiTheme="minorHAnsi" w:cstheme="minorBidi"/>
               <w:b w:val="0"/>
+              <w:noProof/>
               <w:kern w:val="2"/>
-              <w:sz w:val="24"/>
+              <w:sz w:val="21"/>
               <w:szCs w:val="24"/>
-              <w:lang w:eastAsia="ja-JP"/>
+              <w:lang w:val="en-US" w:eastAsia="ja-JP"/>
               <w14:ligatures w14:val="standardContextual"/>
             </w:rPr>
           </w:pPr>
-          <w:hyperlink w:anchor="_Toc237268385" w:history="1">
+          <w:hyperlink w:anchor="_Toc240442432" w:history="1">
             <w:r>
               <w:rPr>
                 <w:rStyle w:val="af8"/>
-                <w:lang w:val="en-GB"/>
+                <w:noProof/>
               </w:rPr>
               <w:t>1 Language independence</w:t>
             </w:r>
             <w:r>
               <w:rPr>
+                <w:noProof/>
                 <w:webHidden/>
               </w:rPr>
               <w:tab/>
             </w:r>
             <w:r>
               <w:rPr>
+                <w:noProof/>
                 <w:webHidden/>
               </w:rPr>
               <w:fldChar w:fldCharType="begin"/>
             </w:r>
             <w:r>
               <w:rPr>
-                <w:webHidden/>
-              </w:rPr>
-              <w:instrText xml:space="preserve"> PAGEREF _Toc237268385 \h </w:instrText>
-            </w:r>
-            <w:r>
-              <w:rPr>
-                <w:webHidden/>
-              </w:rPr>
-            </w:r>
-            <w:r>
-              <w:rPr>
+                <w:noProof/>
+                <w:webHidden/>
+              </w:rPr>
+              <w:instrText xml:space="preserve"> PAGEREF _Toc240442432 \h </w:instrText>
+            </w:r>
+            <w:r>
+              <w:rPr>
+                <w:noProof/>
+                <w:webHidden/>
+              </w:rPr>
+            </w:r>
+            <w:r>
+              <w:rPr>
+                <w:noProof/>
                 <w:webHidden/>
               </w:rPr>
               <w:fldChar w:fldCharType="separate"/>
             </w:r>
             <w:r>
               <w:rPr>
-                <w:webHidden/>
-              </w:rPr>
-              <w:t>2</w:t>
-            </w:r>
-            <w:r>
-              <w:rPr>
+                <w:noProof/>
+                <w:webHidden/>
+              </w:rPr>
+              <w:t>3</w:t>
+            </w:r>
+            <w:r>
+              <w:rPr>
+                <w:noProof/>
                 <w:webHidden/>
               </w:rPr>
               <w:fldChar w:fldCharType="end"/>
@@ -402,58 +511,66 @@
             <w:rPr>
               <w:rFonts w:asciiTheme="minorHAnsi" w:hAnsiTheme="minorHAnsi" w:cstheme="minorBidi"/>
               <w:b w:val="0"/>
+              <w:noProof/>
               <w:kern w:val="2"/>
-              <w:sz w:val="24"/>
+              <w:sz w:val="21"/>
               <w:szCs w:val="24"/>
-              <w:lang w:eastAsia="ja-JP"/>
+              <w:lang w:val="en-US" w:eastAsia="ja-JP"/>
               <w14:ligatures w14:val="standardContextual"/>
             </w:rPr>
           </w:pPr>
-          <w:hyperlink w:anchor="_Toc237268386" w:history="1">
+          <w:hyperlink w:anchor="_Toc240442433" w:history="1">
             <w:r>
               <w:rPr>
                 <w:rStyle w:val="af8"/>
-                <w:lang w:val="en-GB"/>
+                <w:noProof/>
               </w:rPr>
               <w:t>2 Introduction</w:t>
             </w:r>
             <w:r>
               <w:rPr>
+                <w:noProof/>
                 <w:webHidden/>
               </w:rPr>
               <w:tab/>
             </w:r>
             <w:r>
               <w:rPr>
+                <w:noProof/>
                 <w:webHidden/>
               </w:rPr>
               <w:fldChar w:fldCharType="begin"/>
             </w:r>
             <w:r>
               <w:rPr>
-                <w:webHidden/>
-              </w:rPr>
-              <w:instrText xml:space="preserve"> PAGEREF _Toc237268386 \h </w:instrText>
-            </w:r>
-            <w:r>
-              <w:rPr>
-                <w:webHidden/>
-              </w:rPr>
-            </w:r>
-            <w:r>
-              <w:rPr>
+                <w:noProof/>
+                <w:webHidden/>
+              </w:rPr>
+              <w:instrText xml:space="preserve"> PAGEREF _Toc240442433 \h </w:instrText>
+            </w:r>
+            <w:r>
+              <w:rPr>
+                <w:noProof/>
+                <w:webHidden/>
+              </w:rPr>
+            </w:r>
+            <w:r>
+              <w:rPr>
+                <w:noProof/>
                 <w:webHidden/>
               </w:rPr>
               <w:fldChar w:fldCharType="separate"/>
             </w:r>
             <w:r>
               <w:rPr>
-                <w:webHidden/>
-              </w:rPr>
-              <w:t>2</w:t>
-            </w:r>
-            <w:r>
-              <w:rPr>
+                <w:noProof/>
+                <w:webHidden/>
+              </w:rPr>
+              <w:t>3</w:t>
+            </w:r>
+            <w:r>
+              <w:rPr>
+                <w:noProof/>
                 <w:webHidden/>
               </w:rPr>
               <w:fldChar w:fldCharType="end"/>
@@ -463,62 +580,70 @@
         <w:p>
           <w:pPr>
             <w:pStyle w:val="26"/>
-            <w:ind w:left="1123"/>
+            <w:ind w:leftChars="100" w:left="940" w:rightChars="227" w:right="499"/>
             <w:rPr>
               <w:rFonts w:asciiTheme="minorHAnsi" w:hAnsiTheme="minorHAnsi" w:cstheme="minorBidi"/>
               <w:b w:val="0"/>
+              <w:noProof/>
               <w:kern w:val="2"/>
-              <w:sz w:val="24"/>
+              <w:sz w:val="21"/>
               <w:szCs w:val="24"/>
-              <w:lang w:eastAsia="ja-JP"/>
+              <w:lang w:val="en-US" w:eastAsia="ja-JP"/>
               <w14:ligatures w14:val="standardContextual"/>
             </w:rPr>
           </w:pPr>
-          <w:hyperlink w:anchor="_Toc237268387" w:history="1">
+          <w:hyperlink w:anchor="_Toc240442434" w:history="1">
             <w:r>
               <w:rPr>
                 <w:rStyle w:val="af8"/>
-                <w:lang w:val="en-GB"/>
+                <w:noProof/>
               </w:rPr>
               <w:t>2.1 Scope</w:t>
             </w:r>
             <w:r>
               <w:rPr>
+                <w:noProof/>
                 <w:webHidden/>
               </w:rPr>
               <w:tab/>
             </w:r>
             <w:r>
               <w:rPr>
+                <w:noProof/>
                 <w:webHidden/>
               </w:rPr>
               <w:fldChar w:fldCharType="begin"/>
             </w:r>
             <w:r>
               <w:rPr>
-                <w:webHidden/>
-              </w:rPr>
-              <w:instrText xml:space="preserve"> PAGEREF _Toc237268387 \h </w:instrText>
-            </w:r>
-            <w:r>
-              <w:rPr>
-                <w:webHidden/>
-              </w:rPr>
-            </w:r>
-            <w:r>
-              <w:rPr>
+                <w:noProof/>
+                <w:webHidden/>
+              </w:rPr>
+              <w:instrText xml:space="preserve"> PAGEREF _Toc240442434 \h </w:instrText>
+            </w:r>
+            <w:r>
+              <w:rPr>
+                <w:noProof/>
+                <w:webHidden/>
+              </w:rPr>
+            </w:r>
+            <w:r>
+              <w:rPr>
+                <w:noProof/>
                 <w:webHidden/>
               </w:rPr>
               <w:fldChar w:fldCharType="separate"/>
             </w:r>
             <w:r>
               <w:rPr>
-                <w:webHidden/>
-              </w:rPr>
-              <w:t>2</w:t>
-            </w:r>
-            <w:r>
-              <w:rPr>
+                <w:noProof/>
+                <w:webHidden/>
+              </w:rPr>
+              <w:t>3</w:t>
+            </w:r>
+            <w:r>
+              <w:rPr>
+                <w:noProof/>
                 <w:webHidden/>
               </w:rPr>
               <w:fldChar w:fldCharType="end"/>
@@ -528,62 +653,70 @@
         <w:p>
           <w:pPr>
             <w:pStyle w:val="26"/>
-            <w:ind w:left="1123"/>
+            <w:ind w:leftChars="100" w:left="940" w:rightChars="227" w:right="499"/>
             <w:rPr>
               <w:rFonts w:asciiTheme="minorHAnsi" w:hAnsiTheme="minorHAnsi" w:cstheme="minorBidi"/>
               <w:b w:val="0"/>
+              <w:noProof/>
               <w:kern w:val="2"/>
-              <w:sz w:val="24"/>
+              <w:sz w:val="21"/>
               <w:szCs w:val="24"/>
-              <w:lang w:eastAsia="ja-JP"/>
+              <w:lang w:val="en-US" w:eastAsia="ja-JP"/>
               <w14:ligatures w14:val="standardContextual"/>
             </w:rPr>
           </w:pPr>
-          <w:hyperlink w:anchor="_Toc237268388" w:history="1">
+          <w:hyperlink w:anchor="_Toc240442435" w:history="1">
             <w:r>
               <w:rPr>
                 <w:rStyle w:val="af8"/>
-                <w:lang w:val="en-GB"/>
+                <w:noProof/>
               </w:rPr>
               <w:t>2.2 Normative language</w:t>
             </w:r>
             <w:r>
               <w:rPr>
+                <w:noProof/>
                 <w:webHidden/>
               </w:rPr>
               <w:tab/>
             </w:r>
             <w:r>
               <w:rPr>
+                <w:noProof/>
                 <w:webHidden/>
               </w:rPr>
               <w:fldChar w:fldCharType="begin"/>
             </w:r>
             <w:r>
               <w:rPr>
-                <w:webHidden/>
-              </w:rPr>
-              <w:instrText xml:space="preserve"> PAGEREF _Toc237268388 \h </w:instrText>
-            </w:r>
-            <w:r>
-              <w:rPr>
-                <w:webHidden/>
-              </w:rPr>
-            </w:r>
-            <w:r>
-              <w:rPr>
+                <w:noProof/>
+                <w:webHidden/>
+              </w:rPr>
+              <w:instrText xml:space="preserve"> PAGEREF _Toc240442435 \h </w:instrText>
+            </w:r>
+            <w:r>
+              <w:rPr>
+                <w:noProof/>
+                <w:webHidden/>
+              </w:rPr>
+            </w:r>
+            <w:r>
+              <w:rPr>
+                <w:noProof/>
                 <w:webHidden/>
               </w:rPr>
               <w:fldChar w:fldCharType="separate"/>
             </w:r>
             <w:r>
               <w:rPr>
-                <w:webHidden/>
-              </w:rPr>
-              <w:t>2</w:t>
-            </w:r>
-            <w:r>
-              <w:rPr>
+                <w:noProof/>
+                <w:webHidden/>
+              </w:rPr>
+              <w:t>3</w:t>
+            </w:r>
+            <w:r>
+              <w:rPr>
+                <w:noProof/>
                 <w:webHidden/>
               </w:rPr>
               <w:fldChar w:fldCharType="end"/>
@@ -593,62 +726,70 @@
         <w:p>
           <w:pPr>
             <w:pStyle w:val="26"/>
-            <w:ind w:left="1123"/>
+            <w:ind w:leftChars="100" w:left="940" w:rightChars="227" w:right="499"/>
             <w:rPr>
               <w:rFonts w:asciiTheme="minorHAnsi" w:hAnsiTheme="minorHAnsi" w:cstheme="minorBidi"/>
               <w:b w:val="0"/>
+              <w:noProof/>
               <w:kern w:val="2"/>
-              <w:sz w:val="24"/>
+              <w:sz w:val="21"/>
               <w:szCs w:val="24"/>
-              <w:lang w:eastAsia="ja-JP"/>
+              <w:lang w:val="en-US" w:eastAsia="ja-JP"/>
               <w14:ligatures w14:val="standardContextual"/>
             </w:rPr>
           </w:pPr>
-          <w:hyperlink w:anchor="_Toc237268389" w:history="1">
+          <w:hyperlink w:anchor="_Toc240442436" w:history="1">
             <w:r>
               <w:rPr>
                 <w:rStyle w:val="af8"/>
-                <w:lang w:val="en-GB"/>
+                <w:noProof/>
               </w:rPr>
               <w:t>2.3 Relationship to the other Parts</w:t>
             </w:r>
             <w:r>
               <w:rPr>
+                <w:noProof/>
                 <w:webHidden/>
               </w:rPr>
               <w:tab/>
             </w:r>
             <w:r>
               <w:rPr>
+                <w:noProof/>
                 <w:webHidden/>
               </w:rPr>
               <w:fldChar w:fldCharType="begin"/>
             </w:r>
             <w:r>
               <w:rPr>
-                <w:webHidden/>
-              </w:rPr>
-              <w:instrText xml:space="preserve"> PAGEREF _Toc237268389 \h </w:instrText>
-            </w:r>
-            <w:r>
-              <w:rPr>
-                <w:webHidden/>
-              </w:rPr>
-            </w:r>
-            <w:r>
-              <w:rPr>
+                <w:noProof/>
+                <w:webHidden/>
+              </w:rPr>
+              <w:instrText xml:space="preserve"> PAGEREF _Toc240442436 \h </w:instrText>
+            </w:r>
+            <w:r>
+              <w:rPr>
+                <w:noProof/>
+                <w:webHidden/>
+              </w:rPr>
+            </w:r>
+            <w:r>
+              <w:rPr>
+                <w:noProof/>
                 <w:webHidden/>
               </w:rPr>
               <w:fldChar w:fldCharType="separate"/>
             </w:r>
             <w:r>
               <w:rPr>
-                <w:webHidden/>
-              </w:rPr>
-              <w:t>2</w:t>
-            </w:r>
-            <w:r>
-              <w:rPr>
+                <w:noProof/>
+                <w:webHidden/>
+              </w:rPr>
+              <w:t>3</w:t>
+            </w:r>
+            <w:r>
+              <w:rPr>
+                <w:noProof/>
                 <w:webHidden/>
               </w:rPr>
               <w:fldChar w:fldCharType="end"/>
@@ -658,62 +799,70 @@
         <w:p>
           <w:pPr>
             <w:pStyle w:val="26"/>
-            <w:ind w:left="1123"/>
+            <w:ind w:leftChars="100" w:left="940" w:rightChars="227" w:right="499"/>
             <w:rPr>
               <w:rFonts w:asciiTheme="minorHAnsi" w:hAnsiTheme="minorHAnsi" w:cstheme="minorBidi"/>
               <w:b w:val="0"/>
+              <w:noProof/>
               <w:kern w:val="2"/>
-              <w:sz w:val="24"/>
+              <w:sz w:val="21"/>
               <w:szCs w:val="24"/>
-              <w:lang w:eastAsia="ja-JP"/>
+              <w:lang w:val="en-US" w:eastAsia="ja-JP"/>
               <w14:ligatures w14:val="standardContextual"/>
             </w:rPr>
           </w:pPr>
-          <w:hyperlink w:anchor="_Toc237268390" w:history="1">
+          <w:hyperlink w:anchor="_Toc240442437" w:history="1">
             <w:r>
               <w:rPr>
                 <w:rStyle w:val="af8"/>
-                <w:lang w:val="en-GB"/>
+                <w:noProof/>
               </w:rPr>
               <w:t>2.4 Implementation independence</w:t>
             </w:r>
             <w:r>
               <w:rPr>
+                <w:noProof/>
                 <w:webHidden/>
               </w:rPr>
               <w:tab/>
             </w:r>
             <w:r>
               <w:rPr>
+                <w:noProof/>
                 <w:webHidden/>
               </w:rPr>
               <w:fldChar w:fldCharType="begin"/>
             </w:r>
             <w:r>
               <w:rPr>
-                <w:webHidden/>
-              </w:rPr>
-              <w:instrText xml:space="preserve"> PAGEREF _Toc237268390 \h </w:instrText>
-            </w:r>
-            <w:r>
-              <w:rPr>
-                <w:webHidden/>
-              </w:rPr>
-            </w:r>
-            <w:r>
-              <w:rPr>
+                <w:noProof/>
+                <w:webHidden/>
+              </w:rPr>
+              <w:instrText xml:space="preserve"> PAGEREF _Toc240442437 \h </w:instrText>
+            </w:r>
+            <w:r>
+              <w:rPr>
+                <w:noProof/>
+                <w:webHidden/>
+              </w:rPr>
+            </w:r>
+            <w:r>
+              <w:rPr>
+                <w:noProof/>
                 <w:webHidden/>
               </w:rPr>
               <w:fldChar w:fldCharType="separate"/>
             </w:r>
             <w:r>
               <w:rPr>
-                <w:webHidden/>
-              </w:rPr>
-              <w:t>2</w:t>
-            </w:r>
-            <w:r>
-              <w:rPr>
+                <w:noProof/>
+                <w:webHidden/>
+              </w:rPr>
+              <w:t>3</w:t>
+            </w:r>
+            <w:r>
+              <w:rPr>
+                <w:noProof/>
                 <w:webHidden/>
               </w:rPr>
               <w:fldChar w:fldCharType="end"/>
@@ -726,58 +875,66 @@
             <w:rPr>
               <w:rFonts w:asciiTheme="minorHAnsi" w:hAnsiTheme="minorHAnsi" w:cstheme="minorBidi"/>
               <w:b w:val="0"/>
+              <w:noProof/>
               <w:kern w:val="2"/>
-              <w:sz w:val="24"/>
+              <w:sz w:val="21"/>
               <w:szCs w:val="24"/>
-              <w:lang w:eastAsia="ja-JP"/>
+              <w:lang w:val="en-US" w:eastAsia="ja-JP"/>
               <w14:ligatures w14:val="standardContextual"/>
             </w:rPr>
           </w:pPr>
-          <w:hyperlink w:anchor="_Toc237268391" w:history="1">
+          <w:hyperlink w:anchor="_Toc240442438" w:history="1">
             <w:r>
               <w:rPr>
                 <w:rStyle w:val="af8"/>
-                <w:lang w:val="en-GB"/>
+                <w:noProof/>
               </w:rPr>
               <w:t>3 Terms and definitions</w:t>
             </w:r>
             <w:r>
               <w:rPr>
+                <w:noProof/>
                 <w:webHidden/>
               </w:rPr>
               <w:tab/>
             </w:r>
             <w:r>
               <w:rPr>
+                <w:noProof/>
                 <w:webHidden/>
               </w:rPr>
               <w:fldChar w:fldCharType="begin"/>
             </w:r>
             <w:r>
               <w:rPr>
-                <w:webHidden/>
-              </w:rPr>
-              <w:instrText xml:space="preserve"> PAGEREF _Toc237268391 \h </w:instrText>
-            </w:r>
-            <w:r>
-              <w:rPr>
-                <w:webHidden/>
-              </w:rPr>
-            </w:r>
-            <w:r>
-              <w:rPr>
+                <w:noProof/>
+                <w:webHidden/>
+              </w:rPr>
+              <w:instrText xml:space="preserve"> PAGEREF _Toc240442438 \h </w:instrText>
+            </w:r>
+            <w:r>
+              <w:rPr>
+                <w:noProof/>
+                <w:webHidden/>
+              </w:rPr>
+            </w:r>
+            <w:r>
+              <w:rPr>
+                <w:noProof/>
                 <w:webHidden/>
               </w:rPr>
               <w:fldChar w:fldCharType="separate"/>
             </w:r>
             <w:r>
               <w:rPr>
-                <w:webHidden/>
-              </w:rPr>
-              <w:t>2</w:t>
-            </w:r>
-            <w:r>
-              <w:rPr>
+                <w:noProof/>
+                <w:webHidden/>
+              </w:rPr>
+              <w:t>3</w:t>
+            </w:r>
+            <w:r>
+              <w:rPr>
+                <w:noProof/>
                 <w:webHidden/>
               </w:rPr>
               <w:fldChar w:fldCharType="end"/>
@@ -790,58 +947,66 @@
             <w:rPr>
               <w:rFonts w:asciiTheme="minorHAnsi" w:hAnsiTheme="minorHAnsi" w:cstheme="minorBidi"/>
               <w:b w:val="0"/>
+              <w:noProof/>
               <w:kern w:val="2"/>
-              <w:sz w:val="24"/>
+              <w:sz w:val="21"/>
               <w:szCs w:val="24"/>
-              <w:lang w:eastAsia="ja-JP"/>
+              <w:lang w:val="en-US" w:eastAsia="ja-JP"/>
               <w14:ligatures w14:val="standardContextual"/>
             </w:rPr>
           </w:pPr>
-          <w:hyperlink w:anchor="_Toc237268392" w:history="1">
+          <w:hyperlink w:anchor="_Toc240442439" w:history="1">
             <w:r>
               <w:rPr>
                 <w:rStyle w:val="af8"/>
-                <w:lang w:val="en-GB"/>
+                <w:noProof/>
               </w:rPr>
               <w:t>4 Extension classification</w:t>
             </w:r>
             <w:r>
               <w:rPr>
+                <w:noProof/>
                 <w:webHidden/>
               </w:rPr>
               <w:tab/>
             </w:r>
             <w:r>
               <w:rPr>
+                <w:noProof/>
                 <w:webHidden/>
               </w:rPr>
               <w:fldChar w:fldCharType="begin"/>
             </w:r>
             <w:r>
               <w:rPr>
-                <w:webHidden/>
-              </w:rPr>
-              <w:instrText xml:space="preserve"> PAGEREF _Toc237268392 \h </w:instrText>
-            </w:r>
-            <w:r>
-              <w:rPr>
-                <w:webHidden/>
-              </w:rPr>
-            </w:r>
-            <w:r>
-              <w:rPr>
+                <w:noProof/>
+                <w:webHidden/>
+              </w:rPr>
+              <w:instrText xml:space="preserve"> PAGEREF _Toc240442439 \h </w:instrText>
+            </w:r>
+            <w:r>
+              <w:rPr>
+                <w:noProof/>
+                <w:webHidden/>
+              </w:rPr>
+            </w:r>
+            <w:r>
+              <w:rPr>
+                <w:noProof/>
                 <w:webHidden/>
               </w:rPr>
               <w:fldChar w:fldCharType="separate"/>
             </w:r>
             <w:r>
               <w:rPr>
-                <w:webHidden/>
-              </w:rPr>
-              <w:t>3</w:t>
-            </w:r>
-            <w:r>
-              <w:rPr>
+                <w:noProof/>
+                <w:webHidden/>
+              </w:rPr>
+              <w:t>4</w:t>
+            </w:r>
+            <w:r>
+              <w:rPr>
+                <w:noProof/>
                 <w:webHidden/>
               </w:rPr>
               <w:fldChar w:fldCharType="end"/>
@@ -851,62 +1016,70 @@
         <w:p>
           <w:pPr>
             <w:pStyle w:val="26"/>
-            <w:ind w:left="1123"/>
+            <w:ind w:leftChars="100" w:left="940" w:rightChars="227" w:right="499"/>
             <w:rPr>
               <w:rFonts w:asciiTheme="minorHAnsi" w:hAnsiTheme="minorHAnsi" w:cstheme="minorBidi"/>
               <w:b w:val="0"/>
+              <w:noProof/>
               <w:kern w:val="2"/>
-              <w:sz w:val="24"/>
+              <w:sz w:val="21"/>
               <w:szCs w:val="24"/>
-              <w:lang w:eastAsia="ja-JP"/>
+              <w:lang w:val="en-US" w:eastAsia="ja-JP"/>
               <w14:ligatures w14:val="standardContextual"/>
             </w:rPr>
           </w:pPr>
-          <w:hyperlink w:anchor="_Toc237268393" w:history="1">
+          <w:hyperlink w:anchor="_Toc240442440" w:history="1">
             <w:r>
               <w:rPr>
                 <w:rStyle w:val="af8"/>
-                <w:lang w:val="en-GB"/>
+                <w:noProof/>
               </w:rPr>
               <w:t>4.1 Shared</w:t>
             </w:r>
             <w:r>
               <w:rPr>
+                <w:noProof/>
                 <w:webHidden/>
               </w:rPr>
               <w:tab/>
             </w:r>
             <w:r>
               <w:rPr>
+                <w:noProof/>
                 <w:webHidden/>
               </w:rPr>
               <w:fldChar w:fldCharType="begin"/>
             </w:r>
             <w:r>
               <w:rPr>
-                <w:webHidden/>
-              </w:rPr>
-              <w:instrText xml:space="preserve"> PAGEREF _Toc237268393 \h </w:instrText>
-            </w:r>
-            <w:r>
-              <w:rPr>
-                <w:webHidden/>
-              </w:rPr>
-            </w:r>
-            <w:r>
-              <w:rPr>
+                <w:noProof/>
+                <w:webHidden/>
+              </w:rPr>
+              <w:instrText xml:space="preserve"> PAGEREF _Toc240442440 \h </w:instrText>
+            </w:r>
+            <w:r>
+              <w:rPr>
+                <w:noProof/>
+                <w:webHidden/>
+              </w:rPr>
+            </w:r>
+            <w:r>
+              <w:rPr>
+                <w:noProof/>
                 <w:webHidden/>
               </w:rPr>
               <w:fldChar w:fldCharType="separate"/>
             </w:r>
             <w:r>
               <w:rPr>
-                <w:webHidden/>
-              </w:rPr>
-              <w:t>3</w:t>
-            </w:r>
-            <w:r>
-              <w:rPr>
+                <w:noProof/>
+                <w:webHidden/>
+              </w:rPr>
+              <w:t>4</w:t>
+            </w:r>
+            <w:r>
+              <w:rPr>
+                <w:noProof/>
                 <w:webHidden/>
               </w:rPr>
               <w:fldChar w:fldCharType="end"/>
@@ -916,62 +1089,70 @@
         <w:p>
           <w:pPr>
             <w:pStyle w:val="26"/>
-            <w:ind w:left="1123"/>
+            <w:ind w:leftChars="100" w:left="940" w:rightChars="227" w:right="499"/>
             <w:rPr>
               <w:rFonts w:asciiTheme="minorHAnsi" w:hAnsiTheme="minorHAnsi" w:cstheme="minorBidi"/>
               <w:b w:val="0"/>
+              <w:noProof/>
               <w:kern w:val="2"/>
-              <w:sz w:val="24"/>
+              <w:sz w:val="21"/>
               <w:szCs w:val="24"/>
-              <w:lang w:eastAsia="ja-JP"/>
+              <w:lang w:val="en-US" w:eastAsia="ja-JP"/>
               <w14:ligatures w14:val="standardContextual"/>
             </w:rPr>
           </w:pPr>
-          <w:hyperlink w:anchor="_Toc237268394" w:history="1">
+          <w:hyperlink w:anchor="_Toc240442441" w:history="1">
             <w:r>
               <w:rPr>
                 <w:rStyle w:val="af8"/>
-                <w:lang w:val="en-GB"/>
+                <w:noProof/>
               </w:rPr>
               <w:t>4.2 Aligned</w:t>
             </w:r>
             <w:r>
               <w:rPr>
+                <w:noProof/>
                 <w:webHidden/>
               </w:rPr>
               <w:tab/>
             </w:r>
             <w:r>
               <w:rPr>
+                <w:noProof/>
                 <w:webHidden/>
               </w:rPr>
               <w:fldChar w:fldCharType="begin"/>
             </w:r>
             <w:r>
               <w:rPr>
-                <w:webHidden/>
-              </w:rPr>
-              <w:instrText xml:space="preserve"> PAGEREF _Toc237268394 \h </w:instrText>
-            </w:r>
-            <w:r>
-              <w:rPr>
-                <w:webHidden/>
-              </w:rPr>
-            </w:r>
-            <w:r>
-              <w:rPr>
+                <w:noProof/>
+                <w:webHidden/>
+              </w:rPr>
+              <w:instrText xml:space="preserve"> PAGEREF _Toc240442441 \h </w:instrText>
+            </w:r>
+            <w:r>
+              <w:rPr>
+                <w:noProof/>
+                <w:webHidden/>
+              </w:rPr>
+            </w:r>
+            <w:r>
+              <w:rPr>
+                <w:noProof/>
                 <w:webHidden/>
               </w:rPr>
               <w:fldChar w:fldCharType="separate"/>
             </w:r>
             <w:r>
               <w:rPr>
-                <w:webHidden/>
-              </w:rPr>
-              <w:t>3</w:t>
-            </w:r>
-            <w:r>
-              <w:rPr>
+                <w:noProof/>
+                <w:webHidden/>
+              </w:rPr>
+              <w:t>4</w:t>
+            </w:r>
+            <w:r>
+              <w:rPr>
+                <w:noProof/>
                 <w:webHidden/>
               </w:rPr>
               <w:fldChar w:fldCharType="end"/>
@@ -981,62 +1162,70 @@
         <w:p>
           <w:pPr>
             <w:pStyle w:val="26"/>
-            <w:ind w:left="1123"/>
+            <w:ind w:leftChars="100" w:left="940" w:rightChars="227" w:right="499"/>
             <w:rPr>
               <w:rFonts w:asciiTheme="minorHAnsi" w:hAnsiTheme="minorHAnsi" w:cstheme="minorBidi"/>
               <w:b w:val="0"/>
+              <w:noProof/>
               <w:kern w:val="2"/>
-              <w:sz w:val="24"/>
+              <w:sz w:val="21"/>
               <w:szCs w:val="24"/>
-              <w:lang w:eastAsia="ja-JP"/>
+              <w:lang w:val="en-US" w:eastAsia="ja-JP"/>
               <w14:ligatures w14:val="standardContextual"/>
             </w:rPr>
           </w:pPr>
-          <w:hyperlink w:anchor="_Toc237268395" w:history="1">
+          <w:hyperlink w:anchor="_Toc240442442" w:history="1">
             <w:r>
               <w:rPr>
                 <w:rStyle w:val="af8"/>
-                <w:lang w:val="en-GB"/>
+                <w:noProof/>
               </w:rPr>
               <w:t>4.3 Distinct</w:t>
             </w:r>
             <w:r>
               <w:rPr>
+                <w:noProof/>
                 <w:webHidden/>
               </w:rPr>
               <w:tab/>
             </w:r>
             <w:r>
               <w:rPr>
+                <w:noProof/>
                 <w:webHidden/>
               </w:rPr>
               <w:fldChar w:fldCharType="begin"/>
             </w:r>
             <w:r>
               <w:rPr>
-                <w:webHidden/>
-              </w:rPr>
-              <w:instrText xml:space="preserve"> PAGEREF _Toc237268395 \h </w:instrText>
-            </w:r>
-            <w:r>
-              <w:rPr>
-                <w:webHidden/>
-              </w:rPr>
-            </w:r>
-            <w:r>
-              <w:rPr>
+                <w:noProof/>
+                <w:webHidden/>
+              </w:rPr>
+              <w:instrText xml:space="preserve"> PAGEREF _Toc240442442 \h </w:instrText>
+            </w:r>
+            <w:r>
+              <w:rPr>
+                <w:noProof/>
+                <w:webHidden/>
+              </w:rPr>
+            </w:r>
+            <w:r>
+              <w:rPr>
+                <w:noProof/>
                 <w:webHidden/>
               </w:rPr>
               <w:fldChar w:fldCharType="separate"/>
             </w:r>
             <w:r>
               <w:rPr>
-                <w:webHidden/>
-              </w:rPr>
-              <w:t>3</w:t>
-            </w:r>
-            <w:r>
-              <w:rPr>
+                <w:noProof/>
+                <w:webHidden/>
+              </w:rPr>
+              <w:t>4</w:t>
+            </w:r>
+            <w:r>
+              <w:rPr>
+                <w:noProof/>
                 <w:webHidden/>
               </w:rPr>
               <w:fldChar w:fldCharType="end"/>
@@ -1046,62 +1235,70 @@
         <w:p>
           <w:pPr>
             <w:pStyle w:val="26"/>
-            <w:ind w:left="1123"/>
+            <w:ind w:leftChars="100" w:left="940" w:rightChars="227" w:right="499"/>
             <w:rPr>
               <w:rFonts w:asciiTheme="minorHAnsi" w:hAnsiTheme="minorHAnsi" w:cstheme="minorBidi"/>
               <w:b w:val="0"/>
+              <w:noProof/>
               <w:kern w:val="2"/>
-              <w:sz w:val="24"/>
+              <w:sz w:val="21"/>
               <w:szCs w:val="24"/>
-              <w:lang w:eastAsia="ja-JP"/>
+              <w:lang w:val="en-US" w:eastAsia="ja-JP"/>
               <w14:ligatures w14:val="standardContextual"/>
             </w:rPr>
           </w:pPr>
-          <w:hyperlink w:anchor="_Toc237268396" w:history="1">
+          <w:hyperlink w:anchor="_Toc240442443" w:history="1">
             <w:r>
               <w:rPr>
                 <w:rStyle w:val="af8"/>
-                <w:lang w:val="en-GB"/>
+                <w:noProof/>
               </w:rPr>
               <w:t>4.4 Classification decision</w:t>
             </w:r>
             <w:r>
               <w:rPr>
+                <w:noProof/>
                 <w:webHidden/>
               </w:rPr>
               <w:tab/>
             </w:r>
             <w:r>
               <w:rPr>
+                <w:noProof/>
                 <w:webHidden/>
               </w:rPr>
               <w:fldChar w:fldCharType="begin"/>
             </w:r>
             <w:r>
               <w:rPr>
-                <w:webHidden/>
-              </w:rPr>
-              <w:instrText xml:space="preserve"> PAGEREF _Toc237268396 \h </w:instrText>
-            </w:r>
-            <w:r>
-              <w:rPr>
-                <w:webHidden/>
-              </w:rPr>
-            </w:r>
-            <w:r>
-              <w:rPr>
+                <w:noProof/>
+                <w:webHidden/>
+              </w:rPr>
+              <w:instrText xml:space="preserve"> PAGEREF _Toc240442443 \h </w:instrText>
+            </w:r>
+            <w:r>
+              <w:rPr>
+                <w:noProof/>
+                <w:webHidden/>
+              </w:rPr>
+            </w:r>
+            <w:r>
+              <w:rPr>
+                <w:noProof/>
                 <w:webHidden/>
               </w:rPr>
               <w:fldChar w:fldCharType="separate"/>
             </w:r>
             <w:r>
               <w:rPr>
-                <w:webHidden/>
-              </w:rPr>
-              <w:t>3</w:t>
-            </w:r>
-            <w:r>
-              <w:rPr>
+                <w:noProof/>
+                <w:webHidden/>
+              </w:rPr>
+              <w:t>4</w:t>
+            </w:r>
+            <w:r>
+              <w:rPr>
+                <w:noProof/>
                 <w:webHidden/>
               </w:rPr>
               <w:fldChar w:fldCharType="end"/>
@@ -1114,58 +1311,66 @@
             <w:rPr>
               <w:rFonts w:asciiTheme="minorHAnsi" w:hAnsiTheme="minorHAnsi" w:cstheme="minorBidi"/>
               <w:b w:val="0"/>
+              <w:noProof/>
               <w:kern w:val="2"/>
-              <w:sz w:val="24"/>
+              <w:sz w:val="21"/>
               <w:szCs w:val="24"/>
-              <w:lang w:eastAsia="ja-JP"/>
+              <w:lang w:val="en-US" w:eastAsia="ja-JP"/>
               <w14:ligatures w14:val="standardContextual"/>
             </w:rPr>
           </w:pPr>
-          <w:hyperlink w:anchor="_Toc237268397" w:history="1">
+          <w:hyperlink w:anchor="_Toc240442444" w:history="1">
             <w:r>
               <w:rPr>
                 <w:rStyle w:val="af8"/>
-                <w:lang w:val="en-GB"/>
+                <w:noProof/>
               </w:rPr>
               <w:t>5 Governed artefacts</w:t>
             </w:r>
             <w:r>
               <w:rPr>
+                <w:noProof/>
                 <w:webHidden/>
               </w:rPr>
               <w:tab/>
             </w:r>
             <w:r>
               <w:rPr>
+                <w:noProof/>
                 <w:webHidden/>
               </w:rPr>
               <w:fldChar w:fldCharType="begin"/>
             </w:r>
             <w:r>
               <w:rPr>
-                <w:webHidden/>
-              </w:rPr>
-              <w:instrText xml:space="preserve"> PAGEREF _Toc237268397 \h </w:instrText>
-            </w:r>
-            <w:r>
-              <w:rPr>
-                <w:webHidden/>
-              </w:rPr>
-            </w:r>
-            <w:r>
-              <w:rPr>
+                <w:noProof/>
+                <w:webHidden/>
+              </w:rPr>
+              <w:instrText xml:space="preserve"> PAGEREF _Toc240442444 \h </w:instrText>
+            </w:r>
+            <w:r>
+              <w:rPr>
+                <w:noProof/>
+                <w:webHidden/>
+              </w:rPr>
+            </w:r>
+            <w:r>
+              <w:rPr>
+                <w:noProof/>
                 <w:webHidden/>
               </w:rPr>
               <w:fldChar w:fldCharType="separate"/>
             </w:r>
             <w:r>
               <w:rPr>
-                <w:webHidden/>
-              </w:rPr>
-              <w:t>3</w:t>
-            </w:r>
-            <w:r>
-              <w:rPr>
+                <w:noProof/>
+                <w:webHidden/>
+              </w:rPr>
+              <w:t>4</w:t>
+            </w:r>
+            <w:r>
+              <w:rPr>
+                <w:noProof/>
                 <w:webHidden/>
               </w:rPr>
               <w:fldChar w:fldCharType="end"/>
@@ -1175,62 +1380,70 @@
         <w:p>
           <w:pPr>
             <w:pStyle w:val="26"/>
-            <w:ind w:left="1123"/>
+            <w:ind w:leftChars="100" w:left="940" w:rightChars="227" w:right="499"/>
             <w:rPr>
               <w:rFonts w:asciiTheme="minorHAnsi" w:hAnsiTheme="minorHAnsi" w:cstheme="minorBidi"/>
               <w:b w:val="0"/>
+              <w:noProof/>
               <w:kern w:val="2"/>
-              <w:sz w:val="24"/>
+              <w:sz w:val="21"/>
               <w:szCs w:val="24"/>
-              <w:lang w:eastAsia="ja-JP"/>
+              <w:lang w:val="en-US" w:eastAsia="ja-JP"/>
               <w14:ligatures w14:val="standardContextual"/>
             </w:rPr>
           </w:pPr>
-          <w:hyperlink w:anchor="_Toc237268398" w:history="1">
+          <w:hyperlink w:anchor="_Toc240442445" w:history="1">
             <w:r>
               <w:rPr>
                 <w:rStyle w:val="af8"/>
-                <w:lang w:val="en-GB"/>
+                <w:noProof/>
               </w:rPr>
               <w:t>5.1 Aligned extension registry</w:t>
             </w:r>
             <w:r>
               <w:rPr>
+                <w:noProof/>
                 <w:webHidden/>
               </w:rPr>
               <w:tab/>
             </w:r>
             <w:r>
               <w:rPr>
+                <w:noProof/>
                 <w:webHidden/>
               </w:rPr>
               <w:fldChar w:fldCharType="begin"/>
             </w:r>
             <w:r>
               <w:rPr>
-                <w:webHidden/>
-              </w:rPr>
-              <w:instrText xml:space="preserve"> PAGEREF _Toc237268398 \h </w:instrText>
-            </w:r>
-            <w:r>
-              <w:rPr>
-                <w:webHidden/>
-              </w:rPr>
-            </w:r>
-            <w:r>
-              <w:rPr>
+                <w:noProof/>
+                <w:webHidden/>
+              </w:rPr>
+              <w:instrText xml:space="preserve"> PAGEREF _Toc240442445 \h </w:instrText>
+            </w:r>
+            <w:r>
+              <w:rPr>
+                <w:noProof/>
+                <w:webHidden/>
+              </w:rPr>
+            </w:r>
+            <w:r>
+              <w:rPr>
+                <w:noProof/>
                 <w:webHidden/>
               </w:rPr>
               <w:fldChar w:fldCharType="separate"/>
             </w:r>
             <w:r>
               <w:rPr>
-                <w:webHidden/>
-              </w:rPr>
-              <w:t>3</w:t>
-            </w:r>
-            <w:r>
-              <w:rPr>
+                <w:noProof/>
+                <w:webHidden/>
+              </w:rPr>
+              <w:t>4</w:t>
+            </w:r>
+            <w:r>
+              <w:rPr>
+                <w:noProof/>
                 <w:webHidden/>
               </w:rPr>
               <w:fldChar w:fldCharType="end"/>
@@ -1240,62 +1453,70 @@
         <w:p>
           <w:pPr>
             <w:pStyle w:val="26"/>
-            <w:ind w:left="1123"/>
+            <w:ind w:leftChars="100" w:left="940" w:rightChars="227" w:right="499"/>
             <w:rPr>
               <w:rFonts w:asciiTheme="minorHAnsi" w:hAnsiTheme="minorHAnsi" w:cstheme="minorBidi"/>
               <w:b w:val="0"/>
+              <w:noProof/>
               <w:kern w:val="2"/>
-              <w:sz w:val="24"/>
+              <w:sz w:val="21"/>
               <w:szCs w:val="24"/>
-              <w:lang w:eastAsia="ja-JP"/>
+              <w:lang w:val="en-US" w:eastAsia="ja-JP"/>
               <w14:ligatures w14:val="standardContextual"/>
             </w:rPr>
           </w:pPr>
-          <w:hyperlink w:anchor="_Toc237268399" w:history="1">
+          <w:hyperlink w:anchor="_Toc240442446" w:history="1">
             <w:r>
               <w:rPr>
                 <w:rStyle w:val="af8"/>
-                <w:lang w:val="en-GB"/>
+                <w:noProof/>
               </w:rPr>
               <w:t>5.2 Aligned semantic library</w:t>
             </w:r>
             <w:r>
               <w:rPr>
+                <w:noProof/>
                 <w:webHidden/>
               </w:rPr>
               <w:tab/>
             </w:r>
             <w:r>
               <w:rPr>
+                <w:noProof/>
                 <w:webHidden/>
               </w:rPr>
               <w:fldChar w:fldCharType="begin"/>
             </w:r>
             <w:r>
               <w:rPr>
-                <w:webHidden/>
-              </w:rPr>
-              <w:instrText xml:space="preserve"> PAGEREF _Toc237268399 \h </w:instrText>
-            </w:r>
-            <w:r>
-              <w:rPr>
-                <w:webHidden/>
-              </w:rPr>
-            </w:r>
-            <w:r>
-              <w:rPr>
+                <w:noProof/>
+                <w:webHidden/>
+              </w:rPr>
+              <w:instrText xml:space="preserve"> PAGEREF _Toc240442446 \h </w:instrText>
+            </w:r>
+            <w:r>
+              <w:rPr>
+                <w:noProof/>
+                <w:webHidden/>
+              </w:rPr>
+            </w:r>
+            <w:r>
+              <w:rPr>
+                <w:noProof/>
                 <w:webHidden/>
               </w:rPr>
               <w:fldChar w:fldCharType="separate"/>
             </w:r>
             <w:r>
               <w:rPr>
-                <w:webHidden/>
-              </w:rPr>
-              <w:t>4</w:t>
-            </w:r>
-            <w:r>
-              <w:rPr>
+                <w:noProof/>
+                <w:webHidden/>
+              </w:rPr>
+              <w:t>5</w:t>
+            </w:r>
+            <w:r>
+              <w:rPr>
+                <w:noProof/>
                 <w:webHidden/>
               </w:rPr>
               <w:fldChar w:fldCharType="end"/>
@@ -1305,62 +1526,70 @@
         <w:p>
           <w:pPr>
             <w:pStyle w:val="26"/>
-            <w:ind w:left="1123"/>
+            <w:ind w:leftChars="100" w:left="940" w:rightChars="227" w:right="499"/>
             <w:rPr>
               <w:rFonts w:asciiTheme="minorHAnsi" w:hAnsiTheme="minorHAnsi" w:cstheme="minorBidi"/>
               <w:b w:val="0"/>
+              <w:noProof/>
               <w:kern w:val="2"/>
-              <w:sz w:val="24"/>
+              <w:sz w:val="21"/>
               <w:szCs w:val="24"/>
-              <w:lang w:eastAsia="ja-JP"/>
+              <w:lang w:val="en-US" w:eastAsia="ja-JP"/>
               <w14:ligatures w14:val="standardContextual"/>
             </w:rPr>
           </w:pPr>
-          <w:hyperlink w:anchor="_Toc237268400" w:history="1">
+          <w:hyperlink w:anchor="_Toc240442447" w:history="1">
             <w:r>
               <w:rPr>
                 <w:rStyle w:val="af8"/>
-                <w:lang w:val="en-GB"/>
+                <w:noProof/>
               </w:rPr>
               <w:t>5.3 Publication information</w:t>
             </w:r>
             <w:r>
               <w:rPr>
+                <w:noProof/>
                 <w:webHidden/>
               </w:rPr>
               <w:tab/>
             </w:r>
             <w:r>
               <w:rPr>
+                <w:noProof/>
                 <w:webHidden/>
               </w:rPr>
               <w:fldChar w:fldCharType="begin"/>
             </w:r>
             <w:r>
               <w:rPr>
-                <w:webHidden/>
-              </w:rPr>
-              <w:instrText xml:space="preserve"> PAGEREF _Toc237268400 \h </w:instrText>
-            </w:r>
-            <w:r>
-              <w:rPr>
-                <w:webHidden/>
-              </w:rPr>
-            </w:r>
-            <w:r>
-              <w:rPr>
+                <w:noProof/>
+                <w:webHidden/>
+              </w:rPr>
+              <w:instrText xml:space="preserve"> PAGEREF _Toc240442447 \h </w:instrText>
+            </w:r>
+            <w:r>
+              <w:rPr>
+                <w:noProof/>
+                <w:webHidden/>
+              </w:rPr>
+            </w:r>
+            <w:r>
+              <w:rPr>
+                <w:noProof/>
                 <w:webHidden/>
               </w:rPr>
               <w:fldChar w:fldCharType="separate"/>
             </w:r>
             <w:r>
               <w:rPr>
-                <w:webHidden/>
-              </w:rPr>
-              <w:t>4</w:t>
-            </w:r>
-            <w:r>
-              <w:rPr>
+                <w:noProof/>
+                <w:webHidden/>
+              </w:rPr>
+              <w:t>5</w:t>
+            </w:r>
+            <w:r>
+              <w:rPr>
+                <w:noProof/>
                 <w:webHidden/>
               </w:rPr>
               <w:fldChar w:fldCharType="end"/>
@@ -1373,58 +1602,66 @@
             <w:rPr>
               <w:rFonts w:asciiTheme="minorHAnsi" w:hAnsiTheme="minorHAnsi" w:cstheme="minorBidi"/>
               <w:b w:val="0"/>
+              <w:noProof/>
               <w:kern w:val="2"/>
-              <w:sz w:val="24"/>
+              <w:sz w:val="21"/>
               <w:szCs w:val="24"/>
-              <w:lang w:eastAsia="ja-JP"/>
+              <w:lang w:val="en-US" w:eastAsia="ja-JP"/>
               <w14:ligatures w14:val="standardContextual"/>
             </w:rPr>
           </w:pPr>
-          <w:hyperlink w:anchor="_Toc237268401" w:history="1">
+          <w:hyperlink w:anchor="_Toc240442448" w:history="1">
             <w:r>
               <w:rPr>
                 <w:rStyle w:val="af8"/>
-                <w:lang w:val="en-GB"/>
+                <w:noProof/>
               </w:rPr>
               <w:t>6 Submission and review procedure</w:t>
             </w:r>
             <w:r>
               <w:rPr>
+                <w:noProof/>
                 <w:webHidden/>
               </w:rPr>
               <w:tab/>
             </w:r>
             <w:r>
               <w:rPr>
+                <w:noProof/>
                 <w:webHidden/>
               </w:rPr>
               <w:fldChar w:fldCharType="begin"/>
             </w:r>
             <w:r>
               <w:rPr>
-                <w:webHidden/>
-              </w:rPr>
-              <w:instrText xml:space="preserve"> PAGEREF _Toc237268401 \h </w:instrText>
-            </w:r>
-            <w:r>
-              <w:rPr>
-                <w:webHidden/>
-              </w:rPr>
-            </w:r>
-            <w:r>
-              <w:rPr>
+                <w:noProof/>
+                <w:webHidden/>
+              </w:rPr>
+              <w:instrText xml:space="preserve"> PAGEREF _Toc240442448 \h </w:instrText>
+            </w:r>
+            <w:r>
+              <w:rPr>
+                <w:noProof/>
+                <w:webHidden/>
+              </w:rPr>
+            </w:r>
+            <w:r>
+              <w:rPr>
+                <w:noProof/>
                 <w:webHidden/>
               </w:rPr>
               <w:fldChar w:fldCharType="separate"/>
             </w:r>
             <w:r>
               <w:rPr>
-                <w:webHidden/>
-              </w:rPr>
-              <w:t>4</w:t>
-            </w:r>
-            <w:r>
-              <w:rPr>
+                <w:noProof/>
+                <w:webHidden/>
+              </w:rPr>
+              <w:t>5</w:t>
+            </w:r>
+            <w:r>
+              <w:rPr>
+                <w:noProof/>
                 <w:webHidden/>
               </w:rPr>
               <w:fldChar w:fldCharType="end"/>
@@ -1434,62 +1671,70 @@
         <w:p>
           <w:pPr>
             <w:pStyle w:val="26"/>
-            <w:ind w:left="1123"/>
+            <w:ind w:leftChars="100" w:left="940" w:rightChars="227" w:right="499"/>
             <w:rPr>
               <w:rFonts w:asciiTheme="minorHAnsi" w:hAnsiTheme="minorHAnsi" w:cstheme="minorBidi"/>
               <w:b w:val="0"/>
+              <w:noProof/>
               <w:kern w:val="2"/>
-              <w:sz w:val="24"/>
+              <w:sz w:val="21"/>
               <w:szCs w:val="24"/>
-              <w:lang w:eastAsia="ja-JP"/>
+              <w:lang w:val="en-US" w:eastAsia="ja-JP"/>
               <w14:ligatures w14:val="standardContextual"/>
             </w:rPr>
           </w:pPr>
-          <w:hyperlink w:anchor="_Toc237268402" w:history="1">
+          <w:hyperlink w:anchor="_Toc240442449" w:history="1">
             <w:r>
               <w:rPr>
                 <w:rStyle w:val="af8"/>
-                <w:lang w:val="en-GB"/>
+                <w:noProof/>
               </w:rPr>
               <w:t>6.1 Submission package</w:t>
             </w:r>
             <w:r>
               <w:rPr>
+                <w:noProof/>
                 <w:webHidden/>
               </w:rPr>
               <w:tab/>
             </w:r>
             <w:r>
               <w:rPr>
+                <w:noProof/>
                 <w:webHidden/>
               </w:rPr>
               <w:fldChar w:fldCharType="begin"/>
             </w:r>
             <w:r>
               <w:rPr>
-                <w:webHidden/>
-              </w:rPr>
-              <w:instrText xml:space="preserve"> PAGEREF _Toc237268402 \h </w:instrText>
-            </w:r>
-            <w:r>
-              <w:rPr>
-                <w:webHidden/>
-              </w:rPr>
-            </w:r>
-            <w:r>
-              <w:rPr>
+                <w:noProof/>
+                <w:webHidden/>
+              </w:rPr>
+              <w:instrText xml:space="preserve"> PAGEREF _Toc240442449 \h </w:instrText>
+            </w:r>
+            <w:r>
+              <w:rPr>
+                <w:noProof/>
+                <w:webHidden/>
+              </w:rPr>
+            </w:r>
+            <w:r>
+              <w:rPr>
+                <w:noProof/>
                 <w:webHidden/>
               </w:rPr>
               <w:fldChar w:fldCharType="separate"/>
             </w:r>
             <w:r>
               <w:rPr>
-                <w:webHidden/>
-              </w:rPr>
-              <w:t>4</w:t>
-            </w:r>
-            <w:r>
-              <w:rPr>
+                <w:noProof/>
+                <w:webHidden/>
+              </w:rPr>
+              <w:t>5</w:t>
+            </w:r>
+            <w:r>
+              <w:rPr>
+                <w:noProof/>
                 <w:webHidden/>
               </w:rPr>
               <w:fldChar w:fldCharType="end"/>
@@ -1499,62 +1744,70 @@
         <w:p>
           <w:pPr>
             <w:pStyle w:val="26"/>
-            <w:ind w:left="1123"/>
+            <w:ind w:leftChars="100" w:left="940" w:rightChars="227" w:right="499"/>
             <w:rPr>
               <w:rFonts w:asciiTheme="minorHAnsi" w:hAnsiTheme="minorHAnsi" w:cstheme="minorBidi"/>
               <w:b w:val="0"/>
+              <w:noProof/>
               <w:kern w:val="2"/>
-              <w:sz w:val="24"/>
+              <w:sz w:val="21"/>
               <w:szCs w:val="24"/>
-              <w:lang w:eastAsia="ja-JP"/>
+              <w:lang w:val="en-US" w:eastAsia="ja-JP"/>
               <w14:ligatures w14:val="standardContextual"/>
             </w:rPr>
           </w:pPr>
-          <w:hyperlink w:anchor="_Toc237268403" w:history="1">
+          <w:hyperlink w:anchor="_Toc240442450" w:history="1">
             <w:r>
               <w:rPr>
                 <w:rStyle w:val="af8"/>
-                <w:lang w:val="en-GB"/>
+                <w:noProof/>
               </w:rPr>
               <w:t>6.2 Semantic review</w:t>
             </w:r>
             <w:r>
               <w:rPr>
+                <w:noProof/>
                 <w:webHidden/>
               </w:rPr>
               <w:tab/>
             </w:r>
             <w:r>
               <w:rPr>
+                <w:noProof/>
                 <w:webHidden/>
               </w:rPr>
               <w:fldChar w:fldCharType="begin"/>
             </w:r>
             <w:r>
               <w:rPr>
-                <w:webHidden/>
-              </w:rPr>
-              <w:instrText xml:space="preserve"> PAGEREF _Toc237268403 \h </w:instrText>
-            </w:r>
-            <w:r>
-              <w:rPr>
-                <w:webHidden/>
-              </w:rPr>
-            </w:r>
-            <w:r>
-              <w:rPr>
+                <w:noProof/>
+                <w:webHidden/>
+              </w:rPr>
+              <w:instrText xml:space="preserve"> PAGEREF _Toc240442450 \h </w:instrText>
+            </w:r>
+            <w:r>
+              <w:rPr>
+                <w:noProof/>
+                <w:webHidden/>
+              </w:rPr>
+            </w:r>
+            <w:r>
+              <w:rPr>
+                <w:noProof/>
                 <w:webHidden/>
               </w:rPr>
               <w:fldChar w:fldCharType="separate"/>
             </w:r>
             <w:r>
               <w:rPr>
-                <w:webHidden/>
-              </w:rPr>
-              <w:t>4</w:t>
-            </w:r>
-            <w:r>
-              <w:rPr>
+                <w:noProof/>
+                <w:webHidden/>
+              </w:rPr>
+              <w:t>5</w:t>
+            </w:r>
+            <w:r>
+              <w:rPr>
+                <w:noProof/>
                 <w:webHidden/>
               </w:rPr>
               <w:fldChar w:fldCharType="end"/>
@@ -1564,62 +1817,70 @@
         <w:p>
           <w:pPr>
             <w:pStyle w:val="26"/>
-            <w:ind w:left="1123"/>
+            <w:ind w:leftChars="100" w:left="940" w:rightChars="227" w:right="499"/>
             <w:rPr>
               <w:rFonts w:asciiTheme="minorHAnsi" w:hAnsiTheme="minorHAnsi" w:cstheme="minorBidi"/>
               <w:b w:val="0"/>
+              <w:noProof/>
               <w:kern w:val="2"/>
-              <w:sz w:val="24"/>
+              <w:sz w:val="21"/>
               <w:szCs w:val="24"/>
-              <w:lang w:eastAsia="ja-JP"/>
+              <w:lang w:val="en-US" w:eastAsia="ja-JP"/>
               <w14:ligatures w14:val="standardContextual"/>
             </w:rPr>
           </w:pPr>
-          <w:hyperlink w:anchor="_Toc237268404" w:history="1">
+          <w:hyperlink w:anchor="_Toc240442451" w:history="1">
             <w:r>
               <w:rPr>
                 <w:rStyle w:val="af8"/>
-                <w:lang w:val="en-GB"/>
+                <w:noProof/>
               </w:rPr>
               <w:t>6.3 Processing evidence</w:t>
             </w:r>
             <w:r>
               <w:rPr>
+                <w:noProof/>
                 <w:webHidden/>
               </w:rPr>
               <w:tab/>
             </w:r>
             <w:r>
               <w:rPr>
+                <w:noProof/>
                 <w:webHidden/>
               </w:rPr>
               <w:fldChar w:fldCharType="begin"/>
             </w:r>
             <w:r>
               <w:rPr>
-                <w:webHidden/>
-              </w:rPr>
-              <w:instrText xml:space="preserve"> PAGEREF _Toc237268404 \h </w:instrText>
-            </w:r>
-            <w:r>
-              <w:rPr>
-                <w:webHidden/>
-              </w:rPr>
-            </w:r>
-            <w:r>
-              <w:rPr>
+                <w:noProof/>
+                <w:webHidden/>
+              </w:rPr>
+              <w:instrText xml:space="preserve"> PAGEREF _Toc240442451 \h </w:instrText>
+            </w:r>
+            <w:r>
+              <w:rPr>
+                <w:noProof/>
+                <w:webHidden/>
+              </w:rPr>
+            </w:r>
+            <w:r>
+              <w:rPr>
+                <w:noProof/>
                 <w:webHidden/>
               </w:rPr>
               <w:fldChar w:fldCharType="separate"/>
             </w:r>
             <w:r>
               <w:rPr>
-                <w:webHidden/>
-              </w:rPr>
-              <w:t>4</w:t>
-            </w:r>
-            <w:r>
-              <w:rPr>
+                <w:noProof/>
+                <w:webHidden/>
+              </w:rPr>
+              <w:t>6</w:t>
+            </w:r>
+            <w:r>
+              <w:rPr>
+                <w:noProof/>
                 <w:webHidden/>
               </w:rPr>
               <w:fldChar w:fldCharType="end"/>
@@ -1629,62 +1890,70 @@
         <w:p>
           <w:pPr>
             <w:pStyle w:val="26"/>
-            <w:ind w:left="1123"/>
+            <w:ind w:leftChars="100" w:left="940" w:rightChars="227" w:right="499"/>
             <w:rPr>
               <w:rFonts w:asciiTheme="minorHAnsi" w:hAnsiTheme="minorHAnsi" w:cstheme="minorBidi"/>
               <w:b w:val="0"/>
+              <w:noProof/>
               <w:kern w:val="2"/>
-              <w:sz w:val="24"/>
+              <w:sz w:val="21"/>
               <w:szCs w:val="24"/>
-              <w:lang w:eastAsia="ja-JP"/>
+              <w:lang w:val="en-US" w:eastAsia="ja-JP"/>
               <w14:ligatures w14:val="standardContextual"/>
             </w:rPr>
           </w:pPr>
-          <w:hyperlink w:anchor="_Toc237268405" w:history="1">
+          <w:hyperlink w:anchor="_Toc240442452" w:history="1">
             <w:r>
               <w:rPr>
                 <w:rStyle w:val="af8"/>
-                <w:lang w:val="en-GB"/>
+                <w:noProof/>
               </w:rPr>
               <w:t>6.4 Binding evidence</w:t>
             </w:r>
             <w:r>
               <w:rPr>
+                <w:noProof/>
                 <w:webHidden/>
               </w:rPr>
               <w:tab/>
             </w:r>
             <w:r>
               <w:rPr>
+                <w:noProof/>
                 <w:webHidden/>
               </w:rPr>
               <w:fldChar w:fldCharType="begin"/>
             </w:r>
             <w:r>
               <w:rPr>
-                <w:webHidden/>
-              </w:rPr>
-              <w:instrText xml:space="preserve"> PAGEREF _Toc237268405 \h </w:instrText>
-            </w:r>
-            <w:r>
-              <w:rPr>
-                <w:webHidden/>
-              </w:rPr>
-            </w:r>
-            <w:r>
-              <w:rPr>
+                <w:noProof/>
+                <w:webHidden/>
+              </w:rPr>
+              <w:instrText xml:space="preserve"> PAGEREF _Toc240442452 \h </w:instrText>
+            </w:r>
+            <w:r>
+              <w:rPr>
+                <w:noProof/>
+                <w:webHidden/>
+              </w:rPr>
+            </w:r>
+            <w:r>
+              <w:rPr>
+                <w:noProof/>
                 <w:webHidden/>
               </w:rPr>
               <w:fldChar w:fldCharType="separate"/>
             </w:r>
             <w:r>
               <w:rPr>
-                <w:webHidden/>
-              </w:rPr>
-              <w:t>5</w:t>
-            </w:r>
-            <w:r>
-              <w:rPr>
+                <w:noProof/>
+                <w:webHidden/>
+              </w:rPr>
+              <w:t>7</w:t>
+            </w:r>
+            <w:r>
+              <w:rPr>
+                <w:noProof/>
                 <w:webHidden/>
               </w:rPr>
               <w:fldChar w:fldCharType="end"/>
@@ -1697,58 +1966,66 @@
             <w:rPr>
               <w:rFonts w:asciiTheme="minorHAnsi" w:hAnsiTheme="minorHAnsi" w:cstheme="minorBidi"/>
               <w:b w:val="0"/>
+              <w:noProof/>
               <w:kern w:val="2"/>
-              <w:sz w:val="24"/>
+              <w:sz w:val="21"/>
               <w:szCs w:val="24"/>
-              <w:lang w:eastAsia="ja-JP"/>
+              <w:lang w:val="en-US" w:eastAsia="ja-JP"/>
               <w14:ligatures w14:val="standardContextual"/>
             </w:rPr>
           </w:pPr>
-          <w:hyperlink w:anchor="_Toc237268406" w:history="1">
+          <w:hyperlink w:anchor="_Toc240442453" w:history="1">
             <w:r>
               <w:rPr>
                 <w:rStyle w:val="af8"/>
-                <w:lang w:val="en-GB"/>
+                <w:noProof/>
               </w:rPr>
               <w:t>7 Lifecycle and compatibility</w:t>
             </w:r>
             <w:r>
               <w:rPr>
+                <w:noProof/>
                 <w:webHidden/>
               </w:rPr>
               <w:tab/>
             </w:r>
             <w:r>
               <w:rPr>
+                <w:noProof/>
                 <w:webHidden/>
               </w:rPr>
               <w:fldChar w:fldCharType="begin"/>
             </w:r>
             <w:r>
               <w:rPr>
-                <w:webHidden/>
-              </w:rPr>
-              <w:instrText xml:space="preserve"> PAGEREF _Toc237268406 \h </w:instrText>
-            </w:r>
-            <w:r>
-              <w:rPr>
-                <w:webHidden/>
-              </w:rPr>
-            </w:r>
-            <w:r>
-              <w:rPr>
+                <w:noProof/>
+                <w:webHidden/>
+              </w:rPr>
+              <w:instrText xml:space="preserve"> PAGEREF _Toc240442453 \h </w:instrText>
+            </w:r>
+            <w:r>
+              <w:rPr>
+                <w:noProof/>
+                <w:webHidden/>
+              </w:rPr>
+            </w:r>
+            <w:r>
+              <w:rPr>
+                <w:noProof/>
                 <w:webHidden/>
               </w:rPr>
               <w:fldChar w:fldCharType="separate"/>
             </w:r>
             <w:r>
               <w:rPr>
-                <w:webHidden/>
-              </w:rPr>
-              <w:t>6</w:t>
-            </w:r>
-            <w:r>
-              <w:rPr>
+                <w:noProof/>
+                <w:webHidden/>
+              </w:rPr>
+              <w:t>7</w:t>
+            </w:r>
+            <w:r>
+              <w:rPr>
+                <w:noProof/>
                 <w:webHidden/>
               </w:rPr>
               <w:fldChar w:fldCharType="end"/>
@@ -1758,62 +2035,70 @@
         <w:p>
           <w:pPr>
             <w:pStyle w:val="26"/>
-            <w:ind w:left="1123"/>
+            <w:ind w:leftChars="100" w:left="940" w:rightChars="227" w:right="499"/>
             <w:rPr>
               <w:rFonts w:asciiTheme="minorHAnsi" w:hAnsiTheme="minorHAnsi" w:cstheme="minorBidi"/>
               <w:b w:val="0"/>
+              <w:noProof/>
               <w:kern w:val="2"/>
-              <w:sz w:val="24"/>
+              <w:sz w:val="21"/>
               <w:szCs w:val="24"/>
-              <w:lang w:eastAsia="ja-JP"/>
+              <w:lang w:val="en-US" w:eastAsia="ja-JP"/>
               <w14:ligatures w14:val="standardContextual"/>
             </w:rPr>
           </w:pPr>
-          <w:hyperlink w:anchor="_Toc237268407" w:history="1">
+          <w:hyperlink w:anchor="_Toc240442454" w:history="1">
             <w:r>
               <w:rPr>
                 <w:rStyle w:val="af8"/>
-                <w:lang w:val="en-GB"/>
+                <w:noProof/>
               </w:rPr>
               <w:t>7.1 Versioning</w:t>
             </w:r>
             <w:r>
               <w:rPr>
+                <w:noProof/>
                 <w:webHidden/>
               </w:rPr>
               <w:tab/>
             </w:r>
             <w:r>
               <w:rPr>
+                <w:noProof/>
                 <w:webHidden/>
               </w:rPr>
               <w:fldChar w:fldCharType="begin"/>
             </w:r>
             <w:r>
               <w:rPr>
-                <w:webHidden/>
-              </w:rPr>
-              <w:instrText xml:space="preserve"> PAGEREF _Toc237268407 \h </w:instrText>
-            </w:r>
-            <w:r>
-              <w:rPr>
-                <w:webHidden/>
-              </w:rPr>
-            </w:r>
-            <w:r>
-              <w:rPr>
+                <w:noProof/>
+                <w:webHidden/>
+              </w:rPr>
+              <w:instrText xml:space="preserve"> PAGEREF _Toc240442454 \h </w:instrText>
+            </w:r>
+            <w:r>
+              <w:rPr>
+                <w:noProof/>
+                <w:webHidden/>
+              </w:rPr>
+            </w:r>
+            <w:r>
+              <w:rPr>
+                <w:noProof/>
                 <w:webHidden/>
               </w:rPr>
               <w:fldChar w:fldCharType="separate"/>
             </w:r>
             <w:r>
               <w:rPr>
-                <w:webHidden/>
-              </w:rPr>
-              <w:t>6</w:t>
-            </w:r>
-            <w:r>
-              <w:rPr>
+                <w:noProof/>
+                <w:webHidden/>
+              </w:rPr>
+              <w:t>7</w:t>
+            </w:r>
+            <w:r>
+              <w:rPr>
+                <w:noProof/>
                 <w:webHidden/>
               </w:rPr>
               <w:fldChar w:fldCharType="end"/>
@@ -1823,62 +2108,70 @@
         <w:p>
           <w:pPr>
             <w:pStyle w:val="26"/>
-            <w:ind w:left="1123"/>
+            <w:ind w:leftChars="100" w:left="940" w:rightChars="227" w:right="499"/>
             <w:rPr>
               <w:rFonts w:asciiTheme="minorHAnsi" w:hAnsiTheme="minorHAnsi" w:cstheme="minorBidi"/>
               <w:b w:val="0"/>
+              <w:noProof/>
               <w:kern w:val="2"/>
-              <w:sz w:val="24"/>
+              <w:sz w:val="21"/>
               <w:szCs w:val="24"/>
-              <w:lang w:eastAsia="ja-JP"/>
+              <w:lang w:val="en-US" w:eastAsia="ja-JP"/>
               <w14:ligatures w14:val="standardContextual"/>
             </w:rPr>
           </w:pPr>
-          <w:hyperlink w:anchor="_Toc237268408" w:history="1">
+          <w:hyperlink w:anchor="_Toc240442455" w:history="1">
             <w:r>
               <w:rPr>
                 <w:rStyle w:val="af8"/>
-                <w:lang w:val="en-GB"/>
+                <w:noProof/>
               </w:rPr>
               <w:t>7.2 Deprecation and withdrawal</w:t>
             </w:r>
             <w:r>
               <w:rPr>
+                <w:noProof/>
                 <w:webHidden/>
               </w:rPr>
               <w:tab/>
             </w:r>
             <w:r>
               <w:rPr>
+                <w:noProof/>
                 <w:webHidden/>
               </w:rPr>
               <w:fldChar w:fldCharType="begin"/>
             </w:r>
             <w:r>
               <w:rPr>
-                <w:webHidden/>
-              </w:rPr>
-              <w:instrText xml:space="preserve"> PAGEREF _Toc237268408 \h </w:instrText>
-            </w:r>
-            <w:r>
-              <w:rPr>
-                <w:webHidden/>
-              </w:rPr>
-            </w:r>
-            <w:r>
-              <w:rPr>
+                <w:noProof/>
+                <w:webHidden/>
+              </w:rPr>
+              <w:instrText xml:space="preserve"> PAGEREF _Toc240442455 \h </w:instrText>
+            </w:r>
+            <w:r>
+              <w:rPr>
+                <w:noProof/>
+                <w:webHidden/>
+              </w:rPr>
+            </w:r>
+            <w:r>
+              <w:rPr>
+                <w:noProof/>
                 <w:webHidden/>
               </w:rPr>
               <w:fldChar w:fldCharType="separate"/>
             </w:r>
             <w:r>
               <w:rPr>
-                <w:webHidden/>
-              </w:rPr>
-              <w:t>6</w:t>
-            </w:r>
-            <w:r>
-              <w:rPr>
+                <w:noProof/>
+                <w:webHidden/>
+              </w:rPr>
+              <w:t>7</w:t>
+            </w:r>
+            <w:r>
+              <w:rPr>
+                <w:noProof/>
                 <w:webHidden/>
               </w:rPr>
               <w:fldChar w:fldCharType="end"/>
@@ -1888,62 +2181,70 @@
         <w:p>
           <w:pPr>
             <w:pStyle w:val="26"/>
-            <w:ind w:left="1123"/>
+            <w:ind w:leftChars="100" w:left="940" w:rightChars="227" w:right="499"/>
             <w:rPr>
               <w:rFonts w:asciiTheme="minorHAnsi" w:hAnsiTheme="minorHAnsi" w:cstheme="minorBidi"/>
               <w:b w:val="0"/>
+              <w:noProof/>
               <w:kern w:val="2"/>
-              <w:sz w:val="24"/>
+              <w:sz w:val="21"/>
               <w:szCs w:val="24"/>
-              <w:lang w:eastAsia="ja-JP"/>
+              <w:lang w:val="en-US" w:eastAsia="ja-JP"/>
               <w14:ligatures w14:val="standardContextual"/>
             </w:rPr>
           </w:pPr>
-          <w:hyperlink w:anchor="_Toc237268409" w:history="1">
+          <w:hyperlink w:anchor="_Toc240442456" w:history="1">
             <w:r>
               <w:rPr>
                 <w:rStyle w:val="af8"/>
-                <w:lang w:val="en-GB"/>
+                <w:noProof/>
               </w:rPr>
               <w:t>7.3 Namespace and release date</w:t>
             </w:r>
             <w:r>
               <w:rPr>
+                <w:noProof/>
                 <w:webHidden/>
               </w:rPr>
               <w:tab/>
             </w:r>
             <w:r>
               <w:rPr>
+                <w:noProof/>
                 <w:webHidden/>
               </w:rPr>
               <w:fldChar w:fldCharType="begin"/>
             </w:r>
             <w:r>
               <w:rPr>
-                <w:webHidden/>
-              </w:rPr>
-              <w:instrText xml:space="preserve"> PAGEREF _Toc237268409 \h </w:instrText>
-            </w:r>
-            <w:r>
-              <w:rPr>
-                <w:webHidden/>
-              </w:rPr>
-            </w:r>
-            <w:r>
-              <w:rPr>
+                <w:noProof/>
+                <w:webHidden/>
+              </w:rPr>
+              <w:instrText xml:space="preserve"> PAGEREF _Toc240442456 \h </w:instrText>
+            </w:r>
+            <w:r>
+              <w:rPr>
+                <w:noProof/>
+                <w:webHidden/>
+              </w:rPr>
+            </w:r>
+            <w:r>
+              <w:rPr>
+                <w:noProof/>
                 <w:webHidden/>
               </w:rPr>
               <w:fldChar w:fldCharType="separate"/>
             </w:r>
             <w:r>
               <w:rPr>
-                <w:webHidden/>
-              </w:rPr>
-              <w:t>6</w:t>
-            </w:r>
-            <w:r>
-              <w:rPr>
+                <w:noProof/>
+                <w:webHidden/>
+              </w:rPr>
+              <w:t>7</w:t>
+            </w:r>
+            <w:r>
+              <w:rPr>
+                <w:noProof/>
                 <w:webHidden/>
               </w:rPr>
               <w:fldChar w:fldCharType="end"/>
@@ -1956,58 +2257,66 @@
             <w:rPr>
               <w:rFonts w:asciiTheme="minorHAnsi" w:hAnsiTheme="minorHAnsi" w:cstheme="minorBidi"/>
               <w:b w:val="0"/>
+              <w:noProof/>
               <w:kern w:val="2"/>
-              <w:sz w:val="24"/>
+              <w:sz w:val="21"/>
               <w:szCs w:val="24"/>
-              <w:lang w:eastAsia="ja-JP"/>
+              <w:lang w:val="en-US" w:eastAsia="ja-JP"/>
               <w14:ligatures w14:val="standardContextual"/>
             </w:rPr>
           </w:pPr>
-          <w:hyperlink w:anchor="_Toc237268410" w:history="1">
+          <w:hyperlink w:anchor="_Toc240442457" w:history="1">
             <w:r>
               <w:rPr>
                 <w:rStyle w:val="af8"/>
-                <w:lang w:val="en-GB"/>
+                <w:noProof/>
               </w:rPr>
               <w:t>8 Worked assembly extension: businessTransactions (informative)</w:t>
             </w:r>
             <w:r>
               <w:rPr>
+                <w:noProof/>
                 <w:webHidden/>
               </w:rPr>
               <w:tab/>
             </w:r>
             <w:r>
               <w:rPr>
+                <w:noProof/>
                 <w:webHidden/>
               </w:rPr>
               <w:fldChar w:fldCharType="begin"/>
             </w:r>
             <w:r>
               <w:rPr>
-                <w:webHidden/>
-              </w:rPr>
-              <w:instrText xml:space="preserve"> PAGEREF _Toc237268410 \h </w:instrText>
-            </w:r>
-            <w:r>
-              <w:rPr>
-                <w:webHidden/>
-              </w:rPr>
-            </w:r>
-            <w:r>
-              <w:rPr>
+                <w:noProof/>
+                <w:webHidden/>
+              </w:rPr>
+              <w:instrText xml:space="preserve"> PAGEREF _Toc240442457 \h </w:instrText>
+            </w:r>
+            <w:r>
+              <w:rPr>
+                <w:noProof/>
+                <w:webHidden/>
+              </w:rPr>
+            </w:r>
+            <w:r>
+              <w:rPr>
+                <w:noProof/>
                 <w:webHidden/>
               </w:rPr>
               <w:fldChar w:fldCharType="separate"/>
             </w:r>
             <w:r>
               <w:rPr>
-                <w:webHidden/>
-              </w:rPr>
-              <w:t>6</w:t>
-            </w:r>
-            <w:r>
-              <w:rPr>
+                <w:noProof/>
+                <w:webHidden/>
+              </w:rPr>
+              <w:t>7</w:t>
+            </w:r>
+            <w:r>
+              <w:rPr>
+                <w:noProof/>
                 <w:webHidden/>
               </w:rPr>
               <w:fldChar w:fldCharType="end"/>
@@ -2017,62 +2326,70 @@
         <w:p>
           <w:pPr>
             <w:pStyle w:val="26"/>
-            <w:ind w:left="1123"/>
+            <w:ind w:leftChars="100" w:left="940" w:rightChars="227" w:right="499"/>
             <w:rPr>
               <w:rFonts w:asciiTheme="minorHAnsi" w:hAnsiTheme="minorHAnsi" w:cstheme="minorBidi"/>
               <w:b w:val="0"/>
+              <w:noProof/>
               <w:kern w:val="2"/>
-              <w:sz w:val="24"/>
+              <w:sz w:val="21"/>
               <w:szCs w:val="24"/>
-              <w:lang w:eastAsia="ja-JP"/>
+              <w:lang w:val="en-US" w:eastAsia="ja-JP"/>
               <w14:ligatures w14:val="standardContextual"/>
             </w:rPr>
           </w:pPr>
-          <w:hyperlink w:anchor="_Toc237268411" w:history="1">
+          <w:hyperlink w:anchor="_Toc240442458" w:history="1">
             <w:r>
               <w:rPr>
                 <w:rStyle w:val="af8"/>
-                <w:lang w:val="en-GB"/>
+                <w:noProof/>
               </w:rPr>
               <w:t>8.1 Baseline</w:t>
             </w:r>
             <w:r>
               <w:rPr>
+                <w:noProof/>
                 <w:webHidden/>
               </w:rPr>
               <w:tab/>
             </w:r>
             <w:r>
               <w:rPr>
+                <w:noProof/>
                 <w:webHidden/>
               </w:rPr>
               <w:fldChar w:fldCharType="begin"/>
             </w:r>
             <w:r>
               <w:rPr>
-                <w:webHidden/>
-              </w:rPr>
-              <w:instrText xml:space="preserve"> PAGEREF _Toc237268411 \h </w:instrText>
-            </w:r>
-            <w:r>
-              <w:rPr>
-                <w:webHidden/>
-              </w:rPr>
-            </w:r>
-            <w:r>
-              <w:rPr>
+                <w:noProof/>
+                <w:webHidden/>
+              </w:rPr>
+              <w:instrText xml:space="preserve"> PAGEREF _Toc240442458 \h </w:instrText>
+            </w:r>
+            <w:r>
+              <w:rPr>
+                <w:noProof/>
+                <w:webHidden/>
+              </w:rPr>
+            </w:r>
+            <w:r>
+              <w:rPr>
+                <w:noProof/>
                 <w:webHidden/>
               </w:rPr>
               <w:fldChar w:fldCharType="separate"/>
             </w:r>
             <w:r>
               <w:rPr>
-                <w:webHidden/>
-              </w:rPr>
-              <w:t>6</w:t>
-            </w:r>
-            <w:r>
-              <w:rPr>
+                <w:noProof/>
+                <w:webHidden/>
+              </w:rPr>
+              <w:t>7</w:t>
+            </w:r>
+            <w:r>
+              <w:rPr>
+                <w:noProof/>
                 <w:webHidden/>
               </w:rPr>
               <w:fldChar w:fldCharType="end"/>
@@ -2082,62 +2399,70 @@
         <w:p>
           <w:pPr>
             <w:pStyle w:val="26"/>
-            <w:ind w:left="1123"/>
+            <w:ind w:leftChars="100" w:left="940" w:rightChars="227" w:right="499"/>
             <w:rPr>
               <w:rFonts w:asciiTheme="minorHAnsi" w:hAnsiTheme="minorHAnsi" w:cstheme="minorBidi"/>
               <w:b w:val="0"/>
+              <w:noProof/>
               <w:kern w:val="2"/>
-              <w:sz w:val="24"/>
+              <w:sz w:val="21"/>
               <w:szCs w:val="24"/>
-              <w:lang w:eastAsia="ja-JP"/>
+              <w:lang w:val="en-US" w:eastAsia="ja-JP"/>
               <w14:ligatures w14:val="standardContextual"/>
             </w:rPr>
           </w:pPr>
-          <w:hyperlink w:anchor="_Toc237268412" w:history="1">
+          <w:hyperlink w:anchor="_Toc240442459" w:history="1">
             <w:r>
               <w:rPr>
                 <w:rStyle w:val="af8"/>
-                <w:lang w:val="en-GB"/>
+                <w:noProof/>
               </w:rPr>
               <w:t>8.2 Extension objective</w:t>
             </w:r>
             <w:r>
               <w:rPr>
+                <w:noProof/>
                 <w:webHidden/>
               </w:rPr>
               <w:tab/>
             </w:r>
             <w:r>
               <w:rPr>
+                <w:noProof/>
                 <w:webHidden/>
               </w:rPr>
               <w:fldChar w:fldCharType="begin"/>
             </w:r>
             <w:r>
               <w:rPr>
-                <w:webHidden/>
-              </w:rPr>
-              <w:instrText xml:space="preserve"> PAGEREF _Toc237268412 \h </w:instrText>
-            </w:r>
-            <w:r>
-              <w:rPr>
-                <w:webHidden/>
-              </w:rPr>
-            </w:r>
-            <w:r>
-              <w:rPr>
+                <w:noProof/>
+                <w:webHidden/>
+              </w:rPr>
+              <w:instrText xml:space="preserve"> PAGEREF _Toc240442459 \h </w:instrText>
+            </w:r>
+            <w:r>
+              <w:rPr>
+                <w:noProof/>
+                <w:webHidden/>
+              </w:rPr>
+            </w:r>
+            <w:r>
+              <w:rPr>
+                <w:noProof/>
                 <w:webHidden/>
               </w:rPr>
               <w:fldChar w:fldCharType="separate"/>
             </w:r>
             <w:r>
               <w:rPr>
-                <w:webHidden/>
-              </w:rPr>
-              <w:t>6</w:t>
-            </w:r>
-            <w:r>
-              <w:rPr>
+                <w:noProof/>
+                <w:webHidden/>
+              </w:rPr>
+              <w:t>7</w:t>
+            </w:r>
+            <w:r>
+              <w:rPr>
+                <w:noProof/>
                 <w:webHidden/>
               </w:rPr>
               <w:fldChar w:fldCharType="end"/>
@@ -2147,62 +2472,70 @@
         <w:p>
           <w:pPr>
             <w:pStyle w:val="26"/>
-            <w:ind w:left="1123"/>
+            <w:ind w:leftChars="100" w:left="940" w:rightChars="227" w:right="499"/>
             <w:rPr>
               <w:rFonts w:asciiTheme="minorHAnsi" w:hAnsiTheme="minorHAnsi" w:cstheme="minorBidi"/>
               <w:b w:val="0"/>
+              <w:noProof/>
               <w:kern w:val="2"/>
-              <w:sz w:val="24"/>
+              <w:sz w:val="21"/>
               <w:szCs w:val="24"/>
-              <w:lang w:eastAsia="ja-JP"/>
+              <w:lang w:val="en-US" w:eastAsia="ja-JP"/>
               <w14:ligatures w14:val="standardContextual"/>
             </w:rPr>
           </w:pPr>
-          <w:hyperlink w:anchor="_Toc237268413" w:history="1">
+          <w:hyperlink w:anchor="_Toc240442460" w:history="1">
             <w:r>
               <w:rPr>
                 <w:rStyle w:val="af8"/>
-                <w:lang w:val="en-GB"/>
+                <w:noProof/>
               </w:rPr>
               <w:t>8.3 Formal HMD root</w:t>
             </w:r>
             <w:r>
               <w:rPr>
+                <w:noProof/>
                 <w:webHidden/>
               </w:rPr>
               <w:tab/>
             </w:r>
             <w:r>
               <w:rPr>
+                <w:noProof/>
                 <w:webHidden/>
               </w:rPr>
               <w:fldChar w:fldCharType="begin"/>
             </w:r>
             <w:r>
               <w:rPr>
-                <w:webHidden/>
-              </w:rPr>
-              <w:instrText xml:space="preserve"> PAGEREF _Toc237268413 \h </w:instrText>
-            </w:r>
-            <w:r>
-              <w:rPr>
-                <w:webHidden/>
-              </w:rPr>
-            </w:r>
-            <w:r>
-              <w:rPr>
+                <w:noProof/>
+                <w:webHidden/>
+              </w:rPr>
+              <w:instrText xml:space="preserve"> PAGEREF _Toc240442460 \h </w:instrText>
+            </w:r>
+            <w:r>
+              <w:rPr>
+                <w:noProof/>
+                <w:webHidden/>
+              </w:rPr>
+            </w:r>
+            <w:r>
+              <w:rPr>
+                <w:noProof/>
                 <w:webHidden/>
               </w:rPr>
               <w:fldChar w:fldCharType="separate"/>
             </w:r>
             <w:r>
               <w:rPr>
-                <w:webHidden/>
-              </w:rPr>
-              <w:t>6</w:t>
-            </w:r>
-            <w:r>
-              <w:rPr>
+                <w:noProof/>
+                <w:webHidden/>
+              </w:rPr>
+              <w:t>7</w:t>
+            </w:r>
+            <w:r>
+              <w:rPr>
+                <w:noProof/>
                 <w:webHidden/>
               </w:rPr>
               <w:fldChar w:fldCharType="end"/>
@@ -2212,62 +2545,70 @@
         <w:p>
           <w:pPr>
             <w:pStyle w:val="26"/>
-            <w:ind w:left="1123"/>
+            <w:ind w:leftChars="100" w:left="940" w:rightChars="227" w:right="499"/>
             <w:rPr>
               <w:rFonts w:asciiTheme="minorHAnsi" w:hAnsiTheme="minorHAnsi" w:cstheme="minorBidi"/>
               <w:b w:val="0"/>
+              <w:noProof/>
               <w:kern w:val="2"/>
-              <w:sz w:val="24"/>
+              <w:sz w:val="21"/>
               <w:szCs w:val="24"/>
-              <w:lang w:eastAsia="ja-JP"/>
+              <w:lang w:val="en-US" w:eastAsia="ja-JP"/>
               <w14:ligatures w14:val="standardContextual"/>
             </w:rPr>
           </w:pPr>
-          <w:hyperlink w:anchor="_Toc237268414" w:history="1">
+          <w:hyperlink w:anchor="_Toc240442461" w:history="1">
             <w:r>
               <w:rPr>
                 <w:rStyle w:val="af8"/>
-                <w:lang w:val="en-GB"/>
+                <w:noProof/>
               </w:rPr>
               <w:t>8.4 Required generated evidence</w:t>
             </w:r>
             <w:r>
               <w:rPr>
+                <w:noProof/>
                 <w:webHidden/>
               </w:rPr>
               <w:tab/>
             </w:r>
             <w:r>
               <w:rPr>
+                <w:noProof/>
                 <w:webHidden/>
               </w:rPr>
               <w:fldChar w:fldCharType="begin"/>
             </w:r>
             <w:r>
               <w:rPr>
-                <w:webHidden/>
-              </w:rPr>
-              <w:instrText xml:space="preserve"> PAGEREF _Toc237268414 \h </w:instrText>
-            </w:r>
-            <w:r>
-              <w:rPr>
-                <w:webHidden/>
-              </w:rPr>
-            </w:r>
-            <w:r>
-              <w:rPr>
+                <w:noProof/>
+                <w:webHidden/>
+              </w:rPr>
+              <w:instrText xml:space="preserve"> PAGEREF _Toc240442461 \h </w:instrText>
+            </w:r>
+            <w:r>
+              <w:rPr>
+                <w:noProof/>
+                <w:webHidden/>
+              </w:rPr>
+            </w:r>
+            <w:r>
+              <w:rPr>
+                <w:noProof/>
                 <w:webHidden/>
               </w:rPr>
               <w:fldChar w:fldCharType="separate"/>
             </w:r>
             <w:r>
               <w:rPr>
-                <w:webHidden/>
-              </w:rPr>
-              <w:t>7</w:t>
-            </w:r>
-            <w:r>
-              <w:rPr>
+                <w:noProof/>
+                <w:webHidden/>
+              </w:rPr>
+              <w:t>8</w:t>
+            </w:r>
+            <w:r>
+              <w:rPr>
+                <w:noProof/>
                 <w:webHidden/>
               </w:rPr>
               <w:fldChar w:fldCharType="end"/>
@@ -2277,62 +2618,70 @@
         <w:p>
           <w:pPr>
             <w:pStyle w:val="26"/>
-            <w:ind w:left="1123"/>
+            <w:ind w:leftChars="100" w:left="940" w:rightChars="227" w:right="499"/>
             <w:rPr>
               <w:rFonts w:asciiTheme="minorHAnsi" w:hAnsiTheme="minorHAnsi" w:cstheme="minorBidi"/>
               <w:b w:val="0"/>
+              <w:noProof/>
               <w:kern w:val="2"/>
-              <w:sz w:val="24"/>
+              <w:sz w:val="21"/>
               <w:szCs w:val="24"/>
-              <w:lang w:eastAsia="ja-JP"/>
+              <w:lang w:val="en-US" w:eastAsia="ja-JP"/>
               <w14:ligatures w14:val="standardContextual"/>
             </w:rPr>
           </w:pPr>
-          <w:hyperlink w:anchor="_Toc237268415" w:history="1">
+          <w:hyperlink w:anchor="_Toc240442462" w:history="1">
             <w:r>
               <w:rPr>
                 <w:rStyle w:val="af8"/>
-                <w:lang w:val="en-GB"/>
+                <w:noProof/>
               </w:rPr>
               <w:t>8.5 Shared QName condition</w:t>
             </w:r>
             <w:r>
               <w:rPr>
+                <w:noProof/>
                 <w:webHidden/>
               </w:rPr>
               <w:tab/>
             </w:r>
             <w:r>
               <w:rPr>
+                <w:noProof/>
                 <w:webHidden/>
               </w:rPr>
               <w:fldChar w:fldCharType="begin"/>
             </w:r>
             <w:r>
               <w:rPr>
-                <w:webHidden/>
-              </w:rPr>
-              <w:instrText xml:space="preserve"> PAGEREF _Toc237268415 \h </w:instrText>
-            </w:r>
-            <w:r>
-              <w:rPr>
-                <w:webHidden/>
-              </w:rPr>
-            </w:r>
-            <w:r>
-              <w:rPr>
+                <w:noProof/>
+                <w:webHidden/>
+              </w:rPr>
+              <w:instrText xml:space="preserve"> PAGEREF _Toc240442462 \h </w:instrText>
+            </w:r>
+            <w:r>
+              <w:rPr>
+                <w:noProof/>
+                <w:webHidden/>
+              </w:rPr>
+            </w:r>
+            <w:r>
+              <w:rPr>
+                <w:noProof/>
                 <w:webHidden/>
               </w:rPr>
               <w:fldChar w:fldCharType="separate"/>
             </w:r>
             <w:r>
               <w:rPr>
-                <w:webHidden/>
-              </w:rPr>
-              <w:t>7</w:t>
-            </w:r>
-            <w:r>
-              <w:rPr>
+                <w:noProof/>
+                <w:webHidden/>
+              </w:rPr>
+              <w:t>8</w:t>
+            </w:r>
+            <w:r>
+              <w:rPr>
+                <w:noProof/>
                 <w:webHidden/>
               </w:rPr>
               <w:fldChar w:fldCharType="end"/>
@@ -2342,62 +2691,70 @@
         <w:p>
           <w:pPr>
             <w:pStyle w:val="26"/>
-            <w:ind w:left="1123"/>
+            <w:ind w:leftChars="100" w:left="940" w:rightChars="227" w:right="499"/>
             <w:rPr>
               <w:rFonts w:asciiTheme="minorHAnsi" w:hAnsiTheme="minorHAnsi" w:cstheme="minorBidi"/>
               <w:b w:val="0"/>
+              <w:noProof/>
               <w:kern w:val="2"/>
-              <w:sz w:val="24"/>
+              <w:sz w:val="21"/>
               <w:szCs w:val="24"/>
-              <w:lang w:eastAsia="ja-JP"/>
+              <w:lang w:val="en-US" w:eastAsia="ja-JP"/>
               <w14:ligatures w14:val="standardContextual"/>
             </w:rPr>
           </w:pPr>
-          <w:hyperlink w:anchor="_Toc237268416" w:history="1">
+          <w:hyperlink w:anchor="_Toc240442463" w:history="1">
             <w:r>
               <w:rPr>
                 <w:rStyle w:val="af8"/>
-                <w:lang w:val="en-GB"/>
+                <w:noProof/>
               </w:rPr>
               <w:t>8.6 Acceptance information</w:t>
             </w:r>
             <w:r>
               <w:rPr>
+                <w:noProof/>
                 <w:webHidden/>
               </w:rPr>
               <w:tab/>
             </w:r>
             <w:r>
               <w:rPr>
+                <w:noProof/>
                 <w:webHidden/>
               </w:rPr>
               <w:fldChar w:fldCharType="begin"/>
             </w:r>
             <w:r>
               <w:rPr>
-                <w:webHidden/>
-              </w:rPr>
-              <w:instrText xml:space="preserve"> PAGEREF _Toc237268416 \h </w:instrText>
-            </w:r>
-            <w:r>
-              <w:rPr>
-                <w:webHidden/>
-              </w:rPr>
-            </w:r>
-            <w:r>
-              <w:rPr>
+                <w:noProof/>
+                <w:webHidden/>
+              </w:rPr>
+              <w:instrText xml:space="preserve"> PAGEREF _Toc240442463 \h </w:instrText>
+            </w:r>
+            <w:r>
+              <w:rPr>
+                <w:noProof/>
+                <w:webHidden/>
+              </w:rPr>
+            </w:r>
+            <w:r>
+              <w:rPr>
+                <w:noProof/>
                 <w:webHidden/>
               </w:rPr>
               <w:fldChar w:fldCharType="separate"/>
             </w:r>
             <w:r>
               <w:rPr>
-                <w:webHidden/>
-              </w:rPr>
-              <w:t>7</w:t>
-            </w:r>
-            <w:r>
-              <w:rPr>
+                <w:noProof/>
+                <w:webHidden/>
+              </w:rPr>
+              <w:t>8</w:t>
+            </w:r>
+            <w:r>
+              <w:rPr>
+                <w:noProof/>
                 <w:webHidden/>
               </w:rPr>
               <w:fldChar w:fldCharType="end"/>
@@ -2407,62 +2764,70 @@
         <w:p>
           <w:pPr>
             <w:pStyle w:val="26"/>
-            <w:ind w:left="1123"/>
+            <w:ind w:leftChars="100" w:left="940" w:rightChars="227" w:right="499"/>
             <w:rPr>
               <w:rFonts w:asciiTheme="minorHAnsi" w:hAnsiTheme="minorHAnsi" w:cstheme="minorBidi"/>
               <w:b w:val="0"/>
+              <w:noProof/>
               <w:kern w:val="2"/>
-              <w:sz w:val="24"/>
+              <w:sz w:val="21"/>
               <w:szCs w:val="24"/>
-              <w:lang w:eastAsia="ja-JP"/>
+              <w:lang w:val="en-US" w:eastAsia="ja-JP"/>
               <w14:ligatures w14:val="standardContextual"/>
             </w:rPr>
           </w:pPr>
-          <w:hyperlink w:anchor="_Toc237268417" w:history="1">
+          <w:hyperlink w:anchor="_Toc240442464" w:history="1">
             <w:r>
               <w:rPr>
                 <w:rStyle w:val="af8"/>
-                <w:lang w:val="en-GB"/>
+                <w:noProof/>
               </w:rPr>
               <w:t>8.7 Taxonomy assembly evidence</w:t>
             </w:r>
             <w:r>
               <w:rPr>
+                <w:noProof/>
                 <w:webHidden/>
               </w:rPr>
               <w:tab/>
             </w:r>
             <w:r>
               <w:rPr>
+                <w:noProof/>
                 <w:webHidden/>
               </w:rPr>
               <w:fldChar w:fldCharType="begin"/>
             </w:r>
             <w:r>
               <w:rPr>
-                <w:webHidden/>
-              </w:rPr>
-              <w:instrText xml:space="preserve"> PAGEREF _Toc237268417 \h </w:instrText>
-            </w:r>
-            <w:r>
-              <w:rPr>
-                <w:webHidden/>
-              </w:rPr>
-            </w:r>
-            <w:r>
-              <w:rPr>
+                <w:noProof/>
+                <w:webHidden/>
+              </w:rPr>
+              <w:instrText xml:space="preserve"> PAGEREF _Toc240442464 \h </w:instrText>
+            </w:r>
+            <w:r>
+              <w:rPr>
+                <w:noProof/>
+                <w:webHidden/>
+              </w:rPr>
+            </w:r>
+            <w:r>
+              <w:rPr>
+                <w:noProof/>
                 <w:webHidden/>
               </w:rPr>
               <w:fldChar w:fldCharType="separate"/>
             </w:r>
             <w:r>
               <w:rPr>
-                <w:webHidden/>
-              </w:rPr>
-              <w:t>7</w:t>
-            </w:r>
-            <w:r>
-              <w:rPr>
+                <w:noProof/>
+                <w:webHidden/>
+              </w:rPr>
+              <w:t>8</w:t>
+            </w:r>
+            <w:r>
+              <w:rPr>
+                <w:noProof/>
                 <w:webHidden/>
               </w:rPr>
               <w:fldChar w:fldCharType="end"/>
@@ -2475,58 +2840,66 @@
             <w:rPr>
               <w:rFonts w:asciiTheme="minorHAnsi" w:hAnsiTheme="minorHAnsi" w:cstheme="minorBidi"/>
               <w:b w:val="0"/>
+              <w:noProof/>
               <w:kern w:val="2"/>
-              <w:sz w:val="24"/>
+              <w:sz w:val="21"/>
               <w:szCs w:val="24"/>
-              <w:lang w:eastAsia="ja-JP"/>
+              <w:lang w:val="en-US" w:eastAsia="ja-JP"/>
               <w14:ligatures w14:val="standardContextual"/>
             </w:rPr>
           </w:pPr>
-          <w:hyperlink w:anchor="_Toc237268418" w:history="1">
+          <w:hyperlink w:anchor="_Toc240442465" w:history="1">
             <w:r>
               <w:rPr>
                 <w:rStyle w:val="af8"/>
-                <w:lang w:val="en-GB"/>
+                <w:noProof/>
               </w:rPr>
               <w:t>9 Conformance</w:t>
             </w:r>
             <w:r>
               <w:rPr>
+                <w:noProof/>
                 <w:webHidden/>
               </w:rPr>
               <w:tab/>
             </w:r>
             <w:r>
               <w:rPr>
+                <w:noProof/>
                 <w:webHidden/>
               </w:rPr>
               <w:fldChar w:fldCharType="begin"/>
             </w:r>
             <w:r>
               <w:rPr>
-                <w:webHidden/>
-              </w:rPr>
-              <w:instrText xml:space="preserve"> PAGEREF _Toc237268418 \h </w:instrText>
-            </w:r>
-            <w:r>
-              <w:rPr>
-                <w:webHidden/>
-              </w:rPr>
-            </w:r>
-            <w:r>
-              <w:rPr>
+                <w:noProof/>
+                <w:webHidden/>
+              </w:rPr>
+              <w:instrText xml:space="preserve"> PAGEREF _Toc240442465 \h </w:instrText>
+            </w:r>
+            <w:r>
+              <w:rPr>
+                <w:noProof/>
+                <w:webHidden/>
+              </w:rPr>
+            </w:r>
+            <w:r>
+              <w:rPr>
+                <w:noProof/>
                 <w:webHidden/>
               </w:rPr>
               <w:fldChar w:fldCharType="separate"/>
             </w:r>
             <w:r>
               <w:rPr>
-                <w:webHidden/>
-              </w:rPr>
-              <w:t>7</w:t>
-            </w:r>
-            <w:r>
-              <w:rPr>
+                <w:noProof/>
+                <w:webHidden/>
+              </w:rPr>
+              <w:t>9</w:t>
+            </w:r>
+            <w:r>
+              <w:rPr>
+                <w:noProof/>
                 <w:webHidden/>
               </w:rPr>
               <w:fldChar w:fldCharType="end"/>
@@ -2536,62 +2909,70 @@
         <w:p>
           <w:pPr>
             <w:pStyle w:val="26"/>
-            <w:ind w:left="1123"/>
+            <w:ind w:leftChars="100" w:left="940" w:rightChars="227" w:right="499"/>
             <w:rPr>
               <w:rFonts w:asciiTheme="minorHAnsi" w:hAnsiTheme="minorHAnsi" w:cstheme="minorBidi"/>
               <w:b w:val="0"/>
+              <w:noProof/>
               <w:kern w:val="2"/>
-              <w:sz w:val="24"/>
+              <w:sz w:val="21"/>
               <w:szCs w:val="24"/>
-              <w:lang w:eastAsia="ja-JP"/>
+              <w:lang w:val="en-US" w:eastAsia="ja-JP"/>
               <w14:ligatures w14:val="standardContextual"/>
             </w:rPr>
           </w:pPr>
-          <w:hyperlink w:anchor="_Toc237268419" w:history="1">
+          <w:hyperlink w:anchor="_Toc240442466" w:history="1">
             <w:r>
               <w:rPr>
                 <w:rStyle w:val="af8"/>
-                <w:lang w:val="en-GB"/>
+                <w:noProof/>
               </w:rPr>
               <w:t>9.1 Maintainer conformance</w:t>
             </w:r>
             <w:r>
               <w:rPr>
+                <w:noProof/>
                 <w:webHidden/>
               </w:rPr>
               <w:tab/>
             </w:r>
             <w:r>
               <w:rPr>
+                <w:noProof/>
                 <w:webHidden/>
               </w:rPr>
               <w:fldChar w:fldCharType="begin"/>
             </w:r>
             <w:r>
               <w:rPr>
-                <w:webHidden/>
-              </w:rPr>
-              <w:instrText xml:space="preserve"> PAGEREF _Toc237268419 \h </w:instrText>
-            </w:r>
-            <w:r>
-              <w:rPr>
-                <w:webHidden/>
-              </w:rPr>
-            </w:r>
-            <w:r>
-              <w:rPr>
+                <w:noProof/>
+                <w:webHidden/>
+              </w:rPr>
+              <w:instrText xml:space="preserve"> PAGEREF _Toc240442466 \h </w:instrText>
+            </w:r>
+            <w:r>
+              <w:rPr>
+                <w:noProof/>
+                <w:webHidden/>
+              </w:rPr>
+            </w:r>
+            <w:r>
+              <w:rPr>
+                <w:noProof/>
                 <w:webHidden/>
               </w:rPr>
               <w:fldChar w:fldCharType="separate"/>
             </w:r>
             <w:r>
               <w:rPr>
-                <w:webHidden/>
-              </w:rPr>
-              <w:t>7</w:t>
-            </w:r>
-            <w:r>
-              <w:rPr>
+                <w:noProof/>
+                <w:webHidden/>
+              </w:rPr>
+              <w:t>9</w:t>
+            </w:r>
+            <w:r>
+              <w:rPr>
+                <w:noProof/>
                 <w:webHidden/>
               </w:rPr>
               <w:fldChar w:fldCharType="end"/>
@@ -2601,62 +2982,70 @@
         <w:p>
           <w:pPr>
             <w:pStyle w:val="26"/>
-            <w:ind w:left="1123"/>
+            <w:ind w:leftChars="100" w:left="940" w:rightChars="227" w:right="499"/>
             <w:rPr>
               <w:rFonts w:asciiTheme="minorHAnsi" w:hAnsiTheme="minorHAnsi" w:cstheme="minorBidi"/>
               <w:b w:val="0"/>
+              <w:noProof/>
               <w:kern w:val="2"/>
-              <w:sz w:val="24"/>
+              <w:sz w:val="21"/>
               <w:szCs w:val="24"/>
-              <w:lang w:eastAsia="ja-JP"/>
+              <w:lang w:val="en-US" w:eastAsia="ja-JP"/>
               <w14:ligatures w14:val="standardContextual"/>
             </w:rPr>
           </w:pPr>
-          <w:hyperlink w:anchor="_Toc237268420" w:history="1">
+          <w:hyperlink w:anchor="_Toc240442467" w:history="1">
             <w:r>
               <w:rPr>
                 <w:rStyle w:val="af8"/>
-                <w:lang w:val="en-GB"/>
+                <w:noProof/>
               </w:rPr>
               <w:t>9.2 Extension-user conformance</w:t>
             </w:r>
             <w:r>
               <w:rPr>
+                <w:noProof/>
                 <w:webHidden/>
               </w:rPr>
               <w:tab/>
             </w:r>
             <w:r>
               <w:rPr>
+                <w:noProof/>
                 <w:webHidden/>
               </w:rPr>
               <w:fldChar w:fldCharType="begin"/>
             </w:r>
             <w:r>
               <w:rPr>
-                <w:webHidden/>
-              </w:rPr>
-              <w:instrText xml:space="preserve"> PAGEREF _Toc237268420 \h </w:instrText>
-            </w:r>
-            <w:r>
-              <w:rPr>
-                <w:webHidden/>
-              </w:rPr>
-            </w:r>
-            <w:r>
-              <w:rPr>
+                <w:noProof/>
+                <w:webHidden/>
+              </w:rPr>
+              <w:instrText xml:space="preserve"> PAGEREF _Toc240442467 \h </w:instrText>
+            </w:r>
+            <w:r>
+              <w:rPr>
+                <w:noProof/>
+                <w:webHidden/>
+              </w:rPr>
+            </w:r>
+            <w:r>
+              <w:rPr>
+                <w:noProof/>
                 <w:webHidden/>
               </w:rPr>
               <w:fldChar w:fldCharType="separate"/>
             </w:r>
             <w:r>
               <w:rPr>
-                <w:webHidden/>
-              </w:rPr>
-              <w:t>8</w:t>
-            </w:r>
-            <w:r>
-              <w:rPr>
+                <w:noProof/>
+                <w:webHidden/>
+              </w:rPr>
+              <w:t>9</w:t>
+            </w:r>
+            <w:r>
+              <w:rPr>
+                <w:noProof/>
                 <w:webHidden/>
               </w:rPr>
               <w:fldChar w:fldCharType="end"/>
@@ -2666,62 +3055,70 @@
         <w:p>
           <w:pPr>
             <w:pStyle w:val="26"/>
-            <w:ind w:left="1123"/>
+            <w:ind w:leftChars="100" w:left="940" w:rightChars="227" w:right="499"/>
             <w:rPr>
               <w:rFonts w:asciiTheme="minorHAnsi" w:hAnsiTheme="minorHAnsi" w:cstheme="minorBidi"/>
               <w:b w:val="0"/>
+              <w:noProof/>
               <w:kern w:val="2"/>
-              <w:sz w:val="24"/>
+              <w:sz w:val="21"/>
               <w:szCs w:val="24"/>
-              <w:lang w:eastAsia="ja-JP"/>
+              <w:lang w:val="en-US" w:eastAsia="ja-JP"/>
               <w14:ligatures w14:val="standardContextual"/>
             </w:rPr>
           </w:pPr>
-          <w:hyperlink w:anchor="_Toc237268421" w:history="1">
+          <w:hyperlink w:anchor="_Toc240442468" w:history="1">
             <w:r>
               <w:rPr>
                 <w:rStyle w:val="af8"/>
-                <w:lang w:val="en-GB"/>
+                <w:noProof/>
               </w:rPr>
               <w:t>9.3 Prohibited practices</w:t>
             </w:r>
             <w:r>
               <w:rPr>
+                <w:noProof/>
                 <w:webHidden/>
               </w:rPr>
               <w:tab/>
             </w:r>
             <w:r>
               <w:rPr>
+                <w:noProof/>
                 <w:webHidden/>
               </w:rPr>
               <w:fldChar w:fldCharType="begin"/>
             </w:r>
             <w:r>
               <w:rPr>
-                <w:webHidden/>
-              </w:rPr>
-              <w:instrText xml:space="preserve"> PAGEREF _Toc237268421 \h </w:instrText>
-            </w:r>
-            <w:r>
-              <w:rPr>
-                <w:webHidden/>
-              </w:rPr>
-            </w:r>
-            <w:r>
-              <w:rPr>
+                <w:noProof/>
+                <w:webHidden/>
+              </w:rPr>
+              <w:instrText xml:space="preserve"> PAGEREF _Toc240442468 \h </w:instrText>
+            </w:r>
+            <w:r>
+              <w:rPr>
+                <w:noProof/>
+                <w:webHidden/>
+              </w:rPr>
+            </w:r>
+            <w:r>
+              <w:rPr>
+                <w:noProof/>
                 <w:webHidden/>
               </w:rPr>
               <w:fldChar w:fldCharType="separate"/>
             </w:r>
             <w:r>
               <w:rPr>
-                <w:webHidden/>
-              </w:rPr>
-              <w:t>8</w:t>
-            </w:r>
-            <w:r>
-              <w:rPr>
+                <w:noProof/>
+                <w:webHidden/>
+              </w:rPr>
+              <w:t>9</w:t>
+            </w:r>
+            <w:r>
+              <w:rPr>
+                <w:noProof/>
                 <w:webHidden/>
               </w:rPr>
               <w:fldChar w:fldCharType="end"/>
@@ -2731,61 +3128,92 @@
         <w:p>
           <w:pPr>
             <w:pStyle w:val="12"/>
+            <w:tabs>
+              <w:tab w:val="left" w:pos="1540"/>
+            </w:tabs>
             <w:rPr>
               <w:rFonts w:asciiTheme="minorHAnsi" w:hAnsiTheme="minorHAnsi" w:cstheme="minorBidi"/>
               <w:b w:val="0"/>
+              <w:noProof/>
               <w:kern w:val="2"/>
-              <w:sz w:val="24"/>
+              <w:sz w:val="21"/>
               <w:szCs w:val="24"/>
-              <w:lang w:eastAsia="ja-JP"/>
+              <w:lang w:val="en-US" w:eastAsia="ja-JP"/>
               <w14:ligatures w14:val="standardContextual"/>
             </w:rPr>
           </w:pPr>
-          <w:hyperlink w:anchor="_Toc237268422" w:history="1">
+          <w:hyperlink w:anchor="_Toc240442469" w:history="1">
             <w:r>
               <w:rPr>
                 <w:rStyle w:val="af8"/>
-                <w:lang w:val="en-GB"/>
-              </w:rPr>
-              <w:t>Appendix A - Illustrative registry record for the assembly extension</w:t>
-            </w:r>
-            <w:r>
-              <w:rPr>
-                <w:webHidden/>
+                <w:noProof/>
+              </w:rPr>
+              <w:t>Appendix A</w:t>
+            </w:r>
+            <w:r>
+              <w:rPr>
+                <w:rFonts w:asciiTheme="minorHAnsi" w:hAnsiTheme="minorHAnsi" w:cstheme="minorBidi"/>
+                <w:b w:val="0"/>
+                <w:noProof/>
+                <w:kern w:val="2"/>
+                <w:sz w:val="21"/>
+                <w:szCs w:val="24"/>
+                <w:lang w:val="en-US" w:eastAsia="ja-JP"/>
+                <w14:ligatures w14:val="standardContextual"/>
               </w:rPr>
               <w:tab/>
             </w:r>
             <w:r>
               <w:rPr>
+                <w:rStyle w:val="af8"/>
+                <w:noProof/>
+              </w:rPr>
+              <w:t>(informative) Illustrative registry record for the assembly extension</w:t>
+            </w:r>
+            <w:r>
+              <w:rPr>
+                <w:noProof/>
+                <w:webHidden/>
+              </w:rPr>
+              <w:tab/>
+            </w:r>
+            <w:r>
+              <w:rPr>
+                <w:noProof/>
                 <w:webHidden/>
               </w:rPr>
               <w:fldChar w:fldCharType="begin"/>
             </w:r>
             <w:r>
               <w:rPr>
-                <w:webHidden/>
-              </w:rPr>
-              <w:instrText xml:space="preserve"> PAGEREF _Toc237268422 \h </w:instrText>
-            </w:r>
-            <w:r>
-              <w:rPr>
-                <w:webHidden/>
-              </w:rPr>
-            </w:r>
-            <w:r>
-              <w:rPr>
+                <w:noProof/>
+                <w:webHidden/>
+              </w:rPr>
+              <w:instrText xml:space="preserve"> PAGEREF _Toc240442469 \h </w:instrText>
+            </w:r>
+            <w:r>
+              <w:rPr>
+                <w:noProof/>
+                <w:webHidden/>
+              </w:rPr>
+            </w:r>
+            <w:r>
+              <w:rPr>
+                <w:noProof/>
                 <w:webHidden/>
               </w:rPr>
               <w:fldChar w:fldCharType="separate"/>
             </w:r>
             <w:r>
               <w:rPr>
-                <w:webHidden/>
-              </w:rPr>
-              <w:t>9</w:t>
-            </w:r>
-            <w:r>
-              <w:rPr>
+                <w:noProof/>
+                <w:webHidden/>
+              </w:rPr>
+              <w:t>10</w:t>
+            </w:r>
+            <w:r>
+              <w:rPr>
+                <w:noProof/>
                 <w:webHidden/>
               </w:rPr>
               <w:fldChar w:fldCharType="end"/>
@@ -2795,61 +3223,92 @@
         <w:p>
           <w:pPr>
             <w:pStyle w:val="12"/>
+            <w:tabs>
+              <w:tab w:val="left" w:pos="1540"/>
+            </w:tabs>
             <w:rPr>
               <w:rFonts w:asciiTheme="minorHAnsi" w:hAnsiTheme="minorHAnsi" w:cstheme="minorBidi"/>
               <w:b w:val="0"/>
+              <w:noProof/>
               <w:kern w:val="2"/>
-              <w:sz w:val="24"/>
+              <w:sz w:val="21"/>
               <w:szCs w:val="24"/>
-              <w:lang w:eastAsia="ja-JP"/>
+              <w:lang w:val="en-US" w:eastAsia="ja-JP"/>
               <w14:ligatures w14:val="standardContextual"/>
             </w:rPr>
           </w:pPr>
-          <w:hyperlink w:anchor="_Toc237268423" w:history="1">
+          <w:hyperlink w:anchor="_Toc240442470" w:history="1">
             <w:r>
               <w:rPr>
                 <w:rStyle w:val="af8"/>
-                <w:lang w:val="en-GB"/>
-              </w:rPr>
-              <w:t>Appendix B - References</w:t>
-            </w:r>
-            <w:r>
-              <w:rPr>
-                <w:webHidden/>
+                <w:noProof/>
+              </w:rPr>
+              <w:t>Appendix B</w:t>
+            </w:r>
+            <w:r>
+              <w:rPr>
+                <w:rFonts w:asciiTheme="minorHAnsi" w:hAnsiTheme="minorHAnsi" w:cstheme="minorBidi"/>
+                <w:b w:val="0"/>
+                <w:noProof/>
+                <w:kern w:val="2"/>
+                <w:sz w:val="21"/>
+                <w:szCs w:val="24"/>
+                <w:lang w:val="en-US" w:eastAsia="ja-JP"/>
+                <w14:ligatures w14:val="standardContextual"/>
               </w:rPr>
               <w:tab/>
             </w:r>
             <w:r>
               <w:rPr>
+                <w:rStyle w:val="af8"/>
+                <w:noProof/>
+              </w:rPr>
+              <w:t>References</w:t>
+            </w:r>
+            <w:r>
+              <w:rPr>
+                <w:noProof/>
+                <w:webHidden/>
+              </w:rPr>
+              <w:tab/>
+            </w:r>
+            <w:r>
+              <w:rPr>
+                <w:noProof/>
                 <w:webHidden/>
               </w:rPr>
               <w:fldChar w:fldCharType="begin"/>
             </w:r>
             <w:r>
               <w:rPr>
-                <w:webHidden/>
-              </w:rPr>
-              <w:instrText xml:space="preserve"> PAGEREF _Toc237268423 \h </w:instrText>
-            </w:r>
-            <w:r>
-              <w:rPr>
-                <w:webHidden/>
-              </w:rPr>
-            </w:r>
-            <w:r>
-              <w:rPr>
+                <w:noProof/>
+                <w:webHidden/>
+              </w:rPr>
+              <w:instrText xml:space="preserve"> PAGEREF _Toc240442470 \h </w:instrText>
+            </w:r>
+            <w:r>
+              <w:rPr>
+                <w:noProof/>
+                <w:webHidden/>
+              </w:rPr>
+            </w:r>
+            <w:r>
+              <w:rPr>
+                <w:noProof/>
                 <w:webHidden/>
               </w:rPr>
               <w:fldChar w:fldCharType="separate"/>
             </w:r>
             <w:r>
               <w:rPr>
-                <w:webHidden/>
-              </w:rPr>
-              <w:t>10</w:t>
-            </w:r>
-            <w:r>
-              <w:rPr>
+                <w:noProof/>
+                <w:webHidden/>
+              </w:rPr>
+              <w:t>11</w:t>
+            </w:r>
+            <w:r>
+              <w:rPr>
+                <w:noProof/>
                 <w:webHidden/>
               </w:rPr>
               <w:fldChar w:fldCharType="end"/>
@@ -2859,61 +3318,92 @@
         <w:p>
           <w:pPr>
             <w:pStyle w:val="12"/>
+            <w:tabs>
+              <w:tab w:val="left" w:pos="1540"/>
+            </w:tabs>
             <w:rPr>
               <w:rFonts w:asciiTheme="minorHAnsi" w:hAnsiTheme="minorHAnsi" w:cstheme="minorBidi"/>
               <w:b w:val="0"/>
+              <w:noProof/>
               <w:kern w:val="2"/>
-              <w:sz w:val="24"/>
+              <w:sz w:val="21"/>
               <w:szCs w:val="24"/>
-              <w:lang w:eastAsia="ja-JP"/>
+              <w:lang w:val="en-US" w:eastAsia="ja-JP"/>
               <w14:ligatures w14:val="standardContextual"/>
             </w:rPr>
           </w:pPr>
-          <w:hyperlink w:anchor="_Toc237268424" w:history="1">
+          <w:hyperlink w:anchor="_Toc240442471" w:history="1">
             <w:r>
               <w:rPr>
                 <w:rStyle w:val="af8"/>
-                <w:lang w:val="en-GB"/>
-              </w:rPr>
-              <w:t>Appendix C - Document history</w:t>
-            </w:r>
-            <w:r>
-              <w:rPr>
-                <w:webHidden/>
+                <w:noProof/>
+              </w:rPr>
+              <w:t>Appendix C</w:t>
+            </w:r>
+            <w:r>
+              <w:rPr>
+                <w:rFonts w:asciiTheme="minorHAnsi" w:hAnsiTheme="minorHAnsi" w:cstheme="minorBidi"/>
+                <w:b w:val="0"/>
+                <w:noProof/>
+                <w:kern w:val="2"/>
+                <w:sz w:val="21"/>
+                <w:szCs w:val="24"/>
+                <w:lang w:val="en-US" w:eastAsia="ja-JP"/>
+                <w14:ligatures w14:val="standardContextual"/>
               </w:rPr>
               <w:tab/>
             </w:r>
             <w:r>
               <w:rPr>
+                <w:rStyle w:val="af8"/>
+                <w:noProof/>
+              </w:rPr>
+              <w:t>Document history</w:t>
+            </w:r>
+            <w:r>
+              <w:rPr>
+                <w:noProof/>
+                <w:webHidden/>
+              </w:rPr>
+              <w:tab/>
+            </w:r>
+            <w:r>
+              <w:rPr>
+                <w:noProof/>
                 <w:webHidden/>
               </w:rPr>
               <w:fldChar w:fldCharType="begin"/>
             </w:r>
             <w:r>
               <w:rPr>
-                <w:webHidden/>
-              </w:rPr>
-              <w:instrText xml:space="preserve"> PAGEREF _Toc237268424 \h </w:instrText>
-            </w:r>
-            <w:r>
-              <w:rPr>
-                <w:webHidden/>
-              </w:rPr>
-            </w:r>
-            <w:r>
-              <w:rPr>
+                <w:noProof/>
+                <w:webHidden/>
+              </w:rPr>
+              <w:instrText xml:space="preserve"> PAGEREF _Toc240442471 \h </w:instrText>
+            </w:r>
+            <w:r>
+              <w:rPr>
+                <w:noProof/>
+                <w:webHidden/>
+              </w:rPr>
+            </w:r>
+            <w:r>
+              <w:rPr>
+                <w:noProof/>
                 <w:webHidden/>
               </w:rPr>
               <w:fldChar w:fldCharType="separate"/>
             </w:r>
             <w:r>
               <w:rPr>
-                <w:webHidden/>
-              </w:rPr>
-              <w:t>11</w:t>
-            </w:r>
-            <w:r>
-              <w:rPr>
+                <w:noProof/>
+                <w:webHidden/>
+              </w:rPr>
+              <w:t>12</w:t>
+            </w:r>
+            <w:r>
+              <w:rPr>
+                <w:noProof/>
                 <w:webHidden/>
               </w:rPr>
               <w:fldChar w:fldCharType="end"/>
@@ -2942,7 +3432,7 @@
           <w:szCs w:val="28"/>
         </w:rPr>
       </w:pPr>
-      <w:bookmarkStart w:id="2" w:name="_Toc237268385"/>
+      <w:bookmarkStart w:id="2" w:name="_Toc240442432"/>
       <w:r>
         <w:t>1 Language independence</w:t>
       </w:r>
@@ -2958,7 +3448,7 @@
         <w:pStyle w:val="10"/>
         <w:pageBreakBefore w:val="0"/>
       </w:pPr>
-      <w:bookmarkStart w:id="3" w:name="_Toc237268386"/>
+      <w:bookmarkStart w:id="3" w:name="_Toc240442433"/>
       <w:r>
         <w:t>2 Introduction</w:t>
       </w:r>
@@ -2968,7 +3458,7 @@
       <w:pPr>
         <w:pStyle w:val="20"/>
       </w:pPr>
-      <w:bookmarkStart w:id="4" w:name="_Toc237268387"/>
+      <w:bookmarkStart w:id="4" w:name="_Toc240442434"/>
       <w:r>
         <w:t>2.1 Scope</w:t>
       </w:r>
@@ -2983,7 +3473,7 @@
       <w:pPr>
         <w:pStyle w:val="20"/>
       </w:pPr>
-      <w:bookmarkStart w:id="5" w:name="_Toc237268388"/>
+      <w:bookmarkStart w:id="5" w:name="_Toc240442435"/>
       <w:r>
         <w:t>2.2 Normative language</w:t>
       </w:r>
@@ -2998,7 +3488,7 @@
       <w:pPr>
         <w:pStyle w:val="20"/>
       </w:pPr>
-      <w:bookmarkStart w:id="6" w:name="_Toc237268389"/>
+      <w:bookmarkStart w:id="6" w:name="_Toc240442436"/>
       <w:r>
         <w:t>2.3 Relationship to the other Parts</w:t>
       </w:r>
@@ -3093,7 +3583,7 @@
       <w:pPr>
         <w:pStyle w:val="20"/>
       </w:pPr>
-      <w:bookmarkStart w:id="7" w:name="_Toc237268390"/>
+      <w:bookmarkStart w:id="7" w:name="_Toc240442437"/>
       <w:r>
         <w:t>2.4 Implementation independence</w:t>
       </w:r>
@@ -3101,7 +3591,7 @@
     </w:p>
     <w:p>
       <w:r>
-        <w:t>The requirements in this Part define observable inputs, validation outcomes, generated taxonomy components, and deterministic relationships among them. An implementation MAY use any programming language or internal data structure, provided that it produces conforming results and does not infer semantic changes outside the responsibilities assigned to the taxonomy-generation stage.</w:t>
+        <w:t>The requirements in this Part define observable governed inputs, review outcomes, generated taxonomy evidence, and deterministic relationships among them. The maintained semantic processing programs are `src/semantic/specialisation.py`, `src/semantic/graphwalk.py`, and `src/semantic/post_graphwalk.py`; the sole taxonomy-generation authority is `src/taxonomy/xBRLGL_TaxonomyGenerator.py`. Optional `tools/**` programs may evaluate or explain results but do not define normative processing, and `src/**` SHALL NOT import `tools/**`.</w:t>
       </w:r>
     </w:p>
     <w:p>
@@ -3109,7 +3599,7 @@
         <w:pStyle w:val="10"/>
         <w:pageBreakBefore w:val="0"/>
       </w:pPr>
-      <w:bookmarkStart w:id="8" w:name="_Toc237268391"/>
+      <w:bookmarkStart w:id="8" w:name="_Toc240442438"/>
       <w:r>
         <w:t>3 Terms and definitions</w:t>
       </w:r>
@@ -3221,7 +3711,7 @@
         <w:pStyle w:val="10"/>
         <w:pageBreakBefore w:val="0"/>
       </w:pPr>
-      <w:bookmarkStart w:id="9" w:name="_Toc237268392"/>
+      <w:bookmarkStart w:id="9" w:name="_Toc240442439"/>
       <w:r>
         <w:t>4 Extension classification</w:t>
       </w:r>
@@ -3231,7 +3721,7 @@
       <w:pPr>
         <w:pStyle w:val="20"/>
       </w:pPr>
-      <w:bookmarkStart w:id="10" w:name="_Toc237268393"/>
+      <w:bookmarkStart w:id="10" w:name="_Toc240442440"/>
       <w:r>
         <w:t>4.1 Shared</w:t>
       </w:r>
@@ -3246,7 +3736,7 @@
       <w:pPr>
         <w:pStyle w:val="20"/>
       </w:pPr>
-      <w:bookmarkStart w:id="11" w:name="_Toc237268394"/>
+      <w:bookmarkStart w:id="11" w:name="_Toc240442441"/>
       <w:r>
         <w:t>4.2 Aligned</w:t>
       </w:r>
@@ -3261,7 +3751,7 @@
       <w:pPr>
         <w:pStyle w:val="20"/>
       </w:pPr>
-      <w:bookmarkStart w:id="12" w:name="_Toc237268395"/>
+      <w:bookmarkStart w:id="12" w:name="_Toc240442442"/>
       <w:r>
         <w:t>4.3 Distinct</w:t>
       </w:r>
@@ -3276,7 +3766,7 @@
       <w:pPr>
         <w:pStyle w:val="20"/>
       </w:pPr>
-      <w:bookmarkStart w:id="13" w:name="_Toc237268396"/>
+      <w:bookmarkStart w:id="13" w:name="_Toc240442443"/>
       <w:r>
         <w:t>4.4 Classification decision</w:t>
       </w:r>
@@ -3292,7 +3782,7 @@
         <w:pStyle w:val="10"/>
         <w:pageBreakBefore w:val="0"/>
       </w:pPr>
-      <w:bookmarkStart w:id="14" w:name="_Toc237268397"/>
+      <w:bookmarkStart w:id="14" w:name="_Toc240442444"/>
       <w:r>
         <w:t>5 Governed artefacts</w:t>
       </w:r>
@@ -3302,7 +3792,7 @@
       <w:pPr>
         <w:pStyle w:val="20"/>
       </w:pPr>
-      <w:bookmarkStart w:id="15" w:name="_Toc237268398"/>
+      <w:bookmarkStart w:id="15" w:name="_Toc240442445"/>
       <w:r>
         <w:t>5.1 Aligned extension registry</w:t>
       </w:r>
@@ -3321,8 +3811,8 @@
         <w:tblLook w:val="04A0" w:firstRow="1" w:lastRow="0" w:firstColumn="1" w:lastColumn="0" w:noHBand="0" w:noVBand="1"/>
       </w:tblPr>
       <w:tblGrid>
-        <w:gridCol w:w="2972"/>
-        <w:gridCol w:w="5103"/>
+        <w:gridCol w:w="1838"/>
+        <w:gridCol w:w="6237"/>
         <w:gridCol w:w="1661"/>
       </w:tblGrid>
       <w:tr>
@@ -3332,7 +3822,7 @@
         </w:trPr>
         <w:tc>
           <w:tcPr>
-            <w:tcW w:w="2972" w:type="dxa"/>
+            <w:tcW w:w="1838" w:type="dxa"/>
             <w:tcBorders>
               <w:top w:val="single" w:sz="4" w:space="0" w:color="auto"/>
               <w:left w:val="single" w:sz="4" w:space="0" w:color="auto"/>
@@ -3354,12 +3844,16 @@
               <w:spacing w:before="60" w:after="60"/>
               <w:jc w:val="center"/>
               <w:rPr>
+                <w:sz w:val="20"/>
+                <w:szCs w:val="20"/>
                 <w:lang w:val="en-GB"/>
               </w:rPr>
             </w:pPr>
             <w:r>
               <w:rPr>
                 <w:b/>
+                <w:sz w:val="20"/>
+                <w:szCs w:val="20"/>
                 <w:lang w:val="en-GB"/>
               </w:rPr>
               <w:t>Field</w:t>
@@ -3368,7 +3862,7 @@
         </w:tc>
         <w:tc>
           <w:tcPr>
-            <w:tcW w:w="5103" w:type="dxa"/>
+            <w:tcW w:w="6237" w:type="dxa"/>
             <w:tcBorders>
               <w:top w:val="single" w:sz="4" w:space="0" w:color="auto"/>
               <w:left w:val="single" w:sz="4" w:space="0" w:color="auto"/>
@@ -3390,12 +3884,16 @@
               <w:spacing w:before="60" w:after="60"/>
               <w:jc w:val="center"/>
               <w:rPr>
+                <w:sz w:val="20"/>
+                <w:szCs w:val="20"/>
                 <w:lang w:val="en-GB"/>
               </w:rPr>
             </w:pPr>
             <w:r>
               <w:rPr>
                 <w:b/>
+                <w:sz w:val="20"/>
+                <w:szCs w:val="20"/>
                 <w:lang w:val="en-GB"/>
               </w:rPr>
               <w:t>Purpose</w:t>
@@ -3426,12 +3924,16 @@
               <w:spacing w:before="60" w:after="60"/>
               <w:jc w:val="center"/>
               <w:rPr>
+                <w:sz w:val="20"/>
+                <w:szCs w:val="20"/>
                 <w:lang w:val="en-GB"/>
               </w:rPr>
             </w:pPr>
             <w:r>
               <w:rPr>
                 <w:b/>
+                <w:sz w:val="20"/>
+                <w:szCs w:val="20"/>
                 <w:lang w:val="en-GB"/>
               </w:rPr>
               <w:t>Requirement</w:t>
@@ -3445,7 +3947,7 @@
         </w:trPr>
         <w:tc>
           <w:tcPr>
-            <w:tcW w:w="2972" w:type="dxa"/>
+            <w:tcW w:w="1838" w:type="dxa"/>
             <w:tcBorders>
               <w:top w:val="single" w:sz="4" w:space="0" w:color="auto"/>
               <w:left w:val="single" w:sz="4" w:space="0" w:color="auto"/>
@@ -3465,11 +3967,15 @@
             <w:pPr>
               <w:spacing w:before="60" w:after="60"/>
               <w:rPr>
+                <w:sz w:val="20"/>
+                <w:szCs w:val="20"/>
                 <w:lang w:val="en-GB"/>
               </w:rPr>
             </w:pPr>
             <w:r>
               <w:rPr>
+                <w:sz w:val="20"/>
+                <w:szCs w:val="20"/>
                 <w:lang w:val="en-GB"/>
               </w:rPr>
               <w:t>aligned_entry_id</w:t>
@@ -3478,7 +3984,7 @@
         </w:tc>
         <w:tc>
           <w:tcPr>
-            <w:tcW w:w="5103" w:type="dxa"/>
+            <w:tcW w:w="6237" w:type="dxa"/>
             <w:tcBorders>
               <w:top w:val="single" w:sz="4" w:space="0" w:color="auto"/>
               <w:left w:val="single" w:sz="4" w:space="0" w:color="auto"/>
@@ -3498,11 +4004,15 @@
             <w:pPr>
               <w:spacing w:before="60" w:after="60"/>
               <w:rPr>
+                <w:sz w:val="20"/>
+                <w:szCs w:val="20"/>
                 <w:lang w:val="en-GB"/>
               </w:rPr>
             </w:pPr>
             <w:r>
               <w:rPr>
+                <w:sz w:val="20"/>
+                <w:szCs w:val="20"/>
                 <w:lang w:val="en-GB"/>
               </w:rPr>
               <w:t>Stable registry identifier</w:t>
@@ -3531,11 +4041,15 @@
             <w:pPr>
               <w:spacing w:before="60" w:after="60"/>
               <w:rPr>
+                <w:sz w:val="20"/>
+                <w:szCs w:val="20"/>
                 <w:lang w:val="en-GB"/>
               </w:rPr>
             </w:pPr>
             <w:r>
               <w:rPr>
+                <w:sz w:val="20"/>
+                <w:szCs w:val="20"/>
                 <w:lang w:val="en-GB"/>
               </w:rPr>
               <w:t>yes</w:t>
@@ -3549,7 +4063,7 @@
         </w:trPr>
         <w:tc>
           <w:tcPr>
-            <w:tcW w:w="2972" w:type="dxa"/>
+            <w:tcW w:w="1838" w:type="dxa"/>
             <w:tcBorders>
               <w:top w:val="single" w:sz="4" w:space="0" w:color="auto"/>
               <w:left w:val="single" w:sz="4" w:space="0" w:color="auto"/>
@@ -3569,20 +4083,42 @@
             <w:pPr>
               <w:spacing w:before="60" w:after="60"/>
               <w:rPr>
+                <w:sz w:val="20"/>
+                <w:szCs w:val="20"/>
                 <w:lang w:val="en-GB"/>
               </w:rPr>
             </w:pPr>
             <w:r>
               <w:rPr>
-                <w:lang w:val="en-GB"/>
-              </w:rPr>
-              <w:t>name; definition; scope_note</w:t>
+                <w:sz w:val="20"/>
+                <w:szCs w:val="20"/>
+                <w:lang w:val="en-GB"/>
+              </w:rPr>
+              <w:t xml:space="preserve">name; definition; </w:t>
+            </w:r>
+          </w:p>
+          <w:p>
+            <w:pPr>
+              <w:spacing w:before="60" w:after="60"/>
+              <w:rPr>
+                <w:sz w:val="20"/>
+                <w:szCs w:val="20"/>
+                <w:lang w:val="en-GB"/>
+              </w:rPr>
+            </w:pPr>
+            <w:r>
+              <w:rPr>
+                <w:sz w:val="20"/>
+                <w:szCs w:val="20"/>
+                <w:lang w:val="en-GB"/>
+              </w:rPr>
+              <w:t>scope_note</w:t>
             </w:r>
           </w:p>
         </w:tc>
         <w:tc>
           <w:tcPr>
-            <w:tcW w:w="5103" w:type="dxa"/>
+            <w:tcW w:w="6237" w:type="dxa"/>
             <w:tcBorders>
               <w:top w:val="single" w:sz="4" w:space="0" w:color="auto"/>
               <w:left w:val="single" w:sz="4" w:space="0" w:color="auto"/>
@@ -3602,11 +4138,15 @@
             <w:pPr>
               <w:spacing w:before="60" w:after="60"/>
               <w:rPr>
+                <w:sz w:val="20"/>
+                <w:szCs w:val="20"/>
                 <w:lang w:val="en-GB"/>
               </w:rPr>
             </w:pPr>
             <w:r>
               <w:rPr>
+                <w:sz w:val="20"/>
+                <w:szCs w:val="20"/>
                 <w:lang w:val="en-GB"/>
               </w:rPr>
               <w:t>Human-readable semantic statement</w:t>
@@ -3635,11 +4175,15 @@
             <w:pPr>
               <w:spacing w:before="60" w:after="60"/>
               <w:rPr>
+                <w:sz w:val="20"/>
+                <w:szCs w:val="20"/>
                 <w:lang w:val="en-GB"/>
               </w:rPr>
             </w:pPr>
             <w:r>
               <w:rPr>
+                <w:sz w:val="20"/>
+                <w:szCs w:val="20"/>
                 <w:lang w:val="en-GB"/>
               </w:rPr>
               <w:t>yes</w:t>
@@ -3653,7 +4197,7 @@
         </w:trPr>
         <w:tc>
           <w:tcPr>
-            <w:tcW w:w="2972" w:type="dxa"/>
+            <w:tcW w:w="1838" w:type="dxa"/>
             <w:tcBorders>
               <w:top w:val="single" w:sz="4" w:space="0" w:color="auto"/>
               <w:left w:val="single" w:sz="4" w:space="0" w:color="auto"/>
@@ -3673,11 +4217,15 @@
             <w:pPr>
               <w:spacing w:before="60" w:after="60"/>
               <w:rPr>
+                <w:sz w:val="20"/>
+                <w:szCs w:val="20"/>
                 <w:lang w:val="en-GB"/>
               </w:rPr>
             </w:pPr>
             <w:r>
               <w:rPr>
+                <w:sz w:val="20"/>
+                <w:szCs w:val="20"/>
                 <w:lang w:val="en-GB"/>
               </w:rPr>
               <w:t>classification</w:t>
@@ -3686,7 +4234,7 @@
         </w:tc>
         <w:tc>
           <w:tcPr>
-            <w:tcW w:w="5103" w:type="dxa"/>
+            <w:tcW w:w="6237" w:type="dxa"/>
             <w:tcBorders>
               <w:top w:val="single" w:sz="4" w:space="0" w:color="auto"/>
               <w:left w:val="single" w:sz="4" w:space="0" w:color="auto"/>
@@ -3706,11 +4254,15 @@
             <w:pPr>
               <w:spacing w:before="60" w:after="60"/>
               <w:rPr>
+                <w:sz w:val="20"/>
+                <w:szCs w:val="20"/>
                 <w:lang w:val="en-GB"/>
               </w:rPr>
             </w:pPr>
             <w:r>
               <w:rPr>
+                <w:sz w:val="20"/>
+                <w:szCs w:val="20"/>
                 <w:lang w:val="en-GB"/>
               </w:rPr>
               <w:t>Shared, Aligned, or Distinct decision</w:t>
@@ -3739,11 +4291,15 @@
             <w:pPr>
               <w:spacing w:before="60" w:after="60"/>
               <w:rPr>
+                <w:sz w:val="20"/>
+                <w:szCs w:val="20"/>
                 <w:lang w:val="en-GB"/>
               </w:rPr>
             </w:pPr>
             <w:r>
               <w:rPr>
+                <w:sz w:val="20"/>
+                <w:szCs w:val="20"/>
                 <w:lang w:val="en-GB"/>
               </w:rPr>
               <w:t>yes</w:t>
@@ -3757,7 +4313,7 @@
         </w:trPr>
         <w:tc>
           <w:tcPr>
-            <w:tcW w:w="2972" w:type="dxa"/>
+            <w:tcW w:w="1838" w:type="dxa"/>
             <w:tcBorders>
               <w:top w:val="single" w:sz="4" w:space="0" w:color="auto"/>
               <w:left w:val="single" w:sz="4" w:space="0" w:color="auto"/>
@@ -3777,11 +4333,15 @@
             <w:pPr>
               <w:spacing w:before="60" w:after="60"/>
               <w:rPr>
+                <w:sz w:val="20"/>
+                <w:szCs w:val="20"/>
                 <w:lang w:val="en-GB"/>
               </w:rPr>
             </w:pPr>
             <w:r>
               <w:rPr>
+                <w:sz w:val="20"/>
+                <w:szCs w:val="20"/>
                 <w:lang w:val="en-GB"/>
               </w:rPr>
               <w:t>status</w:t>
@@ -3790,7 +4350,7 @@
         </w:tc>
         <w:tc>
           <w:tcPr>
-            <w:tcW w:w="5103" w:type="dxa"/>
+            <w:tcW w:w="6237" w:type="dxa"/>
             <w:tcBorders>
               <w:top w:val="single" w:sz="4" w:space="0" w:color="auto"/>
               <w:left w:val="single" w:sz="4" w:space="0" w:color="auto"/>
@@ -3810,11 +4370,15 @@
             <w:pPr>
               <w:spacing w:before="60" w:after="60"/>
               <w:rPr>
+                <w:sz w:val="20"/>
+                <w:szCs w:val="20"/>
                 <w:lang w:val="en-GB"/>
               </w:rPr>
             </w:pPr>
             <w:r>
               <w:rPr>
+                <w:sz w:val="20"/>
+                <w:szCs w:val="20"/>
                 <w:lang w:val="en-GB"/>
               </w:rPr>
               <w:t>proposed, under-review, accepted, deprecated, withdrawn, or rejected</w:t>
@@ -3843,11 +4407,15 @@
             <w:pPr>
               <w:spacing w:before="60" w:after="60"/>
               <w:rPr>
+                <w:sz w:val="20"/>
+                <w:szCs w:val="20"/>
                 <w:lang w:val="en-GB"/>
               </w:rPr>
             </w:pPr>
             <w:r>
               <w:rPr>
+                <w:sz w:val="20"/>
+                <w:szCs w:val="20"/>
                 <w:lang w:val="en-GB"/>
               </w:rPr>
               <w:t>yes</w:t>
@@ -3861,7 +4429,7 @@
         </w:trPr>
         <w:tc>
           <w:tcPr>
-            <w:tcW w:w="2972" w:type="dxa"/>
+            <w:tcW w:w="1838" w:type="dxa"/>
             <w:tcBorders>
               <w:top w:val="single" w:sz="4" w:space="0" w:color="auto"/>
               <w:left w:val="single" w:sz="4" w:space="0" w:color="auto"/>
@@ -3881,11 +4449,15 @@
             <w:pPr>
               <w:spacing w:before="60" w:after="60"/>
               <w:rPr>
+                <w:sz w:val="20"/>
+                <w:szCs w:val="20"/>
                 <w:lang w:val="en-GB"/>
               </w:rPr>
             </w:pPr>
             <w:r>
               <w:rPr>
+                <w:sz w:val="20"/>
+                <w:szCs w:val="20"/>
                 <w:lang w:val="en-GB"/>
               </w:rPr>
               <w:t>owner; maintainer</w:t>
@@ -3894,7 +4466,7 @@
         </w:tc>
         <w:tc>
           <w:tcPr>
-            <w:tcW w:w="5103" w:type="dxa"/>
+            <w:tcW w:w="6237" w:type="dxa"/>
             <w:tcBorders>
               <w:top w:val="single" w:sz="4" w:space="0" w:color="auto"/>
               <w:left w:val="single" w:sz="4" w:space="0" w:color="auto"/>
@@ -3914,11 +4486,15 @@
             <w:pPr>
               <w:spacing w:before="60" w:after="60"/>
               <w:rPr>
+                <w:sz w:val="20"/>
+                <w:szCs w:val="20"/>
                 <w:lang w:val="en-GB"/>
               </w:rPr>
             </w:pPr>
             <w:r>
               <w:rPr>
+                <w:sz w:val="20"/>
+                <w:szCs w:val="20"/>
                 <w:lang w:val="en-GB"/>
               </w:rPr>
               <w:t>Accountable organisation and current maintainer</w:t>
@@ -3947,11 +4523,15 @@
             <w:pPr>
               <w:spacing w:before="60" w:after="60"/>
               <w:rPr>
+                <w:sz w:val="20"/>
+                <w:szCs w:val="20"/>
                 <w:lang w:val="en-GB"/>
               </w:rPr>
             </w:pPr>
             <w:r>
               <w:rPr>
+                <w:sz w:val="20"/>
+                <w:szCs w:val="20"/>
                 <w:lang w:val="en-GB"/>
               </w:rPr>
               <w:t>yes</w:t>
@@ -3965,7 +4545,7 @@
         </w:trPr>
         <w:tc>
           <w:tcPr>
-            <w:tcW w:w="2972" w:type="dxa"/>
+            <w:tcW w:w="1838" w:type="dxa"/>
             <w:tcBorders>
               <w:top w:val="single" w:sz="4" w:space="0" w:color="auto"/>
               <w:left w:val="single" w:sz="4" w:space="0" w:color="auto"/>
@@ -3985,11 +4565,15 @@
             <w:pPr>
               <w:spacing w:before="60" w:after="60"/>
               <w:rPr>
+                <w:sz w:val="20"/>
+                <w:szCs w:val="20"/>
                 <w:lang w:val="en-GB"/>
               </w:rPr>
             </w:pPr>
             <w:r>
               <w:rPr>
+                <w:sz w:val="20"/>
+                <w:szCs w:val="20"/>
                 <w:lang w:val="en-GB"/>
               </w:rPr>
               <w:t>source; source_id; source_version</w:t>
@@ -3998,7 +4582,7 @@
         </w:tc>
         <w:tc>
           <w:tcPr>
-            <w:tcW w:w="5103" w:type="dxa"/>
+            <w:tcW w:w="6237" w:type="dxa"/>
             <w:tcBorders>
               <w:top w:val="single" w:sz="4" w:space="0" w:color="auto"/>
               <w:left w:val="single" w:sz="4" w:space="0" w:color="auto"/>
@@ -4018,11 +4602,15 @@
             <w:pPr>
               <w:spacing w:before="60" w:after="60"/>
               <w:rPr>
+                <w:sz w:val="20"/>
+                <w:szCs w:val="20"/>
                 <w:lang w:val="en-GB"/>
               </w:rPr>
             </w:pPr>
             <w:r>
               <w:rPr>
+                <w:sz w:val="20"/>
+                <w:szCs w:val="20"/>
                 <w:lang w:val="en-GB"/>
               </w:rPr>
               <w:t>External authority or dictionary traceability</w:t>
@@ -4051,11 +4639,15 @@
             <w:pPr>
               <w:spacing w:before="60" w:after="60"/>
               <w:rPr>
+                <w:sz w:val="20"/>
+                <w:szCs w:val="20"/>
                 <w:lang w:val="en-GB"/>
               </w:rPr>
             </w:pPr>
             <w:r>
               <w:rPr>
+                <w:sz w:val="20"/>
+                <w:szCs w:val="20"/>
                 <w:lang w:val="en-GB"/>
               </w:rPr>
               <w:t>for Aligned</w:t>
@@ -4069,7 +4661,7 @@
         </w:trPr>
         <w:tc>
           <w:tcPr>
-            <w:tcW w:w="2972" w:type="dxa"/>
+            <w:tcW w:w="1838" w:type="dxa"/>
             <w:tcBorders>
               <w:top w:val="single" w:sz="4" w:space="0" w:color="auto"/>
               <w:left w:val="single" w:sz="4" w:space="0" w:color="auto"/>
@@ -4089,11 +4681,15 @@
             <w:pPr>
               <w:spacing w:before="60" w:after="60"/>
               <w:rPr>
+                <w:sz w:val="20"/>
+                <w:szCs w:val="20"/>
                 <w:lang w:val="en-GB"/>
               </w:rPr>
             </w:pPr>
             <w:r>
               <w:rPr>
+                <w:sz w:val="20"/>
+                <w:szCs w:val="20"/>
                 <w:lang w:val="en-GB"/>
               </w:rPr>
               <w:t>relationships</w:t>
@@ -4102,7 +4698,7 @@
         </w:tc>
         <w:tc>
           <w:tcPr>
-            <w:tcW w:w="5103" w:type="dxa"/>
+            <w:tcW w:w="6237" w:type="dxa"/>
             <w:tcBorders>
               <w:top w:val="single" w:sz="4" w:space="0" w:color="auto"/>
               <w:left w:val="single" w:sz="4" w:space="0" w:color="auto"/>
@@ -4122,11 +4718,15 @@
             <w:pPr>
               <w:spacing w:before="60" w:after="60"/>
               <w:rPr>
+                <w:sz w:val="20"/>
+                <w:szCs w:val="20"/>
                 <w:lang w:val="en-GB"/>
               </w:rPr>
             </w:pPr>
             <w:r>
               <w:rPr>
+                <w:sz w:val="20"/>
+                <w:szCs w:val="20"/>
                 <w:lang w:val="en-GB"/>
               </w:rPr>
               <w:t>equivalent-to, specialises, aligned-with, replaces, or conflicts-with</w:t>
@@ -4155,11 +4755,15 @@
             <w:pPr>
               <w:spacing w:before="60" w:after="60"/>
               <w:rPr>
+                <w:sz w:val="20"/>
+                <w:szCs w:val="20"/>
                 <w:lang w:val="en-GB"/>
               </w:rPr>
             </w:pPr>
             <w:r>
               <w:rPr>
+                <w:sz w:val="20"/>
+                <w:szCs w:val="20"/>
                 <w:lang w:val="en-GB"/>
               </w:rPr>
               <w:t>when applicable</w:t>
@@ -4173,7 +4777,7 @@
         </w:trPr>
         <w:tc>
           <w:tcPr>
-            <w:tcW w:w="2972" w:type="dxa"/>
+            <w:tcW w:w="1838" w:type="dxa"/>
             <w:tcBorders>
               <w:top w:val="single" w:sz="4" w:space="0" w:color="auto"/>
               <w:left w:val="single" w:sz="4" w:space="0" w:color="auto"/>
@@ -4193,11 +4797,15 @@
             <w:pPr>
               <w:spacing w:before="60" w:after="60"/>
               <w:rPr>
+                <w:sz w:val="20"/>
+                <w:szCs w:val="20"/>
                 <w:lang w:val="en-GB"/>
               </w:rPr>
             </w:pPr>
             <w:r>
               <w:rPr>
+                <w:sz w:val="20"/>
+                <w:szCs w:val="20"/>
                 <w:lang w:val="en-GB"/>
               </w:rPr>
               <w:t>fsm_artifact</w:t>
@@ -4206,7 +4814,7 @@
         </w:tc>
         <w:tc>
           <w:tcPr>
-            <w:tcW w:w="5103" w:type="dxa"/>
+            <w:tcW w:w="6237" w:type="dxa"/>
             <w:tcBorders>
               <w:top w:val="single" w:sz="4" w:space="0" w:color="auto"/>
               <w:left w:val="single" w:sz="4" w:space="0" w:color="auto"/>
@@ -4226,11 +4834,15 @@
             <w:pPr>
               <w:spacing w:before="60" w:after="60"/>
               <w:rPr>
+                <w:sz w:val="20"/>
+                <w:szCs w:val="20"/>
                 <w:lang w:val="en-GB"/>
               </w:rPr>
             </w:pPr>
             <w:r>
               <w:rPr>
+                <w:sz w:val="20"/>
+                <w:szCs w:val="20"/>
                 <w:lang w:val="en-GB"/>
               </w:rPr>
               <w:t>Authoritative semantic-library reference</w:t>
@@ -4259,11 +4871,15 @@
             <w:pPr>
               <w:spacing w:before="60" w:after="60"/>
               <w:rPr>
+                <w:sz w:val="20"/>
+                <w:szCs w:val="20"/>
                 <w:lang w:val="en-GB"/>
               </w:rPr>
             </w:pPr>
             <w:r>
               <w:rPr>
+                <w:sz w:val="20"/>
+                <w:szCs w:val="20"/>
                 <w:lang w:val="en-GB"/>
               </w:rPr>
               <w:t>yes</w:t>
@@ -4277,7 +4893,7 @@
         </w:trPr>
         <w:tc>
           <w:tcPr>
-            <w:tcW w:w="2972" w:type="dxa"/>
+            <w:tcW w:w="1838" w:type="dxa"/>
             <w:tcBorders>
               <w:top w:val="single" w:sz="4" w:space="0" w:color="auto"/>
               <w:left w:val="single" w:sz="4" w:space="0" w:color="auto"/>
@@ -4297,11 +4913,15 @@
             <w:pPr>
               <w:spacing w:before="60" w:after="60"/>
               <w:rPr>
+                <w:sz w:val="20"/>
+                <w:szCs w:val="20"/>
                 <w:lang w:val="en-GB"/>
               </w:rPr>
             </w:pPr>
             <w:r>
               <w:rPr>
+                <w:sz w:val="20"/>
+                <w:szCs w:val="20"/>
                 <w:lang w:val="en-GB"/>
               </w:rPr>
               <w:t>effective_from; deprecated_from</w:t>
@@ -4310,7 +4930,7 @@
         </w:tc>
         <w:tc>
           <w:tcPr>
-            <w:tcW w:w="5103" w:type="dxa"/>
+            <w:tcW w:w="6237" w:type="dxa"/>
             <w:tcBorders>
               <w:top w:val="single" w:sz="4" w:space="0" w:color="auto"/>
               <w:left w:val="single" w:sz="4" w:space="0" w:color="auto"/>
@@ -4330,11 +4950,15 @@
             <w:pPr>
               <w:spacing w:before="60" w:after="60"/>
               <w:rPr>
+                <w:sz w:val="20"/>
+                <w:szCs w:val="20"/>
                 <w:lang w:val="en-GB"/>
               </w:rPr>
             </w:pPr>
             <w:r>
               <w:rPr>
+                <w:sz w:val="20"/>
+                <w:szCs w:val="20"/>
                 <w:lang w:val="en-GB"/>
               </w:rPr>
               <w:t>Lifecycle dates</w:t>
@@ -4363,11 +4987,15 @@
             <w:pPr>
               <w:spacing w:before="60" w:after="60"/>
               <w:rPr>
+                <w:sz w:val="20"/>
+                <w:szCs w:val="20"/>
                 <w:lang w:val="en-GB"/>
               </w:rPr>
             </w:pPr>
             <w:r>
               <w:rPr>
+                <w:sz w:val="20"/>
+                <w:szCs w:val="20"/>
                 <w:lang w:val="en-GB"/>
               </w:rPr>
               <w:t>when applicable</w:t>
@@ -4381,7 +5009,7 @@
         </w:trPr>
         <w:tc>
           <w:tcPr>
-            <w:tcW w:w="2972" w:type="dxa"/>
+            <w:tcW w:w="1838" w:type="dxa"/>
             <w:tcBorders>
               <w:top w:val="single" w:sz="4" w:space="0" w:color="auto"/>
               <w:left w:val="single" w:sz="4" w:space="0" w:color="auto"/>
@@ -4401,11 +5029,15 @@
             <w:pPr>
               <w:spacing w:before="60" w:after="60"/>
               <w:rPr>
+                <w:sz w:val="20"/>
+                <w:szCs w:val="20"/>
                 <w:lang w:val="en-GB"/>
               </w:rPr>
             </w:pPr>
             <w:r>
               <w:rPr>
+                <w:sz w:val="20"/>
+                <w:szCs w:val="20"/>
                 <w:lang w:val="en-GB"/>
               </w:rPr>
               <w:t>change_log</w:t>
@@ -4414,7 +5046,7 @@
         </w:tc>
         <w:tc>
           <w:tcPr>
-            <w:tcW w:w="5103" w:type="dxa"/>
+            <w:tcW w:w="6237" w:type="dxa"/>
             <w:tcBorders>
               <w:top w:val="single" w:sz="4" w:space="0" w:color="auto"/>
               <w:left w:val="single" w:sz="4" w:space="0" w:color="auto"/>
@@ -4434,11 +5066,15 @@
             <w:pPr>
               <w:spacing w:before="60" w:after="60"/>
               <w:rPr>
+                <w:sz w:val="20"/>
+                <w:szCs w:val="20"/>
                 <w:lang w:val="en-GB"/>
               </w:rPr>
             </w:pPr>
             <w:r>
               <w:rPr>
+                <w:sz w:val="20"/>
+                <w:szCs w:val="20"/>
                 <w:lang w:val="en-GB"/>
               </w:rPr>
               <w:t>Version, date, editor, rationale, compatibility classification</w:t>
@@ -4467,11 +5103,15 @@
             <w:pPr>
               <w:spacing w:before="60" w:after="60"/>
               <w:rPr>
+                <w:sz w:val="20"/>
+                <w:szCs w:val="20"/>
                 <w:lang w:val="en-GB"/>
               </w:rPr>
             </w:pPr>
             <w:r>
               <w:rPr>
+                <w:sz w:val="20"/>
+                <w:szCs w:val="20"/>
                 <w:lang w:val="en-GB"/>
               </w:rPr>
               <w:t>yes</w:t>
@@ -4485,7 +5125,7 @@
         </w:trPr>
         <w:tc>
           <w:tcPr>
-            <w:tcW w:w="2972" w:type="dxa"/>
+            <w:tcW w:w="1838" w:type="dxa"/>
             <w:tcBorders>
               <w:top w:val="single" w:sz="4" w:space="0" w:color="auto"/>
               <w:left w:val="single" w:sz="4" w:space="0" w:color="auto"/>
@@ -4505,11 +5145,15 @@
             <w:pPr>
               <w:spacing w:before="60" w:after="60"/>
               <w:rPr>
+                <w:sz w:val="20"/>
+                <w:szCs w:val="20"/>
                 <w:lang w:val="en-GB"/>
               </w:rPr>
             </w:pPr>
             <w:r>
               <w:rPr>
+                <w:sz w:val="20"/>
+                <w:szCs w:val="20"/>
                 <w:lang w:val="en-GB"/>
               </w:rPr>
               <w:t>binding_evidence</w:t>
@@ -4518,7 +5162,7 @@
         </w:tc>
         <w:tc>
           <w:tcPr>
-            <w:tcW w:w="5103" w:type="dxa"/>
+            <w:tcW w:w="6237" w:type="dxa"/>
             <w:tcBorders>
               <w:top w:val="single" w:sz="4" w:space="0" w:color="auto"/>
               <w:left w:val="single" w:sz="4" w:space="0" w:color="auto"/>
@@ -4538,11 +5182,15 @@
             <w:pPr>
               <w:spacing w:before="60" w:after="60"/>
               <w:rPr>
+                <w:sz w:val="20"/>
+                <w:szCs w:val="20"/>
                 <w:lang w:val="en-GB"/>
               </w:rPr>
             </w:pPr>
             <w:r>
               <w:rPr>
+                <w:sz w:val="20"/>
+                <w:szCs w:val="20"/>
                 <w:lang w:val="en-GB"/>
               </w:rPr>
               <w:t>Conforming Part 2 and Part 3 message entry points</w:t>
@@ -4571,11 +5219,15 @@
             <w:pPr>
               <w:spacing w:before="60" w:after="60"/>
               <w:rPr>
+                <w:sz w:val="20"/>
+                <w:szCs w:val="20"/>
                 <w:lang w:val="en-GB"/>
               </w:rPr>
             </w:pPr>
             <w:r>
               <w:rPr>
+                <w:sz w:val="20"/>
+                <w:szCs w:val="20"/>
                 <w:lang w:val="en-GB"/>
               </w:rPr>
               <w:t>for publication</w:t>
@@ -4588,7 +5240,7 @@
       <w:pPr>
         <w:pStyle w:val="20"/>
       </w:pPr>
-      <w:bookmarkStart w:id="16" w:name="_Toc237268399"/>
+      <w:bookmarkStart w:id="16" w:name="_Toc240442446"/>
       <w:r>
         <w:t>5.2 Aligned semantic library</w:t>
       </w:r>
@@ -4603,7 +5255,7 @@
       <w:pPr>
         <w:pStyle w:val="20"/>
       </w:pPr>
-      <w:bookmarkStart w:id="17" w:name="_Toc237268400"/>
+      <w:bookmarkStart w:id="17" w:name="_Toc240442447"/>
       <w:r>
         <w:t>5.3 Publication information</w:t>
       </w:r>
@@ -4619,7 +5271,7 @@
         <w:pStyle w:val="10"/>
         <w:pageBreakBefore w:val="0"/>
       </w:pPr>
-      <w:bookmarkStart w:id="18" w:name="_Toc237268401"/>
+      <w:bookmarkStart w:id="18" w:name="_Toc240442448"/>
       <w:r>
         <w:t>6 Submission and review procedure</w:t>
       </w:r>
@@ -4629,7 +5281,7 @@
       <w:pPr>
         <w:pStyle w:val="20"/>
       </w:pPr>
-      <w:bookmarkStart w:id="19" w:name="_Toc237268402"/>
+      <w:bookmarkStart w:id="19" w:name="_Toc240442449"/>
       <w:r>
         <w:t>6.1 Submission package</w:t>
       </w:r>
@@ -4730,7 +5382,7 @@
       <w:pPr>
         <w:pStyle w:val="20"/>
       </w:pPr>
-      <w:bookmarkStart w:id="20" w:name="_Toc237268403"/>
+      <w:bookmarkStart w:id="20" w:name="_Toc240442450"/>
       <w:r>
         <w:t>6.2 Semantic review</w:t>
       </w:r>
@@ -4805,7 +5457,7 @@
       <w:pPr>
         <w:pStyle w:val="20"/>
       </w:pPr>
-      <w:bookmarkStart w:id="21" w:name="_Toc237268404"/>
+      <w:bookmarkStart w:id="21" w:name="_Toc240442451"/>
       <w:r>
         <w:t>6.3 Processing evidence</w:t>
       </w:r>
@@ -4818,7 +5470,7 @@
     </w:p>
     <w:p>
       <w:r>
-        <w:t>Post-Graph Walk MUST identify every level-1 HMD, exclude multiplicity 0..0 subtrees, regenerate XPath values from the reviewed element QNames, validate each HMD and cross-HMD QName consistency, and produce one formal HMD_for_taxonomy for each effective root. The set of formal HMDs conforms only when all required checks succeed.</w:t>
+        <w:t>Post-Graph Walk MUST identify every level-1 HMD, exclude multiplicity `0..0` subtrees, regenerate XPath values from reviewed element QNames, validate each HMD, and produce one formal HMD_for_taxonomy for each effective root. The HMD-for-taxonomy column at position 9 is `value_domain`, replacing the LHM-only `association_role`. Validation and taxonomy closure are performed per HMD / per DTS; cross-DTS equality is required only for deliberately shared declarations.</w:t>
       </w:r>
     </w:p>
     <w:p>
@@ -4827,6 +5479,7 @@
       </w:pPr>
       <w:r>
         <w:rPr>
+          <w:noProof/>
           <w14:ligatures w14:val="standardContextual"/>
         </w:rPr>
         <w:drawing>
@@ -4889,7 +5542,7 @@
       <w:pPr>
         <w:pStyle w:val="20"/>
       </w:pPr>
-      <w:bookmarkStart w:id="22" w:name="_Toc237268405"/>
+      <w:bookmarkStart w:id="22" w:name="_Toc240442452"/>
       <w:r>
         <w:t>6.4 Binding evidence</w:t>
       </w:r>
@@ -4901,11 +5554,16 @@
       </w:r>
     </w:p>
     <w:p>
+      <w:r>
+        <w:t>Binding evidence generated with the maintained reference implementation SHALL identify `src/taxonomy/xBRLGL_TaxonomyGenerator.py` as the Generator authority. A synchronized UADC copy under `tools/taxonomy/` is an evaluation distribution only and is not a second authority.</w:t>
+      </w:r>
+    </w:p>
+    <w:p>
       <w:pPr>
         <w:pStyle w:val="10"/>
         <w:pageBreakBefore w:val="0"/>
       </w:pPr>
-      <w:bookmarkStart w:id="23" w:name="_Toc237268406"/>
+      <w:bookmarkStart w:id="23" w:name="_Toc240442453"/>
       <w:r>
         <w:t>7 Lifecycle and compatibility</w:t>
       </w:r>
@@ -4915,7 +5573,7 @@
       <w:pPr>
         <w:pStyle w:val="20"/>
       </w:pPr>
-      <w:bookmarkStart w:id="24" w:name="_Toc237268407"/>
+      <w:bookmarkStart w:id="24" w:name="_Toc240442454"/>
       <w:r>
         <w:t>7.1 Versioning</w:t>
       </w:r>
@@ -4930,7 +5588,7 @@
       <w:pPr>
         <w:pStyle w:val="20"/>
       </w:pPr>
-      <w:bookmarkStart w:id="25" w:name="_Toc237268408"/>
+      <w:bookmarkStart w:id="25" w:name="_Toc240442455"/>
       <w:r>
         <w:t>7.2 Deprecation and withdrawal</w:t>
       </w:r>
@@ -4945,7 +5603,7 @@
       <w:pPr>
         <w:pStyle w:val="20"/>
       </w:pPr>
-      <w:bookmarkStart w:id="26" w:name="_Toc237268409"/>
+      <w:bookmarkStart w:id="26" w:name="_Toc240442456"/>
       <w:r>
         <w:t>7.3 Namespace and release date</w:t>
       </w:r>
@@ -4961,7 +5619,7 @@
         <w:pStyle w:val="10"/>
         <w:pageBreakBefore w:val="0"/>
       </w:pPr>
-      <w:bookmarkStart w:id="27" w:name="_Toc237268410"/>
+      <w:bookmarkStart w:id="27" w:name="_Toc240442457"/>
       <w:r>
         <w:t>8 Worked assembly extension: businessTransactions</w:t>
       </w:r>
@@ -4977,7 +5635,7 @@
       <w:pPr>
         <w:pStyle w:val="20"/>
       </w:pPr>
-      <w:bookmarkStart w:id="28" w:name="_Toc237268411"/>
+      <w:bookmarkStart w:id="28" w:name="_Toc240442458"/>
       <w:r>
         <w:t>8.1 Baseline</w:t>
       </w:r>
@@ -4992,7 +5650,7 @@
       <w:pPr>
         <w:pStyle w:val="20"/>
       </w:pPr>
-      <w:bookmarkStart w:id="29" w:name="_Toc237268412"/>
+      <w:bookmarkStart w:id="29" w:name="_Toc240442459"/>
       <w:r>
         <w:t>8.2 Extension objective</w:t>
       </w:r>
@@ -5007,7 +5665,7 @@
       <w:pPr>
         <w:pStyle w:val="20"/>
       </w:pPr>
-      <w:bookmarkStart w:id="30" w:name="_Toc237268413"/>
+      <w:bookmarkStart w:id="30" w:name="_Toc240442460"/>
       <w:r>
         <w:t>8.3 Formal HMD root</w:t>
       </w:r>
@@ -5054,12 +5712,16 @@
               <w:spacing w:before="60" w:after="60"/>
               <w:jc w:val="center"/>
               <w:rPr>
+                <w:sz w:val="20"/>
+                <w:szCs w:val="20"/>
                 <w:lang w:val="en-GB"/>
               </w:rPr>
             </w:pPr>
             <w:r>
               <w:rPr>
                 <w:b/>
+                <w:sz w:val="20"/>
+                <w:szCs w:val="20"/>
                 <w:lang w:val="en-GB"/>
               </w:rPr>
               <w:t>Column</w:t>
@@ -5090,12 +5752,16 @@
               <w:spacing w:before="60" w:after="60"/>
               <w:jc w:val="center"/>
               <w:rPr>
+                <w:sz w:val="20"/>
+                <w:szCs w:val="20"/>
                 <w:lang w:val="en-GB"/>
               </w:rPr>
             </w:pPr>
             <w:r>
               <w:rPr>
                 <w:b/>
+                <w:sz w:val="20"/>
+                <w:szCs w:val="20"/>
                 <w:lang w:val="en-GB"/>
               </w:rPr>
               <w:t>Value</w:t>
@@ -5129,11 +5795,15 @@
             <w:pPr>
               <w:spacing w:before="60" w:after="60"/>
               <w:rPr>
+                <w:sz w:val="20"/>
+                <w:szCs w:val="20"/>
                 <w:lang w:val="en-GB"/>
               </w:rPr>
             </w:pPr>
             <w:r>
               <w:rPr>
+                <w:sz w:val="20"/>
+                <w:szCs w:val="20"/>
                 <w:lang w:val="en-GB"/>
               </w:rPr>
               <w:t>module</w:t>
@@ -5162,11 +5832,15 @@
             <w:pPr>
               <w:spacing w:before="60" w:after="60"/>
               <w:rPr>
+                <w:sz w:val="20"/>
+                <w:szCs w:val="20"/>
                 <w:lang w:val="en-GB"/>
               </w:rPr>
             </w:pPr>
             <w:r>
               <w:rPr>
+                <w:sz w:val="20"/>
+                <w:szCs w:val="20"/>
                 <w:lang w:val="en-GB"/>
               </w:rPr>
               <w:t>btx</w:t>
@@ -5200,11 +5874,15 @@
             <w:pPr>
               <w:spacing w:before="60" w:after="60"/>
               <w:rPr>
+                <w:sz w:val="20"/>
+                <w:szCs w:val="20"/>
                 <w:lang w:val="en-GB"/>
               </w:rPr>
             </w:pPr>
             <w:r>
               <w:rPr>
+                <w:sz w:val="20"/>
+                <w:szCs w:val="20"/>
                 <w:lang w:val="en-GB"/>
               </w:rPr>
               <w:t>level</w:t>
@@ -5233,11 +5911,15 @@
             <w:pPr>
               <w:spacing w:before="60" w:after="60"/>
               <w:rPr>
+                <w:sz w:val="20"/>
+                <w:szCs w:val="20"/>
                 <w:lang w:val="en-GB"/>
               </w:rPr>
             </w:pPr>
             <w:r>
               <w:rPr>
+                <w:sz w:val="20"/>
+                <w:szCs w:val="20"/>
                 <w:lang w:val="en-GB"/>
               </w:rPr>
               <w:t>1</w:t>
@@ -5271,11 +5953,15 @@
             <w:pPr>
               <w:spacing w:before="60" w:after="60"/>
               <w:rPr>
+                <w:sz w:val="20"/>
+                <w:szCs w:val="20"/>
                 <w:lang w:val="en-GB"/>
               </w:rPr>
             </w:pPr>
             <w:r>
               <w:rPr>
+                <w:sz w:val="20"/>
+                <w:szCs w:val="20"/>
                 <w:lang w:val="en-GB"/>
               </w:rPr>
               <w:t>type</w:t>
@@ -5304,11 +5990,15 @@
             <w:pPr>
               <w:spacing w:before="60" w:after="60"/>
               <w:rPr>
+                <w:sz w:val="20"/>
+                <w:szCs w:val="20"/>
                 <w:lang w:val="en-GB"/>
               </w:rPr>
             </w:pPr>
             <w:r>
               <w:rPr>
+                <w:sz w:val="20"/>
+                <w:szCs w:val="20"/>
                 <w:lang w:val="en-GB"/>
               </w:rPr>
               <w:t>C</w:t>
@@ -5342,11 +6032,15 @@
             <w:pPr>
               <w:spacing w:before="60" w:after="60"/>
               <w:rPr>
+                <w:sz w:val="20"/>
+                <w:szCs w:val="20"/>
                 <w:lang w:val="en-GB"/>
               </w:rPr>
             </w:pPr>
             <w:r>
               <w:rPr>
+                <w:sz w:val="20"/>
+                <w:szCs w:val="20"/>
                 <w:lang w:val="en-GB"/>
               </w:rPr>
               <w:t>name</w:t>
@@ -5375,11 +6069,15 @@
             <w:pPr>
               <w:spacing w:before="60" w:after="60"/>
               <w:rPr>
+                <w:sz w:val="20"/>
+                <w:szCs w:val="20"/>
                 <w:lang w:val="en-GB"/>
               </w:rPr>
             </w:pPr>
             <w:r>
               <w:rPr>
+                <w:sz w:val="20"/>
+                <w:szCs w:val="20"/>
                 <w:lang w:val="en-GB"/>
               </w:rPr>
               <w:t>Business Transactions</w:t>
@@ -5413,11 +6111,15 @@
             <w:pPr>
               <w:spacing w:before="60" w:after="60"/>
               <w:rPr>
+                <w:sz w:val="20"/>
+                <w:szCs w:val="20"/>
                 <w:lang w:val="en-GB"/>
               </w:rPr>
             </w:pPr>
             <w:r>
               <w:rPr>
+                <w:sz w:val="20"/>
+                <w:szCs w:val="20"/>
                 <w:lang w:val="en-GB"/>
               </w:rPr>
               <w:t>local_name</w:t>
@@ -5446,11 +6148,15 @@
             <w:pPr>
               <w:spacing w:before="60" w:after="60"/>
               <w:rPr>
+                <w:sz w:val="20"/>
+                <w:szCs w:val="20"/>
                 <w:lang w:val="en-GB"/>
               </w:rPr>
             </w:pPr>
             <w:r>
               <w:rPr>
+                <w:sz w:val="20"/>
+                <w:szCs w:val="20"/>
                 <w:lang w:val="en-GB"/>
               </w:rPr>
               <w:t>businessTransactions</w:t>
@@ -5484,11 +6190,15 @@
             <w:pPr>
               <w:spacing w:before="60" w:after="60"/>
               <w:rPr>
+                <w:sz w:val="20"/>
+                <w:szCs w:val="20"/>
                 <w:lang w:val="en-GB"/>
               </w:rPr>
             </w:pPr>
             <w:r>
               <w:rPr>
+                <w:sz w:val="20"/>
+                <w:szCs w:val="20"/>
                 <w:lang w:val="en-GB"/>
               </w:rPr>
               <w:t>xpath</w:t>
@@ -5517,11 +6227,15 @@
             <w:pPr>
               <w:spacing w:before="60" w:after="60"/>
               <w:rPr>
+                <w:sz w:val="20"/>
+                <w:szCs w:val="20"/>
                 <w:lang w:val="en-GB"/>
               </w:rPr>
             </w:pPr>
             <w:r>
               <w:rPr>
+                <w:sz w:val="20"/>
+                <w:szCs w:val="20"/>
                 <w:lang w:val="en-GB"/>
               </w:rPr>
               <w:t>/xbrli:xbrl/gl-btx:businessTransactions</w:t>
@@ -5555,11 +6269,15 @@
             <w:pPr>
               <w:spacing w:before="60" w:after="60"/>
               <w:rPr>
+                <w:sz w:val="20"/>
+                <w:szCs w:val="20"/>
                 <w:lang w:val="en-GB"/>
               </w:rPr>
             </w:pPr>
             <w:r>
               <w:rPr>
+                <w:sz w:val="20"/>
+                <w:szCs w:val="20"/>
                 <w:lang w:val="en-GB"/>
               </w:rPr>
               <w:t>HMD identifier</w:t>
@@ -5588,11 +6306,15 @@
             <w:pPr>
               <w:spacing w:before="60" w:after="60"/>
               <w:rPr>
+                <w:sz w:val="20"/>
+                <w:szCs w:val="20"/>
                 <w:lang w:val="en-GB"/>
               </w:rPr>
             </w:pPr>
             <w:r>
               <w:rPr>
+                <w:sz w:val="20"/>
+                <w:szCs w:val="20"/>
                 <w:lang w:val="en-GB"/>
               </w:rPr>
               <w:t>btx_businessTransactions</w:t>
@@ -5605,7 +6327,7 @@
       <w:pPr>
         <w:pStyle w:val="20"/>
       </w:pPr>
-      <w:bookmarkStart w:id="31" w:name="_Toc237268414"/>
+      <w:bookmarkStart w:id="31" w:name="_Toc240442461"/>
       <w:r>
         <w:t>8.4 Required generated evidence</w:t>
       </w:r>
@@ -5620,9 +6342,9 @@
         <w:tblLook w:val="04A0" w:firstRow="1" w:lastRow="0" w:firstColumn="1" w:lastColumn="0" w:noHBand="0" w:noVBand="1"/>
       </w:tblPr>
       <w:tblGrid>
-        <w:gridCol w:w="1560"/>
-        <w:gridCol w:w="4088"/>
-        <w:gridCol w:w="4088"/>
+        <w:gridCol w:w="2263"/>
+        <w:gridCol w:w="3544"/>
+        <w:gridCol w:w="3929"/>
       </w:tblGrid>
       <w:tr>
         <w:trPr>
@@ -5631,7 +6353,7 @@
         </w:trPr>
         <w:tc>
           <w:tcPr>
-            <w:tcW w:w="1500" w:type="dxa"/>
+            <w:tcW w:w="2263" w:type="dxa"/>
             <w:tcBorders>
               <w:top w:val="single" w:sz="4" w:space="0" w:color="auto"/>
               <w:left w:val="single" w:sz="4" w:space="0" w:color="auto"/>
@@ -5653,12 +6375,16 @@
               <w:spacing w:before="60" w:after="60"/>
               <w:jc w:val="center"/>
               <w:rPr>
+                <w:sz w:val="20"/>
+                <w:szCs w:val="20"/>
                 <w:lang w:val="en-GB"/>
               </w:rPr>
             </w:pPr>
             <w:r>
               <w:rPr>
                 <w:b/>
+                <w:sz w:val="20"/>
+                <w:szCs w:val="20"/>
                 <w:lang w:val="en-GB"/>
               </w:rPr>
               <w:t>Binding</w:t>
@@ -5667,7 +6393,7 @@
         </w:tc>
         <w:tc>
           <w:tcPr>
-            <w:tcW w:w="3930" w:type="dxa"/>
+            <w:tcW w:w="3544" w:type="dxa"/>
             <w:tcBorders>
               <w:top w:val="single" w:sz="4" w:space="0" w:color="auto"/>
               <w:left w:val="single" w:sz="4" w:space="0" w:color="auto"/>
@@ -5689,12 +6415,16 @@
               <w:spacing w:before="60" w:after="60"/>
               <w:jc w:val="center"/>
               <w:rPr>
+                <w:sz w:val="20"/>
+                <w:szCs w:val="20"/>
                 <w:lang w:val="en-GB"/>
               </w:rPr>
             </w:pPr>
             <w:r>
               <w:rPr>
                 <w:b/>
+                <w:sz w:val="20"/>
+                <w:szCs w:val="20"/>
                 <w:lang w:val="en-GB"/>
               </w:rPr>
               <w:t>Baseline</w:t>
@@ -5703,7 +6433,7 @@
         </w:tc>
         <w:tc>
           <w:tcPr>
-            <w:tcW w:w="3930" w:type="dxa"/>
+            <w:tcW w:w="3929" w:type="dxa"/>
             <w:tcBorders>
               <w:top w:val="single" w:sz="4" w:space="0" w:color="auto"/>
               <w:left w:val="single" w:sz="4" w:space="0" w:color="auto"/>
@@ -5725,12 +6455,16 @@
               <w:spacing w:before="60" w:after="60"/>
               <w:jc w:val="center"/>
               <w:rPr>
+                <w:sz w:val="20"/>
+                <w:szCs w:val="20"/>
                 <w:lang w:val="en-GB"/>
               </w:rPr>
             </w:pPr>
             <w:r>
               <w:rPr>
                 <w:b/>
+                <w:sz w:val="20"/>
+                <w:szCs w:val="20"/>
                 <w:lang w:val="en-GB"/>
               </w:rPr>
               <w:t>Additional HMD</w:t>
@@ -5744,7 +6478,7 @@
         </w:trPr>
         <w:tc>
           <w:tcPr>
-            <w:tcW w:w="1500" w:type="dxa"/>
+            <w:tcW w:w="2263" w:type="dxa"/>
             <w:tcBorders>
               <w:top w:val="single" w:sz="4" w:space="0" w:color="auto"/>
               <w:left w:val="single" w:sz="4" w:space="0" w:color="auto"/>
@@ -5764,11 +6498,15 @@
             <w:pPr>
               <w:spacing w:before="60" w:after="60"/>
               <w:rPr>
+                <w:sz w:val="20"/>
+                <w:szCs w:val="20"/>
                 <w:lang w:val="en-GB"/>
               </w:rPr>
             </w:pPr>
             <w:r>
               <w:rPr>
+                <w:sz w:val="20"/>
+                <w:szCs w:val="20"/>
                 <w:lang w:val="en-GB"/>
               </w:rPr>
               <w:t>Tuple</w:t>
@@ -5777,7 +6515,7 @@
         </w:tc>
         <w:tc>
           <w:tcPr>
-            <w:tcW w:w="3930" w:type="dxa"/>
+            <w:tcW w:w="3544" w:type="dxa"/>
             <w:tcBorders>
               <w:top w:val="single" w:sz="4" w:space="0" w:color="auto"/>
               <w:left w:val="single" w:sz="4" w:space="0" w:color="auto"/>
@@ -5797,11 +6535,15 @@
             <w:pPr>
               <w:spacing w:before="60" w:after="60"/>
               <w:rPr>
+                <w:sz w:val="20"/>
+                <w:szCs w:val="20"/>
                 <w:lang w:val="en-GB"/>
               </w:rPr>
             </w:pPr>
             <w:r>
               <w:rPr>
+                <w:sz w:val="20"/>
+                <w:szCs w:val="20"/>
                 <w:lang w:val="en-GB"/>
               </w:rPr>
               <w:t>all/cor_accountingEntries/</w:t>
@@ -5811,11 +6553,15 @@
             <w:pPr>
               <w:spacing w:before="60" w:after="60"/>
               <w:rPr>
+                <w:sz w:val="20"/>
+                <w:szCs w:val="20"/>
                 <w:lang w:val="en-GB"/>
               </w:rPr>
             </w:pPr>
             <w:r>
               <w:rPr>
+                <w:sz w:val="20"/>
+                <w:szCs w:val="20"/>
                 <w:lang w:val="en-GB"/>
               </w:rPr>
               <w:t>cor_accountingEntries-all-&lt;V&gt;.</w:t>
@@ -5823,6 +6569,8 @@
             <w:proofErr w:type="spellStart"/>
             <w:r>
               <w:rPr>
+                <w:sz w:val="20"/>
+                <w:szCs w:val="20"/>
                 <w:lang w:val="en-GB"/>
               </w:rPr>
               <w:t>xsd</w:t>
@@ -5832,7 +6580,7 @@
         </w:tc>
         <w:tc>
           <w:tcPr>
-            <w:tcW w:w="3930" w:type="dxa"/>
+            <w:tcW w:w="3929" w:type="dxa"/>
             <w:tcBorders>
               <w:top w:val="single" w:sz="4" w:space="0" w:color="auto"/>
               <w:left w:val="single" w:sz="4" w:space="0" w:color="auto"/>
@@ -5852,11 +6600,15 @@
             <w:pPr>
               <w:spacing w:before="60" w:after="60"/>
               <w:rPr>
+                <w:sz w:val="20"/>
+                <w:szCs w:val="20"/>
                 <w:lang w:val="en-GB"/>
               </w:rPr>
             </w:pPr>
             <w:r>
               <w:rPr>
+                <w:sz w:val="20"/>
+                <w:szCs w:val="20"/>
                 <w:lang w:val="en-GB"/>
               </w:rPr>
               <w:t>all/btx_businessTransactions/</w:t>
@@ -5866,11 +6618,15 @@
             <w:pPr>
               <w:spacing w:before="60" w:after="60"/>
               <w:rPr>
+                <w:sz w:val="20"/>
+                <w:szCs w:val="20"/>
                 <w:lang w:val="en-GB"/>
               </w:rPr>
             </w:pPr>
             <w:r>
               <w:rPr>
+                <w:sz w:val="20"/>
+                <w:szCs w:val="20"/>
                 <w:lang w:val="en-GB"/>
               </w:rPr>
               <w:t>btx_businessTransactions-all-&lt;V&gt;.</w:t>
@@ -5878,6 +6634,8 @@
             <w:proofErr w:type="spellStart"/>
             <w:r>
               <w:rPr>
+                <w:sz w:val="20"/>
+                <w:szCs w:val="20"/>
                 <w:lang w:val="en-GB"/>
               </w:rPr>
               <w:t>xsd</w:t>
@@ -5892,7 +6650,7 @@
         </w:trPr>
         <w:tc>
           <w:tcPr>
-            <w:tcW w:w="1500" w:type="dxa"/>
+            <w:tcW w:w="2263" w:type="dxa"/>
             <w:tcBorders>
               <w:top w:val="single" w:sz="4" w:space="0" w:color="auto"/>
               <w:left w:val="single" w:sz="4" w:space="0" w:color="auto"/>
@@ -5912,11 +6670,15 @@
             <w:pPr>
               <w:spacing w:before="60" w:after="60"/>
               <w:rPr>
+                <w:sz w:val="20"/>
+                <w:szCs w:val="20"/>
                 <w:lang w:val="en-GB"/>
               </w:rPr>
             </w:pPr>
             <w:r>
               <w:rPr>
+                <w:sz w:val="20"/>
+                <w:szCs w:val="20"/>
                 <w:lang w:val="en-GB"/>
               </w:rPr>
               <w:t>OIM</w:t>
@@ -5925,7 +6687,7 @@
         </w:tc>
         <w:tc>
           <w:tcPr>
-            <w:tcW w:w="3930" w:type="dxa"/>
+            <w:tcW w:w="3544" w:type="dxa"/>
             <w:tcBorders>
               <w:top w:val="single" w:sz="4" w:space="0" w:color="auto"/>
               <w:left w:val="single" w:sz="4" w:space="0" w:color="auto"/>
@@ -5945,11 +6707,15 @@
             <w:pPr>
               <w:spacing w:before="60" w:after="60"/>
               <w:rPr>
+                <w:sz w:val="20"/>
+                <w:szCs w:val="20"/>
                 <w:lang w:val="en-GB"/>
               </w:rPr>
             </w:pPr>
             <w:r>
               <w:rPr>
+                <w:sz w:val="20"/>
+                <w:szCs w:val="20"/>
                 <w:lang w:val="en-GB"/>
               </w:rPr>
               <w:t>oim/cor_accountingEntries/</w:t>
@@ -5959,11 +6725,15 @@
             <w:pPr>
               <w:spacing w:before="60" w:after="60"/>
               <w:rPr>
+                <w:sz w:val="20"/>
+                <w:szCs w:val="20"/>
                 <w:lang w:val="en-GB"/>
               </w:rPr>
             </w:pPr>
             <w:r>
               <w:rPr>
+                <w:sz w:val="20"/>
+                <w:szCs w:val="20"/>
                 <w:lang w:val="en-GB"/>
               </w:rPr>
               <w:t>cor_accountingEntries-oim-&lt;V&gt;.</w:t>
@@ -5971,6 +6741,8 @@
             <w:proofErr w:type="spellStart"/>
             <w:r>
               <w:rPr>
+                <w:sz w:val="20"/>
+                <w:szCs w:val="20"/>
                 <w:lang w:val="en-GB"/>
               </w:rPr>
               <w:t>xsd</w:t>
@@ -5980,7 +6752,7 @@
         </w:tc>
         <w:tc>
           <w:tcPr>
-            <w:tcW w:w="3930" w:type="dxa"/>
+            <w:tcW w:w="3929" w:type="dxa"/>
             <w:tcBorders>
               <w:top w:val="single" w:sz="4" w:space="0" w:color="auto"/>
               <w:left w:val="single" w:sz="4" w:space="0" w:color="auto"/>
@@ -6000,11 +6772,15 @@
             <w:pPr>
               <w:spacing w:before="60" w:after="60"/>
               <w:rPr>
+                <w:sz w:val="20"/>
+                <w:szCs w:val="20"/>
                 <w:lang w:val="en-GB"/>
               </w:rPr>
             </w:pPr>
             <w:r>
               <w:rPr>
+                <w:sz w:val="20"/>
+                <w:szCs w:val="20"/>
                 <w:lang w:val="en-GB"/>
               </w:rPr>
               <w:t>oim/btx_businessTransactions/</w:t>
@@ -6014,11 +6790,15 @@
             <w:pPr>
               <w:spacing w:before="60" w:after="60"/>
               <w:rPr>
+                <w:sz w:val="20"/>
+                <w:szCs w:val="20"/>
                 <w:lang w:val="en-GB"/>
               </w:rPr>
             </w:pPr>
             <w:r>
               <w:rPr>
+                <w:sz w:val="20"/>
+                <w:szCs w:val="20"/>
                 <w:lang w:val="en-GB"/>
               </w:rPr>
               <w:t>btx_businessTransactions-oim-&lt;V&gt;.</w:t>
@@ -6026,6 +6806,8 @@
             <w:proofErr w:type="spellStart"/>
             <w:r>
               <w:rPr>
+                <w:sz w:val="20"/>
+                <w:szCs w:val="20"/>
                 <w:lang w:val="en-GB"/>
               </w:rPr>
               <w:t>xsd</w:t>
@@ -6040,7 +6822,7 @@
         </w:trPr>
         <w:tc>
           <w:tcPr>
-            <w:tcW w:w="1500" w:type="dxa"/>
+            <w:tcW w:w="2263" w:type="dxa"/>
             <w:tcBorders>
               <w:top w:val="single" w:sz="4" w:space="0" w:color="auto"/>
               <w:left w:val="single" w:sz="4" w:space="0" w:color="auto"/>
@@ -6060,11 +6842,15 @@
             <w:pPr>
               <w:spacing w:before="60" w:after="60"/>
               <w:rPr>
+                <w:sz w:val="20"/>
+                <w:szCs w:val="20"/>
                 <w:lang w:val="en-GB"/>
               </w:rPr>
             </w:pPr>
             <w:r>
               <w:rPr>
+                <w:sz w:val="20"/>
+                <w:szCs w:val="20"/>
                 <w:lang w:val="en-GB"/>
               </w:rPr>
               <w:t>Presentation difference</w:t>
@@ -6073,7 +6859,7 @@
         </w:tc>
         <w:tc>
           <w:tcPr>
-            <w:tcW w:w="3930" w:type="dxa"/>
+            <w:tcW w:w="3544" w:type="dxa"/>
             <w:tcBorders>
               <w:top w:val="single" w:sz="4" w:space="0" w:color="auto"/>
               <w:left w:val="single" w:sz="4" w:space="0" w:color="auto"/>
@@ -6093,11 +6879,15 @@
             <w:pPr>
               <w:spacing w:before="60" w:after="60"/>
               <w:rPr>
+                <w:sz w:val="20"/>
+                <w:szCs w:val="20"/>
                 <w:lang w:val="en-GB"/>
               </w:rPr>
             </w:pPr>
             <w:r>
               <w:rPr>
+                <w:sz w:val="20"/>
+                <w:szCs w:val="20"/>
                 <w:lang w:val="en-GB"/>
               </w:rPr>
               <w:t>presentation/cor_accountingEntries/</w:t>
@@ -6107,11 +6897,15 @@
             <w:pPr>
               <w:spacing w:before="60" w:after="60"/>
               <w:rPr>
+                <w:sz w:val="20"/>
+                <w:szCs w:val="20"/>
                 <w:lang w:val="en-GB"/>
               </w:rPr>
             </w:pPr>
             <w:r>
               <w:rPr>
+                <w:sz w:val="20"/>
+                <w:szCs w:val="20"/>
                 <w:lang w:val="en-GB"/>
               </w:rPr>
               <w:t>cor_accountingEntries-pre-&lt;V&gt;.xml</w:t>
@@ -6120,7 +6914,7 @@
         </w:tc>
         <w:tc>
           <w:tcPr>
-            <w:tcW w:w="3930" w:type="dxa"/>
+            <w:tcW w:w="3929" w:type="dxa"/>
             <w:tcBorders>
               <w:top w:val="single" w:sz="4" w:space="0" w:color="auto"/>
               <w:left w:val="single" w:sz="4" w:space="0" w:color="auto"/>
@@ -6140,14 +6934,36 @@
             <w:pPr>
               <w:spacing w:before="60" w:after="60"/>
               <w:rPr>
+                <w:sz w:val="20"/>
+                <w:szCs w:val="20"/>
                 <w:lang w:val="en-GB"/>
               </w:rPr>
             </w:pPr>
             <w:r>
               <w:rPr>
-                <w:lang w:val="en-GB"/>
-              </w:rPr>
-              <w:t>presentation/btx_businessTransactions/btx_businessTransactions-pre-&lt;V&gt;.xml</w:t>
+                <w:sz w:val="20"/>
+                <w:szCs w:val="20"/>
+                <w:lang w:val="en-GB"/>
+              </w:rPr>
+              <w:t>presentation/btx_businessTransactions/</w:t>
+            </w:r>
+          </w:p>
+          <w:p>
+            <w:pPr>
+              <w:spacing w:before="60" w:after="60"/>
+              <w:rPr>
+                <w:sz w:val="20"/>
+                <w:szCs w:val="20"/>
+                <w:lang w:val="en-GB"/>
+              </w:rPr>
+            </w:pPr>
+            <w:r>
+              <w:rPr>
+                <w:sz w:val="20"/>
+                <w:szCs w:val="20"/>
+                <w:lang w:val="en-GB"/>
+              </w:rPr>
+              <w:t>btx_businessTransactions-pre-&lt;V&gt;.xml</w:t>
             </w:r>
           </w:p>
         </w:tc>
@@ -6157,7 +6973,7 @@
       <w:pPr>
         <w:pStyle w:val="20"/>
       </w:pPr>
-      <w:bookmarkStart w:id="32" w:name="_Toc237268415"/>
+      <w:bookmarkStart w:id="32" w:name="_Toc240442462"/>
       <w:r>
         <w:t>8.5 Shared QName condition</w:t>
       </w:r>
@@ -6165,14 +6981,14 @@
     </w:p>
     <w:p>
       <w:r>
-        <w:t>Where the two HMDs reuse one expanded QName, the concept-defining values MUST be identical. HMD-specific Tuple content models and OIM dimensional networks MAY differ between independent HMD DTSs. A conflict is resolved in the governed semantic and review process before Post-Graph Walk.</w:t>
+        <w:t>Where two root-specific HMD DTSs deliberately govern one expanded QName as the same shared declaration, its concept-defining values MUST be identical. Merely encountering the same QName in separate independent DTSs does not by itself impose a cross-DTS comparison. HMD-specific Tuple content models and OIM dimensional networks MAY differ between independent DTSs.</w:t>
       </w:r>
     </w:p>
     <w:p>
       <w:pPr>
         <w:pStyle w:val="20"/>
       </w:pPr>
-      <w:bookmarkStart w:id="33" w:name="_Toc237268416"/>
+      <w:bookmarkStart w:id="33" w:name="_Toc240442463"/>
       <w:r>
         <w:t>8.6 Acceptance information</w:t>
       </w:r>
@@ -6187,7 +7003,7 @@
       <w:pPr>
         <w:pStyle w:val="20"/>
       </w:pPr>
-      <w:bookmarkStart w:id="34" w:name="_Toc237268417"/>
+      <w:bookmarkStart w:id="34" w:name="_Toc240442464"/>
       <w:r>
         <w:t>8.7 Taxonomy assembly evidence</w:t>
       </w:r>
@@ -6218,7 +7034,7 @@
         <w:pStyle w:val="10"/>
         <w:pageBreakBefore w:val="0"/>
       </w:pPr>
-      <w:bookmarkStart w:id="35" w:name="_Toc237268418"/>
+      <w:bookmarkStart w:id="35" w:name="_Toc240442465"/>
       <w:r>
         <w:t>9 Conformance</w:t>
       </w:r>
@@ -6228,7 +7044,7 @@
       <w:pPr>
         <w:pStyle w:val="20"/>
       </w:pPr>
-      <w:bookmarkStart w:id="36" w:name="_Toc237268419"/>
+      <w:bookmarkStart w:id="36" w:name="_Toc240442466"/>
       <w:r>
         <w:t>9.1 Maintainer conformance</w:t>
       </w:r>
@@ -6303,7 +7119,7 @@
       <w:pPr>
         <w:pStyle w:val="20"/>
       </w:pPr>
-      <w:bookmarkStart w:id="37" w:name="_Toc237268420"/>
+      <w:bookmarkStart w:id="37" w:name="_Toc240442467"/>
       <w:r>
         <w:t>9.2 Extension-user conformance</w:t>
       </w:r>
@@ -6365,7 +7181,7 @@
       <w:pPr>
         <w:pStyle w:val="20"/>
       </w:pPr>
-      <w:bookmarkStart w:id="38" w:name="_Toc237268421"/>
+      <w:bookmarkStart w:id="38" w:name="_Toc240442468"/>
       <w:r>
         <w:t>9.3 Prohibited practices</w:t>
       </w:r>
@@ -6461,10 +7277,9 @@
       <w:bookmarkStart w:id="40" w:name="_Toc237003854"/>
       <w:r>
         <w:br/>
-      </w:r>
-      <w:r>
         <w:t xml:space="preserve"> </w:t>
       </w:r>
+      <w:bookmarkStart w:id="41" w:name="_Toc240442469"/>
       <w:r>
         <w:t>(informative)</w:t>
       </w:r>
@@ -6476,6 +7291,7 @@
       <w:r>
         <w:t>Illustrative registry record for the assembly extension</w:t>
       </w:r>
+      <w:bookmarkEnd w:id="41"/>
     </w:p>
     <w:p>
       <w:r>
@@ -6498,6 +7314,7 @@
           </w:tcPr>
           <w:p>
             <w:pPr>
+              <w:spacing w:after="0"/>
               <w:rPr>
                 <w:rFonts w:ascii="Consolas" w:hAnsi="Consolas"/>
                 <w:sz w:val="20"/>
@@ -6515,6 +7332,7 @@
           </w:p>
           <w:p>
             <w:pPr>
+              <w:spacing w:after="0"/>
               <w:rPr>
                 <w:rFonts w:ascii="Consolas" w:hAnsi="Consolas"/>
                 <w:sz w:val="20"/>
@@ -6532,6 +7350,7 @@
           </w:p>
           <w:p>
             <w:pPr>
+              <w:spacing w:after="0"/>
               <w:rPr>
                 <w:rFonts w:ascii="Consolas" w:hAnsi="Consolas"/>
                 <w:sz w:val="20"/>
@@ -6549,6 +7368,7 @@
           </w:p>
           <w:p>
             <w:pPr>
+              <w:spacing w:after="0"/>
               <w:rPr>
                 <w:rFonts w:ascii="Consolas" w:hAnsi="Consolas"/>
                 <w:sz w:val="20"/>
@@ -6566,6 +7386,7 @@
           </w:p>
           <w:p>
             <w:pPr>
+              <w:spacing w:after="0"/>
               <w:rPr>
                 <w:rFonts w:ascii="Consolas" w:hAnsi="Consolas"/>
                 <w:sz w:val="20"/>
@@ -6583,6 +7404,7 @@
           </w:p>
           <w:p>
             <w:pPr>
+              <w:spacing w:after="0"/>
               <w:rPr>
                 <w:rFonts w:ascii="Consolas" w:hAnsi="Consolas"/>
                 <w:sz w:val="20"/>
@@ -6600,6 +7422,7 @@
           </w:p>
           <w:p>
             <w:pPr>
+              <w:spacing w:after="0"/>
               <w:rPr>
                 <w:rFonts w:ascii="Consolas" w:hAnsi="Consolas"/>
                 <w:sz w:val="20"/>
@@ -6617,6 +7440,7 @@
           </w:p>
           <w:p>
             <w:pPr>
+              <w:spacing w:after="0"/>
               <w:rPr>
                 <w:rFonts w:ascii="Consolas" w:hAnsi="Consolas"/>
                 <w:sz w:val="20"/>
@@ -6634,6 +7458,7 @@
           </w:p>
           <w:p>
             <w:pPr>
+              <w:spacing w:after="0"/>
               <w:rPr>
                 <w:rFonts w:ascii="Consolas" w:hAnsi="Consolas"/>
                 <w:sz w:val="20"/>
@@ -6651,6 +7476,7 @@
           </w:p>
           <w:p>
             <w:pPr>
+              <w:spacing w:after="0"/>
               <w:rPr>
                 <w:rFonts w:ascii="Consolas" w:hAnsi="Consolas"/>
                 <w:sz w:val="20"/>
@@ -6668,6 +7494,7 @@
           </w:p>
           <w:p>
             <w:pPr>
+              <w:spacing w:after="0"/>
               <w:rPr>
                 <w:rFonts w:ascii="Consolas" w:hAnsi="Consolas"/>
                 <w:sz w:val="20"/>
@@ -6684,6 +7511,13 @@
             </w:r>
           </w:p>
           <w:p>
+            <w:pPr>
+              <w:spacing w:after="0"/>
+              <w:rPr>
+                <w:sz w:val="20"/>
+                <w:szCs w:val="20"/>
+              </w:rPr>
+            </w:pPr>
             <w:r>
               <w:rPr>
                 <w:rFonts w:ascii="Consolas" w:hAnsi="Consolas"/>
@@ -6704,8 +7538,12 @@
       </w:pPr>
       <w:r>
         <w:br/>
+      </w:r>
+      <w:bookmarkStart w:id="42" w:name="_Toc240442470"/>
+      <w:r>
         <w:t>References</w:t>
       </w:r>
+      <w:bookmarkEnd w:id="42"/>
     </w:p>
     <w:p/>
     <w:p>
@@ -7275,7 +8113,6 @@
           <w:p>
             <w:pPr>
               <w:rPr>
-                <w:rFonts w:hint="eastAsia"/>
                 <w:lang w:eastAsia="ja-JP"/>
               </w:rPr>
             </w:pPr>
@@ -7526,11 +8363,6 @@
             </w:r>
           </w:p>
           <w:p>
-            <w:pPr>
-              <w:rPr>
-                <w:rFonts w:hint="eastAsia"/>
-              </w:rPr>
-            </w:pPr>
             <w:r>
               <w:rPr>
                 <w:rFonts w:hint="eastAsia"/>
@@ -7579,10 +8411,422 @@
       <w:r>
         <w:br/>
       </w:r>
+      <w:bookmarkStart w:id="43" w:name="_Toc240442471"/>
       <w:r>
         <w:t>Document history</w:t>
       </w:r>
+      <w:bookmarkEnd w:id="43"/>
     </w:p>
+    <w:p>
+      <w:r>
+        <w:t>2026-09-15 accepted alignment</w:t>
+      </w:r>
+      <w:r>
+        <w:rPr>
+          <w:rFonts w:hint="eastAsia"/>
+        </w:rPr>
+        <w:t xml:space="preserve">: </w:t>
+      </w:r>
+      <w:r>
+        <w:t xml:space="preserve">This section records the current accepted project specification. </w:t>
+      </w:r>
+    </w:p>
+    <w:tbl>
+      <w:tblPr>
+        <w:tblStyle w:val="af7"/>
+        <w:tblW w:w="5000" w:type="pct"/>
+        <w:jc w:val="center"/>
+        <w:tblLayout w:type="fixed"/>
+        <w:tblCellMar>
+          <w:left w:w="57" w:type="dxa"/>
+          <w:right w:w="57" w:type="dxa"/>
+        </w:tblCellMar>
+        <w:tblLook w:val="04A0" w:firstRow="1" w:lastRow="0" w:firstColumn="1" w:lastColumn="0" w:noHBand="0" w:noVBand="1"/>
+      </w:tblPr>
+      <w:tblGrid>
+        <w:gridCol w:w="2830"/>
+        <w:gridCol w:w="6906"/>
+      </w:tblGrid>
+      <w:tr>
+        <w:trPr>
+          <w:jc w:val="center"/>
+        </w:trPr>
+        <w:tc>
+          <w:tcPr>
+            <w:tcW w:w="2830" w:type="dxa"/>
+            <w:shd w:val="clear" w:color="auto" w:fill="F2F2F2" w:themeFill="background1" w:themeFillShade="F2"/>
+            <w:vAlign w:val="center"/>
+          </w:tcPr>
+          <w:p>
+            <w:pPr>
+              <w:spacing w:before="60" w:after="60"/>
+              <w:jc w:val="center"/>
+              <w:rPr>
+                <w:b/>
+                <w:sz w:val="20"/>
+                <w:szCs w:val="28"/>
+              </w:rPr>
+            </w:pPr>
+            <w:r>
+              <w:rPr>
+                <w:b/>
+                <w:sz w:val="20"/>
+                <w:szCs w:val="28"/>
+              </w:rPr>
+              <w:t>Topic</w:t>
+            </w:r>
+          </w:p>
+        </w:tc>
+        <w:tc>
+          <w:tcPr>
+            <w:tcW w:w="6906" w:type="dxa"/>
+            <w:shd w:val="clear" w:color="auto" w:fill="F2F2F2" w:themeFill="background1" w:themeFillShade="F2"/>
+            <w:vAlign w:val="center"/>
+          </w:tcPr>
+          <w:p>
+            <w:pPr>
+              <w:spacing w:before="60" w:after="60"/>
+              <w:jc w:val="center"/>
+              <w:rPr>
+                <w:b/>
+                <w:sz w:val="20"/>
+                <w:szCs w:val="28"/>
+              </w:rPr>
+            </w:pPr>
+            <w:r>
+              <w:rPr>
+                <w:b/>
+                <w:sz w:val="20"/>
+                <w:szCs w:val="28"/>
+              </w:rPr>
+              <w:t>Accepted specification and boundary</w:t>
+            </w:r>
+          </w:p>
+        </w:tc>
+      </w:tr>
+      <w:tr>
+        <w:trPr>
+          <w:jc w:val="center"/>
+        </w:trPr>
+        <w:tc>
+          <w:tcPr>
+            <w:tcW w:w="2830" w:type="dxa"/>
+            <w:vAlign w:val="center"/>
+          </w:tcPr>
+          <w:p>
+            <w:pPr>
+              <w:spacing w:before="60" w:after="60"/>
+              <w:rPr>
+                <w:bCs/>
+                <w:sz w:val="20"/>
+                <w:szCs w:val="28"/>
+              </w:rPr>
+            </w:pPr>
+            <w:r>
+              <w:rPr>
+                <w:bCs/>
+                <w:sz w:val="20"/>
+                <w:szCs w:val="28"/>
+              </w:rPr>
+              <w:t>Project module namespace</w:t>
+            </w:r>
+          </w:p>
+        </w:tc>
+        <w:tc>
+          <w:tcPr>
+            <w:tcW w:w="6906" w:type="dxa"/>
+            <w:vAlign w:val="center"/>
+          </w:tcPr>
+          <w:p>
+            <w:pPr>
+              <w:spacing w:before="60" w:after="60"/>
+              <w:rPr>
+                <w:sz w:val="20"/>
+                <w:szCs w:val="28"/>
+              </w:rPr>
+            </w:pPr>
+            <w:r>
+              <w:rPr>
+                <w:sz w:val="20"/>
+                <w:szCs w:val="28"/>
+              </w:rPr>
+              <w:t>The namespace of module M is exactly https://www.xbrl.or.jp/taxonomy/xbrl-gl-next/M. The URI contains neither an experimental segment nor a date. Namespace prefixes, versioned physical filenames, and directory paths are separate identifiers and do not alter the namespace URI. External XML, XBRL, XLink, ISO, and historical 2015 XBRL GL namespaces remain unchanged.</w:t>
+            </w:r>
+          </w:p>
+        </w:tc>
+      </w:tr>
+      <w:tr>
+        <w:trPr>
+          <w:jc w:val="center"/>
+        </w:trPr>
+        <w:tc>
+          <w:tcPr>
+            <w:tcW w:w="2830" w:type="dxa"/>
+            <w:vAlign w:val="center"/>
+          </w:tcPr>
+          <w:p>
+            <w:pPr>
+              <w:spacing w:before="60" w:after="60"/>
+              <w:rPr>
+                <w:bCs/>
+                <w:sz w:val="20"/>
+                <w:szCs w:val="28"/>
+              </w:rPr>
+            </w:pPr>
+            <w:r>
+              <w:rPr>
+                <w:bCs/>
+                <w:sz w:val="20"/>
+                <w:szCs w:val="28"/>
+              </w:rPr>
+              <w:t>Model authority and pipeline</w:t>
+            </w:r>
+          </w:p>
+        </w:tc>
+        <w:tc>
+          <w:tcPr>
+            <w:tcW w:w="6906" w:type="dxa"/>
+            <w:vAlign w:val="center"/>
+          </w:tcPr>
+          <w:p>
+            <w:pPr>
+              <w:spacing w:before="60" w:after="60"/>
+              <w:rPr>
+                <w:sz w:val="20"/>
+                <w:szCs w:val="28"/>
+              </w:rPr>
+            </w:pPr>
+            <w:r>
+              <w:rPr>
+                <w:sz w:val="20"/>
+                <w:szCs w:val="28"/>
+              </w:rPr>
+              <w:t xml:space="preserve">The authoritative authored source is the FSM. </w:t>
+            </w:r>
+            <w:proofErr w:type="spellStart"/>
+            <w:r>
+              <w:rPr>
+                <w:sz w:val="20"/>
+                <w:szCs w:val="28"/>
+              </w:rPr>
+              <w:t>Specialisation</w:t>
+            </w:r>
+            <w:proofErr w:type="spellEnd"/>
+            <w:r>
+              <w:rPr>
+                <w:sz w:val="20"/>
+                <w:szCs w:val="28"/>
+              </w:rPr>
+              <w:t xml:space="preserve"> deterministically produces the BSM. Graph Walk produces the candidate LHM. Human review controls the reviewed LHM. Post-Graph Walk produces the root-specific HMDs. The HMD semantic_path, hierarchy, datatype, multiplicity, and value_domain govern Tuple and OIM generation.</w:t>
+            </w:r>
+          </w:p>
+        </w:tc>
+      </w:tr>
+      <w:tr>
+        <w:trPr>
+          <w:jc w:val="center"/>
+        </w:trPr>
+        <w:tc>
+          <w:tcPr>
+            <w:tcW w:w="2830" w:type="dxa"/>
+            <w:vAlign w:val="center"/>
+          </w:tcPr>
+          <w:p>
+            <w:pPr>
+              <w:spacing w:before="60" w:after="60"/>
+              <w:rPr>
+                <w:bCs/>
+                <w:sz w:val="20"/>
+                <w:szCs w:val="28"/>
+              </w:rPr>
+            </w:pPr>
+            <w:r>
+              <w:rPr>
+                <w:bCs/>
+                <w:sz w:val="20"/>
+                <w:szCs w:val="28"/>
+              </w:rPr>
+              <w:t>Root-specific DTSs</w:t>
+            </w:r>
+          </w:p>
+        </w:tc>
+        <w:tc>
+          <w:tcPr>
+            <w:tcW w:w="6906" w:type="dxa"/>
+            <w:vAlign w:val="center"/>
+          </w:tcPr>
+          <w:p>
+            <w:pPr>
+              <w:spacing w:before="60" w:after="60"/>
+              <w:rPr>
+                <w:sz w:val="20"/>
+                <w:szCs w:val="28"/>
+              </w:rPr>
+            </w:pPr>
+            <w:r>
+              <w:rPr>
+                <w:sz w:val="20"/>
+                <w:szCs w:val="28"/>
+              </w:rPr>
+              <w:t>Accounting Entries and Business Transactions are expanded from different root HMDs. Each root is used and validated through its matching Tuple or OIM entry point. The split layout is mandatory; same-named files are not copied over one another and the two DTSs are not mixed without a separate integration design.</w:t>
+            </w:r>
+          </w:p>
+        </w:tc>
+      </w:tr>
+      <w:tr>
+        <w:trPr>
+          <w:jc w:val="center"/>
+        </w:trPr>
+        <w:tc>
+          <w:tcPr>
+            <w:tcW w:w="2830" w:type="dxa"/>
+            <w:vAlign w:val="center"/>
+          </w:tcPr>
+          <w:p>
+            <w:pPr>
+              <w:spacing w:before="60" w:after="60"/>
+              <w:rPr>
+                <w:bCs/>
+                <w:sz w:val="20"/>
+                <w:szCs w:val="28"/>
+              </w:rPr>
+            </w:pPr>
+            <w:r>
+              <w:rPr>
+                <w:bCs/>
+                <w:sz w:val="20"/>
+                <w:szCs w:val="28"/>
+              </w:rPr>
+              <w:t>Accepted structural differences</w:t>
+            </w:r>
+          </w:p>
+        </w:tc>
+        <w:tc>
+          <w:tcPr>
+            <w:tcW w:w="6906" w:type="dxa"/>
+            <w:vAlign w:val="center"/>
+          </w:tcPr>
+          <w:p>
+            <w:pPr>
+              <w:spacing w:before="60" w:after="60"/>
+              <w:rPr>
+                <w:sz w:val="20"/>
+                <w:szCs w:val="28"/>
+              </w:rPr>
+            </w:pPr>
+            <w:r>
+              <w:rPr>
+                <w:sz w:val="20"/>
+                <w:szCs w:val="28"/>
+              </w:rPr>
+              <w:t>Fourteen tracked differences among same-module and same-name declarations are accepted as ROOT_HMD_SPECIFIC_STRUCTURAL_DIFFERENCE. Exact equality of root-derived type, structure, or multiplicity is not required across AE and BT. Each declaration remains subject to its own accepted root HMD and DTS.</w:t>
+            </w:r>
+          </w:p>
+        </w:tc>
+      </w:tr>
+      <w:tr>
+        <w:trPr>
+          <w:jc w:val="center"/>
+        </w:trPr>
+        <w:tc>
+          <w:tcPr>
+            <w:tcW w:w="2830" w:type="dxa"/>
+            <w:vAlign w:val="center"/>
+          </w:tcPr>
+          <w:p>
+            <w:pPr>
+              <w:spacing w:before="60" w:after="60"/>
+              <w:rPr>
+                <w:bCs/>
+                <w:sz w:val="20"/>
+                <w:szCs w:val="28"/>
+              </w:rPr>
+            </w:pPr>
+            <w:r>
+              <w:rPr>
+                <w:bCs/>
+                <w:sz w:val="20"/>
+                <w:szCs w:val="28"/>
+              </w:rPr>
+              <w:t>Aligned pool boundary</w:t>
+            </w:r>
+          </w:p>
+        </w:tc>
+        <w:tc>
+          <w:tcPr>
+            <w:tcW w:w="6906" w:type="dxa"/>
+            <w:vAlign w:val="center"/>
+          </w:tcPr>
+          <w:p>
+            <w:pPr>
+              <w:spacing w:before="60" w:after="60"/>
+              <w:rPr>
+                <w:sz w:val="20"/>
+                <w:szCs w:val="28"/>
+              </w:rPr>
+            </w:pPr>
+            <w:r>
+              <w:rPr>
+                <w:sz w:val="20"/>
+                <w:szCs w:val="28"/>
+              </w:rPr>
+              <w:t>Shared meaning and governed alignment do not imply identical root-derived physical structures. Shared, Aligned, and Distinct decisions are made in the semantic governance process; Tuple content models and OIM dimensional networks remain root-specific.</w:t>
+            </w:r>
+          </w:p>
+        </w:tc>
+      </w:tr>
+      <w:tr>
+        <w:trPr>
+          <w:jc w:val="center"/>
+        </w:trPr>
+        <w:tc>
+          <w:tcPr>
+            <w:tcW w:w="2830" w:type="dxa"/>
+            <w:vAlign w:val="center"/>
+          </w:tcPr>
+          <w:p>
+            <w:pPr>
+              <w:spacing w:before="60" w:after="60"/>
+              <w:rPr>
+                <w:bCs/>
+                <w:sz w:val="20"/>
+                <w:szCs w:val="28"/>
+              </w:rPr>
+            </w:pPr>
+            <w:r>
+              <w:rPr>
+                <w:bCs/>
+                <w:sz w:val="20"/>
+                <w:szCs w:val="28"/>
+              </w:rPr>
+              <w:t>Extension assembly</w:t>
+            </w:r>
+          </w:p>
+        </w:tc>
+        <w:tc>
+          <w:tcPr>
+            <w:tcW w:w="6906" w:type="dxa"/>
+            <w:vAlign w:val="center"/>
+          </w:tcPr>
+          <w:p>
+            <w:pPr>
+              <w:spacing w:before="60" w:after="60"/>
+              <w:rPr>
+                <w:sz w:val="20"/>
+                <w:szCs w:val="28"/>
+              </w:rPr>
+            </w:pPr>
+            <w:r>
+              <w:rPr>
+                <w:sz w:val="20"/>
+                <w:szCs w:val="28"/>
+              </w:rPr>
+              <w:t>An extension selects compatible root-specific entry points and records provenance. It must not overwrite same-named files or silently assemble AE and BT into one DTS. Single-DTS integration is outside the current acceptance scope.</w:t>
+            </w:r>
+          </w:p>
+        </w:tc>
+      </w:tr>
+    </w:tbl>
     <w:p>
       <w:pPr>
         <w:pStyle w:val="a"/>
@@ -7603,11 +8847,15 @@
         <w:tblW w:w="5000" w:type="pct"/>
         <w:jc w:val="center"/>
         <w:tblLayout w:type="fixed"/>
+        <w:tblCellMar>
+          <w:left w:w="57" w:type="dxa"/>
+          <w:right w:w="57" w:type="dxa"/>
+        </w:tblCellMar>
         <w:tblLook w:val="04A0" w:firstRow="1" w:lastRow="0" w:firstColumn="1" w:lastColumn="0" w:noHBand="0" w:noVBand="1"/>
       </w:tblPr>
       <w:tblGrid>
-        <w:gridCol w:w="1696"/>
-        <w:gridCol w:w="8040"/>
+        <w:gridCol w:w="1838"/>
+        <w:gridCol w:w="7898"/>
       </w:tblGrid>
       <w:tr>
         <w:trPr>
@@ -7616,7 +8864,7 @@
         </w:trPr>
         <w:tc>
           <w:tcPr>
-            <w:tcW w:w="1696" w:type="dxa"/>
+            <w:tcW w:w="1838" w:type="dxa"/>
             <w:tcBorders>
               <w:top w:val="single" w:sz="4" w:space="0" w:color="auto"/>
               <w:left w:val="single" w:sz="4" w:space="0" w:color="auto"/>
@@ -7652,7 +8900,7 @@
         </w:tc>
         <w:tc>
           <w:tcPr>
-            <w:tcW w:w="8040" w:type="dxa"/>
+            <w:tcW w:w="7898" w:type="dxa"/>
             <w:tcBorders>
               <w:top w:val="single" w:sz="4" w:space="0" w:color="auto"/>
               <w:left w:val="single" w:sz="4" w:space="0" w:color="auto"/>
@@ -7693,7 +8941,7 @@
         </w:trPr>
         <w:tc>
           <w:tcPr>
-            <w:tcW w:w="1696" w:type="dxa"/>
+            <w:tcW w:w="1838" w:type="dxa"/>
             <w:tcBorders>
               <w:top w:val="single" w:sz="4" w:space="0" w:color="auto"/>
               <w:left w:val="single" w:sz="4" w:space="0" w:color="auto"/>
@@ -7712,6 +8960,7 @@
           <w:p>
             <w:pPr>
               <w:spacing w:before="60" w:after="60"/>
+              <w:jc w:val="center"/>
               <w:rPr>
                 <w:lang w:val="en-GB"/>
               </w:rPr>
@@ -7726,7 +8975,7 @@
         </w:tc>
         <w:tc>
           <w:tcPr>
-            <w:tcW w:w="8040" w:type="dxa"/>
+            <w:tcW w:w="7898" w:type="dxa"/>
             <w:tcBorders>
               <w:top w:val="single" w:sz="4" w:space="0" w:color="auto"/>
               <w:left w:val="single" w:sz="4" w:space="0" w:color="auto"/>
@@ -7764,7 +9013,7 @@
         </w:trPr>
         <w:tc>
           <w:tcPr>
-            <w:tcW w:w="1696" w:type="dxa"/>
+            <w:tcW w:w="1838" w:type="dxa"/>
             <w:tcBorders>
               <w:top w:val="single" w:sz="4" w:space="0" w:color="auto"/>
               <w:left w:val="single" w:sz="4" w:space="0" w:color="auto"/>
@@ -7783,6 +9032,7 @@
           <w:p>
             <w:pPr>
               <w:spacing w:before="60" w:after="60"/>
+              <w:jc w:val="center"/>
               <w:rPr>
                 <w:lang w:val="en-GB"/>
               </w:rPr>
@@ -7797,7 +9047,7 @@
         </w:tc>
         <w:tc>
           <w:tcPr>
-            <w:tcW w:w="8040" w:type="dxa"/>
+            <w:tcW w:w="7898" w:type="dxa"/>
             <w:tcBorders>
               <w:top w:val="single" w:sz="4" w:space="0" w:color="auto"/>
               <w:left w:val="single" w:sz="4" w:space="0" w:color="auto"/>
@@ -7835,7 +9085,7 @@
         </w:trPr>
         <w:tc>
           <w:tcPr>
-            <w:tcW w:w="1696" w:type="dxa"/>
+            <w:tcW w:w="1838" w:type="dxa"/>
             <w:tcBorders>
               <w:top w:val="single" w:sz="4" w:space="0" w:color="auto"/>
               <w:left w:val="single" w:sz="4" w:space="0" w:color="auto"/>
@@ -7852,6 +9102,7 @@
           <w:p>
             <w:pPr>
               <w:spacing w:before="60" w:after="60"/>
+              <w:jc w:val="center"/>
               <w:rPr>
                 <w:lang w:val="en-GB"/>
               </w:rPr>
@@ -7866,7 +9117,7 @@
         </w:tc>
         <w:tc>
           <w:tcPr>
-            <w:tcW w:w="8040" w:type="dxa"/>
+            <w:tcW w:w="7898" w:type="dxa"/>
             <w:tcBorders>
               <w:top w:val="single" w:sz="4" w:space="0" w:color="auto"/>
               <w:left w:val="single" w:sz="4" w:space="0" w:color="auto"/>
@@ -7901,7 +9152,7 @@
         </w:trPr>
         <w:tc>
           <w:tcPr>
-            <w:tcW w:w="1696" w:type="dxa"/>
+            <w:tcW w:w="1838" w:type="dxa"/>
             <w:tcBorders>
               <w:top w:val="single" w:sz="4" w:space="0" w:color="auto"/>
               <w:left w:val="single" w:sz="4" w:space="0" w:color="auto"/>
@@ -7918,6 +9169,7 @@
           <w:p>
             <w:pPr>
               <w:spacing w:before="60" w:after="60"/>
+              <w:jc w:val="center"/>
               <w:rPr>
                 <w:lang w:val="en-GB"/>
               </w:rPr>
@@ -7932,7 +9184,7 @@
         </w:tc>
         <w:tc>
           <w:tcPr>
-            <w:tcW w:w="8040" w:type="dxa"/>
+            <w:tcW w:w="7898" w:type="dxa"/>
             <w:tcBorders>
               <w:top w:val="single" w:sz="4" w:space="0" w:color="auto"/>
               <w:left w:val="single" w:sz="4" w:space="0" w:color="auto"/>
@@ -7967,7 +9219,7 @@
         </w:trPr>
         <w:tc>
           <w:tcPr>
-            <w:tcW w:w="1696" w:type="dxa"/>
+            <w:tcW w:w="1838" w:type="dxa"/>
             <w:tcBorders>
               <w:top w:val="single" w:sz="4" w:space="0" w:color="auto"/>
               <w:left w:val="single" w:sz="4" w:space="0" w:color="auto"/>
@@ -7984,6 +9236,7 @@
           <w:p>
             <w:pPr>
               <w:spacing w:before="60" w:after="60"/>
+              <w:jc w:val="center"/>
               <w:rPr>
                 <w:lang w:val="en-GB"/>
               </w:rPr>
@@ -7998,7 +9251,7 @@
         </w:tc>
         <w:tc>
           <w:tcPr>
-            <w:tcW w:w="8040" w:type="dxa"/>
+            <w:tcW w:w="7898" w:type="dxa"/>
             <w:tcBorders>
               <w:top w:val="single" w:sz="4" w:space="0" w:color="auto"/>
               <w:left w:val="single" w:sz="4" w:space="0" w:color="auto"/>
@@ -8027,6 +9280,84 @@
           </w:p>
         </w:tc>
       </w:tr>
+      <w:tr>
+        <w:trPr>
+          <w:jc w:val="center"/>
+        </w:trPr>
+        <w:tc>
+          <w:tcPr>
+            <w:tcW w:w="1838" w:type="dxa"/>
+          </w:tcPr>
+          <w:p>
+            <w:pPr>
+              <w:jc w:val="center"/>
+            </w:pPr>
+            <w:r>
+              <w:t>28 August 2026</w:t>
+            </w:r>
+          </w:p>
+        </w:tc>
+        <w:tc>
+          <w:tcPr>
+            <w:tcW w:w="7898" w:type="dxa"/>
+          </w:tcPr>
+          <w:p>
+            <w:r>
+              <w:t>Phase 2C: aligned extension processing with the approved semantic `src/**` paths, sole Generator authority, HMD `value_domain`, one-HMD/one-DTS validation scope, and deliberate-shared-declaration cross-DTS comparison rule.</w:t>
+            </w:r>
+          </w:p>
+        </w:tc>
+      </w:tr>
+      <w:tr>
+        <w:trPr>
+          <w:jc w:val="center"/>
+        </w:trPr>
+        <w:tc>
+          <w:tcPr>
+            <w:tcW w:w="1838" w:type="dxa"/>
+            <w:vAlign w:val="center"/>
+          </w:tcPr>
+          <w:p>
+            <w:pPr>
+              <w:jc w:val="center"/>
+              <w:rPr>
+                <w:sz w:val="20"/>
+                <w:szCs w:val="20"/>
+                <w:lang w:eastAsia="ja-JP"/>
+              </w:rPr>
+            </w:pPr>
+            <w:r>
+              <w:rPr>
+                <w:rFonts w:hint="eastAsia"/>
+                <w:sz w:val="20"/>
+                <w:szCs w:val="20"/>
+                <w:lang w:eastAsia="ja-JP"/>
+              </w:rPr>
+              <w:t>15 September 2026</w:t>
+            </w:r>
+          </w:p>
+        </w:tc>
+        <w:tc>
+          <w:tcPr>
+            <w:tcW w:w="7898" w:type="dxa"/>
+          </w:tcPr>
+          <w:p>
+            <w:pPr>
+              <w:rPr>
+                <w:sz w:val="20"/>
+                <w:szCs w:val="20"/>
+              </w:rPr>
+            </w:pPr>
+            <w:r>
+              <w:rPr>
+                <w:sz w:val="20"/>
+                <w:szCs w:val="20"/>
+              </w:rPr>
+              <w:t>Restored the accepted 2026-08-29 successor as the base; aligned project module namespaces with the stable URI; recorded root-HMD-specific AE/BT split conformance and the accepted 14 structural differences; aligned the UADC interface boundary and current semantic items where applicable.</w:t>
+            </w:r>
+          </w:p>
+        </w:tc>
+      </w:tr>
     </w:tbl>
     <w:p>
       <w:pPr>
@@ -8046,6 +9377,7 @@
         <w:br w:type="page"/>
       </w:r>
     </w:p>
+    <w:p/>
     <w:sectPr>
       <w:headerReference w:type="even" r:id="rId17"/>
       <w:headerReference w:type="default" r:id="rId18"/>
@@ -8061,7 +9393,7 @@
 </file>
 
 <file path=word/endnotes.xml><?xml version="1.0" encoding="utf-8"?>
-<w:endnotes xmlns:wpc="http://schemas.microsoft.com/office/word/2010/wordprocessingCanvas" xmlns:cx="http://schemas.microsoft.com/office/drawing/2014/chartex" xmlns:cx1="http://schemas.microsoft.com/office/drawing/2015/9/8/chartex" xmlns:cx2="http://schemas.microsoft.com/office/drawing/2015/10/21/chartex" xmlns:cx3="http://schemas.microsoft.com/office/drawing/2016/5/9/chartex" xmlns:cx4="http://schemas.microsoft.com/office/drawing/2016/5/10/chartex" xmlns:cx5="http://schemas.microsoft.com/office/drawing/2016/5/11/chartex" xmlns:cx6="http://schemas.microsoft.com/office/drawing/2016/5/12/chartex" xmlns:cx7="http://schemas.microsoft.com/office/drawing/2016/5/13/chartex" xmlns:cx8="http://schemas.microsoft.com/office/drawing/2016/5/14/chartex" xmlns:mc="http://schemas.openxmlformats.org/markup-compatibility/2006" xmlns:aink="http://schemas.microsoft.com/office/drawing/2016/ink" xmlns:am3d="http://schemas.microsoft.com/office/drawing/2017/model3d" xmlns:o="urn:schemas-microsoft-com:office:office" xmlns:oel="http://schemas.microsoft.com/office/2019/extlst" xmlns:r="http://schemas.openxmlformats.org/officeDocument/2006/relationships" xmlns:m="http://schemas.openxmlformats.org/officeDocument/2006/math" xmlns:v="urn:schemas-microsoft-com:vml" xmlns:wp14="http://schemas.microsoft.com/office/word/2010/wordprocessingDrawing" xmlns:wp="http://schemas.openxmlformats.org/drawingml/2006/wordprocessingDrawing" xmlns:w10="urn:schemas-microsoft-com:office:word" xmlns:w="http://schemas.openxmlformats.org/wordprocessingml/2006/main" xmlns:w14="http://schemas.microsoft.com/office/word/2010/wordml" xmlns:w15="http://schemas.microsoft.com/office/word/2012/wordml" xmlns:w16cei="http://schemas.microsoft.com/office/word/2026/wordml/cei" xmlns:w16cex="http://schemas.microsoft.com/office/word/2018/wordml/cex" xmlns:w16cid="http://schemas.microsoft.com/office/word/2016/wordml/cid" xmlns:w16="http://schemas.microsoft.com/office/word/2018/wordml" xmlns:w16du="http://schemas.microsoft.com/office/word/2023/wordml/word16du" xmlns:w16sdtdh="http://schemas.microsoft.com/office/word/2020/wordml/sdtdatahash" xmlns:w16sdtfl="http://schemas.microsoft.com/office/word/2024/wordml/sdtformatlock" xmlns:w16se="http://schemas.microsoft.com/office/word/2015/wordml/symex" xmlns:wpg="http://schemas.microsoft.com/office/word/2010/wordprocessingGroup" xmlns:wpi="http://schemas.microsoft.com/office/word/2010/wordprocessingInk" xmlns:wne="http://schemas.microsoft.com/office/word/2006/wordml" xmlns:wps="http://schemas.microsoft.com/office/word/2010/wordprocessingShape" mc:Ignorable="w14 w15 w16se w16cid w16 w16cex w16sdtdh w16sdtfl w16du wp14">
+<w:endnotes xmlns:wpc="http://schemas.microsoft.com/office/word/2010/wordprocessingCanvas" xmlns:cx="http://schemas.microsoft.com/office/drawing/2014/chartex" xmlns:cx1="http://schemas.microsoft.com/office/drawing/2015/9/8/chartex" xmlns:cx2="http://schemas.microsoft.com/office/drawing/2015/10/21/chartex" xmlns:cx3="http://schemas.microsoft.com/office/drawing/2016/5/9/chartex" xmlns:cx4="http://schemas.microsoft.com/office/drawing/2016/5/10/chartex" xmlns:cx5="http://schemas.microsoft.com/office/drawing/2016/5/11/chartex" xmlns:cx6="http://schemas.microsoft.com/office/drawing/2016/5/12/chartex" xmlns:cx7="http://schemas.microsoft.com/office/drawing/2016/5/13/chartex" xmlns:cx8="http://schemas.microsoft.com/office/drawing/2016/5/14/chartex" xmlns:mc="http://schemas.openxmlformats.org/markup-compatibility/2006" xmlns:aink="http://schemas.microsoft.com/office/drawing/2016/ink" xmlns:am3d="http://schemas.microsoft.com/office/drawing/2017/model3d" xmlns:o="urn:schemas-microsoft-com:office:office" xmlns:oel="http://schemas.microsoft.com/office/2019/extlst" xmlns:r="http://schemas.openxmlformats.org/officeDocument/2006/relationships" xmlns:m="http://schemas.openxmlformats.org/officeDocument/2006/math" xmlns:v="urn:schemas-microsoft-com:vml" xmlns:wp14="http://schemas.microsoft.com/office/word/2010/wordprocessingDrawing" xmlns:wp="http://schemas.openxmlformats.org/drawingml/2006/wordprocessingDrawing" xmlns:w10="urn:schemas-microsoft-com:office:word" xmlns:w="http://schemas.openxmlformats.org/wordprocessingml/2006/main" xmlns:w14="http://schemas.microsoft.com/office/word/2010/wordml" xmlns:w15="http://schemas.microsoft.com/office/word/2012/wordml" xmlns:w16cex="http://schemas.microsoft.com/office/word/2018/wordml/cex" xmlns:w16cid="http://schemas.microsoft.com/office/word/2016/wordml/cid" xmlns:w16="http://schemas.microsoft.com/office/word/2018/wordml" xmlns:w16du="http://schemas.microsoft.com/office/word/2023/wordml/word16du" xmlns:w16sdtdh="http://schemas.microsoft.com/office/word/2020/wordml/sdtdatahash" xmlns:w16sdtfl="http://schemas.microsoft.com/office/word/2024/wordml/sdtformatlock" xmlns:w16se="http://schemas.microsoft.com/office/word/2015/wordml/symex" xmlns:wpg="http://schemas.microsoft.com/office/word/2010/wordprocessingGroup" xmlns:wpi="http://schemas.microsoft.com/office/word/2010/wordprocessingInk" xmlns:wne="http://schemas.microsoft.com/office/word/2006/wordml" xmlns:wps="http://schemas.microsoft.com/office/word/2010/wordprocessingShape" mc:Ignorable="w14 w15 w16se w16cid w16 w16cex w16sdtdh w16sdtfl w16du wp14">
   <w:endnote w:type="separator" w:id="-1">
     <w:p>
       <w:r>
@@ -8080,7 +9412,7 @@
 </file>
 
 <file path=word/footer1.xml><?xml version="1.0" encoding="utf-8"?>
-<w:ftr xmlns:wpc="http://schemas.microsoft.com/office/word/2010/wordprocessingCanvas" xmlns:cx="http://schemas.microsoft.com/office/drawing/2014/chartex" xmlns:cx1="http://schemas.microsoft.com/office/drawing/2015/9/8/chartex" xmlns:cx2="http://schemas.microsoft.com/office/drawing/2015/10/21/chartex" xmlns:cx3="http://schemas.microsoft.com/office/drawing/2016/5/9/chartex" xmlns:cx4="http://schemas.microsoft.com/office/drawing/2016/5/10/chartex" xmlns:cx5="http://schemas.microsoft.com/office/drawing/2016/5/11/chartex" xmlns:cx6="http://schemas.microsoft.com/office/drawing/2016/5/12/chartex" xmlns:cx7="http://schemas.microsoft.com/office/drawing/2016/5/13/chartex" xmlns:cx8="http://schemas.microsoft.com/office/drawing/2016/5/14/chartex" xmlns:mc="http://schemas.openxmlformats.org/markup-compatibility/2006" xmlns:aink="http://schemas.microsoft.com/office/drawing/2016/ink" xmlns:am3d="http://schemas.microsoft.com/office/drawing/2017/model3d" xmlns:o="urn:schemas-microsoft-com:office:office" xmlns:oel="http://schemas.microsoft.com/office/2019/extlst" xmlns:r="http://schemas.openxmlformats.org/officeDocument/2006/relationships" xmlns:m="http://schemas.openxmlformats.org/officeDocument/2006/math" xmlns:v="urn:schemas-microsoft-com:vml" xmlns:wp14="http://schemas.microsoft.com/office/word/2010/wordprocessingDrawing" xmlns:wp="http://schemas.openxmlformats.org/drawingml/2006/wordprocessingDrawing" xmlns:w10="urn:schemas-microsoft-com:office:word" xmlns:w="http://schemas.openxmlformats.org/wordprocessingml/2006/main" xmlns:w14="http://schemas.microsoft.com/office/word/2010/wordml" xmlns:w15="http://schemas.microsoft.com/office/word/2012/wordml" xmlns:w16cei="http://schemas.microsoft.com/office/word/2026/wordml/cei" xmlns:w16cex="http://schemas.microsoft.com/office/word/2018/wordml/cex" xmlns:w16cid="http://schemas.microsoft.com/office/word/2016/wordml/cid" xmlns:w16="http://schemas.microsoft.com/office/word/2018/wordml" xmlns:w16du="http://schemas.microsoft.com/office/word/2023/wordml/word16du" xmlns:w16sdtdh="http://schemas.microsoft.com/office/word/2020/wordml/sdtdatahash" xmlns:w16sdtfl="http://schemas.microsoft.com/office/word/2024/wordml/sdtformatlock" xmlns:w16se="http://schemas.microsoft.com/office/word/2015/wordml/symex" xmlns:wpg="http://schemas.microsoft.com/office/word/2010/wordprocessingGroup" xmlns:wpi="http://schemas.microsoft.com/office/word/2010/wordprocessingInk" xmlns:wne="http://schemas.microsoft.com/office/word/2006/wordml" xmlns:wps="http://schemas.microsoft.com/office/word/2010/wordprocessingShape" mc:Ignorable="w14 w15 w16se w16cid w16 w16cex w16sdtdh w16sdtfl w16du wp14">
+<w:ftr xmlns:wpc="http://schemas.microsoft.com/office/word/2010/wordprocessingCanvas" xmlns:cx="http://schemas.microsoft.com/office/drawing/2014/chartex" xmlns:cx1="http://schemas.microsoft.com/office/drawing/2015/9/8/chartex" xmlns:cx2="http://schemas.microsoft.com/office/drawing/2015/10/21/chartex" xmlns:cx3="http://schemas.microsoft.com/office/drawing/2016/5/9/chartex" xmlns:cx4="http://schemas.microsoft.com/office/drawing/2016/5/10/chartex" xmlns:cx5="http://schemas.microsoft.com/office/drawing/2016/5/11/chartex" xmlns:cx6="http://schemas.microsoft.com/office/drawing/2016/5/12/chartex" xmlns:cx7="http://schemas.microsoft.com/office/drawing/2016/5/13/chartex" xmlns:cx8="http://schemas.microsoft.com/office/drawing/2016/5/14/chartex" xmlns:mc="http://schemas.openxmlformats.org/markup-compatibility/2006" xmlns:aink="http://schemas.microsoft.com/office/drawing/2016/ink" xmlns:am3d="http://schemas.microsoft.com/office/drawing/2017/model3d" xmlns:o="urn:schemas-microsoft-com:office:office" xmlns:oel="http://schemas.microsoft.com/office/2019/extlst" xmlns:r="http://schemas.openxmlformats.org/officeDocument/2006/relationships" xmlns:m="http://schemas.openxmlformats.org/officeDocument/2006/math" xmlns:v="urn:schemas-microsoft-com:vml" xmlns:wp14="http://schemas.microsoft.com/office/word/2010/wordprocessingDrawing" xmlns:wp="http://schemas.openxmlformats.org/drawingml/2006/wordprocessingDrawing" xmlns:w10="urn:schemas-microsoft-com:office:word" xmlns:w="http://schemas.openxmlformats.org/wordprocessingml/2006/main" xmlns:w14="http://schemas.microsoft.com/office/word/2010/wordml" xmlns:w15="http://schemas.microsoft.com/office/word/2012/wordml" xmlns:w16cex="http://schemas.microsoft.com/office/word/2018/wordml/cex" xmlns:w16cid="http://schemas.microsoft.com/office/word/2016/wordml/cid" xmlns:w16="http://schemas.microsoft.com/office/word/2018/wordml" xmlns:w16du="http://schemas.microsoft.com/office/word/2023/wordml/word16du" xmlns:w16sdtdh="http://schemas.microsoft.com/office/word/2020/wordml/sdtdatahash" xmlns:w16sdtfl="http://schemas.microsoft.com/office/word/2024/wordml/sdtformatlock" xmlns:w16se="http://schemas.microsoft.com/office/word/2015/wordml/symex" xmlns:wpg="http://schemas.microsoft.com/office/word/2010/wordprocessingGroup" xmlns:wpi="http://schemas.microsoft.com/office/word/2010/wordprocessingInk" xmlns:wne="http://schemas.microsoft.com/office/word/2006/wordml" xmlns:wps="http://schemas.microsoft.com/office/word/2010/wordprocessingShape" mc:Ignorable="w14 w15 w16se w16cid w16 w16cex w16sdtdh w16sdtfl w16du wp14">
   <w:sdt>
     <w:sdtPr>
       <w:id w:val="602994516"/>
@@ -8134,7 +9466,7 @@
 </file>
 
 <file path=word/footer2.xml><?xml version="1.0" encoding="utf-8"?>
-<w:ftr xmlns:wpc="http://schemas.microsoft.com/office/word/2010/wordprocessingCanvas" xmlns:cx="http://schemas.microsoft.com/office/drawing/2014/chartex" xmlns:cx1="http://schemas.microsoft.com/office/drawing/2015/9/8/chartex" xmlns:cx2="http://schemas.microsoft.com/office/drawing/2015/10/21/chartex" xmlns:cx3="http://schemas.microsoft.com/office/drawing/2016/5/9/chartex" xmlns:cx4="http://schemas.microsoft.com/office/drawing/2016/5/10/chartex" xmlns:cx5="http://schemas.microsoft.com/office/drawing/2016/5/11/chartex" xmlns:cx6="http://schemas.microsoft.com/office/drawing/2016/5/12/chartex" xmlns:cx7="http://schemas.microsoft.com/office/drawing/2016/5/13/chartex" xmlns:cx8="http://schemas.microsoft.com/office/drawing/2016/5/14/chartex" xmlns:mc="http://schemas.openxmlformats.org/markup-compatibility/2006" xmlns:aink="http://schemas.microsoft.com/office/drawing/2016/ink" xmlns:am3d="http://schemas.microsoft.com/office/drawing/2017/model3d" xmlns:o="urn:schemas-microsoft-com:office:office" xmlns:oel="http://schemas.microsoft.com/office/2019/extlst" xmlns:r="http://schemas.openxmlformats.org/officeDocument/2006/relationships" xmlns:m="http://schemas.openxmlformats.org/officeDocument/2006/math" xmlns:v="urn:schemas-microsoft-com:vml" xmlns:wp14="http://schemas.microsoft.com/office/word/2010/wordprocessingDrawing" xmlns:wp="http://schemas.openxmlformats.org/drawingml/2006/wordprocessingDrawing" xmlns:w10="urn:schemas-microsoft-com:office:word" xmlns:w="http://schemas.openxmlformats.org/wordprocessingml/2006/main" xmlns:w14="http://schemas.microsoft.com/office/word/2010/wordml" xmlns:w15="http://schemas.microsoft.com/office/word/2012/wordml" xmlns:w16cei="http://schemas.microsoft.com/office/word/2026/wordml/cei" xmlns:w16cex="http://schemas.microsoft.com/office/word/2018/wordml/cex" xmlns:w16cid="http://schemas.microsoft.com/office/word/2016/wordml/cid" xmlns:w16="http://schemas.microsoft.com/office/word/2018/wordml" xmlns:w16du="http://schemas.microsoft.com/office/word/2023/wordml/word16du" xmlns:w16sdtdh="http://schemas.microsoft.com/office/word/2020/wordml/sdtdatahash" xmlns:w16sdtfl="http://schemas.microsoft.com/office/word/2024/wordml/sdtformatlock" xmlns:w16se="http://schemas.microsoft.com/office/word/2015/wordml/symex" xmlns:wpg="http://schemas.microsoft.com/office/word/2010/wordprocessingGroup" xmlns:wpi="http://schemas.microsoft.com/office/word/2010/wordprocessingInk" xmlns:wne="http://schemas.microsoft.com/office/word/2006/wordml" xmlns:wps="http://schemas.microsoft.com/office/word/2010/wordprocessingShape" mc:Ignorable="w14 w15 w16se w16cid w16 w16cex w16sdtdh w16sdtfl w16du wp14">
+<w:ftr xmlns:wpc="http://schemas.microsoft.com/office/word/2010/wordprocessingCanvas" xmlns:cx="http://schemas.microsoft.com/office/drawing/2014/chartex" xmlns:cx1="http://schemas.microsoft.com/office/drawing/2015/9/8/chartex" xmlns:cx2="http://schemas.microsoft.com/office/drawing/2015/10/21/chartex" xmlns:cx3="http://schemas.microsoft.com/office/drawing/2016/5/9/chartex" xmlns:cx4="http://schemas.microsoft.com/office/drawing/2016/5/10/chartex" xmlns:cx5="http://schemas.microsoft.com/office/drawing/2016/5/11/chartex" xmlns:cx6="http://schemas.microsoft.com/office/drawing/2016/5/12/chartex" xmlns:cx7="http://schemas.microsoft.com/office/drawing/2016/5/13/chartex" xmlns:cx8="http://schemas.microsoft.com/office/drawing/2016/5/14/chartex" xmlns:mc="http://schemas.openxmlformats.org/markup-compatibility/2006" xmlns:aink="http://schemas.microsoft.com/office/drawing/2016/ink" xmlns:am3d="http://schemas.microsoft.com/office/drawing/2017/model3d" xmlns:o="urn:schemas-microsoft-com:office:office" xmlns:oel="http://schemas.microsoft.com/office/2019/extlst" xmlns:r="http://schemas.openxmlformats.org/officeDocument/2006/relationships" xmlns:m="http://schemas.openxmlformats.org/officeDocument/2006/math" xmlns:v="urn:schemas-microsoft-com:vml" xmlns:wp14="http://schemas.microsoft.com/office/word/2010/wordprocessingDrawing" xmlns:wp="http://schemas.openxmlformats.org/drawingml/2006/wordprocessingDrawing" xmlns:w10="urn:schemas-microsoft-com:office:word" xmlns:w="http://schemas.openxmlformats.org/wordprocessingml/2006/main" xmlns:w14="http://schemas.microsoft.com/office/word/2010/wordml" xmlns:w15="http://schemas.microsoft.com/office/word/2012/wordml" xmlns:w16cex="http://schemas.microsoft.com/office/word/2018/wordml/cex" xmlns:w16cid="http://schemas.microsoft.com/office/word/2016/wordml/cid" xmlns:w16="http://schemas.microsoft.com/office/word/2018/wordml" xmlns:w16du="http://schemas.microsoft.com/office/word/2023/wordml/word16du" xmlns:w16sdtdh="http://schemas.microsoft.com/office/word/2020/wordml/sdtdatahash" xmlns:w16sdtfl="http://schemas.microsoft.com/office/word/2024/wordml/sdtformatlock" xmlns:w16se="http://schemas.microsoft.com/office/word/2015/wordml/symex" xmlns:wpg="http://schemas.microsoft.com/office/word/2010/wordprocessingGroup" xmlns:wpi="http://schemas.microsoft.com/office/word/2010/wordprocessingInk" xmlns:wne="http://schemas.microsoft.com/office/word/2006/wordml" xmlns:wps="http://schemas.microsoft.com/office/word/2010/wordprocessingShape" mc:Ignorable="w14 w15 w16se w16cid w16 w16cex w16sdtdh w16sdtfl w16du wp14">
   <w:sdt>
     <w:sdtPr>
       <w:id w:val="-733927258"/>
@@ -8188,7 +9520,7 @@
 </file>
 
 <file path=word/footnotes.xml><?xml version="1.0" encoding="utf-8"?>
-<w:footnotes xmlns:wpc="http://schemas.microsoft.com/office/word/2010/wordprocessingCanvas" xmlns:cx="http://schemas.microsoft.com/office/drawing/2014/chartex" xmlns:cx1="http://schemas.microsoft.com/office/drawing/2015/9/8/chartex" xmlns:cx2="http://schemas.microsoft.com/office/drawing/2015/10/21/chartex" xmlns:cx3="http://schemas.microsoft.com/office/drawing/2016/5/9/chartex" xmlns:cx4="http://schemas.microsoft.com/office/drawing/2016/5/10/chartex" xmlns:cx5="http://schemas.microsoft.com/office/drawing/2016/5/11/chartex" xmlns:cx6="http://schemas.microsoft.com/office/drawing/2016/5/12/chartex" xmlns:cx7="http://schemas.microsoft.com/office/drawing/2016/5/13/chartex" xmlns:cx8="http://schemas.microsoft.com/office/drawing/2016/5/14/chartex" xmlns:mc="http://schemas.openxmlformats.org/markup-compatibility/2006" xmlns:aink="http://schemas.microsoft.com/office/drawing/2016/ink" xmlns:am3d="http://schemas.microsoft.com/office/drawing/2017/model3d" xmlns:o="urn:schemas-microsoft-com:office:office" xmlns:oel="http://schemas.microsoft.com/office/2019/extlst" xmlns:r="http://schemas.openxmlformats.org/officeDocument/2006/relationships" xmlns:m="http://schemas.openxmlformats.org/officeDocument/2006/math" xmlns:v="urn:schemas-microsoft-com:vml" xmlns:wp14="http://schemas.microsoft.com/office/word/2010/wordprocessingDrawing" xmlns:wp="http://schemas.openxmlformats.org/drawingml/2006/wordprocessingDrawing" xmlns:w10="urn:schemas-microsoft-com:office:word" xmlns:w="http://schemas.openxmlformats.org/wordprocessingml/2006/main" xmlns:w14="http://schemas.microsoft.com/office/word/2010/wordml" xmlns:w15="http://schemas.microsoft.com/office/word/2012/wordml" xmlns:w16cei="http://schemas.microsoft.com/office/word/2026/wordml/cei" xmlns:w16cex="http://schemas.microsoft.com/office/word/2018/wordml/cex" xmlns:w16cid="http://schemas.microsoft.com/office/word/2016/wordml/cid" xmlns:w16="http://schemas.microsoft.com/office/word/2018/wordml" xmlns:w16du="http://schemas.microsoft.com/office/word/2023/wordml/word16du" xmlns:w16sdtdh="http://schemas.microsoft.com/office/word/2020/wordml/sdtdatahash" xmlns:w16sdtfl="http://schemas.microsoft.com/office/word/2024/wordml/sdtformatlock" xmlns:w16se="http://schemas.microsoft.com/office/word/2015/wordml/symex" xmlns:wpg="http://schemas.microsoft.com/office/word/2010/wordprocessingGroup" xmlns:wpi="http://schemas.microsoft.com/office/word/2010/wordprocessingInk" xmlns:wne="http://schemas.microsoft.com/office/word/2006/wordml" xmlns:wps="http://schemas.microsoft.com/office/word/2010/wordprocessingShape" mc:Ignorable="w14 w15 w16se w16cid w16 w16cex w16sdtdh w16sdtfl w16du wp14">
+<w:footnotes xmlns:wpc="http://schemas.microsoft.com/office/word/2010/wordprocessingCanvas" xmlns:cx="http://schemas.microsoft.com/office/drawing/2014/chartex" xmlns:cx1="http://schemas.microsoft.com/office/drawing/2015/9/8/chartex" xmlns:cx2="http://schemas.microsoft.com/office/drawing/2015/10/21/chartex" xmlns:cx3="http://schemas.microsoft.com/office/drawing/2016/5/9/chartex" xmlns:cx4="http://schemas.microsoft.com/office/drawing/2016/5/10/chartex" xmlns:cx5="http://schemas.microsoft.com/office/drawing/2016/5/11/chartex" xmlns:cx6="http://schemas.microsoft.com/office/drawing/2016/5/12/chartex" xmlns:cx7="http://schemas.microsoft.com/office/drawing/2016/5/13/chartex" xmlns:cx8="http://schemas.microsoft.com/office/drawing/2016/5/14/chartex" xmlns:mc="http://schemas.openxmlformats.org/markup-compatibility/2006" xmlns:aink="http://schemas.microsoft.com/office/drawing/2016/ink" xmlns:am3d="http://schemas.microsoft.com/office/drawing/2017/model3d" xmlns:o="urn:schemas-microsoft-com:office:office" xmlns:oel="http://schemas.microsoft.com/office/2019/extlst" xmlns:r="http://schemas.openxmlformats.org/officeDocument/2006/relationships" xmlns:m="http://schemas.openxmlformats.org/officeDocument/2006/math" xmlns:v="urn:schemas-microsoft-com:vml" xmlns:wp14="http://schemas.microsoft.com/office/word/2010/wordprocessingDrawing" xmlns:wp="http://schemas.openxmlformats.org/drawingml/2006/wordprocessingDrawing" xmlns:w10="urn:schemas-microsoft-com:office:word" xmlns:w="http://schemas.openxmlformats.org/wordprocessingml/2006/main" xmlns:w14="http://schemas.microsoft.com/office/word/2010/wordml" xmlns:w15="http://schemas.microsoft.com/office/word/2012/wordml" xmlns:w16cex="http://schemas.microsoft.com/office/word/2018/wordml/cex" xmlns:w16cid="http://schemas.microsoft.com/office/word/2016/wordml/cid" xmlns:w16="http://schemas.microsoft.com/office/word/2018/wordml" xmlns:w16du="http://schemas.microsoft.com/office/word/2023/wordml/word16du" xmlns:w16sdtdh="http://schemas.microsoft.com/office/word/2020/wordml/sdtdatahash" xmlns:w16sdtfl="http://schemas.microsoft.com/office/word/2024/wordml/sdtformatlock" xmlns:w16se="http://schemas.microsoft.com/office/word/2015/wordml/symex" xmlns:wpg="http://schemas.microsoft.com/office/word/2010/wordprocessingGroup" xmlns:wpi="http://schemas.microsoft.com/office/word/2010/wordprocessingInk" xmlns:wne="http://schemas.microsoft.com/office/word/2006/wordml" xmlns:wps="http://schemas.microsoft.com/office/word/2010/wordprocessingShape" mc:Ignorable="w14 w15 w16se w16cid w16 w16cex w16sdtdh w16sdtfl w16du wp14">
   <w:footnote w:type="separator" w:id="-1">
     <w:p>
       <w:r>
@@ -8207,7 +9539,7 @@
 </file>
 
 <file path=word/header1.xml><?xml version="1.0" encoding="utf-8"?>
-<w:hdr xmlns:wpc="http://schemas.microsoft.com/office/word/2010/wordprocessingCanvas" xmlns:cx="http://schemas.microsoft.com/office/drawing/2014/chartex" xmlns:cx1="http://schemas.microsoft.com/office/drawing/2015/9/8/chartex" xmlns:cx2="http://schemas.microsoft.com/office/drawing/2015/10/21/chartex" xmlns:cx3="http://schemas.microsoft.com/office/drawing/2016/5/9/chartex" xmlns:cx4="http://schemas.microsoft.com/office/drawing/2016/5/10/chartex" xmlns:cx5="http://schemas.microsoft.com/office/drawing/2016/5/11/chartex" xmlns:cx6="http://schemas.microsoft.com/office/drawing/2016/5/12/chartex" xmlns:cx7="http://schemas.microsoft.com/office/drawing/2016/5/13/chartex" xmlns:cx8="http://schemas.microsoft.com/office/drawing/2016/5/14/chartex" xmlns:mc="http://schemas.openxmlformats.org/markup-compatibility/2006" xmlns:aink="http://schemas.microsoft.com/office/drawing/2016/ink" xmlns:am3d="http://schemas.microsoft.com/office/drawing/2017/model3d" xmlns:o="urn:schemas-microsoft-com:office:office" xmlns:oel="http://schemas.microsoft.com/office/2019/extlst" xmlns:r="http://schemas.openxmlformats.org/officeDocument/2006/relationships" xmlns:m="http://schemas.openxmlformats.org/officeDocument/2006/math" xmlns:v="urn:schemas-microsoft-com:vml" xmlns:wp14="http://schemas.microsoft.com/office/word/2010/wordprocessingDrawing" xmlns:wp="http://schemas.openxmlformats.org/drawingml/2006/wordprocessingDrawing" xmlns:w10="urn:schemas-microsoft-com:office:word" xmlns:w="http://schemas.openxmlformats.org/wordprocessingml/2006/main" xmlns:w14="http://schemas.microsoft.com/office/word/2010/wordml" xmlns:w15="http://schemas.microsoft.com/office/word/2012/wordml" xmlns:w16cei="http://schemas.microsoft.com/office/word/2026/wordml/cei" xmlns:w16cex="http://schemas.microsoft.com/office/word/2018/wordml/cex" xmlns:w16cid="http://schemas.microsoft.com/office/word/2016/wordml/cid" xmlns:w16="http://schemas.microsoft.com/office/word/2018/wordml" xmlns:w16du="http://schemas.microsoft.com/office/word/2023/wordml/word16du" xmlns:w16sdtdh="http://schemas.microsoft.com/office/word/2020/wordml/sdtdatahash" xmlns:w16sdtfl="http://schemas.microsoft.com/office/word/2024/wordml/sdtformatlock" xmlns:w16se="http://schemas.microsoft.com/office/word/2015/wordml/symex" xmlns:wpg="http://schemas.microsoft.com/office/word/2010/wordprocessingGroup" xmlns:wpi="http://schemas.microsoft.com/office/word/2010/wordprocessingInk" xmlns:wne="http://schemas.microsoft.com/office/word/2006/wordml" xmlns:wps="http://schemas.microsoft.com/office/word/2010/wordprocessingShape" mc:Ignorable="w14 w15 w16se w16cid w16 w16cex w16sdtdh w16sdtfl w16du wp14">
+<w:hdr xmlns:wpc="http://schemas.microsoft.com/office/word/2010/wordprocessingCanvas" xmlns:cx="http://schemas.microsoft.com/office/drawing/2014/chartex" xmlns:cx1="http://schemas.microsoft.com/office/drawing/2015/9/8/chartex" xmlns:cx2="http://schemas.microsoft.com/office/drawing/2015/10/21/chartex" xmlns:cx3="http://schemas.microsoft.com/office/drawing/2016/5/9/chartex" xmlns:cx4="http://schemas.microsoft.com/office/drawing/2016/5/10/chartex" xmlns:cx5="http://schemas.microsoft.com/office/drawing/2016/5/11/chartex" xmlns:cx6="http://schemas.microsoft.com/office/drawing/2016/5/12/chartex" xmlns:cx7="http://schemas.microsoft.com/office/drawing/2016/5/13/chartex" xmlns:cx8="http://schemas.microsoft.com/office/drawing/2016/5/14/chartex" xmlns:mc="http://schemas.openxmlformats.org/markup-compatibility/2006" xmlns:aink="http://schemas.microsoft.com/office/drawing/2016/ink" xmlns:am3d="http://schemas.microsoft.com/office/drawing/2017/model3d" xmlns:o="urn:schemas-microsoft-com:office:office" xmlns:oel="http://schemas.microsoft.com/office/2019/extlst" xmlns:r="http://schemas.openxmlformats.org/officeDocument/2006/relationships" xmlns:m="http://schemas.openxmlformats.org/officeDocument/2006/math" xmlns:v="urn:schemas-microsoft-com:vml" xmlns:wp14="http://schemas.microsoft.com/office/word/2010/wordprocessingDrawing" xmlns:wp="http://schemas.openxmlformats.org/drawingml/2006/wordprocessingDrawing" xmlns:w10="urn:schemas-microsoft-com:office:word" xmlns:w="http://schemas.openxmlformats.org/wordprocessingml/2006/main" xmlns:w14="http://schemas.microsoft.com/office/word/2010/wordml" xmlns:w15="http://schemas.microsoft.com/office/word/2012/wordml" xmlns:w16cex="http://schemas.microsoft.com/office/word/2018/wordml/cex" xmlns:w16cid="http://schemas.microsoft.com/office/word/2016/wordml/cid" xmlns:w16="http://schemas.microsoft.com/office/word/2018/wordml" xmlns:w16du="http://schemas.microsoft.com/office/word/2023/wordml/word16du" xmlns:w16sdtdh="http://schemas.microsoft.com/office/word/2020/wordml/sdtdatahash" xmlns:w16sdtfl="http://schemas.microsoft.com/office/word/2024/wordml/sdtformatlock" xmlns:w16se="http://schemas.microsoft.com/office/word/2015/wordml/symex" xmlns:wpg="http://schemas.microsoft.com/office/word/2010/wordprocessingGroup" xmlns:wpi="http://schemas.microsoft.com/office/word/2010/wordprocessingInk" xmlns:wne="http://schemas.microsoft.com/office/word/2006/wordml" xmlns:wps="http://schemas.microsoft.com/office/word/2010/wordprocessingShape" mc:Ignorable="w14 w15 w16se w16cid w16 w16cex w16sdtdh w16sdtfl w16du wp14">
   <w:p>
     <w:pPr>
       <w:pStyle w:val="af3"/>
@@ -8223,7 +9555,7 @@
 </file>
 
 <file path=word/header2.xml><?xml version="1.0" encoding="utf-8"?>
-<w:hdr xmlns:wpc="http://schemas.microsoft.com/office/word/2010/wordprocessingCanvas" xmlns:cx="http://schemas.microsoft.com/office/drawing/2014/chartex" xmlns:cx1="http://schemas.microsoft.com/office/drawing/2015/9/8/chartex" xmlns:cx2="http://schemas.microsoft.com/office/drawing/2015/10/21/chartex" xmlns:cx3="http://schemas.microsoft.com/office/drawing/2016/5/9/chartex" xmlns:cx4="http://schemas.microsoft.com/office/drawing/2016/5/10/chartex" xmlns:cx5="http://schemas.microsoft.com/office/drawing/2016/5/11/chartex" xmlns:cx6="http://schemas.microsoft.com/office/drawing/2016/5/12/chartex" xmlns:cx7="http://schemas.microsoft.com/office/drawing/2016/5/13/chartex" xmlns:cx8="http://schemas.microsoft.com/office/drawing/2016/5/14/chartex" xmlns:mc="http://schemas.openxmlformats.org/markup-compatibility/2006" xmlns:aink="http://schemas.microsoft.com/office/drawing/2016/ink" xmlns:am3d="http://schemas.microsoft.com/office/drawing/2017/model3d" xmlns:o="urn:schemas-microsoft-com:office:office" xmlns:oel="http://schemas.microsoft.com/office/2019/extlst" xmlns:r="http://schemas.openxmlformats.org/officeDocument/2006/relationships" xmlns:m="http://schemas.openxmlformats.org/officeDocument/2006/math" xmlns:v="urn:schemas-microsoft-com:vml" xmlns:wp14="http://schemas.microsoft.com/office/word/2010/wordprocessingDrawing" xmlns:wp="http://schemas.openxmlformats.org/drawingml/2006/wordprocessingDrawing" xmlns:w10="urn:schemas-microsoft-com:office:word" xmlns:w="http://schemas.openxmlformats.org/wordprocessingml/2006/main" xmlns:w14="http://schemas.microsoft.com/office/word/2010/wordml" xmlns:w15="http://schemas.microsoft.com/office/word/2012/wordml" xmlns:w16cei="http://schemas.microsoft.com/office/word/2026/wordml/cei" xmlns:w16cex="http://schemas.microsoft.com/office/word/2018/wordml/cex" xmlns:w16cid="http://schemas.microsoft.com/office/word/2016/wordml/cid" xmlns:w16="http://schemas.microsoft.com/office/word/2018/wordml" xmlns:w16du="http://schemas.microsoft.com/office/word/2023/wordml/word16du" xmlns:w16sdtdh="http://schemas.microsoft.com/office/word/2020/wordml/sdtdatahash" xmlns:w16sdtfl="http://schemas.microsoft.com/office/word/2024/wordml/sdtformatlock" xmlns:w16se="http://schemas.microsoft.com/office/word/2015/wordml/symex" xmlns:wpg="http://schemas.microsoft.com/office/word/2010/wordprocessingGroup" xmlns:wpi="http://schemas.microsoft.com/office/word/2010/wordprocessingInk" xmlns:wne="http://schemas.microsoft.com/office/word/2006/wordml" xmlns:wps="http://schemas.microsoft.com/office/word/2010/wordprocessingShape" mc:Ignorable="w14 w15 w16se w16cid w16 w16cex w16sdtdh w16sdtfl w16du wp14">
+<w:hdr xmlns:wpc="http://schemas.microsoft.com/office/word/2010/wordprocessingCanvas" xmlns:cx="http://schemas.microsoft.com/office/drawing/2014/chartex" xmlns:cx1="http://schemas.microsoft.com/office/drawing/2015/9/8/chartex" xmlns:cx2="http://schemas.microsoft.com/office/drawing/2015/10/21/chartex" xmlns:cx3="http://schemas.microsoft.com/office/drawing/2016/5/9/chartex" xmlns:cx4="http://schemas.microsoft.com/office/drawing/2016/5/10/chartex" xmlns:cx5="http://schemas.microsoft.com/office/drawing/2016/5/11/chartex" xmlns:cx6="http://schemas.microsoft.com/office/drawing/2016/5/12/chartex" xmlns:cx7="http://schemas.microsoft.com/office/drawing/2016/5/13/chartex" xmlns:cx8="http://schemas.microsoft.com/office/drawing/2016/5/14/chartex" xmlns:mc="http://schemas.openxmlformats.org/markup-compatibility/2006" xmlns:aink="http://schemas.microsoft.com/office/drawing/2016/ink" xmlns:am3d="http://schemas.microsoft.com/office/drawing/2017/model3d" xmlns:o="urn:schemas-microsoft-com:office:office" xmlns:oel="http://schemas.microsoft.com/office/2019/extlst" xmlns:r="http://schemas.openxmlformats.org/officeDocument/2006/relationships" xmlns:m="http://schemas.openxmlformats.org/officeDocument/2006/math" xmlns:v="urn:schemas-microsoft-com:vml" xmlns:wp14="http://schemas.microsoft.com/office/word/2010/wordprocessingDrawing" xmlns:wp="http://schemas.openxmlformats.org/drawingml/2006/wordprocessingDrawing" xmlns:w10="urn:schemas-microsoft-com:office:word" xmlns:w="http://schemas.openxmlformats.org/wordprocessingml/2006/main" xmlns:w14="http://schemas.microsoft.com/office/word/2010/wordml" xmlns:w15="http://schemas.microsoft.com/office/word/2012/wordml" xmlns:w16cex="http://schemas.microsoft.com/office/word/2018/wordml/cex" xmlns:w16cid="http://schemas.microsoft.com/office/word/2016/wordml/cid" xmlns:w16="http://schemas.microsoft.com/office/word/2018/wordml" xmlns:w16du="http://schemas.microsoft.com/office/word/2023/wordml/word16du" xmlns:w16sdtdh="http://schemas.microsoft.com/office/word/2020/wordml/sdtdatahash" xmlns:w16sdtfl="http://schemas.microsoft.com/office/word/2024/wordml/sdtformatlock" xmlns:w16se="http://schemas.microsoft.com/office/word/2015/wordml/symex" xmlns:wpg="http://schemas.microsoft.com/office/word/2010/wordprocessingGroup" xmlns:wpi="http://schemas.microsoft.com/office/word/2010/wordprocessingInk" xmlns:wne="http://schemas.microsoft.com/office/word/2006/wordml" xmlns:wps="http://schemas.microsoft.com/office/word/2010/wordprocessingShape" mc:Ignorable="w14 w15 w16se w16cid w16 w16cex w16sdtdh w16sdtfl w16du wp14">
   <w:p>
     <w:pPr>
       <w:pStyle w:val="af3"/>
@@ -8249,7 +9581,7 @@
 </file>
 
 <file path=word/numbering.xml><?xml version="1.0" encoding="utf-8"?>
-<w:numbering xmlns:wpc="http://schemas.microsoft.com/office/word/2010/wordprocessingCanvas" xmlns:cx="http://schemas.microsoft.com/office/drawing/2014/chartex" xmlns:cx1="http://schemas.microsoft.com/office/drawing/2015/9/8/chartex" xmlns:cx2="http://schemas.microsoft.com/office/drawing/2015/10/21/chartex" xmlns:cx3="http://schemas.microsoft.com/office/drawing/2016/5/9/chartex" xmlns:cx4="http://schemas.microsoft.com/office/drawing/2016/5/10/chartex" xmlns:cx5="http://schemas.microsoft.com/office/drawing/2016/5/11/chartex" xmlns:cx6="http://schemas.microsoft.com/office/drawing/2016/5/12/chartex" xmlns:cx7="http://schemas.microsoft.com/office/drawing/2016/5/13/chartex" xmlns:cx8="http://schemas.microsoft.com/office/drawing/2016/5/14/chartex" xmlns:mc="http://schemas.openxmlformats.org/markup-compatibility/2006" xmlns:aink="http://schemas.microsoft.com/office/drawing/2016/ink" xmlns:am3d="http://schemas.microsoft.com/office/drawing/2017/model3d" xmlns:o="urn:schemas-microsoft-com:office:office" xmlns:oel="http://schemas.microsoft.com/office/2019/extlst" xmlns:r="http://schemas.openxmlformats.org/officeDocument/2006/relationships" xmlns:m="http://schemas.openxmlformats.org/officeDocument/2006/math" xmlns:v="urn:schemas-microsoft-com:vml" xmlns:wp14="http://schemas.microsoft.com/office/word/2010/wordprocessingDrawing" xmlns:wp="http://schemas.openxmlformats.org/drawingml/2006/wordprocessingDrawing" xmlns:w10="urn:schemas-microsoft-com:office:word" xmlns:w="http://schemas.openxmlformats.org/wordprocessingml/2006/main" xmlns:w14="http://schemas.microsoft.com/office/word/2010/wordml" xmlns:w15="http://schemas.microsoft.com/office/word/2012/wordml" xmlns:w16cei="http://schemas.microsoft.com/office/word/2026/wordml/cei" xmlns:w16cex="http://schemas.microsoft.com/office/word/2018/wordml/cex" xmlns:w16cid="http://schemas.microsoft.com/office/word/2016/wordml/cid" xmlns:w16="http://schemas.microsoft.com/office/word/2018/wordml" xmlns:w16du="http://schemas.microsoft.com/office/word/2023/wordml/word16du" xmlns:w16sdtdh="http://schemas.microsoft.com/office/word/2020/wordml/sdtdatahash" xmlns:w16sdtfl="http://schemas.microsoft.com/office/word/2024/wordml/sdtformatlock" xmlns:w16se="http://schemas.microsoft.com/office/word/2015/wordml/symex" xmlns:wpg="http://schemas.microsoft.com/office/word/2010/wordprocessingGroup" xmlns:wpi="http://schemas.microsoft.com/office/word/2010/wordprocessingInk" xmlns:wne="http://schemas.microsoft.com/office/word/2006/wordml" xmlns:wps="http://schemas.microsoft.com/office/word/2010/wordprocessingShape" mc:Ignorable="w14 w15 w16se w16cid w16 w16cex w16sdtdh w16sdtfl w16du wp14">
+<w:numbering xmlns:wpc="http://schemas.microsoft.com/office/word/2010/wordprocessingCanvas" xmlns:cx="http://schemas.microsoft.com/office/drawing/2014/chartex" xmlns:cx1="http://schemas.microsoft.com/office/drawing/2015/9/8/chartex" xmlns:cx2="http://schemas.microsoft.com/office/drawing/2015/10/21/chartex" xmlns:cx3="http://schemas.microsoft.com/office/drawing/2016/5/9/chartex" xmlns:cx4="http://schemas.microsoft.com/office/drawing/2016/5/10/chartex" xmlns:cx5="http://schemas.microsoft.com/office/drawing/2016/5/11/chartex" xmlns:cx6="http://schemas.microsoft.com/office/drawing/2016/5/12/chartex" xmlns:cx7="http://schemas.microsoft.com/office/drawing/2016/5/13/chartex" xmlns:cx8="http://schemas.microsoft.com/office/drawing/2016/5/14/chartex" xmlns:mc="http://schemas.openxmlformats.org/markup-compatibility/2006" xmlns:aink="http://schemas.microsoft.com/office/drawing/2016/ink" xmlns:am3d="http://schemas.microsoft.com/office/drawing/2017/model3d" xmlns:o="urn:schemas-microsoft-com:office:office" xmlns:oel="http://schemas.microsoft.com/office/2019/extlst" xmlns:r="http://schemas.openxmlformats.org/officeDocument/2006/relationships" xmlns:m="http://schemas.openxmlformats.org/officeDocument/2006/math" xmlns:v="urn:schemas-microsoft-com:vml" xmlns:wp14="http://schemas.microsoft.com/office/word/2010/wordprocessingDrawing" xmlns:wp="http://schemas.openxmlformats.org/drawingml/2006/wordprocessingDrawing" xmlns:w10="urn:schemas-microsoft-com:office:word" xmlns:w="http://schemas.openxmlformats.org/wordprocessingml/2006/main" xmlns:w14="http://schemas.microsoft.com/office/word/2010/wordml" xmlns:w15="http://schemas.microsoft.com/office/word/2012/wordml" xmlns:w16cex="http://schemas.microsoft.com/office/word/2018/wordml/cex" xmlns:w16cid="http://schemas.microsoft.com/office/word/2016/wordml/cid" xmlns:w16="http://schemas.microsoft.com/office/word/2018/wordml" xmlns:w16du="http://schemas.microsoft.com/office/word/2023/wordml/word16du" xmlns:w16sdtdh="http://schemas.microsoft.com/office/word/2020/wordml/sdtdatahash" xmlns:w16sdtfl="http://schemas.microsoft.com/office/word/2024/wordml/sdtformatlock" xmlns:w16se="http://schemas.microsoft.com/office/word/2015/wordml/symex" xmlns:wpg="http://schemas.microsoft.com/office/word/2010/wordprocessingGroup" xmlns:wpi="http://schemas.microsoft.com/office/word/2010/wordprocessingInk" xmlns:wne="http://schemas.microsoft.com/office/word/2006/wordml" xmlns:wps="http://schemas.microsoft.com/office/word/2010/wordprocessingShape" mc:Ignorable="w14 w15 w16se w16cid w16 w16cex w16sdtdh w16sdtfl w16du wp14">
   <w:abstractNum w:abstractNumId="0" w15:restartNumberingAfterBreak="0">
     <w:nsid w:val="FFFFFF83"/>
     <w:multiLevelType w:val="singleLevel"/>

--- a/TaxonomyFramework/XBRL_GL_Next_Taxonomy_Framework_Part_4_Aligned_pool_for_extension.docx
+++ b/TaxonomyFramework/XBRL_GL_Next_Taxonomy_Framework_Part_4_Aligned_pool_for_extension.docx
@@ -132,10 +132,7 @@
           <w:b/>
           <w:bCs/>
         </w:rPr>
-        <w:t>Distribution</w:t>
-      </w:r>
-      <w:r>
-        <w:t>: Private project repository — invited participants only</w:t>
+        <w:t>Distribution: Public collaborative review draft.</w:t>
       </w:r>
     </w:p>
     <w:p>
@@ -144,10 +141,7 @@
           <w:b/>
           <w:bCs/>
         </w:rPr>
-        <w:t>Repository version</w:t>
-      </w:r>
-      <w:r>
-        <w:t>: private collaborative review draft.</w:t>
+        <w:t>Repository version: public collaborative review draft.</w:t>
       </w:r>
     </w:p>
     <w:p>
@@ -178,19 +172,11 @@
       </w:r>
     </w:p>
     <w:p>
-      <w:bookmarkStart w:id="0" w:name="_Toc240442430"/>
       <w:r>
         <w:rPr>
           <w:i/>
         </w:rPr>
-        <w:t>This document is a draft under development by Nobuyuki SAMBUICHI, Advisor to XBRL Japan, for collaborative review within the XBRL GL Next project. It is shared through a GitHub repository with invited project participants.</w:t>
-      </w:r>
-      <w:r>
-        <w:rPr>
-          <w:i/>
-          <w:iCs/>
-        </w:rPr>
-        <w:t xml:space="preserve"> Copyright and license terms under review.</w:t>
+        <w:t>This document is a draft under development by Nobuyuki SAMBUICHI, Advisor to XBRL Japan, for collaborative review within the XBRL GL Next project. It is made available for public collaborative review. Copyright and license terms under review.</w:t>
       </w:r>
     </w:p>
     <w:p>
@@ -203,6 +189,7 @@
           <w:szCs w:val="28"/>
         </w:rPr>
       </w:pPr>
+      <w:bookmarkStart w:id="0" w:name="_Toc244018559"/>
       <w:r>
         <w:t>Status</w:t>
       </w:r>
@@ -218,7 +205,7 @@
         <w:pStyle w:val="10"/>
         <w:pageBreakBefore w:val="0"/>
       </w:pPr>
-      <w:bookmarkStart w:id="1" w:name="_Toc240442431"/>
+      <w:bookmarkStart w:id="1" w:name="_Toc244018560"/>
       <w:r>
         <w:t>Abstract</w:t>
       </w:r>
@@ -245,7 +232,6 @@
           <w:docPartUnique/>
         </w:docPartObj>
       </w:sdtPr>
-      <w:sdtEndPr/>
       <w:sdtContent>
         <w:p>
           <w:pPr>
@@ -296,7 +282,7 @@
           <w:r>
             <w:fldChar w:fldCharType="separate"/>
           </w:r>
-          <w:hyperlink w:anchor="_Toc240442430" w:history="1">
+          <w:hyperlink w:anchor="_Toc244018559" w:history="1">
             <w:r>
               <w:rPr>
                 <w:rStyle w:val="af8"/>
@@ -330,7 +316,7 @@
                 <w:noProof/>
                 <w:webHidden/>
               </w:rPr>
-              <w:instrText xml:space="preserve"> PAGEREF _Toc240442430 \h </w:instrText>
+              <w:instrText xml:space="preserve"> PAGEREF _Toc244018559 \h </w:instrText>
             </w:r>
             <w:r>
               <w:rPr>
@@ -375,7 +361,7 @@
               <w14:ligatures w14:val="standardContextual"/>
             </w:rPr>
           </w:pPr>
-          <w:hyperlink w:anchor="_Toc240442431" w:history="1">
+          <w:hyperlink w:anchor="_Toc244018560" w:history="1">
             <w:r>
               <w:rPr>
                 <w:rStyle w:val="af8"/>
@@ -402,7 +388,7 @@
                 <w:noProof/>
                 <w:webHidden/>
               </w:rPr>
-              <w:instrText xml:space="preserve"> PAGEREF _Toc240442431 \h </w:instrText>
+              <w:instrText xml:space="preserve"> PAGEREF _Toc244018560 \h </w:instrText>
             </w:r>
             <w:r>
               <w:rPr>
@@ -447,7 +433,7 @@
               <w14:ligatures w14:val="standardContextual"/>
             </w:rPr>
           </w:pPr>
-          <w:hyperlink w:anchor="_Toc240442432" w:history="1">
+          <w:hyperlink w:anchor="_Toc244018561" w:history="1">
             <w:r>
               <w:rPr>
                 <w:rStyle w:val="af8"/>
@@ -474,7 +460,7 @@
                 <w:noProof/>
                 <w:webHidden/>
               </w:rPr>
-              <w:instrText xml:space="preserve"> PAGEREF _Toc240442432 \h </w:instrText>
+              <w:instrText xml:space="preserve"> PAGEREF _Toc244018561 \h </w:instrText>
             </w:r>
             <w:r>
               <w:rPr>
@@ -519,7 +505,7 @@
               <w14:ligatures w14:val="standardContextual"/>
             </w:rPr>
           </w:pPr>
-          <w:hyperlink w:anchor="_Toc240442433" w:history="1">
+          <w:hyperlink w:anchor="_Toc244018562" w:history="1">
             <w:r>
               <w:rPr>
                 <w:rStyle w:val="af8"/>
@@ -546,7 +532,7 @@
                 <w:noProof/>
                 <w:webHidden/>
               </w:rPr>
-              <w:instrText xml:space="preserve"> PAGEREF _Toc240442433 \h </w:instrText>
+              <w:instrText xml:space="preserve"> PAGEREF _Toc244018562 \h </w:instrText>
             </w:r>
             <w:r>
               <w:rPr>
@@ -592,7 +578,7 @@
               <w14:ligatures w14:val="standardContextual"/>
             </w:rPr>
           </w:pPr>
-          <w:hyperlink w:anchor="_Toc240442434" w:history="1">
+          <w:hyperlink w:anchor="_Toc244018563" w:history="1">
             <w:r>
               <w:rPr>
                 <w:rStyle w:val="af8"/>
@@ -619,7 +605,7 @@
                 <w:noProof/>
                 <w:webHidden/>
               </w:rPr>
-              <w:instrText xml:space="preserve"> PAGEREF _Toc240442434 \h </w:instrText>
+              <w:instrText xml:space="preserve"> PAGEREF _Toc244018563 \h </w:instrText>
             </w:r>
             <w:r>
               <w:rPr>
@@ -665,7 +651,7 @@
               <w14:ligatures w14:val="standardContextual"/>
             </w:rPr>
           </w:pPr>
-          <w:hyperlink w:anchor="_Toc240442435" w:history="1">
+          <w:hyperlink w:anchor="_Toc244018564" w:history="1">
             <w:r>
               <w:rPr>
                 <w:rStyle w:val="af8"/>
@@ -692,7 +678,7 @@
                 <w:noProof/>
                 <w:webHidden/>
               </w:rPr>
-              <w:instrText xml:space="preserve"> PAGEREF _Toc240442435 \h </w:instrText>
+              <w:instrText xml:space="preserve"> PAGEREF _Toc244018564 \h </w:instrText>
             </w:r>
             <w:r>
               <w:rPr>
@@ -738,7 +724,7 @@
               <w14:ligatures w14:val="standardContextual"/>
             </w:rPr>
           </w:pPr>
-          <w:hyperlink w:anchor="_Toc240442436" w:history="1">
+          <w:hyperlink w:anchor="_Toc244018565" w:history="1">
             <w:r>
               <w:rPr>
                 <w:rStyle w:val="af8"/>
@@ -765,7 +751,7 @@
                 <w:noProof/>
                 <w:webHidden/>
               </w:rPr>
-              <w:instrText xml:space="preserve"> PAGEREF _Toc240442436 \h </w:instrText>
+              <w:instrText xml:space="preserve"> PAGEREF _Toc244018565 \h </w:instrText>
             </w:r>
             <w:r>
               <w:rPr>
@@ -811,7 +797,7 @@
               <w14:ligatures w14:val="standardContextual"/>
             </w:rPr>
           </w:pPr>
-          <w:hyperlink w:anchor="_Toc240442437" w:history="1">
+          <w:hyperlink w:anchor="_Toc244018566" w:history="1">
             <w:r>
               <w:rPr>
                 <w:rStyle w:val="af8"/>
@@ -838,7 +824,7 @@
                 <w:noProof/>
                 <w:webHidden/>
               </w:rPr>
-              <w:instrText xml:space="preserve"> PAGEREF _Toc240442437 \h </w:instrText>
+              <w:instrText xml:space="preserve"> PAGEREF _Toc244018566 \h </w:instrText>
             </w:r>
             <w:r>
               <w:rPr>
@@ -883,7 +869,7 @@
               <w14:ligatures w14:val="standardContextual"/>
             </w:rPr>
           </w:pPr>
-          <w:hyperlink w:anchor="_Toc240442438" w:history="1">
+          <w:hyperlink w:anchor="_Toc244018567" w:history="1">
             <w:r>
               <w:rPr>
                 <w:rStyle w:val="af8"/>
@@ -910,7 +896,7 @@
                 <w:noProof/>
                 <w:webHidden/>
               </w:rPr>
-              <w:instrText xml:space="preserve"> PAGEREF _Toc240442438 \h </w:instrText>
+              <w:instrText xml:space="preserve"> PAGEREF _Toc244018567 \h </w:instrText>
             </w:r>
             <w:r>
               <w:rPr>
@@ -930,7 +916,7 @@
                 <w:noProof/>
                 <w:webHidden/>
               </w:rPr>
-              <w:t>3</w:t>
+              <w:t>4</w:t>
             </w:r>
             <w:r>
               <w:rPr>
@@ -955,7 +941,7 @@
               <w14:ligatures w14:val="standardContextual"/>
             </w:rPr>
           </w:pPr>
-          <w:hyperlink w:anchor="_Toc240442439" w:history="1">
+          <w:hyperlink w:anchor="_Toc244018568" w:history="1">
             <w:r>
               <w:rPr>
                 <w:rStyle w:val="af8"/>
@@ -982,7 +968,7 @@
                 <w:noProof/>
                 <w:webHidden/>
               </w:rPr>
-              <w:instrText xml:space="preserve"> PAGEREF _Toc240442439 \h </w:instrText>
+              <w:instrText xml:space="preserve"> PAGEREF _Toc244018568 \h </w:instrText>
             </w:r>
             <w:r>
               <w:rPr>
@@ -1028,7 +1014,7 @@
               <w14:ligatures w14:val="standardContextual"/>
             </w:rPr>
           </w:pPr>
-          <w:hyperlink w:anchor="_Toc240442440" w:history="1">
+          <w:hyperlink w:anchor="_Toc244018569" w:history="1">
             <w:r>
               <w:rPr>
                 <w:rStyle w:val="af8"/>
@@ -1055,7 +1041,7 @@
                 <w:noProof/>
                 <w:webHidden/>
               </w:rPr>
-              <w:instrText xml:space="preserve"> PAGEREF _Toc240442440 \h </w:instrText>
+              <w:instrText xml:space="preserve"> PAGEREF _Toc244018569 \h </w:instrText>
             </w:r>
             <w:r>
               <w:rPr>
@@ -1101,7 +1087,7 @@
               <w14:ligatures w14:val="standardContextual"/>
             </w:rPr>
           </w:pPr>
-          <w:hyperlink w:anchor="_Toc240442441" w:history="1">
+          <w:hyperlink w:anchor="_Toc244018570" w:history="1">
             <w:r>
               <w:rPr>
                 <w:rStyle w:val="af8"/>
@@ -1128,7 +1114,7 @@
                 <w:noProof/>
                 <w:webHidden/>
               </w:rPr>
-              <w:instrText xml:space="preserve"> PAGEREF _Toc240442441 \h </w:instrText>
+              <w:instrText xml:space="preserve"> PAGEREF _Toc244018570 \h </w:instrText>
             </w:r>
             <w:r>
               <w:rPr>
@@ -1174,7 +1160,7 @@
               <w14:ligatures w14:val="standardContextual"/>
             </w:rPr>
           </w:pPr>
-          <w:hyperlink w:anchor="_Toc240442442" w:history="1">
+          <w:hyperlink w:anchor="_Toc244018571" w:history="1">
             <w:r>
               <w:rPr>
                 <w:rStyle w:val="af8"/>
@@ -1201,7 +1187,7 @@
                 <w:noProof/>
                 <w:webHidden/>
               </w:rPr>
-              <w:instrText xml:space="preserve"> PAGEREF _Toc240442442 \h </w:instrText>
+              <w:instrText xml:space="preserve"> PAGEREF _Toc244018571 \h </w:instrText>
             </w:r>
             <w:r>
               <w:rPr>
@@ -1247,7 +1233,7 @@
               <w14:ligatures w14:val="standardContextual"/>
             </w:rPr>
           </w:pPr>
-          <w:hyperlink w:anchor="_Toc240442443" w:history="1">
+          <w:hyperlink w:anchor="_Toc244018572" w:history="1">
             <w:r>
               <w:rPr>
                 <w:rStyle w:val="af8"/>
@@ -1274,7 +1260,7 @@
                 <w:noProof/>
                 <w:webHidden/>
               </w:rPr>
-              <w:instrText xml:space="preserve"> PAGEREF _Toc240442443 \h </w:instrText>
+              <w:instrText xml:space="preserve"> PAGEREF _Toc244018572 \h </w:instrText>
             </w:r>
             <w:r>
               <w:rPr>
@@ -1294,7 +1280,7 @@
                 <w:noProof/>
                 <w:webHidden/>
               </w:rPr>
-              <w:t>4</w:t>
+              <w:t>5</w:t>
             </w:r>
             <w:r>
               <w:rPr>
@@ -1319,7 +1305,7 @@
               <w14:ligatures w14:val="standardContextual"/>
             </w:rPr>
           </w:pPr>
-          <w:hyperlink w:anchor="_Toc240442444" w:history="1">
+          <w:hyperlink w:anchor="_Toc244018573" w:history="1">
             <w:r>
               <w:rPr>
                 <w:rStyle w:val="af8"/>
@@ -1346,7 +1332,7 @@
                 <w:noProof/>
                 <w:webHidden/>
               </w:rPr>
-              <w:instrText xml:space="preserve"> PAGEREF _Toc240442444 \h </w:instrText>
+              <w:instrText xml:space="preserve"> PAGEREF _Toc244018573 \h </w:instrText>
             </w:r>
             <w:r>
               <w:rPr>
@@ -1366,7 +1352,7 @@
                 <w:noProof/>
                 <w:webHidden/>
               </w:rPr>
-              <w:t>4</w:t>
+              <w:t>5</w:t>
             </w:r>
             <w:r>
               <w:rPr>
@@ -1392,7 +1378,7 @@
               <w14:ligatures w14:val="standardContextual"/>
             </w:rPr>
           </w:pPr>
-          <w:hyperlink w:anchor="_Toc240442445" w:history="1">
+          <w:hyperlink w:anchor="_Toc244018574" w:history="1">
             <w:r>
               <w:rPr>
                 <w:rStyle w:val="af8"/>
@@ -1419,7 +1405,7 @@
                 <w:noProof/>
                 <w:webHidden/>
               </w:rPr>
-              <w:instrText xml:space="preserve"> PAGEREF _Toc240442445 \h </w:instrText>
+              <w:instrText xml:space="preserve"> PAGEREF _Toc244018574 \h </w:instrText>
             </w:r>
             <w:r>
               <w:rPr>
@@ -1439,7 +1425,7 @@
                 <w:noProof/>
                 <w:webHidden/>
               </w:rPr>
-              <w:t>4</w:t>
+              <w:t>5</w:t>
             </w:r>
             <w:r>
               <w:rPr>
@@ -1465,7 +1451,7 @@
               <w14:ligatures w14:val="standardContextual"/>
             </w:rPr>
           </w:pPr>
-          <w:hyperlink w:anchor="_Toc240442446" w:history="1">
+          <w:hyperlink w:anchor="_Toc244018575" w:history="1">
             <w:r>
               <w:rPr>
                 <w:rStyle w:val="af8"/>
@@ -1492,7 +1478,7 @@
                 <w:noProof/>
                 <w:webHidden/>
               </w:rPr>
-              <w:instrText xml:space="preserve"> PAGEREF _Toc240442446 \h </w:instrText>
+              <w:instrText xml:space="preserve"> PAGEREF _Toc244018575 \h </w:instrText>
             </w:r>
             <w:r>
               <w:rPr>
@@ -1538,7 +1524,7 @@
               <w14:ligatures w14:val="standardContextual"/>
             </w:rPr>
           </w:pPr>
-          <w:hyperlink w:anchor="_Toc240442447" w:history="1">
+          <w:hyperlink w:anchor="_Toc244018576" w:history="1">
             <w:r>
               <w:rPr>
                 <w:rStyle w:val="af8"/>
@@ -1565,7 +1551,7 @@
                 <w:noProof/>
                 <w:webHidden/>
               </w:rPr>
-              <w:instrText xml:space="preserve"> PAGEREF _Toc240442447 \h </w:instrText>
+              <w:instrText xml:space="preserve"> PAGEREF _Toc244018576 \h </w:instrText>
             </w:r>
             <w:r>
               <w:rPr>
@@ -1610,7 +1596,7 @@
               <w14:ligatures w14:val="standardContextual"/>
             </w:rPr>
           </w:pPr>
-          <w:hyperlink w:anchor="_Toc240442448" w:history="1">
+          <w:hyperlink w:anchor="_Toc244018577" w:history="1">
             <w:r>
               <w:rPr>
                 <w:rStyle w:val="af8"/>
@@ -1637,7 +1623,7 @@
                 <w:noProof/>
                 <w:webHidden/>
               </w:rPr>
-              <w:instrText xml:space="preserve"> PAGEREF _Toc240442448 \h </w:instrText>
+              <w:instrText xml:space="preserve"> PAGEREF _Toc244018577 \h </w:instrText>
             </w:r>
             <w:r>
               <w:rPr>
@@ -1683,7 +1669,7 @@
               <w14:ligatures w14:val="standardContextual"/>
             </w:rPr>
           </w:pPr>
-          <w:hyperlink w:anchor="_Toc240442449" w:history="1">
+          <w:hyperlink w:anchor="_Toc244018578" w:history="1">
             <w:r>
               <w:rPr>
                 <w:rStyle w:val="af8"/>
@@ -1710,7 +1696,7 @@
                 <w:noProof/>
                 <w:webHidden/>
               </w:rPr>
-              <w:instrText xml:space="preserve"> PAGEREF _Toc240442449 \h </w:instrText>
+              <w:instrText xml:space="preserve"> PAGEREF _Toc244018578 \h </w:instrText>
             </w:r>
             <w:r>
               <w:rPr>
@@ -1756,7 +1742,7 @@
               <w14:ligatures w14:val="standardContextual"/>
             </w:rPr>
           </w:pPr>
-          <w:hyperlink w:anchor="_Toc240442450" w:history="1">
+          <w:hyperlink w:anchor="_Toc244018579" w:history="1">
             <w:r>
               <w:rPr>
                 <w:rStyle w:val="af8"/>
@@ -1783,7 +1769,7 @@
                 <w:noProof/>
                 <w:webHidden/>
               </w:rPr>
-              <w:instrText xml:space="preserve"> PAGEREF _Toc240442450 \h </w:instrText>
+              <w:instrText xml:space="preserve"> PAGEREF _Toc244018579 \h </w:instrText>
             </w:r>
             <w:r>
               <w:rPr>
@@ -1803,7 +1789,7 @@
                 <w:noProof/>
                 <w:webHidden/>
               </w:rPr>
-              <w:t>5</w:t>
+              <w:t>6</w:t>
             </w:r>
             <w:r>
               <w:rPr>
@@ -1829,7 +1815,7 @@
               <w14:ligatures w14:val="standardContextual"/>
             </w:rPr>
           </w:pPr>
-          <w:hyperlink w:anchor="_Toc240442451" w:history="1">
+          <w:hyperlink w:anchor="_Toc244018580" w:history="1">
             <w:r>
               <w:rPr>
                 <w:rStyle w:val="af8"/>
@@ -1856,7 +1842,7 @@
                 <w:noProof/>
                 <w:webHidden/>
               </w:rPr>
-              <w:instrText xml:space="preserve"> PAGEREF _Toc240442451 \h </w:instrText>
+              <w:instrText xml:space="preserve"> PAGEREF _Toc244018580 \h </w:instrText>
             </w:r>
             <w:r>
               <w:rPr>
@@ -1902,7 +1888,7 @@
               <w14:ligatures w14:val="standardContextual"/>
             </w:rPr>
           </w:pPr>
-          <w:hyperlink w:anchor="_Toc240442452" w:history="1">
+          <w:hyperlink w:anchor="_Toc244018581" w:history="1">
             <w:r>
               <w:rPr>
                 <w:rStyle w:val="af8"/>
@@ -1929,7 +1915,7 @@
                 <w:noProof/>
                 <w:webHidden/>
               </w:rPr>
-              <w:instrText xml:space="preserve"> PAGEREF _Toc240442452 \h </w:instrText>
+              <w:instrText xml:space="preserve"> PAGEREF _Toc244018581 \h </w:instrText>
             </w:r>
             <w:r>
               <w:rPr>
@@ -1974,7 +1960,7 @@
               <w14:ligatures w14:val="standardContextual"/>
             </w:rPr>
           </w:pPr>
-          <w:hyperlink w:anchor="_Toc240442453" w:history="1">
+          <w:hyperlink w:anchor="_Toc244018582" w:history="1">
             <w:r>
               <w:rPr>
                 <w:rStyle w:val="af8"/>
@@ -2001,7 +1987,7 @@
                 <w:noProof/>
                 <w:webHidden/>
               </w:rPr>
-              <w:instrText xml:space="preserve"> PAGEREF _Toc240442453 \h </w:instrText>
+              <w:instrText xml:space="preserve"> PAGEREF _Toc244018582 \h </w:instrText>
             </w:r>
             <w:r>
               <w:rPr>
@@ -2021,7 +2007,7 @@
                 <w:noProof/>
                 <w:webHidden/>
               </w:rPr>
-              <w:t>7</w:t>
+              <w:t>8</w:t>
             </w:r>
             <w:r>
               <w:rPr>
@@ -2047,7 +2033,7 @@
               <w14:ligatures w14:val="standardContextual"/>
             </w:rPr>
           </w:pPr>
-          <w:hyperlink w:anchor="_Toc240442454" w:history="1">
+          <w:hyperlink w:anchor="_Toc244018583" w:history="1">
             <w:r>
               <w:rPr>
                 <w:rStyle w:val="af8"/>
@@ -2074,7 +2060,7 @@
                 <w:noProof/>
                 <w:webHidden/>
               </w:rPr>
-              <w:instrText xml:space="preserve"> PAGEREF _Toc240442454 \h </w:instrText>
+              <w:instrText xml:space="preserve"> PAGEREF _Toc244018583 \h </w:instrText>
             </w:r>
             <w:r>
               <w:rPr>
@@ -2094,7 +2080,7 @@
                 <w:noProof/>
                 <w:webHidden/>
               </w:rPr>
-              <w:t>7</w:t>
+              <w:t>8</w:t>
             </w:r>
             <w:r>
               <w:rPr>
@@ -2120,7 +2106,7 @@
               <w14:ligatures w14:val="standardContextual"/>
             </w:rPr>
           </w:pPr>
-          <w:hyperlink w:anchor="_Toc240442455" w:history="1">
+          <w:hyperlink w:anchor="_Toc244018584" w:history="1">
             <w:r>
               <w:rPr>
                 <w:rStyle w:val="af8"/>
@@ -2147,7 +2133,7 @@
                 <w:noProof/>
                 <w:webHidden/>
               </w:rPr>
-              <w:instrText xml:space="preserve"> PAGEREF _Toc240442455 \h </w:instrText>
+              <w:instrText xml:space="preserve"> PAGEREF _Toc244018584 \h </w:instrText>
             </w:r>
             <w:r>
               <w:rPr>
@@ -2167,7 +2153,7 @@
                 <w:noProof/>
                 <w:webHidden/>
               </w:rPr>
-              <w:t>7</w:t>
+              <w:t>8</w:t>
             </w:r>
             <w:r>
               <w:rPr>
@@ -2193,7 +2179,7 @@
               <w14:ligatures w14:val="standardContextual"/>
             </w:rPr>
           </w:pPr>
-          <w:hyperlink w:anchor="_Toc240442456" w:history="1">
+          <w:hyperlink w:anchor="_Toc244018585" w:history="1">
             <w:r>
               <w:rPr>
                 <w:rStyle w:val="af8"/>
@@ -2220,7 +2206,7 @@
                 <w:noProof/>
                 <w:webHidden/>
               </w:rPr>
-              <w:instrText xml:space="preserve"> PAGEREF _Toc240442456 \h </w:instrText>
+              <w:instrText xml:space="preserve"> PAGEREF _Toc244018585 \h </w:instrText>
             </w:r>
             <w:r>
               <w:rPr>
@@ -2240,7 +2226,7 @@
                 <w:noProof/>
                 <w:webHidden/>
               </w:rPr>
-              <w:t>7</w:t>
+              <w:t>8</w:t>
             </w:r>
             <w:r>
               <w:rPr>
@@ -2265,7 +2251,7 @@
               <w14:ligatures w14:val="standardContextual"/>
             </w:rPr>
           </w:pPr>
-          <w:hyperlink w:anchor="_Toc240442457" w:history="1">
+          <w:hyperlink w:anchor="_Toc244018586" w:history="1">
             <w:r>
               <w:rPr>
                 <w:rStyle w:val="af8"/>
@@ -2292,7 +2278,7 @@
                 <w:noProof/>
                 <w:webHidden/>
               </w:rPr>
-              <w:instrText xml:space="preserve"> PAGEREF _Toc240442457 \h </w:instrText>
+              <w:instrText xml:space="preserve"> PAGEREF _Toc244018586 \h </w:instrText>
             </w:r>
             <w:r>
               <w:rPr>
@@ -2312,7 +2298,7 @@
                 <w:noProof/>
                 <w:webHidden/>
               </w:rPr>
-              <w:t>7</w:t>
+              <w:t>8</w:t>
             </w:r>
             <w:r>
               <w:rPr>
@@ -2338,7 +2324,7 @@
               <w14:ligatures w14:val="standardContextual"/>
             </w:rPr>
           </w:pPr>
-          <w:hyperlink w:anchor="_Toc240442458" w:history="1">
+          <w:hyperlink w:anchor="_Toc244018587" w:history="1">
             <w:r>
               <w:rPr>
                 <w:rStyle w:val="af8"/>
@@ -2365,7 +2351,7 @@
                 <w:noProof/>
                 <w:webHidden/>
               </w:rPr>
-              <w:instrText xml:space="preserve"> PAGEREF _Toc240442458 \h </w:instrText>
+              <w:instrText xml:space="preserve"> PAGEREF _Toc244018587 \h </w:instrText>
             </w:r>
             <w:r>
               <w:rPr>
@@ -2385,7 +2371,7 @@
                 <w:noProof/>
                 <w:webHidden/>
               </w:rPr>
-              <w:t>7</w:t>
+              <w:t>8</w:t>
             </w:r>
             <w:r>
               <w:rPr>
@@ -2411,7 +2397,7 @@
               <w14:ligatures w14:val="standardContextual"/>
             </w:rPr>
           </w:pPr>
-          <w:hyperlink w:anchor="_Toc240442459" w:history="1">
+          <w:hyperlink w:anchor="_Toc244018588" w:history="1">
             <w:r>
               <w:rPr>
                 <w:rStyle w:val="af8"/>
@@ -2438,7 +2424,7 @@
                 <w:noProof/>
                 <w:webHidden/>
               </w:rPr>
-              <w:instrText xml:space="preserve"> PAGEREF _Toc240442459 \h </w:instrText>
+              <w:instrText xml:space="preserve"> PAGEREF _Toc244018588 \h </w:instrText>
             </w:r>
             <w:r>
               <w:rPr>
@@ -2458,7 +2444,7 @@
                 <w:noProof/>
                 <w:webHidden/>
               </w:rPr>
-              <w:t>7</w:t>
+              <w:t>8</w:t>
             </w:r>
             <w:r>
               <w:rPr>
@@ -2484,7 +2470,7 @@
               <w14:ligatures w14:val="standardContextual"/>
             </w:rPr>
           </w:pPr>
-          <w:hyperlink w:anchor="_Toc240442460" w:history="1">
+          <w:hyperlink w:anchor="_Toc244018589" w:history="1">
             <w:r>
               <w:rPr>
                 <w:rStyle w:val="af8"/>
@@ -2511,7 +2497,7 @@
                 <w:noProof/>
                 <w:webHidden/>
               </w:rPr>
-              <w:instrText xml:space="preserve"> PAGEREF _Toc240442460 \h </w:instrText>
+              <w:instrText xml:space="preserve"> PAGEREF _Toc244018589 \h </w:instrText>
             </w:r>
             <w:r>
               <w:rPr>
@@ -2531,7 +2517,7 @@
                 <w:noProof/>
                 <w:webHidden/>
               </w:rPr>
-              <w:t>7</w:t>
+              <w:t>8</w:t>
             </w:r>
             <w:r>
               <w:rPr>
@@ -2557,7 +2543,7 @@
               <w14:ligatures w14:val="standardContextual"/>
             </w:rPr>
           </w:pPr>
-          <w:hyperlink w:anchor="_Toc240442461" w:history="1">
+          <w:hyperlink w:anchor="_Toc244018590" w:history="1">
             <w:r>
               <w:rPr>
                 <w:rStyle w:val="af8"/>
@@ -2584,7 +2570,7 @@
                 <w:noProof/>
                 <w:webHidden/>
               </w:rPr>
-              <w:instrText xml:space="preserve"> PAGEREF _Toc240442461 \h </w:instrText>
+              <w:instrText xml:space="preserve"> PAGEREF _Toc244018590 \h </w:instrText>
             </w:r>
             <w:r>
               <w:rPr>
@@ -2604,7 +2590,7 @@
                 <w:noProof/>
                 <w:webHidden/>
               </w:rPr>
-              <w:t>8</w:t>
+              <w:t>9</w:t>
             </w:r>
             <w:r>
               <w:rPr>
@@ -2630,7 +2616,7 @@
               <w14:ligatures w14:val="standardContextual"/>
             </w:rPr>
           </w:pPr>
-          <w:hyperlink w:anchor="_Toc240442462" w:history="1">
+          <w:hyperlink w:anchor="_Toc244018591" w:history="1">
             <w:r>
               <w:rPr>
                 <w:rStyle w:val="af8"/>
@@ -2657,7 +2643,7 @@
                 <w:noProof/>
                 <w:webHidden/>
               </w:rPr>
-              <w:instrText xml:space="preserve"> PAGEREF _Toc240442462 \h </w:instrText>
+              <w:instrText xml:space="preserve"> PAGEREF _Toc244018591 \h </w:instrText>
             </w:r>
             <w:r>
               <w:rPr>
@@ -2677,7 +2663,7 @@
                 <w:noProof/>
                 <w:webHidden/>
               </w:rPr>
-              <w:t>8</w:t>
+              <w:t>9</w:t>
             </w:r>
             <w:r>
               <w:rPr>
@@ -2703,7 +2689,7 @@
               <w14:ligatures w14:val="standardContextual"/>
             </w:rPr>
           </w:pPr>
-          <w:hyperlink w:anchor="_Toc240442463" w:history="1">
+          <w:hyperlink w:anchor="_Toc244018592" w:history="1">
             <w:r>
               <w:rPr>
                 <w:rStyle w:val="af8"/>
@@ -2730,7 +2716,7 @@
                 <w:noProof/>
                 <w:webHidden/>
               </w:rPr>
-              <w:instrText xml:space="preserve"> PAGEREF _Toc240442463 \h </w:instrText>
+              <w:instrText xml:space="preserve"> PAGEREF _Toc244018592 \h </w:instrText>
             </w:r>
             <w:r>
               <w:rPr>
@@ -2750,7 +2736,7 @@
                 <w:noProof/>
                 <w:webHidden/>
               </w:rPr>
-              <w:t>8</w:t>
+              <w:t>9</w:t>
             </w:r>
             <w:r>
               <w:rPr>
@@ -2776,7 +2762,7 @@
               <w14:ligatures w14:val="standardContextual"/>
             </w:rPr>
           </w:pPr>
-          <w:hyperlink w:anchor="_Toc240442464" w:history="1">
+          <w:hyperlink w:anchor="_Toc244018593" w:history="1">
             <w:r>
               <w:rPr>
                 <w:rStyle w:val="af8"/>
@@ -2803,7 +2789,7 @@
                 <w:noProof/>
                 <w:webHidden/>
               </w:rPr>
-              <w:instrText xml:space="preserve"> PAGEREF _Toc240442464 \h </w:instrText>
+              <w:instrText xml:space="preserve"> PAGEREF _Toc244018593 \h </w:instrText>
             </w:r>
             <w:r>
               <w:rPr>
@@ -2823,7 +2809,7 @@
                 <w:noProof/>
                 <w:webHidden/>
               </w:rPr>
-              <w:t>8</w:t>
+              <w:t>9</w:t>
             </w:r>
             <w:r>
               <w:rPr>
@@ -2848,7 +2834,7 @@
               <w14:ligatures w14:val="standardContextual"/>
             </w:rPr>
           </w:pPr>
-          <w:hyperlink w:anchor="_Toc240442465" w:history="1">
+          <w:hyperlink w:anchor="_Toc244018594" w:history="1">
             <w:r>
               <w:rPr>
                 <w:rStyle w:val="af8"/>
@@ -2875,7 +2861,7 @@
                 <w:noProof/>
                 <w:webHidden/>
               </w:rPr>
-              <w:instrText xml:space="preserve"> PAGEREF _Toc240442465 \h </w:instrText>
+              <w:instrText xml:space="preserve"> PAGEREF _Toc244018594 \h </w:instrText>
             </w:r>
             <w:r>
               <w:rPr>
@@ -2921,7 +2907,7 @@
               <w14:ligatures w14:val="standardContextual"/>
             </w:rPr>
           </w:pPr>
-          <w:hyperlink w:anchor="_Toc240442466" w:history="1">
+          <w:hyperlink w:anchor="_Toc244018595" w:history="1">
             <w:r>
               <w:rPr>
                 <w:rStyle w:val="af8"/>
@@ -2948,7 +2934,7 @@
                 <w:noProof/>
                 <w:webHidden/>
               </w:rPr>
-              <w:instrText xml:space="preserve"> PAGEREF _Toc240442466 \h </w:instrText>
+              <w:instrText xml:space="preserve"> PAGEREF _Toc244018595 \h </w:instrText>
             </w:r>
             <w:r>
               <w:rPr>
@@ -2994,7 +2980,7 @@
               <w14:ligatures w14:val="standardContextual"/>
             </w:rPr>
           </w:pPr>
-          <w:hyperlink w:anchor="_Toc240442467" w:history="1">
+          <w:hyperlink w:anchor="_Toc244018596" w:history="1">
             <w:r>
               <w:rPr>
                 <w:rStyle w:val="af8"/>
@@ -3021,7 +3007,7 @@
                 <w:noProof/>
                 <w:webHidden/>
               </w:rPr>
-              <w:instrText xml:space="preserve"> PAGEREF _Toc240442467 \h </w:instrText>
+              <w:instrText xml:space="preserve"> PAGEREF _Toc244018596 \h </w:instrText>
             </w:r>
             <w:r>
               <w:rPr>
@@ -3041,7 +3027,7 @@
                 <w:noProof/>
                 <w:webHidden/>
               </w:rPr>
-              <w:t>9</w:t>
+              <w:t>10</w:t>
             </w:r>
             <w:r>
               <w:rPr>
@@ -3067,7 +3053,7 @@
               <w14:ligatures w14:val="standardContextual"/>
             </w:rPr>
           </w:pPr>
-          <w:hyperlink w:anchor="_Toc240442468" w:history="1">
+          <w:hyperlink w:anchor="_Toc244018597" w:history="1">
             <w:r>
               <w:rPr>
                 <w:rStyle w:val="af8"/>
@@ -3094,7 +3080,7 @@
                 <w:noProof/>
                 <w:webHidden/>
               </w:rPr>
-              <w:instrText xml:space="preserve"> PAGEREF _Toc240442468 \h </w:instrText>
+              <w:instrText xml:space="preserve"> PAGEREF _Toc244018597 \h </w:instrText>
             </w:r>
             <w:r>
               <w:rPr>
@@ -3114,7 +3100,7 @@
                 <w:noProof/>
                 <w:webHidden/>
               </w:rPr>
-              <w:t>9</w:t>
+              <w:t>10</w:t>
             </w:r>
             <w:r>
               <w:rPr>
@@ -3142,7 +3128,7 @@
               <w14:ligatures w14:val="standardContextual"/>
             </w:rPr>
           </w:pPr>
-          <w:hyperlink w:anchor="_Toc240442469" w:history="1">
+          <w:hyperlink w:anchor="_Toc244018598" w:history="1">
             <w:r>
               <w:rPr>
                 <w:rStyle w:val="af8"/>
@@ -3189,7 +3175,7 @@
                 <w:noProof/>
                 <w:webHidden/>
               </w:rPr>
-              <w:instrText xml:space="preserve"> PAGEREF _Toc240442469 \h </w:instrText>
+              <w:instrText xml:space="preserve"> PAGEREF _Toc244018598 \h </w:instrText>
             </w:r>
             <w:r>
               <w:rPr>
@@ -3209,7 +3195,7 @@
                 <w:noProof/>
                 <w:webHidden/>
               </w:rPr>
-              <w:t>10</w:t>
+              <w:t>11</w:t>
             </w:r>
             <w:r>
               <w:rPr>
@@ -3237,7 +3223,7 @@
               <w14:ligatures w14:val="standardContextual"/>
             </w:rPr>
           </w:pPr>
-          <w:hyperlink w:anchor="_Toc240442470" w:history="1">
+          <w:hyperlink w:anchor="_Toc244018599" w:history="1">
             <w:r>
               <w:rPr>
                 <w:rStyle w:val="af8"/>
@@ -3284,7 +3270,7 @@
                 <w:noProof/>
                 <w:webHidden/>
               </w:rPr>
-              <w:instrText xml:space="preserve"> PAGEREF _Toc240442470 \h </w:instrText>
+              <w:instrText xml:space="preserve"> PAGEREF _Toc244018599 \h </w:instrText>
             </w:r>
             <w:r>
               <w:rPr>
@@ -3304,7 +3290,7 @@
                 <w:noProof/>
                 <w:webHidden/>
               </w:rPr>
-              <w:t>11</w:t>
+              <w:t>12</w:t>
             </w:r>
             <w:r>
               <w:rPr>
@@ -3332,7 +3318,7 @@
               <w14:ligatures w14:val="standardContextual"/>
             </w:rPr>
           </w:pPr>
-          <w:hyperlink w:anchor="_Toc240442471" w:history="1">
+          <w:hyperlink w:anchor="_Toc244018600" w:history="1">
             <w:r>
               <w:rPr>
                 <w:rStyle w:val="af8"/>
@@ -3358,6 +3344,101 @@
                 <w:rStyle w:val="af8"/>
                 <w:noProof/>
               </w:rPr>
+              <w:t>Intellectual property status</w:t>
+            </w:r>
+            <w:r>
+              <w:rPr>
+                <w:noProof/>
+                <w:webHidden/>
+              </w:rPr>
+              <w:tab/>
+            </w:r>
+            <w:r>
+              <w:rPr>
+                <w:noProof/>
+                <w:webHidden/>
+              </w:rPr>
+              <w:fldChar w:fldCharType="begin"/>
+            </w:r>
+            <w:r>
+              <w:rPr>
+                <w:noProof/>
+                <w:webHidden/>
+              </w:rPr>
+              <w:instrText xml:space="preserve"> PAGEREF _Toc244018600 \h </w:instrText>
+            </w:r>
+            <w:r>
+              <w:rPr>
+                <w:noProof/>
+                <w:webHidden/>
+              </w:rPr>
+            </w:r>
+            <w:r>
+              <w:rPr>
+                <w:noProof/>
+                <w:webHidden/>
+              </w:rPr>
+              <w:fldChar w:fldCharType="separate"/>
+            </w:r>
+            <w:r>
+              <w:rPr>
+                <w:noProof/>
+                <w:webHidden/>
+              </w:rPr>
+              <w:t>13</w:t>
+            </w:r>
+            <w:r>
+              <w:rPr>
+                <w:noProof/>
+                <w:webHidden/>
+              </w:rPr>
+              <w:fldChar w:fldCharType="end"/>
+            </w:r>
+          </w:hyperlink>
+        </w:p>
+        <w:p>
+          <w:pPr>
+            <w:pStyle w:val="12"/>
+            <w:tabs>
+              <w:tab w:val="left" w:pos="1540"/>
+            </w:tabs>
+            <w:rPr>
+              <w:rFonts w:asciiTheme="minorHAnsi" w:hAnsiTheme="minorHAnsi" w:cstheme="minorBidi"/>
+              <w:b w:val="0"/>
+              <w:noProof/>
+              <w:kern w:val="2"/>
+              <w:sz w:val="21"/>
+              <w:szCs w:val="24"/>
+              <w:lang w:val="en-US" w:eastAsia="ja-JP"/>
+              <w14:ligatures w14:val="standardContextual"/>
+            </w:rPr>
+          </w:pPr>
+          <w:hyperlink w:anchor="_Toc244018601" w:history="1">
+            <w:r>
+              <w:rPr>
+                <w:rStyle w:val="af8"/>
+                <w:noProof/>
+              </w:rPr>
+              <w:t>Appendix D</w:t>
+            </w:r>
+            <w:r>
+              <w:rPr>
+                <w:rFonts w:asciiTheme="minorHAnsi" w:hAnsiTheme="minorHAnsi" w:cstheme="minorBidi"/>
+                <w:b w:val="0"/>
+                <w:noProof/>
+                <w:kern w:val="2"/>
+                <w:sz w:val="21"/>
+                <w:szCs w:val="24"/>
+                <w:lang w:val="en-US" w:eastAsia="ja-JP"/>
+                <w14:ligatures w14:val="standardContextual"/>
+              </w:rPr>
+              <w:tab/>
+            </w:r>
+            <w:r>
+              <w:rPr>
+                <w:rStyle w:val="af8"/>
+                <w:noProof/>
+              </w:rPr>
               <w:t>Document history</w:t>
             </w:r>
             <w:r>
@@ -3379,7 +3460,7 @@
                 <w:noProof/>
                 <w:webHidden/>
               </w:rPr>
-              <w:instrText xml:space="preserve"> PAGEREF _Toc240442471 \h </w:instrText>
+              <w:instrText xml:space="preserve"> PAGEREF _Toc244018601 \h </w:instrText>
             </w:r>
             <w:r>
               <w:rPr>
@@ -3399,7 +3480,102 @@
                 <w:noProof/>
                 <w:webHidden/>
               </w:rPr>
-              <w:t>12</w:t>
+              <w:t>14</w:t>
+            </w:r>
+            <w:r>
+              <w:rPr>
+                <w:noProof/>
+                <w:webHidden/>
+              </w:rPr>
+              <w:fldChar w:fldCharType="end"/>
+            </w:r>
+          </w:hyperlink>
+        </w:p>
+        <w:p>
+          <w:pPr>
+            <w:pStyle w:val="12"/>
+            <w:tabs>
+              <w:tab w:val="left" w:pos="1540"/>
+            </w:tabs>
+            <w:rPr>
+              <w:rFonts w:asciiTheme="minorHAnsi" w:hAnsiTheme="minorHAnsi" w:cstheme="minorBidi"/>
+              <w:b w:val="0"/>
+              <w:noProof/>
+              <w:kern w:val="2"/>
+              <w:sz w:val="21"/>
+              <w:szCs w:val="24"/>
+              <w:lang w:val="en-US" w:eastAsia="ja-JP"/>
+              <w14:ligatures w14:val="standardContextual"/>
+            </w:rPr>
+          </w:pPr>
+          <w:hyperlink w:anchor="_Toc244018602" w:history="1">
+            <w:r>
+              <w:rPr>
+                <w:rStyle w:val="af8"/>
+                <w:noProof/>
+              </w:rPr>
+              <w:t>Appendix E</w:t>
+            </w:r>
+            <w:r>
+              <w:rPr>
+                <w:rFonts w:asciiTheme="minorHAnsi" w:hAnsiTheme="minorHAnsi" w:cstheme="minorBidi"/>
+                <w:b w:val="0"/>
+                <w:noProof/>
+                <w:kern w:val="2"/>
+                <w:sz w:val="21"/>
+                <w:szCs w:val="24"/>
+                <w:lang w:val="en-US" w:eastAsia="ja-JP"/>
+                <w14:ligatures w14:val="standardContextual"/>
+              </w:rPr>
+              <w:tab/>
+            </w:r>
+            <w:r>
+              <w:rPr>
+                <w:rStyle w:val="af8"/>
+                <w:noProof/>
+              </w:rPr>
+              <w:t>(informative) Correspondence with XBRL GL Next Requirements</w:t>
+            </w:r>
+            <w:r>
+              <w:rPr>
+                <w:noProof/>
+                <w:webHidden/>
+              </w:rPr>
+              <w:tab/>
+            </w:r>
+            <w:r>
+              <w:rPr>
+                <w:noProof/>
+                <w:webHidden/>
+              </w:rPr>
+              <w:fldChar w:fldCharType="begin"/>
+            </w:r>
+            <w:r>
+              <w:rPr>
+                <w:noProof/>
+                <w:webHidden/>
+              </w:rPr>
+              <w:instrText xml:space="preserve"> PAGEREF _Toc244018602 \h </w:instrText>
+            </w:r>
+            <w:r>
+              <w:rPr>
+                <w:noProof/>
+                <w:webHidden/>
+              </w:rPr>
+            </w:r>
+            <w:r>
+              <w:rPr>
+                <w:noProof/>
+                <w:webHidden/>
+              </w:rPr>
+              <w:fldChar w:fldCharType="separate"/>
+            </w:r>
+            <w:r>
+              <w:rPr>
+                <w:noProof/>
+                <w:webHidden/>
+              </w:rPr>
+              <w:t>16</w:t>
             </w:r>
             <w:r>
               <w:rPr>
@@ -3422,7 +3598,6 @@
       </w:sdtContent>
     </w:sdt>
     <w:p/>
-    <w:p/>
     <w:p>
       <w:pPr>
         <w:pStyle w:val="10"/>
@@ -3432,7 +3607,7 @@
           <w:szCs w:val="28"/>
         </w:rPr>
       </w:pPr>
-      <w:bookmarkStart w:id="2" w:name="_Toc240442432"/>
+      <w:bookmarkStart w:id="2" w:name="_Toc244018561"/>
       <w:r>
         <w:t>1 Language independence</w:t>
       </w:r>
@@ -3448,7 +3623,7 @@
         <w:pStyle w:val="10"/>
         <w:pageBreakBefore w:val="0"/>
       </w:pPr>
-      <w:bookmarkStart w:id="3" w:name="_Toc240442433"/>
+      <w:bookmarkStart w:id="3" w:name="_Toc244018562"/>
       <w:r>
         <w:t>2 Introduction</w:t>
       </w:r>
@@ -3458,7 +3633,7 @@
       <w:pPr>
         <w:pStyle w:val="20"/>
       </w:pPr>
-      <w:bookmarkStart w:id="4" w:name="_Toc240442434"/>
+      <w:bookmarkStart w:id="4" w:name="_Toc244018563"/>
       <w:r>
         <w:t>2.1 Scope</w:t>
       </w:r>
@@ -3473,7 +3648,7 @@
       <w:pPr>
         <w:pStyle w:val="20"/>
       </w:pPr>
-      <w:bookmarkStart w:id="5" w:name="_Toc240442435"/>
+      <w:bookmarkStart w:id="5" w:name="_Toc244018564"/>
       <w:r>
         <w:t>2.2 Normative language</w:t>
       </w:r>
@@ -3481,14 +3656,14 @@
     </w:p>
     <w:p>
       <w:r>
-        <w:t>The key words "MUST", "MUST NOT", "SHOULD", "SHOULD NOT", and "MAY", when shown in uppercase, indicate normative requirements. Examples, notes, and file trees are informative unless expressly stated otherwise.</w:t>
+        <w:t>The key words "MUST", "MUST NOT", "SHOULD", "SHOULD NOT", and "MAY", when they appear in uppercase, are interpreted as described in RFC 2119. "MUST" and "MUST NOT" express requirements indispensable to artefact conformance or interoperability. "SHOULD" and "SHOULD NOT" express recommended courses for which a conforming implementation can use another documented course when justified. "MAY" expresses a permitted option. Other requirement language is descriptive.</w:t>
       </w:r>
     </w:p>
     <w:p>
       <w:pPr>
         <w:pStyle w:val="20"/>
       </w:pPr>
-      <w:bookmarkStart w:id="6" w:name="_Toc240442436"/>
+      <w:bookmarkStart w:id="6" w:name="_Toc244018565"/>
       <w:r>
         <w:t>2.3 Relationship to the other Parts</w:t>
       </w:r>
@@ -3496,118 +3671,145 @@
     </w:p>
     <w:p>
       <w:r>
-        <w:t xml:space="preserve">The XBRL GL Next Requirements Specification provides the background, design objectives, and requirements for the Framework. </w:t>
+        <w:t>The XBRL GL Next Requirements Specification provides the background, design objectives, and requirements for the Framework.</w:t>
       </w:r>
     </w:p>
     <w:p>
       <w:r>
-        <w:t>Part 1 defines the serialisation-independent semantic pipeline and the formal HMD contract. Part</w:t>
+        <w:t>The XBRL GL Next Taxonomy Framework consists of the following Parts:</w:t>
+      </w:r>
+    </w:p>
+    <w:p>
+      <w:pPr>
+        <w:pStyle w:val="af0"/>
+        <w:numPr>
+          <w:ilvl w:val="0"/>
+          <w:numId w:val="46"/>
+        </w:numPr>
+      </w:pPr>
+      <w:r>
+        <w:t>XBRL GL Next Taxonomy Framework — Part 1: General rules;</w:t>
+      </w:r>
+    </w:p>
+    <w:p>
+      <w:pPr>
+        <w:pStyle w:val="af0"/>
+        <w:numPr>
+          <w:ilvl w:val="0"/>
+          <w:numId w:val="46"/>
+        </w:numPr>
+      </w:pPr>
+      <w:r>
+        <w:t>XBRL GL Next Taxonomy Framework — Part 2: Tuple palette taxonomy;</w:t>
+      </w:r>
+    </w:p>
+    <w:p>
+      <w:pPr>
+        <w:pStyle w:val="af0"/>
+        <w:numPr>
+          <w:ilvl w:val="0"/>
+          <w:numId w:val="46"/>
+        </w:numPr>
+      </w:pPr>
+      <w:r>
+        <w:t>XBRL GL Next Taxonomy Framework — Part 3: OIM palette taxonomy;</w:t>
+      </w:r>
+    </w:p>
+    <w:p>
+      <w:pPr>
+        <w:pStyle w:val="af0"/>
+        <w:numPr>
+          <w:ilvl w:val="0"/>
+          <w:numId w:val="46"/>
+        </w:numPr>
+      </w:pPr>
+      <w:r>
+        <w:t>XBRL GL Next Taxonomy Framework — Part 4: Aligned Pool and extension governance;</w:t>
+      </w:r>
+    </w:p>
+    <w:p>
+      <w:pPr>
+        <w:pStyle w:val="af0"/>
+        <w:numPr>
+          <w:ilvl w:val="0"/>
+          <w:numId w:val="46"/>
+        </w:numPr>
+      </w:pPr>
+      <w:r>
+        <w:t>XBRL GL Next Taxonomy Framework — Part 5: Tavi palette taxonomy.</w:t>
+      </w:r>
+    </w:p>
+    <w:p>
+      <w:r>
+        <w:t>Part 1 defines the serialisation-independent semantic pipeline and the formal HMD contract. Part 2 defines the XBRL 2.1 Tuple realisation generated from formal HMDs. Part 3 defines the OIM realisation generated from the same HMDs. This Part 4 governs extension classification, registration, alignment and publication.</w:t>
+      </w:r>
+      <w:r>
+        <w:t xml:space="preserve"> </w:t>
+      </w:r>
+      <w:r>
+        <w:t>Part 5 defines purpose-specific HMD views and their Tavi taxonomy and Table Template realisation.</w:t>
+      </w:r>
+    </w:p>
+    <w:p>
+      <w:r>
+        <w:t xml:space="preserve">This Part 4 specifies the governance of semantic extensions, including their classification as Shared, Aligned, or Distinct, their review and registration, and the management of the Aligned Pool and publication requirements. </w:t>
+      </w:r>
+    </w:p>
+    <w:p>
+      <w:r>
+        <w:t>Parts 2, 3 and 5 provide alternative taxonomy realisations of the common semantic framework established by Part 1, under the extension governance defined in Part 4. Each HMD serves as a purpose-specific palette, selecting reusable semantics from COR, BTX and AAA, which constitute the semantic paint boxes.</w:t>
+      </w:r>
+    </w:p>
+    <w:p>
+      <w:pPr>
+        <w:pStyle w:val="20"/>
+      </w:pPr>
+      <w:bookmarkStart w:id="7" w:name="_Toc244018566"/>
+      <w:r>
+        <w:t>2.4 Implementation independence</w:t>
+      </w:r>
+      <w:bookmarkEnd w:id="7"/>
+    </w:p>
+    <w:p>
+      <w:r>
+        <w:t xml:space="preserve">The requirements in this Part define observable governed inputs, review outcomes, generated taxonomy evidence, and deterministic relationships among them. </w:t>
+      </w:r>
+    </w:p>
+    <w:p>
+      <w:r>
+        <w:t>The maintained semantic processing programs are `tools/semantic/</w:t>
+      </w:r>
+      <w:r>
+        <w:t>specialis</w:t>
+      </w:r>
+      <w:r>
+        <w:t xml:space="preserve">ation.py`, `tools/semantic/graphwalk.py`, and `tools/semantic/post_graphwalk.py`; the sole taxonomy-generation authority is `tools/taxonomy/xBRLGL_TaxonomyGenerator.py`. </w:t>
+      </w:r>
+    </w:p>
+    <w:p/>
+    <w:p>
+      <w:pPr>
+        <w:pStyle w:val="10"/>
+        <w:pageBreakBefore w:val="0"/>
+      </w:pPr>
+      <w:bookmarkStart w:id="8" w:name="_Toc244018567"/>
+      <w:r>
+        <w:t>3 Terms and definitions</w:t>
+      </w:r>
+      <w:bookmarkEnd w:id="8"/>
+    </w:p>
+    <w:p>
+      <w:r>
+        <w:t>For the purposes of this document, the terms and definitions given in Part 1</w:t>
       </w:r>
       <w:r>
         <w:rPr>
           <w:rFonts w:hint="eastAsia"/>
         </w:rPr>
-        <w:t xml:space="preserve"> 2</w:t>
-      </w:r>
-      <w:r>
-        <w:t xml:space="preserve"> binds each formal HMD to an XBRL 2.1 Tuple message entry point. Part 3 defines the OIM binding generated from the same HMDs. </w:t>
-      </w:r>
-      <w:r>
-        <w:rPr>
-          <w:rFonts w:hint="eastAsia"/>
-        </w:rPr>
-        <w:t xml:space="preserve">This </w:t>
-      </w:r>
-      <w:r>
-        <w:t>Part</w:t>
-      </w:r>
-      <w:r>
-        <w:rPr>
-          <w:rFonts w:hint="eastAsia"/>
-        </w:rPr>
-        <w:t xml:space="preserve"> 4</w:t>
-      </w:r>
-      <w:r>
-        <w:t xml:space="preserve"> defines extension classification, registration, and publication governance.</w:t>
-      </w:r>
-    </w:p>
-    <w:p>
-      <w:pPr>
-        <w:pStyle w:val="af0"/>
-        <w:numPr>
-          <w:ilvl w:val="0"/>
-          <w:numId w:val="43"/>
-        </w:numPr>
-      </w:pPr>
-      <w:r>
-        <w:t>XBRL GL Next Taxonomy Framework — Part 1: General rules;</w:t>
-      </w:r>
-    </w:p>
-    <w:p>
-      <w:pPr>
-        <w:pStyle w:val="af0"/>
-        <w:numPr>
-          <w:ilvl w:val="0"/>
-          <w:numId w:val="43"/>
-        </w:numPr>
-      </w:pPr>
-      <w:r>
-        <w:t>XBRL GL Next Taxonomy Framework — Part 2: Tuple palette taxonomy;</w:t>
-      </w:r>
-    </w:p>
-    <w:p>
-      <w:pPr>
-        <w:pStyle w:val="af0"/>
-        <w:numPr>
-          <w:ilvl w:val="0"/>
-          <w:numId w:val="43"/>
-        </w:numPr>
-      </w:pPr>
-      <w:r>
-        <w:t>XBRL GL Next Taxonomy Framework — Part 3: OIM palette taxonomy.</w:t>
-      </w:r>
-    </w:p>
-    <w:p>
-      <w:pPr>
-        <w:pStyle w:val="af0"/>
-        <w:numPr>
-          <w:ilvl w:val="0"/>
-          <w:numId w:val="43"/>
-        </w:numPr>
-      </w:pPr>
-      <w:r>
-        <w:t>XBRL GL Next Taxonomy Framework — Part 4: Aligned Pool and extension governance.</w:t>
-      </w:r>
-    </w:p>
-    <w:p>
-      <w:pPr>
-        <w:pStyle w:val="20"/>
-      </w:pPr>
-      <w:bookmarkStart w:id="7" w:name="_Toc240442437"/>
-      <w:r>
-        <w:t>2.4 Implementation independence</w:t>
-      </w:r>
-      <w:bookmarkEnd w:id="7"/>
-    </w:p>
-    <w:p>
-      <w:r>
-        <w:t>The requirements in this Part define observable governed inputs, review outcomes, generated taxonomy evidence, and deterministic relationships among them. The maintained semantic processing programs are `src/semantic/specialisation.py`, `src/semantic/graphwalk.py`, and `src/semantic/post_graphwalk.py`; the sole taxonomy-generation authority is `src/taxonomy/xBRLGL_TaxonomyGenerator.py`. Optional `tools/**` programs may evaluate or explain results but do not define normative processing, and `src/**` SHALL NOT import `tools/**`.</w:t>
-      </w:r>
-    </w:p>
-    <w:p>
-      <w:pPr>
-        <w:pStyle w:val="10"/>
-        <w:pageBreakBefore w:val="0"/>
-      </w:pPr>
-      <w:bookmarkStart w:id="8" w:name="_Toc240442438"/>
-      <w:r>
-        <w:t>3 Terms and definitions</w:t>
-      </w:r>
-      <w:bookmarkEnd w:id="8"/>
-    </w:p>
-    <w:p>
-      <w:r>
-        <w:t>For the purposes of this document, the terms and definitions given in Part 1 and the following apply. Unless otherwise specified, these terms constitute the common terminology used in this Part and the other Parts of the XBRL GL Next Taxonomy Framework. Compatibility mappings may identify legacy or implementation-specific terms and labels that correspond to these terms.</w:t>
+        <w:t>, Part 2, Part 3</w:t>
+      </w:r>
+      <w:r>
+        <w:t xml:space="preserve"> and the following apply. Unless otherwise specified, these terms constitute the common terminology used in this Part and the other Parts of the XBRL GL Next Taxonomy Framework. Compatibility mappings may identify legacy or implementation-specific terms and labels that correspond to these terms.</w:t>
       </w:r>
     </w:p>
     <w:p>
@@ -3711,7 +3913,7 @@
         <w:pStyle w:val="10"/>
         <w:pageBreakBefore w:val="0"/>
       </w:pPr>
-      <w:bookmarkStart w:id="9" w:name="_Toc240442439"/>
+      <w:bookmarkStart w:id="9" w:name="_Toc244018568"/>
       <w:r>
         <w:t>4 Extension classification</w:t>
       </w:r>
@@ -3721,7 +3923,7 @@
       <w:pPr>
         <w:pStyle w:val="20"/>
       </w:pPr>
-      <w:bookmarkStart w:id="10" w:name="_Toc240442440"/>
+      <w:bookmarkStart w:id="10" w:name="_Toc244018569"/>
       <w:r>
         <w:t>4.1 Shared</w:t>
       </w:r>
@@ -3736,7 +3938,7 @@
       <w:pPr>
         <w:pStyle w:val="20"/>
       </w:pPr>
-      <w:bookmarkStart w:id="11" w:name="_Toc240442441"/>
+      <w:bookmarkStart w:id="11" w:name="_Toc244018570"/>
       <w:r>
         <w:t>4.2 Aligned</w:t>
       </w:r>
@@ -3751,7 +3953,7 @@
       <w:pPr>
         <w:pStyle w:val="20"/>
       </w:pPr>
-      <w:bookmarkStart w:id="12" w:name="_Toc240442442"/>
+      <w:bookmarkStart w:id="12" w:name="_Toc244018571"/>
       <w:r>
         <w:t>4.3 Distinct</w:t>
       </w:r>
@@ -3766,7 +3968,7 @@
       <w:pPr>
         <w:pStyle w:val="20"/>
       </w:pPr>
-      <w:bookmarkStart w:id="13" w:name="_Toc240442443"/>
+      <w:bookmarkStart w:id="13" w:name="_Toc244018572"/>
       <w:r>
         <w:t>4.4 Classification decision</w:t>
       </w:r>
@@ -3782,7 +3984,7 @@
         <w:pStyle w:val="10"/>
         <w:pageBreakBefore w:val="0"/>
       </w:pPr>
-      <w:bookmarkStart w:id="14" w:name="_Toc240442444"/>
+      <w:bookmarkStart w:id="14" w:name="_Toc244018573"/>
       <w:r>
         <w:t>5 Governed artefacts</w:t>
       </w:r>
@@ -3792,7 +3994,7 @@
       <w:pPr>
         <w:pStyle w:val="20"/>
       </w:pPr>
-      <w:bookmarkStart w:id="15" w:name="_Toc240442445"/>
+      <w:bookmarkStart w:id="15" w:name="_Toc244018574"/>
       <w:r>
         <w:t>5.1 Aligned extension registry</w:t>
       </w:r>
@@ -4040,6 +4242,7 @@
           <w:p>
             <w:pPr>
               <w:spacing w:before="60" w:after="60"/>
+              <w:jc w:val="center"/>
               <w:rPr>
                 <w:sz w:val="20"/>
                 <w:szCs w:val="20"/>
@@ -4174,6 +4377,7 @@
           <w:p>
             <w:pPr>
               <w:spacing w:before="60" w:after="60"/>
+              <w:jc w:val="center"/>
               <w:rPr>
                 <w:sz w:val="20"/>
                 <w:szCs w:val="20"/>
@@ -4290,6 +4494,7 @@
           <w:p>
             <w:pPr>
               <w:spacing w:before="60" w:after="60"/>
+              <w:jc w:val="center"/>
               <w:rPr>
                 <w:sz w:val="20"/>
                 <w:szCs w:val="20"/>
@@ -4406,6 +4611,7 @@
           <w:p>
             <w:pPr>
               <w:spacing w:before="60" w:after="60"/>
+              <w:jc w:val="center"/>
               <w:rPr>
                 <w:sz w:val="20"/>
                 <w:szCs w:val="20"/>
@@ -4522,6 +4728,7 @@
           <w:p>
             <w:pPr>
               <w:spacing w:before="60" w:after="60"/>
+              <w:jc w:val="center"/>
               <w:rPr>
                 <w:sz w:val="20"/>
                 <w:szCs w:val="20"/>
@@ -4638,6 +4845,7 @@
           <w:p>
             <w:pPr>
               <w:spacing w:before="60" w:after="60"/>
+              <w:jc w:val="center"/>
               <w:rPr>
                 <w:sz w:val="20"/>
                 <w:szCs w:val="20"/>
@@ -4754,6 +4962,7 @@
           <w:p>
             <w:pPr>
               <w:spacing w:before="60" w:after="60"/>
+              <w:jc w:val="center"/>
               <w:rPr>
                 <w:sz w:val="20"/>
                 <w:szCs w:val="20"/>
@@ -4870,6 +5079,7 @@
           <w:p>
             <w:pPr>
               <w:spacing w:before="60" w:after="60"/>
+              <w:jc w:val="center"/>
               <w:rPr>
                 <w:sz w:val="20"/>
                 <w:szCs w:val="20"/>
@@ -4986,6 +5196,7 @@
           <w:p>
             <w:pPr>
               <w:spacing w:before="60" w:after="60"/>
+              <w:jc w:val="center"/>
               <w:rPr>
                 <w:sz w:val="20"/>
                 <w:szCs w:val="20"/>
@@ -5102,6 +5313,7 @@
           <w:p>
             <w:pPr>
               <w:spacing w:before="60" w:after="60"/>
+              <w:jc w:val="center"/>
               <w:rPr>
                 <w:sz w:val="20"/>
                 <w:szCs w:val="20"/>
@@ -5218,6 +5430,7 @@
           <w:p>
             <w:pPr>
               <w:spacing w:before="60" w:after="60"/>
+              <w:jc w:val="center"/>
               <w:rPr>
                 <w:sz w:val="20"/>
                 <w:szCs w:val="20"/>
@@ -5240,7 +5453,7 @@
       <w:pPr>
         <w:pStyle w:val="20"/>
       </w:pPr>
-      <w:bookmarkStart w:id="16" w:name="_Toc240442446"/>
+      <w:bookmarkStart w:id="16" w:name="_Toc244018575"/>
       <w:r>
         <w:t>5.2 Aligned semantic library</w:t>
       </w:r>
@@ -5255,7 +5468,7 @@
       <w:pPr>
         <w:pStyle w:val="20"/>
       </w:pPr>
-      <w:bookmarkStart w:id="17" w:name="_Toc240442447"/>
+      <w:bookmarkStart w:id="17" w:name="_Toc244018576"/>
       <w:r>
         <w:t>5.3 Publication information</w:t>
       </w:r>
@@ -5271,7 +5484,7 @@
         <w:pStyle w:val="10"/>
         <w:pageBreakBefore w:val="0"/>
       </w:pPr>
-      <w:bookmarkStart w:id="18" w:name="_Toc240442448"/>
+      <w:bookmarkStart w:id="18" w:name="_Toc244018577"/>
       <w:r>
         <w:t>6 Submission and review procedure</w:t>
       </w:r>
@@ -5281,7 +5494,7 @@
       <w:pPr>
         <w:pStyle w:val="20"/>
       </w:pPr>
-      <w:bookmarkStart w:id="19" w:name="_Toc240442449"/>
+      <w:bookmarkStart w:id="19" w:name="_Toc244018578"/>
       <w:r>
         <w:t>6.1 Submission package</w:t>
       </w:r>
@@ -5382,7 +5595,7 @@
       <w:pPr>
         <w:pStyle w:val="20"/>
       </w:pPr>
-      <w:bookmarkStart w:id="20" w:name="_Toc240442450"/>
+      <w:bookmarkStart w:id="20" w:name="_Toc244018579"/>
       <w:r>
         <w:t>6.2 Semantic review</w:t>
       </w:r>
@@ -5390,7 +5603,7 @@
     </w:p>
     <w:p>
       <w:pPr>
-        <w:pStyle w:val="aff4"/>
+        <w:pStyle w:val="a"/>
         <w:tabs>
           <w:tab w:val="num" w:pos="360"/>
         </w:tabs>
@@ -5403,7 +5616,7 @@
     </w:p>
     <w:p>
       <w:pPr>
-        <w:pStyle w:val="aff4"/>
+        <w:pStyle w:val="a"/>
         <w:tabs>
           <w:tab w:val="num" w:pos="360"/>
         </w:tabs>
@@ -5416,7 +5629,7 @@
     </w:p>
     <w:p>
       <w:pPr>
-        <w:pStyle w:val="aff4"/>
+        <w:pStyle w:val="a"/>
         <w:tabs>
           <w:tab w:val="num" w:pos="360"/>
         </w:tabs>
@@ -5429,7 +5642,7 @@
     </w:p>
     <w:p>
       <w:pPr>
-        <w:pStyle w:val="aff4"/>
+        <w:pStyle w:val="a"/>
         <w:tabs>
           <w:tab w:val="num" w:pos="360"/>
         </w:tabs>
@@ -5442,7 +5655,7 @@
     </w:p>
     <w:p>
       <w:pPr>
-        <w:pStyle w:val="aff4"/>
+        <w:pStyle w:val="a"/>
         <w:tabs>
           <w:tab w:val="num" w:pos="360"/>
         </w:tabs>
@@ -5457,7 +5670,7 @@
       <w:pPr>
         <w:pStyle w:val="20"/>
       </w:pPr>
-      <w:bookmarkStart w:id="21" w:name="_Toc240442451"/>
+      <w:bookmarkStart w:id="21" w:name="_Toc244018580"/>
       <w:r>
         <w:t>6.3 Processing evidence</w:t>
       </w:r>
@@ -5542,7 +5755,7 @@
       <w:pPr>
         <w:pStyle w:val="20"/>
       </w:pPr>
-      <w:bookmarkStart w:id="22" w:name="_Toc240442452"/>
+      <w:bookmarkStart w:id="22" w:name="_Toc244018581"/>
       <w:r>
         <w:t>6.4 Binding evidence</w:t>
       </w:r>
@@ -5555,7 +5768,7 @@
     </w:p>
     <w:p>
       <w:r>
-        <w:t>Binding evidence generated with the maintained reference implementation SHALL identify `src/taxonomy/xBRLGL_TaxonomyGenerator.py` as the Generator authority. A synchronized UADC copy under `tools/taxonomy/` is an evaluation distribution only and is not a second authority.</w:t>
+        <w:t>Binding evidence generated with the maintained reference implementation SHALL identify `tools/taxonomy/xBRLGL_TaxonomyGenerator.py` as the Generator authority. Its required supporting modules do not constitute a second Generator authority.</w:t>
       </w:r>
     </w:p>
     <w:p>
@@ -5563,7 +5776,7 @@
         <w:pStyle w:val="10"/>
         <w:pageBreakBefore w:val="0"/>
       </w:pPr>
-      <w:bookmarkStart w:id="23" w:name="_Toc240442453"/>
+      <w:bookmarkStart w:id="23" w:name="_Toc244018582"/>
       <w:r>
         <w:t>7 Lifecycle and compatibility</w:t>
       </w:r>
@@ -5573,7 +5786,7 @@
       <w:pPr>
         <w:pStyle w:val="20"/>
       </w:pPr>
-      <w:bookmarkStart w:id="24" w:name="_Toc240442454"/>
+      <w:bookmarkStart w:id="24" w:name="_Toc244018583"/>
       <w:r>
         <w:t>7.1 Versioning</w:t>
       </w:r>
@@ -5588,7 +5801,7 @@
       <w:pPr>
         <w:pStyle w:val="20"/>
       </w:pPr>
-      <w:bookmarkStart w:id="25" w:name="_Toc240442455"/>
+      <w:bookmarkStart w:id="25" w:name="_Toc244018584"/>
       <w:r>
         <w:t>7.2 Deprecation and withdrawal</w:t>
       </w:r>
@@ -5603,7 +5816,7 @@
       <w:pPr>
         <w:pStyle w:val="20"/>
       </w:pPr>
-      <w:bookmarkStart w:id="26" w:name="_Toc240442456"/>
+      <w:bookmarkStart w:id="26" w:name="_Toc244018585"/>
       <w:r>
         <w:t>7.3 Namespace and release date</w:t>
       </w:r>
@@ -5619,7 +5832,7 @@
         <w:pStyle w:val="10"/>
         <w:pageBreakBefore w:val="0"/>
       </w:pPr>
-      <w:bookmarkStart w:id="27" w:name="_Toc240442457"/>
+      <w:bookmarkStart w:id="27" w:name="_Toc244018586"/>
       <w:r>
         <w:t>8 Worked assembly extension: businessTransactions</w:t>
       </w:r>
@@ -5635,7 +5848,7 @@
       <w:pPr>
         <w:pStyle w:val="20"/>
       </w:pPr>
-      <w:bookmarkStart w:id="28" w:name="_Toc240442458"/>
+      <w:bookmarkStart w:id="28" w:name="_Toc244018587"/>
       <w:r>
         <w:t>8.1 Baseline</w:t>
       </w:r>
@@ -5650,7 +5863,7 @@
       <w:pPr>
         <w:pStyle w:val="20"/>
       </w:pPr>
-      <w:bookmarkStart w:id="29" w:name="_Toc240442459"/>
+      <w:bookmarkStart w:id="29" w:name="_Toc244018588"/>
       <w:r>
         <w:t>8.2 Extension objective</w:t>
       </w:r>
@@ -5665,7 +5878,7 @@
       <w:pPr>
         <w:pStyle w:val="20"/>
       </w:pPr>
-      <w:bookmarkStart w:id="30" w:name="_Toc240442460"/>
+      <w:bookmarkStart w:id="30" w:name="_Toc244018589"/>
       <w:r>
         <w:t>8.3 Formal HMD root</w:t>
       </w:r>
@@ -6327,7 +6540,7 @@
       <w:pPr>
         <w:pStyle w:val="20"/>
       </w:pPr>
-      <w:bookmarkStart w:id="31" w:name="_Toc240442461"/>
+      <w:bookmarkStart w:id="31" w:name="_Toc244018590"/>
       <w:r>
         <w:t>8.4 Required generated evidence</w:t>
       </w:r>
@@ -6335,38 +6548,36 @@
     </w:p>
     <w:tbl>
       <w:tblPr>
-        <w:tblStyle w:val="af7"/>
-        <w:tblW w:w="5000" w:type="pct"/>
-        <w:jc w:val="center"/>
+        <w:tblW w:w="9467" w:type="dxa"/>
+        <w:tblBorders>
+          <w:top w:val="single" w:sz="4" w:space="0" w:color="auto"/>
+          <w:left w:val="single" w:sz="4" w:space="0" w:color="auto"/>
+          <w:bottom w:val="single" w:sz="4" w:space="0" w:color="auto"/>
+          <w:right w:val="single" w:sz="4" w:space="0" w:color="auto"/>
+          <w:insideH w:val="single" w:sz="4" w:space="0" w:color="auto"/>
+          <w:insideV w:val="single" w:sz="4" w:space="0" w:color="auto"/>
+        </w:tblBorders>
         <w:tblLayout w:type="fixed"/>
+        <w:tblCellMar>
+          <w:left w:w="99" w:type="dxa"/>
+          <w:right w:w="99" w:type="dxa"/>
+        </w:tblCellMar>
         <w:tblLook w:val="04A0" w:firstRow="1" w:lastRow="0" w:firstColumn="1" w:lastColumn="0" w:noHBand="0" w:noVBand="1"/>
       </w:tblPr>
       <w:tblGrid>
-        <w:gridCol w:w="2263"/>
-        <w:gridCol w:w="3544"/>
-        <w:gridCol w:w="3929"/>
+        <w:gridCol w:w="2547"/>
+        <w:gridCol w:w="3460"/>
+        <w:gridCol w:w="3460"/>
       </w:tblGrid>
       <w:tr>
         <w:trPr>
-          <w:tblHeader/>
-          <w:jc w:val="center"/>
+          <w:trHeight w:val="375"/>
         </w:trPr>
         <w:tc>
           <w:tcPr>
-            <w:tcW w:w="2263" w:type="dxa"/>
-            <w:tcBorders>
-              <w:top w:val="single" w:sz="4" w:space="0" w:color="auto"/>
-              <w:left w:val="single" w:sz="4" w:space="0" w:color="auto"/>
-              <w:bottom w:val="single" w:sz="4" w:space="0" w:color="auto"/>
-              <w:right w:val="single" w:sz="4" w:space="0" w:color="auto"/>
-            </w:tcBorders>
+            <w:tcW w:w="2547" w:type="dxa"/>
             <w:shd w:val="clear" w:color="auto" w:fill="F2F2F2" w:themeFill="background1" w:themeFillShade="F2"/>
-            <w:tcMar>
-              <w:top w:w="0" w:type="dxa"/>
-              <w:left w:w="85" w:type="dxa"/>
-              <w:bottom w:w="0" w:type="dxa"/>
-              <w:right w:w="85" w:type="dxa"/>
-            </w:tcMar>
+            <w:noWrap/>
             <w:vAlign w:val="center"/>
             <w:hideMark/>
           </w:tcPr>
@@ -6375,17 +6586,18 @@
               <w:spacing w:before="60" w:after="60"/>
               <w:jc w:val="center"/>
               <w:rPr>
+                <w:b/>
+                <w:bCs/>
                 <w:sz w:val="20"/>
                 <w:szCs w:val="20"/>
-                <w:lang w:val="en-GB"/>
               </w:rPr>
             </w:pPr>
             <w:r>
               <w:rPr>
                 <w:b/>
+                <w:bCs/>
                 <w:sz w:val="20"/>
                 <w:szCs w:val="20"/>
-                <w:lang w:val="en-GB"/>
               </w:rPr>
               <w:t>Binding</w:t>
             </w:r>
@@ -6393,20 +6605,9 @@
         </w:tc>
         <w:tc>
           <w:tcPr>
-            <w:tcW w:w="3544" w:type="dxa"/>
-            <w:tcBorders>
-              <w:top w:val="single" w:sz="4" w:space="0" w:color="auto"/>
-              <w:left w:val="single" w:sz="4" w:space="0" w:color="auto"/>
-              <w:bottom w:val="single" w:sz="4" w:space="0" w:color="auto"/>
-              <w:right w:val="single" w:sz="4" w:space="0" w:color="auto"/>
-            </w:tcBorders>
+            <w:tcW w:w="3460" w:type="dxa"/>
             <w:shd w:val="clear" w:color="auto" w:fill="F2F2F2" w:themeFill="background1" w:themeFillShade="F2"/>
-            <w:tcMar>
-              <w:top w:w="0" w:type="dxa"/>
-              <w:left w:w="85" w:type="dxa"/>
-              <w:bottom w:w="0" w:type="dxa"/>
-              <w:right w:w="85" w:type="dxa"/>
-            </w:tcMar>
+            <w:noWrap/>
             <w:vAlign w:val="center"/>
             <w:hideMark/>
           </w:tcPr>
@@ -6415,17 +6616,18 @@
               <w:spacing w:before="60" w:after="60"/>
               <w:jc w:val="center"/>
               <w:rPr>
+                <w:b/>
+                <w:bCs/>
                 <w:sz w:val="20"/>
                 <w:szCs w:val="20"/>
-                <w:lang w:val="en-GB"/>
               </w:rPr>
             </w:pPr>
             <w:r>
               <w:rPr>
                 <w:b/>
+                <w:bCs/>
                 <w:sz w:val="20"/>
                 <w:szCs w:val="20"/>
-                <w:lang w:val="en-GB"/>
               </w:rPr>
               <w:t>Baseline</w:t>
             </w:r>
@@ -6433,20 +6635,9 @@
         </w:tc>
         <w:tc>
           <w:tcPr>
-            <w:tcW w:w="3929" w:type="dxa"/>
-            <w:tcBorders>
-              <w:top w:val="single" w:sz="4" w:space="0" w:color="auto"/>
-              <w:left w:val="single" w:sz="4" w:space="0" w:color="auto"/>
-              <w:bottom w:val="single" w:sz="4" w:space="0" w:color="auto"/>
-              <w:right w:val="single" w:sz="4" w:space="0" w:color="auto"/>
-            </w:tcBorders>
+            <w:tcW w:w="3460" w:type="dxa"/>
             <w:shd w:val="clear" w:color="auto" w:fill="F2F2F2" w:themeFill="background1" w:themeFillShade="F2"/>
-            <w:tcMar>
-              <w:top w:w="0" w:type="dxa"/>
-              <w:left w:w="85" w:type="dxa"/>
-              <w:bottom w:w="0" w:type="dxa"/>
-              <w:right w:w="85" w:type="dxa"/>
-            </w:tcMar>
+            <w:noWrap/>
             <w:vAlign w:val="center"/>
             <w:hideMark/>
           </w:tcPr>
@@ -6455,17 +6646,18 @@
               <w:spacing w:before="60" w:after="60"/>
               <w:jc w:val="center"/>
               <w:rPr>
+                <w:b/>
+                <w:bCs/>
                 <w:sz w:val="20"/>
                 <w:szCs w:val="20"/>
-                <w:lang w:val="en-GB"/>
               </w:rPr>
             </w:pPr>
             <w:r>
               <w:rPr>
                 <w:b/>
+                <w:bCs/>
                 <w:sz w:val="20"/>
                 <w:szCs w:val="20"/>
-                <w:lang w:val="en-GB"/>
               </w:rPr>
               <w:t>Additional HMD</w:t>
             </w:r>
@@ -6474,23 +6666,12 @@
       </w:tr>
       <w:tr>
         <w:trPr>
-          <w:jc w:val="center"/>
+          <w:trHeight w:val="375"/>
         </w:trPr>
         <w:tc>
           <w:tcPr>
-            <w:tcW w:w="2263" w:type="dxa"/>
-            <w:tcBorders>
-              <w:top w:val="single" w:sz="4" w:space="0" w:color="auto"/>
-              <w:left w:val="single" w:sz="4" w:space="0" w:color="auto"/>
-              <w:bottom w:val="single" w:sz="4" w:space="0" w:color="auto"/>
-              <w:right w:val="single" w:sz="4" w:space="0" w:color="auto"/>
-            </w:tcBorders>
-            <w:tcMar>
-              <w:top w:w="0" w:type="dxa"/>
-              <w:left w:w="85" w:type="dxa"/>
-              <w:bottom w:w="0" w:type="dxa"/>
-              <w:right w:w="85" w:type="dxa"/>
-            </w:tcMar>
+            <w:tcW w:w="2547" w:type="dxa"/>
+            <w:noWrap/>
             <w:vAlign w:val="center"/>
             <w:hideMark/>
           </w:tcPr>
@@ -6500,34 +6681,21 @@
               <w:rPr>
                 <w:sz w:val="20"/>
                 <w:szCs w:val="20"/>
-                <w:lang w:val="en-GB"/>
               </w:rPr>
             </w:pPr>
             <w:r>
               <w:rPr>
                 <w:sz w:val="20"/>
                 <w:szCs w:val="20"/>
-                <w:lang w:val="en-GB"/>
-              </w:rPr>
-              <w:t>Tuple</w:t>
+              </w:rPr>
+              <w:t>Tuple entry point</w:t>
             </w:r>
           </w:p>
         </w:tc>
         <w:tc>
           <w:tcPr>
-            <w:tcW w:w="3544" w:type="dxa"/>
-            <w:tcBorders>
-              <w:top w:val="single" w:sz="4" w:space="0" w:color="auto"/>
-              <w:left w:val="single" w:sz="4" w:space="0" w:color="auto"/>
-              <w:bottom w:val="single" w:sz="4" w:space="0" w:color="auto"/>
-              <w:right w:val="single" w:sz="4" w:space="0" w:color="auto"/>
-            </w:tcBorders>
-            <w:tcMar>
-              <w:top w:w="0" w:type="dxa"/>
-              <w:left w:w="85" w:type="dxa"/>
-              <w:bottom w:w="0" w:type="dxa"/>
-              <w:right w:w="85" w:type="dxa"/>
-            </w:tcMar>
+            <w:tcW w:w="3460" w:type="dxa"/>
+            <w:noWrap/>
             <w:vAlign w:val="center"/>
             <w:hideMark/>
           </w:tcPr>
@@ -6537,16 +6705,14 @@
               <w:rPr>
                 <w:sz w:val="20"/>
                 <w:szCs w:val="20"/>
-                <w:lang w:val="en-GB"/>
               </w:rPr>
             </w:pPr>
             <w:r>
               <w:rPr>
                 <w:sz w:val="20"/>
                 <w:szCs w:val="20"/>
-                <w:lang w:val="en-GB"/>
-              </w:rPr>
-              <w:t>all/cor_accountingEntries/</w:t>
+              </w:rPr>
+              <w:t>tuple/cor_accountingEntries</w:t>
             </w:r>
           </w:p>
           <w:p>
@@ -6555,23 +6721,20 @@
               <w:rPr>
                 <w:sz w:val="20"/>
                 <w:szCs w:val="20"/>
-                <w:lang w:val="en-GB"/>
               </w:rPr>
             </w:pPr>
             <w:r>
               <w:rPr>
                 <w:sz w:val="20"/>
                 <w:szCs w:val="20"/>
-                <w:lang w:val="en-GB"/>
-              </w:rPr>
-              <w:t>cor_accountingEntries-all-&lt;V&gt;.</w:t>
+              </w:rPr>
+              <w:t>/cor-all-&lt;V&gt;.</w:t>
             </w:r>
             <w:proofErr w:type="spellStart"/>
             <w:r>
               <w:rPr>
                 <w:sz w:val="20"/>
                 <w:szCs w:val="20"/>
-                <w:lang w:val="en-GB"/>
               </w:rPr>
               <w:t>xsd</w:t>
             </w:r>
@@ -6580,19 +6743,8 @@
         </w:tc>
         <w:tc>
           <w:tcPr>
-            <w:tcW w:w="3929" w:type="dxa"/>
-            <w:tcBorders>
-              <w:top w:val="single" w:sz="4" w:space="0" w:color="auto"/>
-              <w:left w:val="single" w:sz="4" w:space="0" w:color="auto"/>
-              <w:bottom w:val="single" w:sz="4" w:space="0" w:color="auto"/>
-              <w:right w:val="single" w:sz="4" w:space="0" w:color="auto"/>
-            </w:tcBorders>
-            <w:tcMar>
-              <w:top w:w="0" w:type="dxa"/>
-              <w:left w:w="85" w:type="dxa"/>
-              <w:bottom w:w="0" w:type="dxa"/>
-              <w:right w:w="85" w:type="dxa"/>
-            </w:tcMar>
+            <w:tcW w:w="3460" w:type="dxa"/>
+            <w:noWrap/>
             <w:vAlign w:val="center"/>
             <w:hideMark/>
           </w:tcPr>
@@ -6602,16 +6754,14 @@
               <w:rPr>
                 <w:sz w:val="20"/>
                 <w:szCs w:val="20"/>
-                <w:lang w:val="en-GB"/>
               </w:rPr>
             </w:pPr>
             <w:r>
               <w:rPr>
                 <w:sz w:val="20"/>
                 <w:szCs w:val="20"/>
-                <w:lang w:val="en-GB"/>
-              </w:rPr>
-              <w:t>all/btx_businessTransactions/</w:t>
+              </w:rPr>
+              <w:t>tuple/btx_businessTransactions</w:t>
             </w:r>
           </w:p>
           <w:p>
@@ -6620,23 +6770,20 @@
               <w:rPr>
                 <w:sz w:val="20"/>
                 <w:szCs w:val="20"/>
-                <w:lang w:val="en-GB"/>
               </w:rPr>
             </w:pPr>
             <w:r>
               <w:rPr>
                 <w:sz w:val="20"/>
                 <w:szCs w:val="20"/>
-                <w:lang w:val="en-GB"/>
-              </w:rPr>
-              <w:t>btx_businessTransactions-all-&lt;V&gt;.</w:t>
+              </w:rPr>
+              <w:t>/btx-all-&lt;V&gt;.</w:t>
             </w:r>
             <w:proofErr w:type="spellStart"/>
             <w:r>
               <w:rPr>
                 <w:sz w:val="20"/>
                 <w:szCs w:val="20"/>
-                <w:lang w:val="en-GB"/>
               </w:rPr>
               <w:t>xsd</w:t>
             </w:r>
@@ -6646,23 +6793,12 @@
       </w:tr>
       <w:tr>
         <w:trPr>
-          <w:jc w:val="center"/>
+          <w:trHeight w:val="375"/>
         </w:trPr>
         <w:tc>
           <w:tcPr>
-            <w:tcW w:w="2263" w:type="dxa"/>
-            <w:tcBorders>
-              <w:top w:val="single" w:sz="4" w:space="0" w:color="auto"/>
-              <w:left w:val="single" w:sz="4" w:space="0" w:color="auto"/>
-              <w:bottom w:val="single" w:sz="4" w:space="0" w:color="auto"/>
-              <w:right w:val="single" w:sz="4" w:space="0" w:color="auto"/>
-            </w:tcBorders>
-            <w:tcMar>
-              <w:top w:w="0" w:type="dxa"/>
-              <w:left w:w="85" w:type="dxa"/>
-              <w:bottom w:w="0" w:type="dxa"/>
-              <w:right w:w="85" w:type="dxa"/>
-            </w:tcMar>
+            <w:tcW w:w="2547" w:type="dxa"/>
+            <w:noWrap/>
             <w:vAlign w:val="center"/>
             <w:hideMark/>
           </w:tcPr>
@@ -6672,34 +6808,21 @@
               <w:rPr>
                 <w:sz w:val="20"/>
                 <w:szCs w:val="20"/>
-                <w:lang w:val="en-GB"/>
               </w:rPr>
             </w:pPr>
             <w:r>
               <w:rPr>
                 <w:sz w:val="20"/>
                 <w:szCs w:val="20"/>
-                <w:lang w:val="en-GB"/>
-              </w:rPr>
-              <w:t>OIM</w:t>
+              </w:rPr>
+              <w:t>OIM entry point</w:t>
             </w:r>
           </w:p>
         </w:tc>
         <w:tc>
           <w:tcPr>
-            <w:tcW w:w="3544" w:type="dxa"/>
-            <w:tcBorders>
-              <w:top w:val="single" w:sz="4" w:space="0" w:color="auto"/>
-              <w:left w:val="single" w:sz="4" w:space="0" w:color="auto"/>
-              <w:bottom w:val="single" w:sz="4" w:space="0" w:color="auto"/>
-              <w:right w:val="single" w:sz="4" w:space="0" w:color="auto"/>
-            </w:tcBorders>
-            <w:tcMar>
-              <w:top w:w="0" w:type="dxa"/>
-              <w:left w:w="85" w:type="dxa"/>
-              <w:bottom w:w="0" w:type="dxa"/>
-              <w:right w:w="85" w:type="dxa"/>
-            </w:tcMar>
+            <w:tcW w:w="3460" w:type="dxa"/>
+            <w:noWrap/>
             <w:vAlign w:val="center"/>
             <w:hideMark/>
           </w:tcPr>
@@ -6709,16 +6832,14 @@
               <w:rPr>
                 <w:sz w:val="20"/>
                 <w:szCs w:val="20"/>
-                <w:lang w:val="en-GB"/>
               </w:rPr>
             </w:pPr>
             <w:r>
               <w:rPr>
                 <w:sz w:val="20"/>
                 <w:szCs w:val="20"/>
-                <w:lang w:val="en-GB"/>
-              </w:rPr>
-              <w:t>oim/cor_accountingEntries/</w:t>
+              </w:rPr>
+              <w:t>oim/cor_accountingEntries</w:t>
             </w:r>
           </w:p>
           <w:p>
@@ -6727,23 +6848,20 @@
               <w:rPr>
                 <w:sz w:val="20"/>
                 <w:szCs w:val="20"/>
-                <w:lang w:val="en-GB"/>
               </w:rPr>
             </w:pPr>
             <w:r>
               <w:rPr>
                 <w:sz w:val="20"/>
                 <w:szCs w:val="20"/>
-                <w:lang w:val="en-GB"/>
-              </w:rPr>
-              <w:t>cor_accountingEntries-oim-&lt;V&gt;.</w:t>
+              </w:rPr>
+              <w:t>/cor-all-oim-&lt;V&gt;.</w:t>
             </w:r>
             <w:proofErr w:type="spellStart"/>
             <w:r>
               <w:rPr>
                 <w:sz w:val="20"/>
                 <w:szCs w:val="20"/>
-                <w:lang w:val="en-GB"/>
               </w:rPr>
               <w:t>xsd</w:t>
             </w:r>
@@ -6752,19 +6870,8 @@
         </w:tc>
         <w:tc>
           <w:tcPr>
-            <w:tcW w:w="3929" w:type="dxa"/>
-            <w:tcBorders>
-              <w:top w:val="single" w:sz="4" w:space="0" w:color="auto"/>
-              <w:left w:val="single" w:sz="4" w:space="0" w:color="auto"/>
-              <w:bottom w:val="single" w:sz="4" w:space="0" w:color="auto"/>
-              <w:right w:val="single" w:sz="4" w:space="0" w:color="auto"/>
-            </w:tcBorders>
-            <w:tcMar>
-              <w:top w:w="0" w:type="dxa"/>
-              <w:left w:w="85" w:type="dxa"/>
-              <w:bottom w:w="0" w:type="dxa"/>
-              <w:right w:w="85" w:type="dxa"/>
-            </w:tcMar>
+            <w:tcW w:w="3460" w:type="dxa"/>
+            <w:noWrap/>
             <w:vAlign w:val="center"/>
             <w:hideMark/>
           </w:tcPr>
@@ -6774,16 +6881,14 @@
               <w:rPr>
                 <w:sz w:val="20"/>
                 <w:szCs w:val="20"/>
-                <w:lang w:val="en-GB"/>
               </w:rPr>
             </w:pPr>
             <w:r>
               <w:rPr>
                 <w:sz w:val="20"/>
                 <w:szCs w:val="20"/>
-                <w:lang w:val="en-GB"/>
-              </w:rPr>
-              <w:t>oim/btx_businessTransactions/</w:t>
+              </w:rPr>
+              <w:t>oim/btx_businessTransactions</w:t>
             </w:r>
           </w:p>
           <w:p>
@@ -6792,23 +6897,20 @@
               <w:rPr>
                 <w:sz w:val="20"/>
                 <w:szCs w:val="20"/>
-                <w:lang w:val="en-GB"/>
               </w:rPr>
             </w:pPr>
             <w:r>
               <w:rPr>
                 <w:sz w:val="20"/>
                 <w:szCs w:val="20"/>
-                <w:lang w:val="en-GB"/>
-              </w:rPr>
-              <w:t>btx_businessTransactions-oim-&lt;V&gt;.</w:t>
+              </w:rPr>
+              <w:t>/btx-all-oim-&lt;V&gt;.</w:t>
             </w:r>
             <w:proofErr w:type="spellStart"/>
             <w:r>
               <w:rPr>
                 <w:sz w:val="20"/>
                 <w:szCs w:val="20"/>
-                <w:lang w:val="en-GB"/>
               </w:rPr>
               <w:t>xsd</w:t>
             </w:r>
@@ -6818,23 +6920,12 @@
       </w:tr>
       <w:tr>
         <w:trPr>
-          <w:jc w:val="center"/>
+          <w:trHeight w:val="375"/>
         </w:trPr>
         <w:tc>
           <w:tcPr>
-            <w:tcW w:w="2263" w:type="dxa"/>
-            <w:tcBorders>
-              <w:top w:val="single" w:sz="4" w:space="0" w:color="auto"/>
-              <w:left w:val="single" w:sz="4" w:space="0" w:color="auto"/>
-              <w:bottom w:val="single" w:sz="4" w:space="0" w:color="auto"/>
-              <w:right w:val="single" w:sz="4" w:space="0" w:color="auto"/>
-            </w:tcBorders>
-            <w:tcMar>
-              <w:top w:w="0" w:type="dxa"/>
-              <w:left w:w="85" w:type="dxa"/>
-              <w:bottom w:w="0" w:type="dxa"/>
-              <w:right w:w="85" w:type="dxa"/>
-            </w:tcMar>
+            <w:tcW w:w="2547" w:type="dxa"/>
+            <w:noWrap/>
             <w:vAlign w:val="center"/>
             <w:hideMark/>
           </w:tcPr>
@@ -6844,34 +6935,21 @@
               <w:rPr>
                 <w:sz w:val="20"/>
                 <w:szCs w:val="20"/>
-                <w:lang w:val="en-GB"/>
               </w:rPr>
             </w:pPr>
             <w:r>
               <w:rPr>
                 <w:sz w:val="20"/>
                 <w:szCs w:val="20"/>
-                <w:lang w:val="en-GB"/>
-              </w:rPr>
-              <w:t>Presentation difference</w:t>
+              </w:rPr>
+              <w:t>Tuple module presentation</w:t>
             </w:r>
           </w:p>
         </w:tc>
         <w:tc>
           <w:tcPr>
-            <w:tcW w:w="3544" w:type="dxa"/>
-            <w:tcBorders>
-              <w:top w:val="single" w:sz="4" w:space="0" w:color="auto"/>
-              <w:left w:val="single" w:sz="4" w:space="0" w:color="auto"/>
-              <w:bottom w:val="single" w:sz="4" w:space="0" w:color="auto"/>
-              <w:right w:val="single" w:sz="4" w:space="0" w:color="auto"/>
-            </w:tcBorders>
-            <w:tcMar>
-              <w:top w:w="0" w:type="dxa"/>
-              <w:left w:w="85" w:type="dxa"/>
-              <w:bottom w:w="0" w:type="dxa"/>
-              <w:right w:w="85" w:type="dxa"/>
-            </w:tcMar>
+            <w:tcW w:w="3460" w:type="dxa"/>
+            <w:noWrap/>
             <w:vAlign w:val="center"/>
             <w:hideMark/>
           </w:tcPr>
@@ -6881,52 +6959,21 @@
               <w:rPr>
                 <w:sz w:val="20"/>
                 <w:szCs w:val="20"/>
-                <w:lang w:val="en-GB"/>
               </w:rPr>
             </w:pPr>
             <w:r>
               <w:rPr>
                 <w:sz w:val="20"/>
                 <w:szCs w:val="20"/>
-                <w:lang w:val="en-GB"/>
-              </w:rPr>
-              <w:t>presentation/cor_accountingEntries/</w:t>
-            </w:r>
-          </w:p>
-          <w:p>
-            <w:pPr>
-              <w:spacing w:before="60" w:after="60"/>
-              <w:rPr>
-                <w:sz w:val="20"/>
-                <w:szCs w:val="20"/>
-                <w:lang w:val="en-GB"/>
-              </w:rPr>
-            </w:pPr>
-            <w:r>
-              <w:rPr>
-                <w:sz w:val="20"/>
-                <w:szCs w:val="20"/>
-                <w:lang w:val="en-GB"/>
-              </w:rPr>
-              <w:t>cor_accountingEntries-pre-&lt;V&gt;.xml</w:t>
+              </w:rPr>
+              <w:t>cor/cor-pre-&lt;V&gt;.xml</w:t>
             </w:r>
           </w:p>
         </w:tc>
         <w:tc>
           <w:tcPr>
-            <w:tcW w:w="3929" w:type="dxa"/>
-            <w:tcBorders>
-              <w:top w:val="single" w:sz="4" w:space="0" w:color="auto"/>
-              <w:left w:val="single" w:sz="4" w:space="0" w:color="auto"/>
-              <w:bottom w:val="single" w:sz="4" w:space="0" w:color="auto"/>
-              <w:right w:val="single" w:sz="4" w:space="0" w:color="auto"/>
-            </w:tcBorders>
-            <w:tcMar>
-              <w:top w:w="0" w:type="dxa"/>
-              <w:left w:w="85" w:type="dxa"/>
-              <w:bottom w:w="0" w:type="dxa"/>
-              <w:right w:w="85" w:type="dxa"/>
-            </w:tcMar>
+            <w:tcW w:w="3460" w:type="dxa"/>
+            <w:noWrap/>
             <w:vAlign w:val="center"/>
             <w:hideMark/>
           </w:tcPr>
@@ -6936,34 +6983,91 @@
               <w:rPr>
                 <w:sz w:val="20"/>
                 <w:szCs w:val="20"/>
-                <w:lang w:val="en-GB"/>
               </w:rPr>
             </w:pPr>
             <w:r>
               <w:rPr>
                 <w:sz w:val="20"/>
                 <w:szCs w:val="20"/>
-                <w:lang w:val="en-GB"/>
-              </w:rPr>
-              <w:t>presentation/btx_businessTransactions/</w:t>
-            </w:r>
-          </w:p>
+              </w:rPr>
+              <w:t>btx/btx-pre-&lt;V&gt;.xml</w:t>
+            </w:r>
+          </w:p>
+        </w:tc>
+      </w:tr>
+      <w:tr>
+        <w:trPr>
+          <w:trHeight w:val="375"/>
+        </w:trPr>
+        <w:tc>
+          <w:tcPr>
+            <w:tcW w:w="2547" w:type="dxa"/>
+            <w:noWrap/>
+            <w:vAlign w:val="center"/>
+            <w:hideMark/>
+          </w:tcPr>
           <w:p>
             <w:pPr>
               <w:spacing w:before="60" w:after="60"/>
               <w:rPr>
                 <w:sz w:val="20"/>
                 <w:szCs w:val="20"/>
-                <w:lang w:val="en-GB"/>
               </w:rPr>
             </w:pPr>
             <w:r>
               <w:rPr>
                 <w:sz w:val="20"/>
                 <w:szCs w:val="20"/>
-                <w:lang w:val="en-GB"/>
-              </w:rPr>
-              <w:t>btx_businessTransactions-pre-&lt;V&gt;.xml</w:t>
+              </w:rPr>
+              <w:t>OIM module presentation</w:t>
+            </w:r>
+          </w:p>
+        </w:tc>
+        <w:tc>
+          <w:tcPr>
+            <w:tcW w:w="3460" w:type="dxa"/>
+            <w:noWrap/>
+            <w:vAlign w:val="center"/>
+            <w:hideMark/>
+          </w:tcPr>
+          <w:p>
+            <w:pPr>
+              <w:spacing w:before="60" w:after="60"/>
+              <w:rPr>
+                <w:sz w:val="20"/>
+                <w:szCs w:val="20"/>
+              </w:rPr>
+            </w:pPr>
+            <w:r>
+              <w:rPr>
+                <w:sz w:val="20"/>
+                <w:szCs w:val="20"/>
+              </w:rPr>
+              <w:t>cor/cor-oim-pre-&lt;V&gt;.xml</w:t>
+            </w:r>
+          </w:p>
+        </w:tc>
+        <w:tc>
+          <w:tcPr>
+            <w:tcW w:w="3460" w:type="dxa"/>
+            <w:noWrap/>
+            <w:vAlign w:val="center"/>
+            <w:hideMark/>
+          </w:tcPr>
+          <w:p>
+            <w:pPr>
+              <w:spacing w:before="60" w:after="60"/>
+              <w:rPr>
+                <w:sz w:val="20"/>
+                <w:szCs w:val="20"/>
+              </w:rPr>
+            </w:pPr>
+            <w:r>
+              <w:rPr>
+                <w:sz w:val="20"/>
+                <w:szCs w:val="20"/>
+              </w:rPr>
+              <w:t>btx/btx-oim-pre-&lt;V&gt;.xml</w:t>
             </w:r>
           </w:p>
         </w:tc>
@@ -6973,7 +7077,7 @@
       <w:pPr>
         <w:pStyle w:val="20"/>
       </w:pPr>
-      <w:bookmarkStart w:id="32" w:name="_Toc240442462"/>
+      <w:bookmarkStart w:id="32" w:name="_Toc244018591"/>
       <w:r>
         <w:t>8.5 Shared QName condition</w:t>
       </w:r>
@@ -6988,7 +7092,7 @@
       <w:pPr>
         <w:pStyle w:val="20"/>
       </w:pPr>
-      <w:bookmarkStart w:id="33" w:name="_Toc240442463"/>
+      <w:bookmarkStart w:id="33" w:name="_Toc244018592"/>
       <w:r>
         <w:t>8.6 Acceptance information</w:t>
       </w:r>
@@ -7003,7 +7107,7 @@
       <w:pPr>
         <w:pStyle w:val="20"/>
       </w:pPr>
-      <w:bookmarkStart w:id="34" w:name="_Toc240442464"/>
+      <w:bookmarkStart w:id="34" w:name="_Toc244018593"/>
       <w:r>
         <w:t>8.7 Taxonomy assembly evidence</w:t>
       </w:r>
@@ -7034,7 +7138,7 @@
         <w:pStyle w:val="10"/>
         <w:pageBreakBefore w:val="0"/>
       </w:pPr>
-      <w:bookmarkStart w:id="35" w:name="_Toc240442465"/>
+      <w:bookmarkStart w:id="35" w:name="_Toc244018594"/>
       <w:r>
         <w:t>9 Conformance</w:t>
       </w:r>
@@ -7044,7 +7148,7 @@
       <w:pPr>
         <w:pStyle w:val="20"/>
       </w:pPr>
-      <w:bookmarkStart w:id="36" w:name="_Toc240442466"/>
+      <w:bookmarkStart w:id="36" w:name="_Toc244018595"/>
       <w:r>
         <w:t>9.1 Maintainer conformance</w:t>
       </w:r>
@@ -7119,7 +7223,7 @@
       <w:pPr>
         <w:pStyle w:val="20"/>
       </w:pPr>
-      <w:bookmarkStart w:id="37" w:name="_Toc240442467"/>
+      <w:bookmarkStart w:id="37" w:name="_Toc244018596"/>
       <w:r>
         <w:t>9.2 Extension-user conformance</w:t>
       </w:r>
@@ -7181,7 +7285,7 @@
       <w:pPr>
         <w:pStyle w:val="20"/>
       </w:pPr>
-      <w:bookmarkStart w:id="38" w:name="_Toc240442468"/>
+      <w:bookmarkStart w:id="38" w:name="_Toc244018597"/>
       <w:r>
         <w:t>9.3 Prohibited practices</w:t>
       </w:r>
@@ -7279,7 +7383,7 @@
         <w:br/>
         <w:t xml:space="preserve"> </w:t>
       </w:r>
-      <w:bookmarkStart w:id="41" w:name="_Toc240442469"/>
+      <w:bookmarkStart w:id="41" w:name="_Toc244018598"/>
       <w:r>
         <w:t>(informative)</w:t>
       </w:r>
@@ -7393,13 +7497,23 @@
                 <w:szCs w:val="20"/>
               </w:rPr>
             </w:pPr>
+            <w:proofErr w:type="spellStart"/>
             <w:r>
               <w:rPr>
                 <w:rFonts w:ascii="Consolas" w:hAnsi="Consolas"/>
                 <w:sz w:val="20"/>
                 <w:szCs w:val="20"/>
               </w:rPr>
-              <w:t>baseline_hmd: cor_accountingEntries</w:t>
+              <w:t>baseline_hmd</w:t>
+            </w:r>
+            <w:proofErr w:type="spellEnd"/>
+            <w:r>
+              <w:rPr>
+                <w:rFonts w:ascii="Consolas" w:hAnsi="Consolas"/>
+                <w:sz w:val="20"/>
+                <w:szCs w:val="20"/>
+              </w:rPr>
+              <w:t>: cor_accountingEntries</w:t>
             </w:r>
           </w:p>
           <w:p>
@@ -7411,13 +7525,23 @@
                 <w:szCs w:val="20"/>
               </w:rPr>
             </w:pPr>
+            <w:proofErr w:type="spellStart"/>
             <w:r>
               <w:rPr>
                 <w:rFonts w:ascii="Consolas" w:hAnsi="Consolas"/>
                 <w:sz w:val="20"/>
                 <w:szCs w:val="20"/>
               </w:rPr>
-              <w:t>additional_hmd: btx_businessTransactions</w:t>
+              <w:t>additional_hmd</w:t>
+            </w:r>
+            <w:proofErr w:type="spellEnd"/>
+            <w:r>
+              <w:rPr>
+                <w:rFonts w:ascii="Consolas" w:hAnsi="Consolas"/>
+                <w:sz w:val="20"/>
+                <w:szCs w:val="20"/>
+              </w:rPr>
+              <w:t>: btx_businessTransactions</w:t>
             </w:r>
           </w:p>
           <w:p>
@@ -7429,13 +7553,23 @@
                 <w:szCs w:val="20"/>
               </w:rPr>
             </w:pPr>
+            <w:proofErr w:type="spellStart"/>
             <w:r>
               <w:rPr>
                 <w:rFonts w:ascii="Consolas" w:hAnsi="Consolas"/>
                 <w:sz w:val="20"/>
                 <w:szCs w:val="20"/>
               </w:rPr>
-              <w:t>root_qname: gl-btx:businessTransactions</w:t>
+              <w:t>root_qname</w:t>
+            </w:r>
+            <w:proofErr w:type="spellEnd"/>
+            <w:r>
+              <w:rPr>
+                <w:rFonts w:ascii="Consolas" w:hAnsi="Consolas"/>
+                <w:sz w:val="20"/>
+                <w:szCs w:val="20"/>
+              </w:rPr>
+              <w:t>: gl-btx:businessTransactions</w:t>
             </w:r>
           </w:p>
           <w:p>
@@ -7447,13 +7581,23 @@
                 <w:szCs w:val="20"/>
               </w:rPr>
             </w:pPr>
+            <w:proofErr w:type="spellStart"/>
             <w:r>
               <w:rPr>
                 <w:rFonts w:ascii="Consolas" w:hAnsi="Consolas"/>
                 <w:sz w:val="20"/>
                 <w:szCs w:val="20"/>
               </w:rPr>
-              <w:t>fsm_artifacts: [&lt;authoritative references&gt;]</w:t>
+              <w:t>fsm_artifacts</w:t>
+            </w:r>
+            <w:proofErr w:type="spellEnd"/>
+            <w:r>
+              <w:rPr>
+                <w:rFonts w:ascii="Consolas" w:hAnsi="Consolas"/>
+                <w:sz w:val="20"/>
+                <w:szCs w:val="20"/>
+              </w:rPr>
+              <w:t>: [&lt;authoritative references&gt;]</w:t>
             </w:r>
           </w:p>
           <w:p>
@@ -7489,8 +7633,18 @@
                 <w:sz w:val="20"/>
                 <w:szCs w:val="20"/>
               </w:rPr>
-              <w:t xml:space="preserve">  tuple: plt/btx/plt-all-&lt;V&gt;.xsd</w:t>
-            </w:r>
+              <w:t xml:space="preserve">  tuple: tuple/btx_businessTransactions/btx-all-&lt;V&gt;.</w:t>
+            </w:r>
+            <w:proofErr w:type="spellStart"/>
+            <w:r>
+              <w:rPr>
+                <w:rFonts w:ascii="Consolas" w:hAnsi="Consolas"/>
+                <w:sz w:val="20"/>
+                <w:szCs w:val="20"/>
+              </w:rPr>
+              <w:t>xsd</w:t>
+            </w:r>
+            <w:proofErr w:type="spellEnd"/>
           </w:p>
           <w:p>
             <w:pPr>
@@ -7507,15 +7661,27 @@
                 <w:sz w:val="20"/>
                 <w:szCs w:val="20"/>
               </w:rPr>
-              <w:t xml:space="preserve">  oim: oim/btx/plt-oim-&lt;V&gt;.xsd</w:t>
-            </w:r>
+              <w:t xml:space="preserve">  oim: oim/btx_businessTransactions/btx-all-oim-&lt;V&gt;.</w:t>
+            </w:r>
+            <w:proofErr w:type="spellStart"/>
+            <w:r>
+              <w:rPr>
+                <w:rFonts w:ascii="Consolas" w:hAnsi="Consolas"/>
+                <w:sz w:val="20"/>
+                <w:szCs w:val="20"/>
+              </w:rPr>
+              <w:t>xsd</w:t>
+            </w:r>
+            <w:proofErr w:type="spellEnd"/>
           </w:p>
           <w:p>
             <w:pPr>
               <w:spacing w:after="0"/>
               <w:rPr>
+                <w:rFonts w:hint="eastAsia"/>
                 <w:sz w:val="20"/>
                 <w:szCs w:val="20"/>
+                <w:lang w:eastAsia="ja-JP"/>
               </w:rPr>
             </w:pPr>
             <w:r>
@@ -7539,7 +7705,7 @@
       <w:r>
         <w:br/>
       </w:r>
-      <w:bookmarkStart w:id="42" w:name="_Toc240442470"/>
+      <w:bookmarkStart w:id="42" w:name="_Toc244018599"/>
       <w:r>
         <w:t>References</w:t>
       </w:r>
@@ -8408,14 +8574,82 @@
       <w:pPr>
         <w:pStyle w:val="Appendix"/>
       </w:pPr>
+      <w:bookmarkStart w:id="43" w:name="_Toc242796074"/>
       <w:r>
         <w:br/>
       </w:r>
-      <w:bookmarkStart w:id="43" w:name="_Toc240442471"/>
+      <w:bookmarkStart w:id="44" w:name="_Toc244018600"/>
+      <w:r>
+        <w:t>Intellectual property status</w:t>
+      </w:r>
+      <w:bookmarkEnd w:id="43"/>
+      <w:bookmarkEnd w:id="44"/>
+    </w:p>
+    <w:p>
+      <w:pPr>
+        <w:rPr>
+          <w:rFonts w:cs="Cambria"/>
+        </w:rPr>
+      </w:pPr>
+      <w:r>
+        <w:rPr>
+          <w:rFonts w:cs="Cambria"/>
+        </w:rPr>
+        <w:t>Copyright and license terms are under review. This draft is made available through the public project repository for collaborative review. Publication of this draft does not establish additional redistribution or derivative-use rights.</w:t>
+      </w:r>
+    </w:p>
+    <w:p>
+      <w:pPr>
+        <w:rPr>
+          <w:rFonts w:cs="Cambria"/>
+        </w:rPr>
+      </w:pPr>
+      <w:r>
+        <w:rPr>
+          <w:rFonts w:cs="Cambria"/>
+        </w:rPr>
+        <w:t>References to external specifications and other third-party materials remain subject to the terms of their respective rights holders.</w:t>
+      </w:r>
+    </w:p>
+    <w:p>
+      <w:pPr>
+        <w:rPr>
+          <w:rFonts w:cs="Cambria"/>
+        </w:rPr>
+      </w:pPr>
+      <w:r>
+        <w:rPr>
+          <w:rFonts w:cs="Cambria"/>
+        </w:rPr>
+        <w:t>This draft does not claim approval, endorsement, publication, or official status by XBRL Japan, XBRL Europe, XBRL International, or any other organization.</w:t>
+      </w:r>
+    </w:p>
+    <w:p>
+      <w:pPr>
+        <w:pStyle w:val="a"/>
+        <w:numPr>
+          <w:ilvl w:val="0"/>
+          <w:numId w:val="0"/>
+        </w:numPr>
+        <w:tabs>
+          <w:tab w:val="num" w:pos="360"/>
+        </w:tabs>
+        <w:spacing w:after="80"/>
+        <w:ind w:left="360" w:hanging="360"/>
+      </w:pPr>
+    </w:p>
+    <w:p>
+      <w:pPr>
+        <w:pStyle w:val="Appendix"/>
+      </w:pPr>
+      <w:r>
+        <w:br/>
+      </w:r>
+      <w:bookmarkStart w:id="45" w:name="_Toc244018601"/>
       <w:r>
         <w:t>Document history</w:t>
       </w:r>
-      <w:bookmarkEnd w:id="43"/>
+      <w:bookmarkEnd w:id="45"/>
     </w:p>
     <w:p>
       <w:r>
@@ -9359,24 +9593,936 @@
         </w:tc>
       </w:tr>
     </w:tbl>
+    <w:p/>
     <w:p>
-      <w:pPr>
-        <w:spacing w:after="40"/>
+      <w:r>
+        <w:br w:type="page"/>
+      </w:r>
+    </w:p>
+    <w:p>
+      <w:pPr>
+        <w:pStyle w:val="Appendix"/>
+      </w:pPr>
+      <w:r>
+        <w:br/>
+      </w:r>
+      <w:bookmarkStart w:id="46" w:name="_Toc244018602"/>
+      <w:r>
+        <w:t>(informative)</w:t>
+      </w:r>
+      <w:r>
+        <w:br/>
+        <w:t>Correspondence with XBRL GL Next Requirements</w:t>
+      </w:r>
+      <w:bookmarkEnd w:id="46"/>
+      <w:r>
+        <w:t xml:space="preserve"> </w:t>
+      </w:r>
+    </w:p>
+    <w:p>
+      <w:r>
+        <w:t xml:space="preserve">Table </w:t>
+      </w:r>
+      <w:r>
         <w:rPr>
-          <w:rFonts w:ascii="Calibri" w:hAnsi="Calibri" w:cstheme="minorBidi"/>
+          <w:rFonts w:hint="eastAsia"/>
+        </w:rPr>
+        <w:t>E</w:t>
+      </w:r>
+      <w:r>
+        <w:t>.1 maps the applicable requirements of the XBRL GL Next Requirements Specification to their implementation in this Part. The requirement identifiers and names are reproduced from that Specification. This correspondence is informative and does not create additional requirements or assert implementation conformance.</w:t>
+      </w:r>
+    </w:p>
+    <w:p>
+      <w:pPr>
+        <w:keepNext/>
+        <w:tabs>
+          <w:tab w:val="num" w:pos="360"/>
+          <w:tab w:val="left" w:pos="403"/>
+        </w:tabs>
+        <w:spacing w:line="240" w:lineRule="atLeast"/>
+        <w:ind w:left="720"/>
+        <w:contextualSpacing/>
+        <w:jc w:val="center"/>
+        <w:rPr>
+          <w:b/>
+        </w:rPr>
+      </w:pPr>
+      <w:r>
+        <w:rPr>
+          <w:b/>
           <w:lang w:eastAsia="en-US"/>
         </w:rPr>
-      </w:pPr>
+        <w:t>Table</w:t>
+      </w:r>
+      <w:r>
+        <w:rPr>
+          <w:rFonts w:hint="eastAsia"/>
+          <w:b/>
+        </w:rPr>
+        <w:t xml:space="preserve"> E</w:t>
+      </w:r>
+      <w:r>
+        <w:rPr>
+          <w:b/>
+          <w:lang w:eastAsia="en-US"/>
+        </w:rPr>
+        <w:t>.</w:t>
+      </w:r>
+      <w:r>
+        <w:rPr>
+          <w:b/>
+          <w:lang w:eastAsia="en-US"/>
+        </w:rPr>
+        <w:fldChar w:fldCharType="begin"/>
+      </w:r>
+      <w:r>
+        <w:rPr>
+          <w:b/>
+          <w:lang w:eastAsia="en-US"/>
+        </w:rPr>
+        <w:instrText xml:space="preserve"> SEQ Table \* ARABIC </w:instrText>
+      </w:r>
+      <w:r>
+        <w:rPr>
+          <w:b/>
+          <w:lang w:eastAsia="en-US"/>
+        </w:rPr>
+        <w:fldChar w:fldCharType="separate"/>
+      </w:r>
+      <w:r>
+        <w:rPr>
+          <w:b/>
+          <w:lang w:eastAsia="en-US"/>
+        </w:rPr>
+        <w:t>1</w:t>
+      </w:r>
+      <w:r>
+        <w:rPr>
+          <w:b/>
+          <w:lang w:eastAsia="en-US"/>
+        </w:rPr>
+        <w:fldChar w:fldCharType="end"/>
+      </w:r>
+      <w:r>
+        <w:rPr>
+          <w:b/>
+          <w:lang w:eastAsia="en-US"/>
+        </w:rPr>
+        <w:t xml:space="preserve"> ― Mapping of XBRL GL Next Requirements</w:t>
+      </w:r>
     </w:p>
-    <w:p/>
-    <w:p/>
-    <w:p/>
-    <w:p/>
-    <w:p>
-      <w:r>
-        <w:br w:type="page"/>
-      </w:r>
-    </w:p>
+    <w:tbl>
+      <w:tblPr>
+        <w:tblStyle w:val="af7"/>
+        <w:tblW w:w="0" w:type="auto"/>
+        <w:jc w:val="center"/>
+        <w:tblLook w:val="04A0" w:firstRow="1" w:lastRow="0" w:firstColumn="1" w:lastColumn="0" w:noHBand="0" w:noVBand="1"/>
+      </w:tblPr>
+      <w:tblGrid>
+        <w:gridCol w:w="1432"/>
+        <w:gridCol w:w="2674"/>
+        <w:gridCol w:w="5630"/>
+      </w:tblGrid>
+      <w:tr>
+        <w:trPr>
+          <w:cantSplit/>
+          <w:jc w:val="center"/>
+        </w:trPr>
+        <w:tc>
+          <w:tcPr>
+            <w:tcW w:w="1432" w:type="dxa"/>
+            <w:shd w:val="clear" w:color="auto" w:fill="F2F2F2" w:themeFill="background1" w:themeFillShade="F2"/>
+            <w:vAlign w:val="center"/>
+          </w:tcPr>
+          <w:p>
+            <w:pPr>
+              <w:pStyle w:val="Tablebody"/>
+              <w:jc w:val="center"/>
+              <w:rPr>
+                <w:b/>
+                <w:bCs/>
+              </w:rPr>
+            </w:pPr>
+            <w:r>
+              <w:rPr>
+                <w:b/>
+                <w:bCs/>
+              </w:rPr>
+              <w:t>Requirement ID</w:t>
+            </w:r>
+          </w:p>
+        </w:tc>
+        <w:tc>
+          <w:tcPr>
+            <w:tcW w:w="2674" w:type="dxa"/>
+            <w:shd w:val="clear" w:color="auto" w:fill="F2F2F2" w:themeFill="background1" w:themeFillShade="F2"/>
+            <w:vAlign w:val="center"/>
+          </w:tcPr>
+          <w:p>
+            <w:pPr>
+              <w:pStyle w:val="Tablebody"/>
+              <w:jc w:val="center"/>
+              <w:rPr>
+                <w:b/>
+                <w:bCs/>
+              </w:rPr>
+            </w:pPr>
+            <w:r>
+              <w:rPr>
+                <w:b/>
+                <w:bCs/>
+              </w:rPr>
+              <w:t>Requirement Name</w:t>
+            </w:r>
+          </w:p>
+        </w:tc>
+        <w:tc>
+          <w:tcPr>
+            <w:tcW w:w="5630" w:type="dxa"/>
+            <w:shd w:val="clear" w:color="auto" w:fill="F2F2F2" w:themeFill="background1" w:themeFillShade="F2"/>
+            <w:vAlign w:val="center"/>
+          </w:tcPr>
+          <w:p>
+            <w:pPr>
+              <w:pStyle w:val="Tablebody"/>
+              <w:jc w:val="center"/>
+              <w:rPr>
+                <w:b/>
+                <w:bCs/>
+              </w:rPr>
+            </w:pPr>
+            <w:r>
+              <w:rPr>
+                <w:b/>
+                <w:bCs/>
+              </w:rPr>
+              <w:t>Implementation in Part 4</w:t>
+            </w:r>
+          </w:p>
+        </w:tc>
+      </w:tr>
+      <w:tr>
+        <w:trPr>
+          <w:cantSplit/>
+          <w:jc w:val="center"/>
+        </w:trPr>
+        <w:tc>
+          <w:tcPr>
+            <w:tcW w:w="1432" w:type="dxa"/>
+            <w:vAlign w:val="center"/>
+          </w:tcPr>
+          <w:p>
+            <w:pPr>
+              <w:pStyle w:val="Tablebody"/>
+            </w:pPr>
+            <w:r>
+              <w:t>GL-REQ-0001</w:t>
+            </w:r>
+          </w:p>
+        </w:tc>
+        <w:tc>
+          <w:tcPr>
+            <w:tcW w:w="2674" w:type="dxa"/>
+            <w:vAlign w:val="center"/>
+          </w:tcPr>
+          <w:p>
+            <w:pPr>
+              <w:pStyle w:val="Tablebody"/>
+            </w:pPr>
+            <w:r>
+              <w:t>Semantic layer separation</w:t>
+            </w:r>
+          </w:p>
+        </w:tc>
+        <w:tc>
+          <w:tcPr>
+            <w:tcW w:w="5630" w:type="dxa"/>
+            <w:vAlign w:val="center"/>
+          </w:tcPr>
+          <w:p>
+            <w:pPr>
+              <w:pStyle w:val="Tablebody"/>
+            </w:pPr>
+            <w:r>
+              <w:t>Keeps semantic extension definitions in governed FSM sources and processes them through Specialisation, Graph Walk, reviewed LHM and Post-Graph Walk before syntax bindings are assessed (Clauses 5.2 and 6.3).</w:t>
+            </w:r>
+          </w:p>
+        </w:tc>
+      </w:tr>
+      <w:tr>
+        <w:trPr>
+          <w:cantSplit/>
+          <w:jc w:val="center"/>
+        </w:trPr>
+        <w:tc>
+          <w:tcPr>
+            <w:tcW w:w="1432" w:type="dxa"/>
+            <w:vAlign w:val="center"/>
+          </w:tcPr>
+          <w:p>
+            <w:pPr>
+              <w:pStyle w:val="Tablebody"/>
+            </w:pPr>
+            <w:r>
+              <w:t>GL-REQ-0011</w:t>
+            </w:r>
+          </w:p>
+        </w:tc>
+        <w:tc>
+          <w:tcPr>
+            <w:tcW w:w="2674" w:type="dxa"/>
+            <w:vAlign w:val="center"/>
+          </w:tcPr>
+          <w:p>
+            <w:pPr>
+              <w:pStyle w:val="Tablebody"/>
+            </w:pPr>
+            <w:r>
+              <w:t>Interoperable extension mechanism for domain attributes</w:t>
+            </w:r>
+          </w:p>
+        </w:tc>
+        <w:tc>
+          <w:tcPr>
+            <w:tcW w:w="5630" w:type="dxa"/>
+            <w:vAlign w:val="center"/>
+          </w:tcPr>
+          <w:p>
+            <w:pPr>
+              <w:pStyle w:val="Tablebody"/>
+            </w:pPr>
+            <w:r>
+              <w:t>Classifies proposed semantic definitions by Shared, Aligned or Distinct reuse scope, meaning and ownership before registering reusable extensions (Clauses 4 and 6).</w:t>
+            </w:r>
+          </w:p>
+        </w:tc>
+      </w:tr>
+      <w:tr>
+        <w:trPr>
+          <w:cantSplit/>
+          <w:jc w:val="center"/>
+        </w:trPr>
+        <w:tc>
+          <w:tcPr>
+            <w:tcW w:w="1432" w:type="dxa"/>
+            <w:vAlign w:val="center"/>
+          </w:tcPr>
+          <w:p>
+            <w:pPr>
+              <w:pStyle w:val="Tablebody"/>
+            </w:pPr>
+            <w:r>
+              <w:t>GL-REQ-0109</w:t>
+            </w:r>
+          </w:p>
+        </w:tc>
+        <w:tc>
+          <w:tcPr>
+            <w:tcW w:w="2674" w:type="dxa"/>
+            <w:vAlign w:val="center"/>
+          </w:tcPr>
+          <w:p>
+            <w:pPr>
+              <w:pStyle w:val="Tablebody"/>
+            </w:pPr>
+            <w:r>
+              <w:t>Business transaction module root and anchoring</w:t>
+            </w:r>
+          </w:p>
+        </w:tc>
+        <w:tc>
+          <w:tcPr>
+            <w:tcW w:w="5630" w:type="dxa"/>
+            <w:vAlign w:val="center"/>
+          </w:tcPr>
+          <w:p>
+            <w:pPr>
+              <w:pStyle w:val="Tablebody"/>
+            </w:pPr>
+            <w:r>
+              <w:t>Illustrates the addition of businessTransactions as an independent root HMD and message-entry-point assembly while leaving accountingEntries unchanged (Clause 8).</w:t>
+            </w:r>
+          </w:p>
+        </w:tc>
+      </w:tr>
+      <w:tr>
+        <w:trPr>
+          <w:cantSplit/>
+          <w:jc w:val="center"/>
+        </w:trPr>
+        <w:tc>
+          <w:tcPr>
+            <w:tcW w:w="1432" w:type="dxa"/>
+            <w:vAlign w:val="center"/>
+          </w:tcPr>
+          <w:p>
+            <w:pPr>
+              <w:pStyle w:val="Tablebody"/>
+            </w:pPr>
+            <w:r>
+              <w:t>GL-REQ-0201</w:t>
+            </w:r>
+          </w:p>
+        </w:tc>
+        <w:tc>
+          <w:tcPr>
+            <w:tcW w:w="2674" w:type="dxa"/>
+            <w:vAlign w:val="center"/>
+          </w:tcPr>
+          <w:p>
+            <w:pPr>
+              <w:pStyle w:val="Tablebody"/>
+            </w:pPr>
+            <w:r>
+              <w:t>Modular taxonomy architecture</w:t>
+            </w:r>
+          </w:p>
+        </w:tc>
+        <w:tc>
+          <w:tcPr>
+            <w:tcW w:w="5630" w:type="dxa"/>
+            <w:vAlign w:val="center"/>
+          </w:tcPr>
+          <w:p>
+            <w:pPr>
+              <w:pStyle w:val="Tablebody"/>
+            </w:pPr>
+            <w:r>
+              <w:t>Governs extension assembly and requires binding evidence for separate root-specific Tuple and OIM message entry points and their reusable module relationships (Clauses 6.4 and 8).</w:t>
+            </w:r>
+          </w:p>
+        </w:tc>
+      </w:tr>
+      <w:tr>
+        <w:trPr>
+          <w:cantSplit/>
+          <w:jc w:val="center"/>
+        </w:trPr>
+        <w:tc>
+          <w:tcPr>
+            <w:tcW w:w="1432" w:type="dxa"/>
+            <w:vAlign w:val="center"/>
+          </w:tcPr>
+          <w:p>
+            <w:pPr>
+              <w:pStyle w:val="Tablebody"/>
+            </w:pPr>
+            <w:r>
+              <w:t>GL-REQ-0202</w:t>
+            </w:r>
+          </w:p>
+        </w:tc>
+        <w:tc>
+          <w:tcPr>
+            <w:tcW w:w="2674" w:type="dxa"/>
+            <w:vAlign w:val="center"/>
+          </w:tcPr>
+          <w:p>
+            <w:pPr>
+              <w:pStyle w:val="Tablebody"/>
+            </w:pPr>
+            <w:r>
+              <w:t>Cross-jurisdiction alignment</w:t>
+            </w:r>
+          </w:p>
+        </w:tc>
+        <w:tc>
+          <w:tcPr>
+            <w:tcW w:w="5630" w:type="dxa"/>
+            <w:vAlign w:val="center"/>
+          </w:tcPr>
+          <w:p>
+            <w:pPr>
+              <w:pStyle w:val="Tablebody"/>
+            </w:pPr>
+            <w:r>
+              <w:t>Requires an Aligned definition to identify the international, regional, national, regulatory or published industry source with which its semantics correspond (Clauses 4.2 and 5.1).</w:t>
+            </w:r>
+          </w:p>
+        </w:tc>
+      </w:tr>
+      <w:tr>
+        <w:trPr>
+          <w:cantSplit/>
+          <w:jc w:val="center"/>
+        </w:trPr>
+        <w:tc>
+          <w:tcPr>
+            <w:tcW w:w="1432" w:type="dxa"/>
+            <w:vAlign w:val="center"/>
+          </w:tcPr>
+          <w:p>
+            <w:pPr>
+              <w:pStyle w:val="Tablebody"/>
+            </w:pPr>
+            <w:r>
+              <w:t>GL-REQ-0203</w:t>
+            </w:r>
+          </w:p>
+        </w:tc>
+        <w:tc>
+          <w:tcPr>
+            <w:tcW w:w="2674" w:type="dxa"/>
+            <w:vAlign w:val="center"/>
+          </w:tcPr>
+          <w:p>
+            <w:pPr>
+              <w:pStyle w:val="Tablebody"/>
+            </w:pPr>
+            <w:r>
+              <w:t>Extensibility with business-case discipline</w:t>
+            </w:r>
+          </w:p>
+        </w:tc>
+        <w:tc>
+          <w:tcPr>
+            <w:tcW w:w="5630" w:type="dxa"/>
+            <w:vAlign w:val="center"/>
+          </w:tcPr>
+          <w:p>
+            <w:pPr>
+              <w:pStyle w:val="Tablebody"/>
+            </w:pPr>
+            <w:r>
+              <w:t>Subjects extension submissions to documented scope, source correspondence, duplication review, semantic review and binding evidence or an evidence plan (Clause 6).</w:t>
+            </w:r>
+          </w:p>
+        </w:tc>
+      </w:tr>
+      <w:tr>
+        <w:trPr>
+          <w:cantSplit/>
+          <w:jc w:val="center"/>
+        </w:trPr>
+        <w:tc>
+          <w:tcPr>
+            <w:tcW w:w="1432" w:type="dxa"/>
+            <w:vAlign w:val="center"/>
+          </w:tcPr>
+          <w:p>
+            <w:pPr>
+              <w:pStyle w:val="Tablebody"/>
+            </w:pPr>
+            <w:r>
+              <w:t>GL-REQ-0204</w:t>
+            </w:r>
+          </w:p>
+        </w:tc>
+        <w:tc>
+          <w:tcPr>
+            <w:tcW w:w="2674" w:type="dxa"/>
+            <w:vAlign w:val="center"/>
+          </w:tcPr>
+          <w:p>
+            <w:pPr>
+              <w:pStyle w:val="Tablebody"/>
+            </w:pPr>
+            <w:r>
+              <w:t>Localisation ownership, governance, and aligned extension registry</w:t>
+            </w:r>
+          </w:p>
+        </w:tc>
+        <w:tc>
+          <w:tcPr>
+            <w:tcW w:w="5630" w:type="dxa"/>
+            <w:vAlign w:val="center"/>
+          </w:tcPr>
+          <w:p>
+            <w:pPr>
+              <w:pStyle w:val="Tablebody"/>
+            </w:pPr>
+            <w:r>
+              <w:t>Defines the Aligned extension registry, semantic library, ownership, maintenance, provenance, lifecycle and publication information for governed extensions (Clauses 5 and 7).</w:t>
+            </w:r>
+          </w:p>
+        </w:tc>
+      </w:tr>
+      <w:tr>
+        <w:trPr>
+          <w:cantSplit/>
+          <w:jc w:val="center"/>
+        </w:trPr>
+        <w:tc>
+          <w:tcPr>
+            <w:tcW w:w="1432" w:type="dxa"/>
+            <w:vAlign w:val="center"/>
+          </w:tcPr>
+          <w:p>
+            <w:pPr>
+              <w:pStyle w:val="Tablebody"/>
+            </w:pPr>
+            <w:r>
+              <w:t>GL-REQ-0205</w:t>
+            </w:r>
+          </w:p>
+        </w:tc>
+        <w:tc>
+          <w:tcPr>
+            <w:tcW w:w="2674" w:type="dxa"/>
+            <w:vAlign w:val="center"/>
+          </w:tcPr>
+          <w:p>
+            <w:pPr>
+              <w:pStyle w:val="Tablebody"/>
+            </w:pPr>
+            <w:r>
+              <w:t>Backward compatibility</w:t>
+            </w:r>
+          </w:p>
+        </w:tc>
+        <w:tc>
+          <w:tcPr>
+            <w:tcW w:w="5630" w:type="dxa"/>
+            <w:vAlign w:val="center"/>
+          </w:tcPr>
+          <w:p>
+            <w:pPr>
+              <w:pStyle w:val="Tablebody"/>
+            </w:pPr>
+            <w:r>
+              <w:t>Requires versioned registry entries, compatibility classification, preservation of deprecation and replacement history, and reproducibility of previous extension sets (Clause 7).</w:t>
+            </w:r>
+          </w:p>
+        </w:tc>
+      </w:tr>
+      <w:tr>
+        <w:trPr>
+          <w:cantSplit/>
+          <w:jc w:val="center"/>
+        </w:trPr>
+        <w:tc>
+          <w:tcPr>
+            <w:tcW w:w="1432" w:type="dxa"/>
+            <w:vAlign w:val="center"/>
+          </w:tcPr>
+          <w:p>
+            <w:pPr>
+              <w:pStyle w:val="Tablebody"/>
+            </w:pPr>
+            <w:r>
+              <w:t>GL-REQ-0207</w:t>
+            </w:r>
+          </w:p>
+        </w:tc>
+        <w:tc>
+          <w:tcPr>
+            <w:tcW w:w="2674" w:type="dxa"/>
+            <w:vAlign w:val="center"/>
+          </w:tcPr>
+          <w:p>
+            <w:pPr>
+              <w:pStyle w:val="Tablebody"/>
+            </w:pPr>
+            <w:r>
+              <w:t>Profile declaration of roots and module combinations</w:t>
+            </w:r>
+          </w:p>
+        </w:tc>
+        <w:tc>
+          <w:tcPr>
+            <w:tcW w:w="5630" w:type="dxa"/>
+            <w:vAlign w:val="center"/>
+          </w:tcPr>
+          <w:p>
+            <w:pPr>
+              <w:pStyle w:val="Tablebody"/>
+            </w:pPr>
+            <w:r>
+              <w:t>Requires published extension information to identify applicable formal HMDs and their Part 2 and Part 3 message entry points; the businessTransactions example demonstrates that assembly (Clauses 5.3 and 8).</w:t>
+            </w:r>
+          </w:p>
+        </w:tc>
+      </w:tr>
+      <w:tr>
+        <w:trPr>
+          <w:cantSplit/>
+          <w:jc w:val="center"/>
+        </w:trPr>
+        <w:tc>
+          <w:tcPr>
+            <w:tcW w:w="1432" w:type="dxa"/>
+            <w:vAlign w:val="center"/>
+          </w:tcPr>
+          <w:p>
+            <w:pPr>
+              <w:pStyle w:val="Tablebody"/>
+            </w:pPr>
+            <w:r>
+              <w:t>GL-REQ-0208</w:t>
+            </w:r>
+          </w:p>
+        </w:tc>
+        <w:tc>
+          <w:tcPr>
+            <w:tcW w:w="2674" w:type="dxa"/>
+            <w:vAlign w:val="center"/>
+          </w:tcPr>
+          <w:p>
+            <w:pPr>
+              <w:pStyle w:val="Tablebody"/>
+            </w:pPr>
+            <w:r>
+              <w:t>Alignment and extension discipline for btx, sta, and lnk</w:t>
+            </w:r>
+          </w:p>
+        </w:tc>
+        <w:tc>
+          <w:tcPr>
+            <w:tcW w:w="5630" w:type="dxa"/>
+            <w:vAlign w:val="center"/>
+          </w:tcPr>
+          <w:p>
+            <w:pPr>
+              <w:pStyle w:val="Tablebody"/>
+            </w:pPr>
+            <w:r>
+              <w:t>Distinguishes Shared, Aligned and Distinct semantics on meaning and external alignment rather than module names or importability, including extension governance relevant to domain modules (Clauses 4–6).</w:t>
+            </w:r>
+          </w:p>
+        </w:tc>
+      </w:tr>
+      <w:tr>
+        <w:trPr>
+          <w:cantSplit/>
+          <w:jc w:val="center"/>
+        </w:trPr>
+        <w:tc>
+          <w:tcPr>
+            <w:tcW w:w="1432" w:type="dxa"/>
+            <w:vAlign w:val="center"/>
+          </w:tcPr>
+          <w:p>
+            <w:pPr>
+              <w:pStyle w:val="Tablebody"/>
+            </w:pPr>
+            <w:r>
+              <w:t>GL-REQ-0209</w:t>
+            </w:r>
+          </w:p>
+        </w:tc>
+        <w:tc>
+          <w:tcPr>
+            <w:tcW w:w="2674" w:type="dxa"/>
+            <w:vAlign w:val="center"/>
+          </w:tcPr>
+          <w:p>
+            <w:pPr>
+              <w:pStyle w:val="Tablebody"/>
+            </w:pPr>
+            <w:r>
+              <w:t>FSM reuse and prohibition of semantic duplication</w:t>
+            </w:r>
+          </w:p>
+        </w:tc>
+        <w:tc>
+          <w:tcPr>
+            <w:tcW w:w="5630" w:type="dxa"/>
+            <w:vAlign w:val="center"/>
+          </w:tcPr>
+          <w:p>
+            <w:pPr>
+              <w:pStyle w:val="Tablebody"/>
+            </w:pPr>
+            <w:r>
+              <w:t>Requires checking Shared and accepted Aligned definitions for equivalents before adding new FSM definitions, with reuse or explicit specialisation to avoid semantic duplication (Clauses 6.1–6.2).</w:t>
+            </w:r>
+          </w:p>
+        </w:tc>
+      </w:tr>
+      <w:tr>
+        <w:trPr>
+          <w:cantSplit/>
+          <w:jc w:val="center"/>
+        </w:trPr>
+        <w:tc>
+          <w:tcPr>
+            <w:tcW w:w="1432" w:type="dxa"/>
+            <w:vAlign w:val="center"/>
+          </w:tcPr>
+          <w:p>
+            <w:pPr>
+              <w:pStyle w:val="Tablebody"/>
+            </w:pPr>
+            <w:r>
+              <w:t>GL-REQ-0210</w:t>
+            </w:r>
+          </w:p>
+        </w:tc>
+        <w:tc>
+          <w:tcPr>
+            <w:tcW w:w="2674" w:type="dxa"/>
+            <w:vAlign w:val="center"/>
+          </w:tcPr>
+          <w:p>
+            <w:pPr>
+              <w:pStyle w:val="Tablebody"/>
+            </w:pPr>
+            <w:r>
+              <w:t>Aligned pool of reusable semantic components</w:t>
+            </w:r>
+          </w:p>
+        </w:tc>
+        <w:tc>
+          <w:tcPr>
+            <w:tcW w:w="5630" w:type="dxa"/>
+            <w:vAlign w:val="center"/>
+          </w:tcPr>
+          <w:p>
+            <w:pPr>
+              <w:pStyle w:val="Tablebody"/>
+            </w:pPr>
+            <w:r>
+              <w:t>Defines an Aligned Pool as a governed registry linked to an accepted FSM semantic library, with reusable identifiers, provenance and versioned lifecycle metadata (Clauses 3 and 5).</w:t>
+            </w:r>
+          </w:p>
+        </w:tc>
+      </w:tr>
+      <w:tr>
+        <w:trPr>
+          <w:cantSplit/>
+          <w:jc w:val="center"/>
+        </w:trPr>
+        <w:tc>
+          <w:tcPr>
+            <w:tcW w:w="1432" w:type="dxa"/>
+            <w:vAlign w:val="center"/>
+          </w:tcPr>
+          <w:p>
+            <w:pPr>
+              <w:pStyle w:val="Tablebody"/>
+            </w:pPr>
+            <w:r>
+              <w:t>GL-REQ-0301</w:t>
+            </w:r>
+          </w:p>
+        </w:tc>
+        <w:tc>
+          <w:tcPr>
+            <w:tcW w:w="2674" w:type="dxa"/>
+            <w:vAlign w:val="center"/>
+          </w:tcPr>
+          <w:p>
+            <w:pPr>
+              <w:pStyle w:val="Tablebody"/>
+            </w:pPr>
+            <w:r>
+              <w:t>Support for XML and OIM</w:t>
+            </w:r>
+          </w:p>
+        </w:tc>
+        <w:tc>
+          <w:tcPr>
+            <w:tcW w:w="5630" w:type="dxa"/>
+            <w:vAlign w:val="center"/>
+          </w:tcPr>
+          <w:p>
+            <w:pPr>
+              <w:pStyle w:val="Tablebody"/>
+            </w:pPr>
+            <w:r>
+              <w:t>Requires accepted semantic extensions to be demonstrably realisable through both XBRL 2.1 Tuple and OIM bindings, with their distinct entry points and outcomes documented (Clause 6.4).</w:t>
+            </w:r>
+          </w:p>
+        </w:tc>
+      </w:tr>
+      <w:tr>
+        <w:trPr>
+          <w:cantSplit/>
+          <w:jc w:val="center"/>
+        </w:trPr>
+        <w:tc>
+          <w:tcPr>
+            <w:tcW w:w="1432" w:type="dxa"/>
+            <w:vAlign w:val="center"/>
+          </w:tcPr>
+          <w:p>
+            <w:pPr>
+              <w:pStyle w:val="Tablebody"/>
+            </w:pPr>
+            <w:r>
+              <w:t>GL-REQ-0303</w:t>
+            </w:r>
+          </w:p>
+        </w:tc>
+        <w:tc>
+          <w:tcPr>
+            <w:tcW w:w="2674" w:type="dxa"/>
+            <w:vAlign w:val="center"/>
+          </w:tcPr>
+          <w:p>
+            <w:pPr>
+              <w:pStyle w:val="Tablebody"/>
+            </w:pPr>
+            <w:r>
+              <w:t>Deterministic transformability</w:t>
+            </w:r>
+          </w:p>
+        </w:tc>
+        <w:tc>
+          <w:tcPr>
+            <w:tcW w:w="5630" w:type="dxa"/>
+            <w:vAlign w:val="center"/>
+          </w:tcPr>
+          <w:p>
+            <w:pPr>
+              <w:pStyle w:val="Tablebody"/>
+            </w:pPr>
+            <w:r>
+              <w:t>Requires binding evidence that preserves the accepted HMD semantics while permitting distinct Tuple containment and OIM dimensional structures when the cross-binding equivalence conditions hold (Clauses 6.4 and 8.5).</w:t>
+            </w:r>
+          </w:p>
+        </w:tc>
+      </w:tr>
+      <w:tr>
+        <w:trPr>
+          <w:cantSplit/>
+          <w:jc w:val="center"/>
+        </w:trPr>
+        <w:tc>
+          <w:tcPr>
+            <w:tcW w:w="1432" w:type="dxa"/>
+            <w:vAlign w:val="center"/>
+          </w:tcPr>
+          <w:p>
+            <w:pPr>
+              <w:pStyle w:val="Tablebody"/>
+            </w:pPr>
+            <w:r>
+              <w:t>GL-REQ-0403</w:t>
+            </w:r>
+          </w:p>
+        </w:tc>
+        <w:tc>
+          <w:tcPr>
+            <w:tcW w:w="2674" w:type="dxa"/>
+            <w:vAlign w:val="center"/>
+          </w:tcPr>
+          <w:p>
+            <w:pPr>
+              <w:pStyle w:val="Tablebody"/>
+            </w:pPr>
+            <w:r>
+              <w:t>Interoperability evidence and pilot criteria</w:t>
+            </w:r>
+          </w:p>
+        </w:tc>
+        <w:tc>
+          <w:tcPr>
+            <w:tcW w:w="5630" w:type="dxa"/>
+            <w:vAlign w:val="center"/>
+          </w:tcPr>
+          <w:p>
+            <w:pPr>
+              <w:pStyle w:val="Tablebody"/>
+            </w:pPr>
+            <w:r>
+              <w:t>Identifies processing and binding evidence, conformance results, versions and publication information needed to substantiate an accepted extension without portraying a partial or failed binding as released (Clauses 6 and 9).</w:t>
+            </w:r>
+          </w:p>
+        </w:tc>
+      </w:tr>
+    </w:tbl>
     <w:p/>
     <w:sectPr>
       <w:headerReference w:type="even" r:id="rId17"/>
@@ -9921,7 +11067,7 @@
   <w:abstractNum w:abstractNumId="4" w15:restartNumberingAfterBreak="0">
     <w:nsid w:val="08A55008"/>
     <w:multiLevelType w:val="multilevel"/>
-    <w:tmpl w:val="DDD4A4AC"/>
+    <w:tmpl w:val="BC046422"/>
     <w:lvl w:ilvl="0">
       <w:start w:val="1"/>
       <w:numFmt w:val="upperLetter"/>
@@ -9929,7 +11075,7 @@
       <w:lvlText w:val="Appendix %1"/>
       <w:lvlJc w:val="left"/>
       <w:pPr>
-        <w:ind w:left="3338" w:hanging="360"/>
+        <w:ind w:left="6456" w:hanging="360"/>
       </w:pPr>
     </w:lvl>
     <w:lvl w:ilvl="1">
@@ -9940,9 +11086,9 @@
       <w:lvlJc w:val="left"/>
       <w:pPr>
         <w:tabs>
-          <w:tab w:val="num" w:pos="360"/>
+          <w:tab w:val="num" w:pos="3478"/>
         </w:tabs>
-        <w:ind w:left="0" w:firstLine="0"/>
+        <w:ind w:left="3118" w:firstLine="0"/>
       </w:pPr>
       <w:rPr>
         <w:rFonts w:cs="Times New Roman" w:hint="default"/>
@@ -9958,9 +11104,9 @@
       <w:lvlJc w:val="left"/>
       <w:pPr>
         <w:tabs>
-          <w:tab w:val="num" w:pos="720"/>
+          <w:tab w:val="num" w:pos="3838"/>
         </w:tabs>
-        <w:ind w:left="0" w:firstLine="0"/>
+        <w:ind w:left="3118" w:firstLine="0"/>
       </w:pPr>
       <w:rPr>
         <w:rFonts w:cs="Times New Roman" w:hint="default"/>
@@ -9976,9 +11122,9 @@
       <w:lvlJc w:val="left"/>
       <w:pPr>
         <w:tabs>
-          <w:tab w:val="num" w:pos="1080"/>
+          <w:tab w:val="num" w:pos="4198"/>
         </w:tabs>
-        <w:ind w:left="0" w:firstLine="0"/>
+        <w:ind w:left="3118" w:firstLine="0"/>
       </w:pPr>
       <w:rPr>
         <w:rFonts w:cs="Times New Roman" w:hint="default"/>
@@ -9994,9 +11140,9 @@
       <w:lvlJc w:val="left"/>
       <w:pPr>
         <w:tabs>
-          <w:tab w:val="num" w:pos="1080"/>
+          <w:tab w:val="num" w:pos="4198"/>
         </w:tabs>
-        <w:ind w:left="0" w:firstLine="0"/>
+        <w:ind w:left="3118" w:firstLine="0"/>
       </w:pPr>
       <w:rPr>
         <w:rFonts w:cs="Times New Roman" w:hint="default"/>
@@ -10012,9 +11158,9 @@
       <w:lvlJc w:val="left"/>
       <w:pPr>
         <w:tabs>
-          <w:tab w:val="num" w:pos="1440"/>
+          <w:tab w:val="num" w:pos="4558"/>
         </w:tabs>
-        <w:ind w:left="0" w:firstLine="0"/>
+        <w:ind w:left="3118" w:firstLine="0"/>
       </w:pPr>
       <w:rPr>
         <w:rFonts w:cs="Times New Roman" w:hint="default"/>
@@ -10030,7 +11176,7 @@
       <w:lvlText w:val="Figure %1.%7 —"/>
       <w:lvlJc w:val="left"/>
       <w:pPr>
-        <w:ind w:left="0" w:firstLine="0"/>
+        <w:ind w:left="3118" w:firstLine="0"/>
       </w:pPr>
       <w:rPr>
         <w:rFonts w:cs="Times New Roman" w:hint="default"/>
@@ -10044,7 +11190,7 @@
       <w:lvlText w:val="Table %1.%8 —"/>
       <w:lvlJc w:val="left"/>
       <w:pPr>
-        <w:ind w:left="0" w:firstLine="0"/>
+        <w:ind w:left="3118" w:firstLine="0"/>
       </w:pPr>
       <w:rPr>
         <w:rFonts w:cs="Times New Roman" w:hint="default"/>
@@ -10057,9 +11203,9 @@
       <w:lvlJc w:val="left"/>
       <w:pPr>
         <w:tabs>
-          <w:tab w:val="num" w:pos="6120"/>
+          <w:tab w:val="num" w:pos="9238"/>
         </w:tabs>
-        <w:ind w:left="0" w:firstLine="0"/>
+        <w:ind w:left="3118" w:firstLine="0"/>
       </w:pPr>
       <w:rPr>
         <w:rFonts w:cs="Times New Roman" w:hint="default"/>
@@ -11858,6 +13004,119 @@
     </w:lvl>
   </w:abstractNum>
   <w:abstractNum w:abstractNumId="23" w15:restartNumberingAfterBreak="0">
+    <w:nsid w:val="34BE1EAB"/>
+    <w:multiLevelType w:val="hybridMultilevel"/>
+    <w:tmpl w:val="5DA052A0"/>
+    <w:lvl w:ilvl="0" w:tplc="08090001">
+      <w:start w:val="1"/>
+      <w:numFmt w:val="bullet"/>
+      <w:lvlText w:val=""/>
+      <w:lvlJc w:val="left"/>
+      <w:pPr>
+        <w:ind w:left="440" w:hanging="440"/>
+      </w:pPr>
+      <w:rPr>
+        <w:rFonts w:ascii="Symbol" w:hAnsi="Symbol" w:hint="default"/>
+      </w:rPr>
+    </w:lvl>
+    <w:lvl w:ilvl="1" w:tplc="0409000B" w:tentative="1">
+      <w:start w:val="1"/>
+      <w:numFmt w:val="bullet"/>
+      <w:lvlText w:val=""/>
+      <w:lvlJc w:val="left"/>
+      <w:pPr>
+        <w:ind w:left="880" w:hanging="440"/>
+      </w:pPr>
+      <w:rPr>
+        <w:rFonts w:ascii="Wingdings" w:hAnsi="Wingdings" w:hint="default"/>
+      </w:rPr>
+    </w:lvl>
+    <w:lvl w:ilvl="2" w:tplc="0409000D" w:tentative="1">
+      <w:start w:val="1"/>
+      <w:numFmt w:val="bullet"/>
+      <w:lvlText w:val=""/>
+      <w:lvlJc w:val="left"/>
+      <w:pPr>
+        <w:ind w:left="1320" w:hanging="440"/>
+      </w:pPr>
+      <w:rPr>
+        <w:rFonts w:ascii="Wingdings" w:hAnsi="Wingdings" w:hint="default"/>
+      </w:rPr>
+    </w:lvl>
+    <w:lvl w:ilvl="3" w:tplc="04090001" w:tentative="1">
+      <w:start w:val="1"/>
+      <w:numFmt w:val="bullet"/>
+      <w:lvlText w:val=""/>
+      <w:lvlJc w:val="left"/>
+      <w:pPr>
+        <w:ind w:left="1760" w:hanging="440"/>
+      </w:pPr>
+      <w:rPr>
+        <w:rFonts w:ascii="Wingdings" w:hAnsi="Wingdings" w:hint="default"/>
+      </w:rPr>
+    </w:lvl>
+    <w:lvl w:ilvl="4" w:tplc="0409000B" w:tentative="1">
+      <w:start w:val="1"/>
+      <w:numFmt w:val="bullet"/>
+      <w:lvlText w:val=""/>
+      <w:lvlJc w:val="left"/>
+      <w:pPr>
+        <w:ind w:left="2200" w:hanging="440"/>
+      </w:pPr>
+      <w:rPr>
+        <w:rFonts w:ascii="Wingdings" w:hAnsi="Wingdings" w:hint="default"/>
+      </w:rPr>
+    </w:lvl>
+    <w:lvl w:ilvl="5" w:tplc="0409000D" w:tentative="1">
+      <w:start w:val="1"/>
+      <w:numFmt w:val="bullet"/>
+      <w:lvlText w:val=""/>
+      <w:lvlJc w:val="left"/>
+      <w:pPr>
+        <w:ind w:left="2640" w:hanging="440"/>
+      </w:pPr>
+      <w:rPr>
+        <w:rFonts w:ascii="Wingdings" w:hAnsi="Wingdings" w:hint="default"/>
+      </w:rPr>
+    </w:lvl>
+    <w:lvl w:ilvl="6" w:tplc="04090001" w:tentative="1">
+      <w:start w:val="1"/>
+      <w:numFmt w:val="bullet"/>
+      <w:lvlText w:val=""/>
+      <w:lvlJc w:val="left"/>
+      <w:pPr>
+        <w:ind w:left="3080" w:hanging="440"/>
+      </w:pPr>
+      <w:rPr>
+        <w:rFonts w:ascii="Wingdings" w:hAnsi="Wingdings" w:hint="default"/>
+      </w:rPr>
+    </w:lvl>
+    <w:lvl w:ilvl="7" w:tplc="0409000B" w:tentative="1">
+      <w:start w:val="1"/>
+      <w:numFmt w:val="bullet"/>
+      <w:lvlText w:val=""/>
+      <w:lvlJc w:val="left"/>
+      <w:pPr>
+        <w:ind w:left="3520" w:hanging="440"/>
+      </w:pPr>
+      <w:rPr>
+        <w:rFonts w:ascii="Wingdings" w:hAnsi="Wingdings" w:hint="default"/>
+      </w:rPr>
+    </w:lvl>
+    <w:lvl w:ilvl="8" w:tplc="0409000D" w:tentative="1">
+      <w:start w:val="1"/>
+      <w:numFmt w:val="bullet"/>
+      <w:lvlText w:val=""/>
+      <w:lvlJc w:val="left"/>
+      <w:pPr>
+        <w:ind w:left="3960" w:hanging="440"/>
+      </w:pPr>
+      <w:rPr>
+        <w:rFonts w:ascii="Wingdings" w:hAnsi="Wingdings" w:hint="default"/>
+      </w:rPr>
+    </w:lvl>
+  </w:abstractNum>
+  <w:abstractNum w:abstractNumId="24" w15:restartNumberingAfterBreak="0">
     <w:nsid w:val="3DAB7F2F"/>
     <w:multiLevelType w:val="hybridMultilevel"/>
     <w:tmpl w:val="16FE870C"/>
@@ -11943,7 +13202,7 @@
       </w:pPr>
     </w:lvl>
   </w:abstractNum>
-  <w:abstractNum w:abstractNumId="24" w15:restartNumberingAfterBreak="0">
+  <w:abstractNum w:abstractNumId="25" w15:restartNumberingAfterBreak="0">
     <w:nsid w:val="3E48122E"/>
     <w:multiLevelType w:val="hybridMultilevel"/>
     <w:tmpl w:val="9594EFA2"/>
@@ -12038,7 +13297,7 @@
       </w:pPr>
     </w:lvl>
   </w:abstractNum>
-  <w:abstractNum w:abstractNumId="25" w15:restartNumberingAfterBreak="0">
+  <w:abstractNum w:abstractNumId="26" w15:restartNumberingAfterBreak="0">
     <w:nsid w:val="3E7B4442"/>
     <w:multiLevelType w:val="hybridMultilevel"/>
     <w:tmpl w:val="9F5C1EAA"/>
@@ -12127,7 +13386,7 @@
       </w:pPr>
     </w:lvl>
   </w:abstractNum>
-  <w:abstractNum w:abstractNumId="26" w15:restartNumberingAfterBreak="0">
+  <w:abstractNum w:abstractNumId="27" w15:restartNumberingAfterBreak="0">
     <w:nsid w:val="43F72C3D"/>
     <w:multiLevelType w:val="hybridMultilevel"/>
     <w:tmpl w:val="83A601A2"/>
@@ -12240,7 +13499,7 @@
       </w:rPr>
     </w:lvl>
   </w:abstractNum>
-  <w:abstractNum w:abstractNumId="27" w15:restartNumberingAfterBreak="0">
+  <w:abstractNum w:abstractNumId="28" w15:restartNumberingAfterBreak="0">
     <w:nsid w:val="4BF824DE"/>
     <w:multiLevelType w:val="hybridMultilevel"/>
     <w:tmpl w:val="C5AE4E0E"/>
@@ -12353,7 +13612,7 @@
       </w:rPr>
     </w:lvl>
   </w:abstractNum>
-  <w:abstractNum w:abstractNumId="28" w15:restartNumberingAfterBreak="0">
+  <w:abstractNum w:abstractNumId="29" w15:restartNumberingAfterBreak="0">
     <w:nsid w:val="4C5E0A5C"/>
     <w:multiLevelType w:val="multilevel"/>
     <w:tmpl w:val="4678D242"/>
@@ -12472,7 +13731,7 @@
       </w:pPr>
     </w:lvl>
   </w:abstractNum>
-  <w:abstractNum w:abstractNumId="29" w15:restartNumberingAfterBreak="0">
+  <w:abstractNum w:abstractNumId="30" w15:restartNumberingAfterBreak="0">
     <w:nsid w:val="5061650C"/>
     <w:multiLevelType w:val="hybridMultilevel"/>
     <w:tmpl w:val="8206861C"/>
@@ -12561,7 +13820,7 @@
       </w:pPr>
     </w:lvl>
   </w:abstractNum>
-  <w:abstractNum w:abstractNumId="30" w15:restartNumberingAfterBreak="0">
+  <w:abstractNum w:abstractNumId="31" w15:restartNumberingAfterBreak="0">
     <w:nsid w:val="589764DE"/>
     <w:multiLevelType w:val="hybridMultilevel"/>
     <w:tmpl w:val="E942074A"/>
@@ -12647,7 +13906,120 @@
       </w:pPr>
     </w:lvl>
   </w:abstractNum>
-  <w:abstractNum w:abstractNumId="31" w15:restartNumberingAfterBreak="0">
+  <w:abstractNum w:abstractNumId="32" w15:restartNumberingAfterBreak="0">
+    <w:nsid w:val="5BD13B40"/>
+    <w:multiLevelType w:val="hybridMultilevel"/>
+    <w:tmpl w:val="9C6E9174"/>
+    <w:lvl w:ilvl="0" w:tplc="04090001">
+      <w:start w:val="1"/>
+      <w:numFmt w:val="bullet"/>
+      <w:lvlText w:val=""/>
+      <w:lvlJc w:val="left"/>
+      <w:pPr>
+        <w:ind w:left="709" w:hanging="440"/>
+      </w:pPr>
+      <w:rPr>
+        <w:rFonts w:ascii="Wingdings" w:hAnsi="Wingdings" w:hint="default"/>
+      </w:rPr>
+    </w:lvl>
+    <w:lvl w:ilvl="1" w:tplc="0409000B" w:tentative="1">
+      <w:start w:val="1"/>
+      <w:numFmt w:val="bullet"/>
+      <w:lvlText w:val=""/>
+      <w:lvlJc w:val="left"/>
+      <w:pPr>
+        <w:ind w:left="1149" w:hanging="440"/>
+      </w:pPr>
+      <w:rPr>
+        <w:rFonts w:ascii="Wingdings" w:hAnsi="Wingdings" w:hint="default"/>
+      </w:rPr>
+    </w:lvl>
+    <w:lvl w:ilvl="2" w:tplc="0409000D" w:tentative="1">
+      <w:start w:val="1"/>
+      <w:numFmt w:val="bullet"/>
+      <w:lvlText w:val=""/>
+      <w:lvlJc w:val="left"/>
+      <w:pPr>
+        <w:ind w:left="1589" w:hanging="440"/>
+      </w:pPr>
+      <w:rPr>
+        <w:rFonts w:ascii="Wingdings" w:hAnsi="Wingdings" w:hint="default"/>
+      </w:rPr>
+    </w:lvl>
+    <w:lvl w:ilvl="3" w:tplc="04090001" w:tentative="1">
+      <w:start w:val="1"/>
+      <w:numFmt w:val="bullet"/>
+      <w:lvlText w:val=""/>
+      <w:lvlJc w:val="left"/>
+      <w:pPr>
+        <w:ind w:left="2029" w:hanging="440"/>
+      </w:pPr>
+      <w:rPr>
+        <w:rFonts w:ascii="Wingdings" w:hAnsi="Wingdings" w:hint="default"/>
+      </w:rPr>
+    </w:lvl>
+    <w:lvl w:ilvl="4" w:tplc="0409000B" w:tentative="1">
+      <w:start w:val="1"/>
+      <w:numFmt w:val="bullet"/>
+      <w:lvlText w:val=""/>
+      <w:lvlJc w:val="left"/>
+      <w:pPr>
+        <w:ind w:left="2469" w:hanging="440"/>
+      </w:pPr>
+      <w:rPr>
+        <w:rFonts w:ascii="Wingdings" w:hAnsi="Wingdings" w:hint="default"/>
+      </w:rPr>
+    </w:lvl>
+    <w:lvl w:ilvl="5" w:tplc="0409000D" w:tentative="1">
+      <w:start w:val="1"/>
+      <w:numFmt w:val="bullet"/>
+      <w:lvlText w:val=""/>
+      <w:lvlJc w:val="left"/>
+      <w:pPr>
+        <w:ind w:left="2909" w:hanging="440"/>
+      </w:pPr>
+      <w:rPr>
+        <w:rFonts w:ascii="Wingdings" w:hAnsi="Wingdings" w:hint="default"/>
+      </w:rPr>
+    </w:lvl>
+    <w:lvl w:ilvl="6" w:tplc="04090001" w:tentative="1">
+      <w:start w:val="1"/>
+      <w:numFmt w:val="bullet"/>
+      <w:lvlText w:val=""/>
+      <w:lvlJc w:val="left"/>
+      <w:pPr>
+        <w:ind w:left="3349" w:hanging="440"/>
+      </w:pPr>
+      <w:rPr>
+        <w:rFonts w:ascii="Wingdings" w:hAnsi="Wingdings" w:hint="default"/>
+      </w:rPr>
+    </w:lvl>
+    <w:lvl w:ilvl="7" w:tplc="0409000B" w:tentative="1">
+      <w:start w:val="1"/>
+      <w:numFmt w:val="bullet"/>
+      <w:lvlText w:val=""/>
+      <w:lvlJc w:val="left"/>
+      <w:pPr>
+        <w:ind w:left="3789" w:hanging="440"/>
+      </w:pPr>
+      <w:rPr>
+        <w:rFonts w:ascii="Wingdings" w:hAnsi="Wingdings" w:hint="default"/>
+      </w:rPr>
+    </w:lvl>
+    <w:lvl w:ilvl="8" w:tplc="0409000D" w:tentative="1">
+      <w:start w:val="1"/>
+      <w:numFmt w:val="bullet"/>
+      <w:lvlText w:val=""/>
+      <w:lvlJc w:val="left"/>
+      <w:pPr>
+        <w:ind w:left="4229" w:hanging="440"/>
+      </w:pPr>
+      <w:rPr>
+        <w:rFonts w:ascii="Wingdings" w:hAnsi="Wingdings" w:hint="default"/>
+      </w:rPr>
+    </w:lvl>
+  </w:abstractNum>
+  <w:abstractNum w:abstractNumId="33" w15:restartNumberingAfterBreak="0">
     <w:nsid w:val="5F476042"/>
     <w:multiLevelType w:val="hybridMultilevel"/>
     <w:tmpl w:val="A220123A"/>
@@ -12740,7 +14112,7 @@
       </w:pPr>
     </w:lvl>
   </w:abstractNum>
-  <w:abstractNum w:abstractNumId="32" w15:restartNumberingAfterBreak="0">
+  <w:abstractNum w:abstractNumId="34" w15:restartNumberingAfterBreak="0">
     <w:nsid w:val="61CA3C8D"/>
     <w:multiLevelType w:val="hybridMultilevel"/>
     <w:tmpl w:val="5A1E9B18"/>
@@ -12853,7 +14225,7 @@
       </w:rPr>
     </w:lvl>
   </w:abstractNum>
-  <w:abstractNum w:abstractNumId="33" w15:restartNumberingAfterBreak="0">
+  <w:abstractNum w:abstractNumId="35" w15:restartNumberingAfterBreak="0">
     <w:nsid w:val="63946CED"/>
     <w:multiLevelType w:val="hybridMultilevel"/>
     <w:tmpl w:val="29CE4464"/>
@@ -12966,7 +14338,7 @@
       </w:rPr>
     </w:lvl>
   </w:abstractNum>
-  <w:abstractNum w:abstractNumId="34" w15:restartNumberingAfterBreak="0">
+  <w:abstractNum w:abstractNumId="36" w15:restartNumberingAfterBreak="0">
     <w:nsid w:val="68513288"/>
     <w:multiLevelType w:val="hybridMultilevel"/>
     <w:tmpl w:val="7618DF8C"/>
@@ -13052,7 +14424,7 @@
       </w:pPr>
     </w:lvl>
   </w:abstractNum>
-  <w:abstractNum w:abstractNumId="35" w15:restartNumberingAfterBreak="0">
+  <w:abstractNum w:abstractNumId="37" w15:restartNumberingAfterBreak="0">
     <w:nsid w:val="6A323BB5"/>
     <w:multiLevelType w:val="hybridMultilevel"/>
     <w:tmpl w:val="E2FA48A4"/>
@@ -13142,7 +14514,7 @@
       </w:pPr>
     </w:lvl>
   </w:abstractNum>
-  <w:abstractNum w:abstractNumId="36" w15:restartNumberingAfterBreak="0">
+  <w:abstractNum w:abstractNumId="38" w15:restartNumberingAfterBreak="0">
     <w:nsid w:val="6A3B20BD"/>
     <w:multiLevelType w:val="hybridMultilevel"/>
     <w:tmpl w:val="68748312"/>
@@ -13228,7 +14600,7 @@
       </w:pPr>
     </w:lvl>
   </w:abstractNum>
-  <w:abstractNum w:abstractNumId="37" w15:restartNumberingAfterBreak="0">
+  <w:abstractNum w:abstractNumId="39" w15:restartNumberingAfterBreak="0">
     <w:nsid w:val="6AF766D2"/>
     <w:multiLevelType w:val="hybridMultilevel"/>
     <w:tmpl w:val="ADA6335C"/>
@@ -13340,7 +14712,7 @@
       </w:rPr>
     </w:lvl>
   </w:abstractNum>
-  <w:abstractNum w:abstractNumId="38" w15:restartNumberingAfterBreak="0">
+  <w:abstractNum w:abstractNumId="40" w15:restartNumberingAfterBreak="0">
     <w:nsid w:val="6B9749AD"/>
     <w:multiLevelType w:val="hybridMultilevel"/>
     <w:tmpl w:val="61FEA6E6"/>
@@ -13452,7 +14824,7 @@
       </w:rPr>
     </w:lvl>
   </w:abstractNum>
-  <w:abstractNum w:abstractNumId="39" w15:restartNumberingAfterBreak="0">
+  <w:abstractNum w:abstractNumId="41" w15:restartNumberingAfterBreak="0">
     <w:nsid w:val="6BDB7463"/>
     <w:multiLevelType w:val="hybridMultilevel"/>
     <w:tmpl w:val="9710B1CC"/>
@@ -13565,7 +14937,7 @@
       </w:rPr>
     </w:lvl>
   </w:abstractNum>
-  <w:abstractNum w:abstractNumId="40" w15:restartNumberingAfterBreak="0">
+  <w:abstractNum w:abstractNumId="42" w15:restartNumberingAfterBreak="0">
     <w:nsid w:val="6E1C6A50"/>
     <w:multiLevelType w:val="hybridMultilevel"/>
     <w:tmpl w:val="8DD24284"/>
@@ -13678,7 +15050,7 @@
       </w:rPr>
     </w:lvl>
   </w:abstractNum>
-  <w:abstractNum w:abstractNumId="41" w15:restartNumberingAfterBreak="0">
+  <w:abstractNum w:abstractNumId="43" w15:restartNumberingAfterBreak="0">
     <w:nsid w:val="6E243590"/>
     <w:multiLevelType w:val="hybridMultilevel"/>
     <w:tmpl w:val="3B4E8658"/>
@@ -13764,7 +15136,120 @@
       </w:pPr>
     </w:lvl>
   </w:abstractNum>
-  <w:abstractNum w:abstractNumId="42" w15:restartNumberingAfterBreak="0">
+  <w:abstractNum w:abstractNumId="44" w15:restartNumberingAfterBreak="0">
+    <w:nsid w:val="71231E63"/>
+    <w:multiLevelType w:val="hybridMultilevel"/>
+    <w:tmpl w:val="DF741C12"/>
+    <w:lvl w:ilvl="0" w:tplc="08090001">
+      <w:start w:val="1"/>
+      <w:numFmt w:val="bullet"/>
+      <w:lvlText w:val=""/>
+      <w:lvlJc w:val="left"/>
+      <w:pPr>
+        <w:ind w:left="709" w:hanging="440"/>
+      </w:pPr>
+      <w:rPr>
+        <w:rFonts w:ascii="Symbol" w:hAnsi="Symbol" w:hint="default"/>
+      </w:rPr>
+    </w:lvl>
+    <w:lvl w:ilvl="1" w:tplc="0409000B" w:tentative="1">
+      <w:start w:val="1"/>
+      <w:numFmt w:val="bullet"/>
+      <w:lvlText w:val=""/>
+      <w:lvlJc w:val="left"/>
+      <w:pPr>
+        <w:ind w:left="1149" w:hanging="440"/>
+      </w:pPr>
+      <w:rPr>
+        <w:rFonts w:ascii="Wingdings" w:hAnsi="Wingdings" w:hint="default"/>
+      </w:rPr>
+    </w:lvl>
+    <w:lvl w:ilvl="2" w:tplc="0409000D" w:tentative="1">
+      <w:start w:val="1"/>
+      <w:numFmt w:val="bullet"/>
+      <w:lvlText w:val=""/>
+      <w:lvlJc w:val="left"/>
+      <w:pPr>
+        <w:ind w:left="1589" w:hanging="440"/>
+      </w:pPr>
+      <w:rPr>
+        <w:rFonts w:ascii="Wingdings" w:hAnsi="Wingdings" w:hint="default"/>
+      </w:rPr>
+    </w:lvl>
+    <w:lvl w:ilvl="3" w:tplc="04090001" w:tentative="1">
+      <w:start w:val="1"/>
+      <w:numFmt w:val="bullet"/>
+      <w:lvlText w:val=""/>
+      <w:lvlJc w:val="left"/>
+      <w:pPr>
+        <w:ind w:left="2029" w:hanging="440"/>
+      </w:pPr>
+      <w:rPr>
+        <w:rFonts w:ascii="Wingdings" w:hAnsi="Wingdings" w:hint="default"/>
+      </w:rPr>
+    </w:lvl>
+    <w:lvl w:ilvl="4" w:tplc="0409000B" w:tentative="1">
+      <w:start w:val="1"/>
+      <w:numFmt w:val="bullet"/>
+      <w:lvlText w:val=""/>
+      <w:lvlJc w:val="left"/>
+      <w:pPr>
+        <w:ind w:left="2469" w:hanging="440"/>
+      </w:pPr>
+      <w:rPr>
+        <w:rFonts w:ascii="Wingdings" w:hAnsi="Wingdings" w:hint="default"/>
+      </w:rPr>
+    </w:lvl>
+    <w:lvl w:ilvl="5" w:tplc="0409000D" w:tentative="1">
+      <w:start w:val="1"/>
+      <w:numFmt w:val="bullet"/>
+      <w:lvlText w:val=""/>
+      <w:lvlJc w:val="left"/>
+      <w:pPr>
+        <w:ind w:left="2909" w:hanging="440"/>
+      </w:pPr>
+      <w:rPr>
+        <w:rFonts w:ascii="Wingdings" w:hAnsi="Wingdings" w:hint="default"/>
+      </w:rPr>
+    </w:lvl>
+    <w:lvl w:ilvl="6" w:tplc="04090001" w:tentative="1">
+      <w:start w:val="1"/>
+      <w:numFmt w:val="bullet"/>
+      <w:lvlText w:val=""/>
+      <w:lvlJc w:val="left"/>
+      <w:pPr>
+        <w:ind w:left="3349" w:hanging="440"/>
+      </w:pPr>
+      <w:rPr>
+        <w:rFonts w:ascii="Wingdings" w:hAnsi="Wingdings" w:hint="default"/>
+      </w:rPr>
+    </w:lvl>
+    <w:lvl w:ilvl="7" w:tplc="0409000B" w:tentative="1">
+      <w:start w:val="1"/>
+      <w:numFmt w:val="bullet"/>
+      <w:lvlText w:val=""/>
+      <w:lvlJc w:val="left"/>
+      <w:pPr>
+        <w:ind w:left="3789" w:hanging="440"/>
+      </w:pPr>
+      <w:rPr>
+        <w:rFonts w:ascii="Wingdings" w:hAnsi="Wingdings" w:hint="default"/>
+      </w:rPr>
+    </w:lvl>
+    <w:lvl w:ilvl="8" w:tplc="0409000D" w:tentative="1">
+      <w:start w:val="1"/>
+      <w:numFmt w:val="bullet"/>
+      <w:lvlText w:val=""/>
+      <w:lvlJc w:val="left"/>
+      <w:pPr>
+        <w:ind w:left="4229" w:hanging="440"/>
+      </w:pPr>
+      <w:rPr>
+        <w:rFonts w:ascii="Wingdings" w:hAnsi="Wingdings" w:hint="default"/>
+      </w:rPr>
+    </w:lvl>
+  </w:abstractNum>
+  <w:abstractNum w:abstractNumId="45" w15:restartNumberingAfterBreak="0">
     <w:nsid w:val="761B4164"/>
     <w:multiLevelType w:val="hybridMultilevel"/>
     <w:tmpl w:val="BA2264AC"/>
@@ -13876,7 +15361,7 @@
       </w:rPr>
     </w:lvl>
   </w:abstractNum>
-  <w:abstractNum w:abstractNumId="43" w15:restartNumberingAfterBreak="0">
+  <w:abstractNum w:abstractNumId="46" w15:restartNumberingAfterBreak="0">
     <w:nsid w:val="7E7B1635"/>
     <w:multiLevelType w:val="hybridMultilevel"/>
     <w:tmpl w:val="44805086"/>
@@ -13965,7 +15450,7 @@
       </w:pPr>
     </w:lvl>
   </w:abstractNum>
-  <w:abstractNum w:abstractNumId="44" w15:restartNumberingAfterBreak="0">
+  <w:abstractNum w:abstractNumId="47" w15:restartNumberingAfterBreak="0">
     <w:nsid w:val="7EC93298"/>
     <w:multiLevelType w:val="hybridMultilevel"/>
     <w:tmpl w:val="E4D8C82E"/>
@@ -14057,64 +15542,64 @@
     </w:lvl>
   </w:abstractNum>
   <w:num w:numId="1" w16cid:durableId="1828208056">
-    <w:abstractNumId w:val="37"/>
+    <w:abstractNumId w:val="39"/>
   </w:num>
   <w:num w:numId="2" w16cid:durableId="1884556473">
-    <w:abstractNumId w:val="26"/>
+    <w:abstractNumId w:val="27"/>
   </w:num>
   <w:num w:numId="3" w16cid:durableId="1385331568">
     <w:abstractNumId w:val="0"/>
   </w:num>
   <w:num w:numId="4" w16cid:durableId="1544753654">
-    <w:abstractNumId w:val="42"/>
+    <w:abstractNumId w:val="45"/>
   </w:num>
   <w:num w:numId="5" w16cid:durableId="348411247">
     <w:abstractNumId w:val="4"/>
   </w:num>
   <w:num w:numId="6" w16cid:durableId="79646367">
-    <w:abstractNumId w:val="24"/>
+    <w:abstractNumId w:val="25"/>
   </w:num>
   <w:num w:numId="7" w16cid:durableId="1096173830">
     <w:abstractNumId w:val="21"/>
   </w:num>
   <w:num w:numId="8" w16cid:durableId="319887112">
-    <w:abstractNumId w:val="31"/>
+    <w:abstractNumId w:val="33"/>
   </w:num>
   <w:num w:numId="9" w16cid:durableId="1726374959">
-    <w:abstractNumId w:val="44"/>
+    <w:abstractNumId w:val="47"/>
   </w:num>
   <w:num w:numId="10" w16cid:durableId="1130635520">
     <w:abstractNumId w:val="16"/>
   </w:num>
   <w:num w:numId="11" w16cid:durableId="77560740">
+    <w:abstractNumId w:val="37"/>
+  </w:num>
+  <w:num w:numId="12" w16cid:durableId="1084456843">
+    <w:abstractNumId w:val="30"/>
+  </w:num>
+  <w:num w:numId="13" w16cid:durableId="1175341008">
+    <w:abstractNumId w:val="26"/>
+  </w:num>
+  <w:num w:numId="14" w16cid:durableId="1273854799">
     <w:abstractNumId w:val="35"/>
   </w:num>
-  <w:num w:numId="12" w16cid:durableId="1084456843">
-    <w:abstractNumId w:val="29"/>
-  </w:num>
-  <w:num w:numId="13" w16cid:durableId="1175341008">
-    <w:abstractNumId w:val="25"/>
-  </w:num>
-  <w:num w:numId="14" w16cid:durableId="1273854799">
-    <w:abstractNumId w:val="33"/>
-  </w:num>
   <w:num w:numId="15" w16cid:durableId="591360892">
-    <w:abstractNumId w:val="38"/>
+    <w:abstractNumId w:val="40"/>
   </w:num>
   <w:num w:numId="16" w16cid:durableId="299502083">
-    <w:abstractNumId w:val="27"/>
+    <w:abstractNumId w:val="28"/>
   </w:num>
   <w:num w:numId="17" w16cid:durableId="1493135111">
-    <w:abstractNumId w:val="28"/>
+    <w:abstractNumId w:val="29"/>
   </w:num>
   <w:num w:numId="18" w16cid:durableId="1488009754">
     <w:abstractNumId w:val="19"/>
   </w:num>
   <w:num w:numId="19" w16cid:durableId="1690642467">
-    <w:abstractNumId w:val="41"/>
+    <w:abstractNumId w:val="43"/>
   </w:num>
   <w:num w:numId="20" w16cid:durableId="176120065">
-    <w:abstractNumId w:val="23"/>
+    <w:abstractNumId w:val="24"/>
   </w:num>
   <w:num w:numId="21" w16cid:durableId="1601374578">
     <w:abstractNumId w:val="5"/>
@@ -14129,16 +15614,16 @@
     <w:abstractNumId w:val="20"/>
   </w:num>
   <w:num w:numId="25" w16cid:durableId="2075270104">
-    <w:abstractNumId w:val="39"/>
+    <w:abstractNumId w:val="41"/>
   </w:num>
   <w:num w:numId="26" w16cid:durableId="1968968821">
     <w:abstractNumId w:val="7"/>
   </w:num>
   <w:num w:numId="27" w16cid:durableId="748036370">
-    <w:abstractNumId w:val="30"/>
+    <w:abstractNumId w:val="31"/>
   </w:num>
   <w:num w:numId="28" w16cid:durableId="170603889">
-    <w:abstractNumId w:val="34"/>
+    <w:abstractNumId w:val="36"/>
   </w:num>
   <w:num w:numId="29" w16cid:durableId="247615212">
     <w:abstractNumId w:val="13"/>
@@ -14147,13 +15632,13 @@
     <w:abstractNumId w:val="12"/>
   </w:num>
   <w:num w:numId="31" w16cid:durableId="81798255">
-    <w:abstractNumId w:val="43"/>
+    <w:abstractNumId w:val="46"/>
   </w:num>
   <w:num w:numId="32" w16cid:durableId="49614401">
     <w:abstractNumId w:val="9"/>
   </w:num>
   <w:num w:numId="33" w16cid:durableId="1811095092">
-    <w:abstractNumId w:val="36"/>
+    <w:abstractNumId w:val="38"/>
   </w:num>
   <w:num w:numId="34" w16cid:durableId="1195389175">
     <w:abstractNumId w:val="14"/>
@@ -14180,16 +15665,28 @@
     <w:abstractNumId w:val="3"/>
   </w:num>
   <w:num w:numId="42" w16cid:durableId="239995142">
-    <w:abstractNumId w:val="40"/>
+    <w:abstractNumId w:val="42"/>
   </w:num>
   <w:num w:numId="43" w16cid:durableId="1061907402">
-    <w:abstractNumId w:val="32"/>
+    <w:abstractNumId w:val="34"/>
   </w:num>
   <w:num w:numId="44" w16cid:durableId="1757752260">
     <w:abstractNumId w:val="22"/>
   </w:num>
   <w:num w:numId="45" w16cid:durableId="147747420">
     <w:abstractNumId w:val="10"/>
+  </w:num>
+  <w:num w:numId="46" w16cid:durableId="939490770">
+    <w:abstractNumId w:val="23"/>
+  </w:num>
+  <w:num w:numId="47" w16cid:durableId="402682699">
+    <w:abstractNumId w:val="32"/>
+  </w:num>
+  <w:num w:numId="48" w16cid:durableId="2145535213">
+    <w:abstractNumId w:val="44"/>
+  </w:num>
+  <w:num w:numId="49" w16cid:durableId="1327636490">
+    <w:abstractNumId w:val="16"/>
   </w:num>
   <w:numIdMacAtCleanup w:val="41"/>
 </w:numbering>
@@ -15349,7 +16846,7 @@
     <w:autoRedefine/>
     <w:uiPriority w:val="10"/>
     <w:qFormat/>
-    <w:rsid w:val="00122B20"/>
+    <w:rsid w:val="004D680F"/>
     <w:pPr>
       <w:keepNext/>
       <w:pageBreakBefore/>
@@ -15776,17 +17273,16 @@
   <w:style w:type="paragraph" w:customStyle="1" w:styleId="Tablebody">
     <w:name w:val="Table body"/>
     <w:basedOn w:val="a1"/>
-    <w:rsid w:val="00FF1A3D"/>
+    <w:rsid w:val="0093724F"/>
     <w:pPr>
       <w:tabs>
         <w:tab w:val="left" w:pos="403"/>
       </w:tabs>
       <w:spacing w:before="60" w:after="60" w:line="240" w:lineRule="atLeast"/>
-      <w:jc w:val="center"/>
     </w:pPr>
     <w:rPr>
       <w:sz w:val="20"/>
-      <w:lang w:eastAsia="en-US"/>
+      <w:lang w:val="en-US" w:eastAsia="en-US"/>
     </w:rPr>
   </w:style>
   <w:style w:type="character" w:styleId="afc">
